--- a/crm/output/용산_한글날_시승오퍼_실행계획_1006-1009.docx
+++ b/crm/output/용산_한글날_시승오퍼_실행계획_1006-1009.docx
@@ -5042,7 +5042,7 @@
                 <w:sz w:val="17"/>
                 <w:szCs w:val="17"/>
               </w:rPr>
-              <w:t xml:space="preserve"> 발송: 용산 거래고객 132명 + 동의 신규 671명</w:t>
+              <w:t xml:space="preserve"> 발송: 동의 760명 (거래고객·수강생 91 + 신규 동의 669) — 4절 명단</w:t>
             </w:r>
           </w:p>
         </w:tc>
@@ -5589,7 +5589,24 @@
           <w:sz w:val="20"/>
           <w:szCs w:val="20"/>
         </w:rPr>
-        <w:t xml:space="preserve"> 연휴 3일 확보 대여 시간 ≥ 120시간(24시간 기준 약 8%). 미달이면 문자 2차 대상에 마케팅 수신 미응답 회원 54명을 추가하고, 단골 직접 연락 1차 무응답자에게 다시 연락한다.</w:t>
+        <w:t xml:space="preserve"> 연휴 3일 확보 대여 시간 ≥ 120시간(24시간 기준 약 8%). 미달이면 문자 2차 대상에 마케팅 수신 미응답 거래고객 56명(</w:t>
+      </w:r>
+      <w:r>
+        <w:rPr>
+          <w:rFonts w:ascii="Consolas" w:cs="Consolas" w:eastAsia="Consolas" w:hAnsi="Consolas"/>
+          <w:color w:val="7C2D12"/>
+          <w:sz w:val="18"/>
+          <w:szCs w:val="18"/>
+        </w:rPr>
+        <w:t xml:space="preserve">2_문자1차_미응답_선택</w:t>
+      </w:r>
+      <w:r>
+        <w:rPr>
+          <w:rFonts w:ascii="Malgun Gothic" w:cs="Malgun Gothic" w:eastAsia="Malgun Gothic" w:hAnsi="Malgun Gothic"/>
+          <w:sz w:val="20"/>
+          <w:szCs w:val="20"/>
+        </w:rPr>
+        <w:t xml:space="preserve"> 시트)을 추가하고, 단골 직접 연락 1차 무응답자에게 다시 연락한다.</w:t>
       </w:r>
     </w:p>
     <w:p>
@@ -5816,6 +5833,100 @@
                 <w:sz w:val="17"/>
                 <w:szCs w:val="17"/>
               </w:rPr>
+              <w:t xml:space="preserve">오전</w:t>
+            </w:r>
+          </w:p>
+        </w:tc>
+        <w:tc>
+          <w:tcPr>
+            <w:tcW w:type="dxa" w:w="6807"/>
+            <w:tcMar>
+              <w:top w:type="dxa" w:w="60"/>
+              <w:left w:type="dxa" w:w="90"/>
+              <w:bottom w:type="dxa" w:w="60"/>
+              <w:right w:type="dxa" w:w="90"/>
+            </w:tcMar>
+          </w:tcPr>
+          <w:p>
+            <w:pPr>
+              <w:spacing w:after="0"/>
+            </w:pPr>
+            <w:r>
+              <w:rPr>
+                <w:rFonts w:ascii="Malgun Gothic" w:cs="Malgun Gothic" w:eastAsia="Malgun Gothic" w:hAnsi="Malgun Gothic"/>
+                <w:sz w:val="17"/>
+                <w:szCs w:val="17"/>
+              </w:rPr>
+              <w:t xml:space="preserve">최신 결제내역을 raw/ 에 넣고 </w:t>
+            </w:r>
+            <w:r>
+              <w:rPr>
+                <w:rFonts w:ascii="Consolas" w:cs="Consolas" w:eastAsia="Consolas" w:hAnsi="Consolas"/>
+                <w:color w:val="7C2D12"/>
+                <w:sz w:val="17"/>
+                <w:szCs w:val="17"/>
+              </w:rPr>
+              <w:t xml:space="preserve">build_send_1009hangul.py</w:t>
+            </w:r>
+            <w:r>
+              <w:rPr>
+                <w:rFonts w:ascii="Malgun Gothic" w:cs="Malgun Gothic" w:eastAsia="Malgun Gothic" w:hAnsi="Malgun Gothic"/>
+                <w:sz w:val="17"/>
+                <w:szCs w:val="17"/>
+              </w:rPr>
+              <w:t xml:space="preserve"> 재실행 → 그 사이 예약한 사람 제외</w:t>
+            </w:r>
+          </w:p>
+        </w:tc>
+        <w:tc>
+          <w:tcPr>
+            <w:tcW w:type="dxa" w:w="1021"/>
+            <w:tcMar>
+              <w:top w:type="dxa" w:w="60"/>
+              <w:left w:type="dxa" w:w="90"/>
+              <w:bottom w:type="dxa" w:w="60"/>
+              <w:right w:type="dxa" w:w="90"/>
+            </w:tcMar>
+          </w:tcPr>
+          <w:p>
+            <w:pPr>
+              <w:spacing w:after="0"/>
+            </w:pPr>
+            <w:r>
+              <w:rPr>
+                <w:rFonts w:ascii="Malgun Gothic" w:cs="Malgun Gothic" w:eastAsia="Malgun Gothic" w:hAnsi="Malgun Gothic"/>
+                <w:sz w:val="17"/>
+                <w:szCs w:val="17"/>
+              </w:rPr>
+              <w:t xml:space="preserve">마케팅</w:t>
+            </w:r>
+          </w:p>
+        </w:tc>
+      </w:tr>
+      <w:tr>
+        <w:trPr>
+          <w:tblHeader w:val="false"/>
+        </w:trPr>
+        <w:tc>
+          <w:tcPr>
+            <w:tcW w:type="dxa" w:w="1532"/>
+            <w:tcMar>
+              <w:top w:type="dxa" w:w="60"/>
+              <w:left w:type="dxa" w:w="90"/>
+              <w:bottom w:type="dxa" w:w="60"/>
+              <w:right w:type="dxa" w:w="90"/>
+            </w:tcMar>
+          </w:tcPr>
+          <w:p>
+            <w:pPr>
+              <w:spacing w:after="0"/>
+            </w:pPr>
+            <w:r>
+              <w:rPr>
+                <w:rFonts w:ascii="Malgun Gothic" w:cs="Malgun Gothic" w:eastAsia="Malgun Gothic" w:hAnsi="Malgun Gothic"/>
+                <w:sz w:val="17"/>
+                <w:szCs w:val="17"/>
+              </w:rPr>
               <w:t xml:space="preserve">12:00</w:t>
             </w:r>
           </w:p>
@@ -5850,24 +5961,7 @@
                 <w:sz w:val="17"/>
                 <w:szCs w:val="17"/>
               </w:rPr>
-              <w:t xml:space="preserve">: 1차 링크 클릭 후 미결제자 + </w:t>
-            </w:r>
-            <w:r>
-              <w:rPr>
-                <w:rFonts w:ascii="Consolas" w:cs="Consolas" w:eastAsia="Consolas" w:hAnsi="Consolas"/>
-                <w:color w:val="7C2D12"/>
-                <w:sz w:val="17"/>
-                <w:szCs w:val="17"/>
-              </w:rPr>
-              <w:t xml:space="preserve">1001week</w:t>
-            </w:r>
-            <w:r>
-              <w:rPr>
-                <w:rFonts w:ascii="Malgun Gothic" w:cs="Malgun Gothic" w:eastAsia="Malgun Gothic" w:hAnsi="Malgun Gothic"/>
-                <w:sz w:val="17"/>
-                <w:szCs w:val="17"/>
-              </w:rPr>
-              <w:t xml:space="preserve"> 링크 방문 후 미결제자. "평일 40% 오늘 마지막 + 연휴 한 시간 더"</w:t>
+              <w:t xml:space="preserve">: 1차 대상 중 아직 예약하지 않은 사람. "평일 40% 오늘 마지막 + 연휴 한 시간 더"</w:t>
             </w:r>
           </w:p>
         </w:tc>
@@ -7004,7 +7098,763 @@
           <w:sz w:val="28"/>
           <w:szCs w:val="28"/>
         </w:rPr>
-        <w:t xml:space="preserve">4. 문자 문안</w:t>
+        <w:t xml:space="preserve">4. 문자 발송 명단</w:t>
+      </w:r>
+    </w:p>
+    <w:p>
+      <w:pPr>
+        <w:spacing w:after="100"/>
+      </w:pPr>
+      <w:r>
+        <w:rPr>
+          <w:rFonts w:ascii="Malgun Gothic" w:cs="Malgun Gothic" w:eastAsia="Malgun Gothic" w:hAnsi="Malgun Gothic"/>
+          <w:sz w:val="20"/>
+          <w:szCs w:val="20"/>
+        </w:rPr>
+        <w:t xml:space="preserve">파일: </w:t>
+      </w:r>
+      <w:r>
+        <w:rPr>
+          <w:rFonts w:ascii="Consolas" w:cs="Consolas" w:eastAsia="Consolas" w:hAnsi="Consolas"/>
+          <w:color w:val="7C2D12"/>
+          <w:sz w:val="18"/>
+          <w:szCs w:val="18"/>
+        </w:rPr>
+        <w:t xml:space="preserve">crm/output/발송명단_2026-10-07_1000_1009hangul.xlsx</w:t>
+      </w:r>
+      <w:r>
+        <w:rPr>
+          <w:rFonts w:ascii="Malgun Gothic" w:cs="Malgun Gothic" w:eastAsia="Malgun Gothic" w:hAnsi="Malgun Gothic"/>
+          <w:sz w:val="20"/>
+          <w:szCs w:val="20"/>
+        </w:rPr>
+        <w:t xml:space="preserve"> (이름·연락처 포함, 저장소에는 올리지 않음). 만드는 스크립트: </w:t>
+      </w:r>
+      <w:r>
+        <w:rPr>
+          <w:rFonts w:ascii="Consolas" w:cs="Consolas" w:eastAsia="Consolas" w:hAnsi="Consolas"/>
+          <w:color w:val="7C2D12"/>
+          <w:sz w:val="18"/>
+          <w:szCs w:val="18"/>
+        </w:rPr>
+        <w:t xml:space="preserve">crm/scripts/build_send_1009hangul.py</w:t>
+      </w:r>
+      <w:r>
+        <w:rPr>
+          <w:rFonts w:ascii="Malgun Gothic" w:cs="Malgun Gothic" w:eastAsia="Malgun Gothic" w:hAnsi="Malgun Gothic"/>
+          <w:sz w:val="20"/>
+          <w:szCs w:val="20"/>
+        </w:rPr>
+        <w:t xml:space="preserve">.</w:t>
+      </w:r>
+    </w:p>
+    <w:tbl>
+      <w:tblPr>
+        <w:tblW w:type="dxa" w:w="9360"/>
+        <w:tblBorders>
+          <w:top w:val="single" w:color="auto" w:sz="4"/>
+          <w:left w:val="single" w:color="auto" w:sz="4"/>
+          <w:bottom w:val="single" w:color="auto" w:sz="4"/>
+          <w:right w:val="single" w:color="auto" w:sz="4"/>
+          <w:insideH w:val="single" w:color="auto" w:sz="4"/>
+          <w:insideV w:val="single" w:color="auto" w:sz="4"/>
+        </w:tblBorders>
+      </w:tblPr>
+      <w:tblGrid>
+        <w:gridCol w:w="1352"/>
+        <w:gridCol w:w="3848"/>
+        <w:gridCol w:w="4160"/>
+      </w:tblGrid>
+      <w:tr>
+        <w:trPr>
+          <w:tblHeader/>
+        </w:trPr>
+        <w:tc>
+          <w:tcPr>
+            <w:tcW w:type="dxa" w:w="1352"/>
+            <w:shd w:fill="1C1917" w:color="auto" w:val="clear"/>
+            <w:tcMar>
+              <w:top w:type="dxa" w:w="60"/>
+              <w:left w:type="dxa" w:w="90"/>
+              <w:bottom w:type="dxa" w:w="60"/>
+              <w:right w:type="dxa" w:w="90"/>
+            </w:tcMar>
+          </w:tcPr>
+          <w:p>
+            <w:pPr>
+              <w:spacing w:after="0"/>
+            </w:pPr>
+            <w:r>
+              <w:rPr>
+                <w:rFonts w:ascii="Malgun Gothic" w:cs="Malgun Gothic" w:eastAsia="Malgun Gothic" w:hAnsi="Malgun Gothic"/>
+                <w:b/>
+                <w:bCs/>
+                <w:color w:val="FFFFFF"/>
+                <w:sz w:val="17"/>
+                <w:szCs w:val="17"/>
+              </w:rPr>
+              <w:t xml:space="preserve">시트</w:t>
+            </w:r>
+          </w:p>
+        </w:tc>
+        <w:tc>
+          <w:tcPr>
+            <w:tcW w:type="dxa" w:w="3848"/>
+            <w:shd w:fill="1C1917" w:color="auto" w:val="clear"/>
+            <w:tcMar>
+              <w:top w:type="dxa" w:w="60"/>
+              <w:left w:type="dxa" w:w="90"/>
+              <w:bottom w:type="dxa" w:w="60"/>
+              <w:right w:type="dxa" w:w="90"/>
+            </w:tcMar>
+          </w:tcPr>
+          <w:p>
+            <w:pPr>
+              <w:spacing w:after="0"/>
+            </w:pPr>
+            <w:r>
+              <w:rPr>
+                <w:rFonts w:ascii="Malgun Gothic" w:cs="Malgun Gothic" w:eastAsia="Malgun Gothic" w:hAnsi="Malgun Gothic"/>
+                <w:b/>
+                <w:bCs/>
+                <w:color w:val="FFFFFF"/>
+                <w:sz w:val="17"/>
+                <w:szCs w:val="17"/>
+              </w:rPr>
+              <w:t xml:space="preserve">인원</w:t>
+            </w:r>
+          </w:p>
+        </w:tc>
+        <w:tc>
+          <w:tcPr>
+            <w:tcW w:type="dxa" w:w="4160"/>
+            <w:shd w:fill="1C1917" w:color="auto" w:val="clear"/>
+            <w:tcMar>
+              <w:top w:type="dxa" w:w="60"/>
+              <w:left w:type="dxa" w:w="90"/>
+              <w:bottom w:type="dxa" w:w="60"/>
+              <w:right w:type="dxa" w:w="90"/>
+            </w:tcMar>
+          </w:tcPr>
+          <w:p>
+            <w:pPr>
+              <w:spacing w:after="0"/>
+            </w:pPr>
+            <w:r>
+              <w:rPr>
+                <w:rFonts w:ascii="Malgun Gothic" w:cs="Malgun Gothic" w:eastAsia="Malgun Gothic" w:hAnsi="Malgun Gothic"/>
+                <w:b/>
+                <w:bCs/>
+                <w:color w:val="FFFFFF"/>
+                <w:sz w:val="17"/>
+                <w:szCs w:val="17"/>
+              </w:rPr>
+              <w:t xml:space="preserve">용도</w:t>
+            </w:r>
+          </w:p>
+        </w:tc>
+      </w:tr>
+      <w:tr>
+        <w:trPr>
+          <w:tblHeader w:val="false"/>
+        </w:trPr>
+        <w:tc>
+          <w:tcPr>
+            <w:tcW w:type="dxa" w:w="1352"/>
+            <w:tcMar>
+              <w:top w:type="dxa" w:w="60"/>
+              <w:left w:type="dxa" w:w="90"/>
+              <w:bottom w:type="dxa" w:w="60"/>
+              <w:right w:type="dxa" w:w="90"/>
+            </w:tcMar>
+          </w:tcPr>
+          <w:p>
+            <w:pPr>
+              <w:spacing w:after="0"/>
+            </w:pPr>
+            <w:r>
+              <w:rPr>
+                <w:rFonts w:ascii="Malgun Gothic" w:cs="Malgun Gothic" w:eastAsia="Malgun Gothic" w:hAnsi="Malgun Gothic"/>
+                <w:sz w:val="17"/>
+                <w:szCs w:val="17"/>
+              </w:rPr>
+              <w:t xml:space="preserve">1_문자1차_동의</w:t>
+            </w:r>
+          </w:p>
+        </w:tc>
+        <w:tc>
+          <w:tcPr>
+            <w:tcW w:type="dxa" w:w="3848"/>
+            <w:tcMar>
+              <w:top w:type="dxa" w:w="60"/>
+              <w:left w:type="dxa" w:w="90"/>
+              <w:bottom w:type="dxa" w:w="60"/>
+              <w:right w:type="dxa" w:w="90"/>
+            </w:tcMar>
+          </w:tcPr>
+          <w:p>
+            <w:pPr>
+              <w:spacing w:after="0"/>
+            </w:pPr>
+            <w:r>
+              <w:rPr>
+                <w:rFonts w:ascii="Malgun Gothic" w:cs="Malgun Gothic" w:eastAsia="Malgun Gothic" w:hAnsi="Malgun Gothic"/>
+                <w:b/>
+                <w:bCs/>
+                <w:sz w:val="17"/>
+                <w:szCs w:val="17"/>
+              </w:rPr>
+              <w:t xml:space="preserve">760명</w:t>
+            </w:r>
+            <w:r>
+              <w:rPr>
+                <w:rFonts w:ascii="Malgun Gothic" w:cs="Malgun Gothic" w:eastAsia="Malgun Gothic" w:hAnsi="Malgun Gothic"/>
+                <w:sz w:val="17"/>
+                <w:szCs w:val="17"/>
+              </w:rPr>
+              <w:t xml:space="preserve"> (거래고객·수강생 91 + 9월 신규 동의 669)</w:t>
+            </w:r>
+          </w:p>
+        </w:tc>
+        <w:tc>
+          <w:tcPr>
+            <w:tcW w:type="dxa" w:w="4160"/>
+            <w:tcMar>
+              <w:top w:type="dxa" w:w="60"/>
+              <w:left w:type="dxa" w:w="90"/>
+              <w:bottom w:type="dxa" w:w="60"/>
+              <w:right w:type="dxa" w:w="90"/>
+            </w:tcMar>
+          </w:tcPr>
+          <w:p>
+            <w:pPr>
+              <w:spacing w:after="0"/>
+            </w:pPr>
+            <w:r>
+              <w:rPr>
+                <w:rFonts w:ascii="Malgun Gothic" w:cs="Malgun Gothic" w:eastAsia="Malgun Gothic" w:hAnsi="Malgun Gothic"/>
+                <w:sz w:val="17"/>
+                <w:szCs w:val="17"/>
+              </w:rPr>
+              <w:t xml:space="preserve">10/7 10:00 1차. 문자 툴에 그대로 붙여 넣는다</w:t>
+            </w:r>
+          </w:p>
+        </w:tc>
+      </w:tr>
+      <w:tr>
+        <w:trPr>
+          <w:tblHeader w:val="false"/>
+        </w:trPr>
+        <w:tc>
+          <w:tcPr>
+            <w:tcW w:type="dxa" w:w="1352"/>
+            <w:tcMar>
+              <w:top w:type="dxa" w:w="60"/>
+              <w:left w:type="dxa" w:w="90"/>
+              <w:bottom w:type="dxa" w:w="60"/>
+              <w:right w:type="dxa" w:w="90"/>
+            </w:tcMar>
+          </w:tcPr>
+          <w:p>
+            <w:pPr>
+              <w:spacing w:after="0"/>
+            </w:pPr>
+            <w:r>
+              <w:rPr>
+                <w:rFonts w:ascii="Malgun Gothic" w:cs="Malgun Gothic" w:eastAsia="Malgun Gothic" w:hAnsi="Malgun Gothic"/>
+                <w:sz w:val="17"/>
+                <w:szCs w:val="17"/>
+              </w:rPr>
+              <w:t xml:space="preserve">2_문자1차_미응답_선택</w:t>
+            </w:r>
+          </w:p>
+        </w:tc>
+        <w:tc>
+          <w:tcPr>
+            <w:tcW w:type="dxa" w:w="3848"/>
+            <w:tcMar>
+              <w:top w:type="dxa" w:w="60"/>
+              <w:left w:type="dxa" w:w="90"/>
+              <w:bottom w:type="dxa" w:w="60"/>
+              <w:right w:type="dxa" w:w="90"/>
+            </w:tcMar>
+          </w:tcPr>
+          <w:p>
+            <w:pPr>
+              <w:spacing w:after="0"/>
+            </w:pPr>
+            <w:r>
+              <w:rPr>
+                <w:rFonts w:ascii="Malgun Gothic" w:cs="Malgun Gothic" w:eastAsia="Malgun Gothic" w:hAnsi="Malgun Gothic"/>
+                <w:sz w:val="17"/>
+                <w:szCs w:val="17"/>
+              </w:rPr>
+              <w:t xml:space="preserve">56명</w:t>
+            </w:r>
+          </w:p>
+        </w:tc>
+        <w:tc>
+          <w:tcPr>
+            <w:tcW w:type="dxa" w:w="4160"/>
+            <w:tcMar>
+              <w:top w:type="dxa" w:w="60"/>
+              <w:left w:type="dxa" w:w="90"/>
+              <w:bottom w:type="dxa" w:w="60"/>
+              <w:right w:type="dxa" w:w="90"/>
+            </w:tcMar>
+          </w:tcPr>
+          <w:p>
+            <w:pPr>
+              <w:spacing w:after="0"/>
+            </w:pPr>
+            <w:r>
+              <w:rPr>
+                <w:rFonts w:ascii="Malgun Gothic" w:cs="Malgun Gothic" w:eastAsia="Malgun Gothic" w:hAnsi="Malgun Gothic"/>
+                <w:sz w:val="17"/>
+                <w:szCs w:val="17"/>
+              </w:rPr>
+              <w:t xml:space="preserve">수신동의 미응답 거래고객. 9/13 운영 결정대로 보낼지, 보수적으로 뺄지 선택</w:t>
+            </w:r>
+          </w:p>
+        </w:tc>
+      </w:tr>
+      <w:tr>
+        <w:trPr>
+          <w:tblHeader w:val="false"/>
+        </w:trPr>
+        <w:tc>
+          <w:tcPr>
+            <w:tcW w:type="dxa" w:w="1352"/>
+            <w:tcMar>
+              <w:top w:type="dxa" w:w="60"/>
+              <w:left w:type="dxa" w:w="90"/>
+              <w:bottom w:type="dxa" w:w="60"/>
+              <w:right w:type="dxa" w:w="90"/>
+            </w:tcMar>
+          </w:tcPr>
+          <w:p>
+            <w:pPr>
+              <w:spacing w:after="0"/>
+            </w:pPr>
+            <w:r>
+              <w:rPr>
+                <w:rFonts w:ascii="Malgun Gothic" w:cs="Malgun Gothic" w:eastAsia="Malgun Gothic" w:hAnsi="Malgun Gothic"/>
+                <w:sz w:val="17"/>
+                <w:szCs w:val="17"/>
+              </w:rPr>
+              <w:t xml:space="preserve">참고_단골직접연락</w:t>
+            </w:r>
+          </w:p>
+        </w:tc>
+        <w:tc>
+          <w:tcPr>
+            <w:tcW w:type="dxa" w:w="3848"/>
+            <w:tcMar>
+              <w:top w:type="dxa" w:w="60"/>
+              <w:left w:type="dxa" w:w="90"/>
+              <w:bottom w:type="dxa" w:w="60"/>
+              <w:right w:type="dxa" w:w="90"/>
+            </w:tcMar>
+          </w:tcPr>
+          <w:p>
+            <w:pPr>
+              <w:spacing w:after="0"/>
+            </w:pPr>
+            <w:r>
+              <w:rPr>
+                <w:rFonts w:ascii="Malgun Gothic" w:cs="Malgun Gothic" w:eastAsia="Malgun Gothic" w:hAnsi="Malgun Gothic"/>
+                <w:sz w:val="17"/>
+                <w:szCs w:val="17"/>
+              </w:rPr>
+              <w:t xml:space="preserve">67명</w:t>
+            </w:r>
+          </w:p>
+        </w:tc>
+        <w:tc>
+          <w:tcPr>
+            <w:tcW w:type="dxa" w:w="4160"/>
+            <w:tcMar>
+              <w:top w:type="dxa" w:w="60"/>
+              <w:left w:type="dxa" w:w="90"/>
+              <w:bottom w:type="dxa" w:w="60"/>
+              <w:right w:type="dxa" w:w="90"/>
+            </w:tcMar>
+          </w:tcPr>
+          <w:p>
+            <w:pPr>
+              <w:spacing w:after="0"/>
+            </w:pPr>
+            <w:r>
+              <w:rPr>
+                <w:rFonts w:ascii="Malgun Gothic" w:cs="Malgun Gothic" w:eastAsia="Malgun Gothic" w:hAnsi="Malgun Gothic"/>
+                <w:sz w:val="17"/>
+                <w:szCs w:val="17"/>
+              </w:rPr>
+              <w:t xml:space="preserve">용산 2회 이상·1박 이상·누적 20만원 이상. 연락일(10/6·10/7·10/8) 배정, 결과·예약여부 칸 기록</w:t>
+            </w:r>
+          </w:p>
+        </w:tc>
+      </w:tr>
+      <w:tr>
+        <w:trPr>
+          <w:tblHeader w:val="false"/>
+        </w:trPr>
+        <w:tc>
+          <w:tcPr>
+            <w:tcW w:type="dxa" w:w="1352"/>
+            <w:tcMar>
+              <w:top w:type="dxa" w:w="60"/>
+              <w:left w:type="dxa" w:w="90"/>
+              <w:bottom w:type="dxa" w:w="60"/>
+              <w:right w:type="dxa" w:w="90"/>
+            </w:tcMar>
+          </w:tcPr>
+          <w:p>
+            <w:pPr>
+              <w:spacing w:after="0"/>
+            </w:pPr>
+            <w:r>
+              <w:rPr>
+                <w:rFonts w:ascii="Malgun Gothic" w:cs="Malgun Gothic" w:eastAsia="Malgun Gothic" w:hAnsi="Malgun Gothic"/>
+                <w:sz w:val="17"/>
+                <w:szCs w:val="17"/>
+              </w:rPr>
+              <w:t xml:space="preserve">참고_연락스크립트</w:t>
+            </w:r>
+          </w:p>
+        </w:tc>
+        <w:tc>
+          <w:tcPr>
+            <w:tcW w:type="dxa" w:w="3848"/>
+            <w:tcMar>
+              <w:top w:type="dxa" w:w="60"/>
+              <w:left w:type="dxa" w:w="90"/>
+              <w:bottom w:type="dxa" w:w="60"/>
+              <w:right w:type="dxa" w:w="90"/>
+            </w:tcMar>
+          </w:tcPr>
+          <w:p>
+            <w:pPr>
+              <w:spacing w:after="0"/>
+            </w:pPr>
+            <w:r>
+              <w:rPr>
+                <w:rFonts w:ascii="Malgun Gothic" w:cs="Malgun Gothic" w:eastAsia="Malgun Gothic" w:hAnsi="Malgun Gothic"/>
+                <w:sz w:val="17"/>
+                <w:szCs w:val="17"/>
+              </w:rPr>
+              <w:t xml:space="preserve">—</w:t>
+            </w:r>
+          </w:p>
+        </w:tc>
+        <w:tc>
+          <w:tcPr>
+            <w:tcW w:type="dxa" w:w="4160"/>
+            <w:tcMar>
+              <w:top w:type="dxa" w:w="60"/>
+              <w:left w:type="dxa" w:w="90"/>
+              <w:bottom w:type="dxa" w:w="60"/>
+              <w:right w:type="dxa" w:w="90"/>
+            </w:tcMar>
+          </w:tcPr>
+          <w:p>
+            <w:pPr>
+              <w:spacing w:after="0"/>
+            </w:pPr>
+            <w:r>
+              <w:rPr>
+                <w:rFonts w:ascii="Malgun Gothic" w:cs="Malgun Gothic" w:eastAsia="Malgun Gothic" w:hAnsi="Malgun Gothic"/>
+                <w:sz w:val="17"/>
+                <w:szCs w:val="17"/>
+              </w:rPr>
+              <w:t xml:space="preserve">직접 연락 말투</w:t>
+            </w:r>
+          </w:p>
+        </w:tc>
+      </w:tr>
+      <w:tr>
+        <w:trPr>
+          <w:tblHeader w:val="false"/>
+        </w:trPr>
+        <w:tc>
+          <w:tcPr>
+            <w:tcW w:type="dxa" w:w="1352"/>
+            <w:tcMar>
+              <w:top w:type="dxa" w:w="60"/>
+              <w:left w:type="dxa" w:w="90"/>
+              <w:bottom w:type="dxa" w:w="60"/>
+              <w:right w:type="dxa" w:w="90"/>
+            </w:tcMar>
+          </w:tcPr>
+          <w:p>
+            <w:pPr>
+              <w:spacing w:after="0"/>
+            </w:pPr>
+            <w:r>
+              <w:rPr>
+                <w:rFonts w:ascii="Malgun Gothic" w:cs="Malgun Gothic" w:eastAsia="Malgun Gothic" w:hAnsi="Malgun Gothic"/>
+                <w:sz w:val="17"/>
+                <w:szCs w:val="17"/>
+              </w:rPr>
+              <w:t xml:space="preserve">문안</w:t>
+            </w:r>
+          </w:p>
+        </w:tc>
+        <w:tc>
+          <w:tcPr>
+            <w:tcW w:type="dxa" w:w="3848"/>
+            <w:tcMar>
+              <w:top w:type="dxa" w:w="60"/>
+              <w:left w:type="dxa" w:w="90"/>
+              <w:bottom w:type="dxa" w:w="60"/>
+              <w:right w:type="dxa" w:w="90"/>
+            </w:tcMar>
+          </w:tcPr>
+          <w:p>
+            <w:pPr>
+              <w:spacing w:after="0"/>
+            </w:pPr>
+            <w:r>
+              <w:rPr>
+                <w:rFonts w:ascii="Malgun Gothic" w:cs="Malgun Gothic" w:eastAsia="Malgun Gothic" w:hAnsi="Malgun Gothic"/>
+                <w:sz w:val="17"/>
+                <w:szCs w:val="17"/>
+              </w:rPr>
+              <w:t xml:space="preserve">—</w:t>
+            </w:r>
+          </w:p>
+        </w:tc>
+        <w:tc>
+          <w:tcPr>
+            <w:tcW w:type="dxa" w:w="4160"/>
+            <w:tcMar>
+              <w:top w:type="dxa" w:w="60"/>
+              <w:left w:type="dxa" w:w="90"/>
+              <w:bottom w:type="dxa" w:w="60"/>
+              <w:right w:type="dxa" w:w="90"/>
+            </w:tcMar>
+          </w:tcPr>
+          <w:p>
+            <w:pPr>
+              <w:spacing w:after="0"/>
+            </w:pPr>
+            <w:r>
+              <w:rPr>
+                <w:rFonts w:ascii="Malgun Gothic" w:cs="Malgun Gothic" w:eastAsia="Malgun Gothic" w:hAnsi="Malgun Gothic"/>
+                <w:sz w:val="17"/>
+                <w:szCs w:val="17"/>
+              </w:rPr>
+              <w:t xml:space="preserve">1차 392바이트 · 2차 244바이트 (LMS)</w:t>
+            </w:r>
+          </w:p>
+        </w:tc>
+      </w:tr>
+      <w:tr>
+        <w:trPr>
+          <w:tblHeader w:val="false"/>
+        </w:trPr>
+        <w:tc>
+          <w:tcPr>
+            <w:tcW w:type="dxa" w:w="1352"/>
+            <w:tcMar>
+              <w:top w:type="dxa" w:w="60"/>
+              <w:left w:type="dxa" w:w="90"/>
+              <w:bottom w:type="dxa" w:w="60"/>
+              <w:right w:type="dxa" w:w="90"/>
+            </w:tcMar>
+          </w:tcPr>
+          <w:p>
+            <w:pPr>
+              <w:spacing w:after="0"/>
+            </w:pPr>
+            <w:r>
+              <w:rPr>
+                <w:rFonts w:ascii="Malgun Gothic" w:cs="Malgun Gothic" w:eastAsia="Malgun Gothic" w:hAnsi="Malgun Gothic"/>
+                <w:sz w:val="17"/>
+                <w:szCs w:val="17"/>
+              </w:rPr>
+              <w:t xml:space="preserve">9_제외</w:t>
+            </w:r>
+          </w:p>
+        </w:tc>
+        <w:tc>
+          <w:tcPr>
+            <w:tcW w:type="dxa" w:w="3848"/>
+            <w:tcMar>
+              <w:top w:type="dxa" w:w="60"/>
+              <w:left w:type="dxa" w:w="90"/>
+              <w:bottom w:type="dxa" w:w="60"/>
+              <w:right w:type="dxa" w:w="90"/>
+            </w:tcMar>
+          </w:tcPr>
+          <w:p>
+            <w:pPr>
+              <w:spacing w:after="0"/>
+            </w:pPr>
+            <w:r>
+              <w:rPr>
+                <w:rFonts w:ascii="Malgun Gothic" w:cs="Malgun Gothic" w:eastAsia="Malgun Gothic" w:hAnsi="Malgun Gothic"/>
+                <w:sz w:val="17"/>
+                <w:szCs w:val="17"/>
+              </w:rPr>
+              <w:t xml:space="preserve">5명</w:t>
+            </w:r>
+          </w:p>
+        </w:tc>
+        <w:tc>
+          <w:tcPr>
+            <w:tcW w:type="dxa" w:w="4160"/>
+            <w:tcMar>
+              <w:top w:type="dxa" w:w="60"/>
+              <w:left w:type="dxa" w:w="90"/>
+              <w:bottom w:type="dxa" w:w="60"/>
+              <w:right w:type="dxa" w:w="90"/>
+            </w:tcMar>
+          </w:tcPr>
+          <w:p>
+            <w:pPr>
+              <w:spacing w:after="0"/>
+            </w:pPr>
+            <w:r>
+              <w:rPr>
+                <w:rFonts w:ascii="Malgun Gothic" w:cs="Malgun Gothic" w:eastAsia="Malgun Gothic" w:hAnsi="Malgun Gothic"/>
+                <w:sz w:val="17"/>
+                <w:szCs w:val="17"/>
+              </w:rPr>
+              <w:t xml:space="preserve">10/7~10/11 예약 보유 3 · 비회원 2 (광고 미동의 80명은 10/1 명단에서 이미 빠져 있음)</w:t>
+            </w:r>
+          </w:p>
+        </w:tc>
+      </w:tr>
+    </w:tbl>
+    <w:p>
+      <w:pPr>
+        <w:spacing w:after="80"/>
+      </w:pPr>
+    </w:p>
+    <w:p>
+      <w:pPr>
+        <w:pStyle w:val="ListParagraph"/>
+        <w:numPr>
+          <w:ilvl w:val="0"/>
+          <w:numId w:val="2"/>
+        </w:numPr>
+        <w:spacing w:after="50"/>
+      </w:pPr>
+      <w:r>
+        <w:rPr>
+          <w:rFonts w:ascii="Malgun Gothic" w:cs="Malgun Gothic" w:eastAsia="Malgun Gothic" w:hAnsi="Malgun Gothic"/>
+          <w:b/>
+          <w:bCs/>
+          <w:sz w:val="20"/>
+          <w:szCs w:val="20"/>
+        </w:rPr>
+        <w:t xml:space="preserve">2차(10/8 12:00):</w:t>
+      </w:r>
+      <w:r>
+        <w:rPr>
+          <w:rFonts w:ascii="Malgun Gothic" w:cs="Malgun Gothic" w:eastAsia="Malgun Gothic" w:hAnsi="Malgun Gothic"/>
+          <w:sz w:val="20"/>
+          <w:szCs w:val="20"/>
+        </w:rPr>
+        <w:t xml:space="preserve"> 10/8 오전에 최신 결제내역을 넣고 스크립트를 다시 돌리면 1차 이후 예약한 사람이 빠진다. 그 </w:t>
+      </w:r>
+      <w:r>
+        <w:rPr>
+          <w:rFonts w:ascii="Consolas" w:cs="Consolas" w:eastAsia="Consolas" w:hAnsi="Consolas"/>
+          <w:color w:val="7C2D12"/>
+          <w:sz w:val="18"/>
+          <w:szCs w:val="18"/>
+        </w:rPr>
+        <w:t xml:space="preserve">1_문자1차_동의</w:t>
+      </w:r>
+      <w:r>
+        <w:rPr>
+          <w:rFonts w:ascii="Malgun Gothic" w:cs="Malgun Gothic" w:eastAsia="Malgun Gothic" w:hAnsi="Malgun Gothic"/>
+          <w:sz w:val="20"/>
+          <w:szCs w:val="20"/>
+        </w:rPr>
+        <w:t xml:space="preserve"> 시트를 2차 명단으로 쓴다(링크 클릭 여부는 개인별로 알 수 없어 '아직 예약 안 한 사람' 기준).</w:t>
+      </w:r>
+    </w:p>
+    <w:p>
+      <w:pPr>
+        <w:pStyle w:val="ListParagraph"/>
+        <w:numPr>
+          <w:ilvl w:val="0"/>
+          <w:numId w:val="2"/>
+        </w:numPr>
+        <w:spacing w:after="50"/>
+      </w:pPr>
+      <w:r>
+        <w:rPr>
+          <w:rFonts w:ascii="Malgun Gothic" w:cs="Malgun Gothic" w:eastAsia="Malgun Gothic" w:hAnsi="Malgun Gothic"/>
+          <w:b/>
+          <w:bCs/>
+          <w:sz w:val="20"/>
+          <w:szCs w:val="20"/>
+        </w:rPr>
+        <w:t xml:space="preserve">빠져 있는 사람:</w:t>
+      </w:r>
+      <w:r>
+        <w:rPr>
+          <w:rFonts w:ascii="Malgun Gothic" w:cs="Malgun Gothic" w:eastAsia="Malgun Gothic" w:hAnsi="Malgun Gothic"/>
+          <w:sz w:val="20"/>
+          <w:szCs w:val="20"/>
+        </w:rPr>
+        <w:t xml:space="preserve"> 9/30 이후 가입자는 이 명단에 없다. 최신 회원 설문 내보내기를 주면 추가한다.</w:t>
+      </w:r>
+    </w:p>
+    <w:p>
+      <w:pPr>
+        <w:pStyle w:val="ListParagraph"/>
+        <w:numPr>
+          <w:ilvl w:val="0"/>
+          <w:numId w:val="2"/>
+        </w:numPr>
+        <w:spacing w:after="50"/>
+      </w:pPr>
+      <w:r>
+        <w:rPr>
+          <w:rFonts w:ascii="Malgun Gothic" w:cs="Malgun Gothic" w:eastAsia="Malgun Gothic" w:hAnsi="Malgun Gothic"/>
+          <w:sz w:val="20"/>
+          <w:szCs w:val="20"/>
+        </w:rPr>
+        <w:t xml:space="preserve">문안의 </w:t>
+      </w:r>
+      <w:r>
+        <w:rPr>
+          <w:rFonts w:ascii="Consolas" w:cs="Consolas" w:eastAsia="Consolas" w:hAnsi="Consolas"/>
+          <w:color w:val="7C2D12"/>
+          <w:sz w:val="18"/>
+          <w:szCs w:val="18"/>
+        </w:rPr>
+        <w:t xml:space="preserve">{전용 링크}</w:t>
+      </w:r>
+      <w:r>
+        <w:rPr>
+          <w:rFonts w:ascii="Malgun Gothic" w:cs="Malgun Gothic" w:eastAsia="Malgun Gothic" w:hAnsi="Malgun Gothic"/>
+          <w:sz w:val="20"/>
+          <w:szCs w:val="20"/>
+        </w:rPr>
+        <w:t xml:space="preserve">는 할인 등록 후 받은 실제 링크로 바꾼다.</w:t>
+      </w:r>
+    </w:p>
+    <w:p>
+      <w:pPr>
+        <w:pStyle w:val="Heading1"/>
+        <w:spacing w:after="140" w:before="320"/>
+      </w:pPr>
+      <w:r>
+        <w:rPr>
+          <w:rFonts w:ascii="Malgun Gothic" w:cs="Malgun Gothic" w:eastAsia="Malgun Gothic" w:hAnsi="Malgun Gothic"/>
+          <w:b/>
+          <w:bCs/>
+          <w:color w:val="1C1917"/>
+          <w:sz w:val="28"/>
+          <w:szCs w:val="28"/>
+        </w:rPr>
+        <w:t xml:space="preserve">5. 문자 문안</w:t>
       </w:r>
     </w:p>
     <w:p>
@@ -7433,7 +8283,7 @@
           <w:sz w:val="28"/>
           <w:szCs w:val="28"/>
         </w:rPr>
-        <w:t xml:space="preserve">5. 광고 최소안 (오퍼에 맞춰 수정)</w:t>
+        <w:t xml:space="preserve">6. 광고 최소안 (오퍼에 맞춰 수정)</w:t>
       </w:r>
     </w:p>
     <w:tbl>
@@ -8136,7 +8986,7 @@
           <w:sz w:val="28"/>
           <w:szCs w:val="28"/>
         </w:rPr>
-        <w:t xml:space="preserve">6. 매일 볼 숫자</w:t>
+        <w:t xml:space="preserve">7. 매일 볼 숫자</w:t>
       </w:r>
     </w:p>
     <w:tbl>

--- a/crm/output/용산_한글날_시승오퍼_실행계획_1006-1009.docx
+++ b/crm/output/용산_한글날_시승오퍼_실행계획_1006-1009.docx
@@ -5042,7 +5042,7 @@
                 <w:sz w:val="17"/>
                 <w:szCs w:val="17"/>
               </w:rPr>
-              <w:t xml:space="preserve"> 발송: 동의 760명 (거래고객·수강생 91 + 신규 동의 669) — 4절 명단</w:t>
+              <w:t xml:space="preserve"> 발송: 동의 849명 (거래고객·수강생 92 + 9월 신규 동의 665 + 10월 신규 동의 92) — 4절 명단</w:t>
             </w:r>
           </w:p>
         </w:tc>
@@ -5589,7 +5589,7 @@
           <w:sz w:val="20"/>
           <w:szCs w:val="20"/>
         </w:rPr>
-        <w:t xml:space="preserve"> 연휴 3일 확보 대여 시간 ≥ 120시간(24시간 기준 약 8%). 미달이면 문자 2차 대상에 마케팅 수신 미응답 거래고객 56명(</w:t>
+        <w:t xml:space="preserve"> 연휴 3일 확보 대여 시간 ≥ 120시간(24시간 기준 약 8%). 미달이면 문자 2차 대상에 마케팅 수신 미응답 거래고객 55명(</w:t>
       </w:r>
       <w:r>
         <w:rPr>
@@ -7161,9 +7161,9 @@
         </w:tblBorders>
       </w:tblPr>
       <w:tblGrid>
-        <w:gridCol w:w="1352"/>
-        <w:gridCol w:w="3848"/>
-        <w:gridCol w:w="4160"/>
+        <w:gridCol w:w="1308"/>
+        <w:gridCol w:w="4026"/>
+        <w:gridCol w:w="4026"/>
       </w:tblGrid>
       <w:tr>
         <w:trPr>
@@ -7171,7 +7171,7 @@
         </w:trPr>
         <w:tc>
           <w:tcPr>
-            <w:tcW w:type="dxa" w:w="1352"/>
+            <w:tcW w:type="dxa" w:w="1308"/>
             <w:shd w:fill="1C1917" w:color="auto" w:val="clear"/>
             <w:tcMar>
               <w:top w:type="dxa" w:w="60"/>
@@ -7199,7 +7199,7 @@
         </w:tc>
         <w:tc>
           <w:tcPr>
-            <w:tcW w:type="dxa" w:w="3848"/>
+            <w:tcW w:type="dxa" w:w="4026"/>
             <w:shd w:fill="1C1917" w:color="auto" w:val="clear"/>
             <w:tcMar>
               <w:top w:type="dxa" w:w="60"/>
@@ -7227,7 +7227,7 @@
         </w:tc>
         <w:tc>
           <w:tcPr>
-            <w:tcW w:type="dxa" w:w="4160"/>
+            <w:tcW w:type="dxa" w:w="4026"/>
             <w:shd w:fill="1C1917" w:color="auto" w:val="clear"/>
             <w:tcMar>
               <w:top w:type="dxa" w:w="60"/>
@@ -7260,7 +7260,7 @@
         </w:trPr>
         <w:tc>
           <w:tcPr>
-            <w:tcW w:type="dxa" w:w="1352"/>
+            <w:tcW w:type="dxa" w:w="1308"/>
             <w:tcMar>
               <w:top w:type="dxa" w:w="60"/>
               <w:left w:type="dxa" w:w="90"/>
@@ -7284,7 +7284,7 @@
         </w:tc>
         <w:tc>
           <w:tcPr>
-            <w:tcW w:type="dxa" w:w="3848"/>
+            <w:tcW w:type="dxa" w:w="4026"/>
             <w:tcMar>
               <w:top w:type="dxa" w:w="60"/>
               <w:left w:type="dxa" w:w="90"/>
@@ -7304,21 +7304,21 @@
                 <w:sz w:val="17"/>
                 <w:szCs w:val="17"/>
               </w:rPr>
-              <w:t xml:space="preserve">760명</w:t>
-            </w:r>
-            <w:r>
-              <w:rPr>
-                <w:rFonts w:ascii="Malgun Gothic" w:cs="Malgun Gothic" w:eastAsia="Malgun Gothic" w:hAnsi="Malgun Gothic"/>
-                <w:sz w:val="17"/>
-                <w:szCs w:val="17"/>
-              </w:rPr>
-              <w:t xml:space="preserve"> (거래고객·수강생 91 + 9월 신규 동의 669)</w:t>
-            </w:r>
-          </w:p>
-        </w:tc>
-        <w:tc>
-          <w:tcPr>
-            <w:tcW w:type="dxa" w:w="4160"/>
+              <w:t xml:space="preserve">849명</w:t>
+            </w:r>
+            <w:r>
+              <w:rPr>
+                <w:rFonts w:ascii="Malgun Gothic" w:cs="Malgun Gothic" w:eastAsia="Malgun Gothic" w:hAnsi="Malgun Gothic"/>
+                <w:sz w:val="17"/>
+                <w:szCs w:val="17"/>
+              </w:rPr>
+              <w:t xml:space="preserve"> (거래고객·수강생 92 + 9월 신규 동의 665 + 10/1~10/6 신규 동의 92)</w:t>
+            </w:r>
+          </w:p>
+        </w:tc>
+        <w:tc>
+          <w:tcPr>
+            <w:tcW w:type="dxa" w:w="4026"/>
             <w:tcMar>
               <w:top w:type="dxa" w:w="60"/>
               <w:left w:type="dxa" w:w="90"/>
@@ -7347,7 +7347,7 @@
         </w:trPr>
         <w:tc>
           <w:tcPr>
-            <w:tcW w:type="dxa" w:w="1352"/>
+            <w:tcW w:type="dxa" w:w="1308"/>
             <w:tcMar>
               <w:top w:type="dxa" w:w="60"/>
               <w:left w:type="dxa" w:w="90"/>
@@ -7371,31 +7371,31 @@
         </w:tc>
         <w:tc>
           <w:tcPr>
-            <w:tcW w:type="dxa" w:w="3848"/>
-            <w:tcMar>
-              <w:top w:type="dxa" w:w="60"/>
-              <w:left w:type="dxa" w:w="90"/>
-              <w:bottom w:type="dxa" w:w="60"/>
-              <w:right w:type="dxa" w:w="90"/>
-            </w:tcMar>
-          </w:tcPr>
-          <w:p>
-            <w:pPr>
-              <w:spacing w:after="0"/>
-            </w:pPr>
-            <w:r>
-              <w:rPr>
-                <w:rFonts w:ascii="Malgun Gothic" w:cs="Malgun Gothic" w:eastAsia="Malgun Gothic" w:hAnsi="Malgun Gothic"/>
-                <w:sz w:val="17"/>
-                <w:szCs w:val="17"/>
-              </w:rPr>
-              <w:t xml:space="preserve">56명</w:t>
-            </w:r>
-          </w:p>
-        </w:tc>
-        <w:tc>
-          <w:tcPr>
-            <w:tcW w:type="dxa" w:w="4160"/>
+            <w:tcW w:type="dxa" w:w="4026"/>
+            <w:tcMar>
+              <w:top w:type="dxa" w:w="60"/>
+              <w:left w:type="dxa" w:w="90"/>
+              <w:bottom w:type="dxa" w:w="60"/>
+              <w:right w:type="dxa" w:w="90"/>
+            </w:tcMar>
+          </w:tcPr>
+          <w:p>
+            <w:pPr>
+              <w:spacing w:after="0"/>
+            </w:pPr>
+            <w:r>
+              <w:rPr>
+                <w:rFonts w:ascii="Malgun Gothic" w:cs="Malgun Gothic" w:eastAsia="Malgun Gothic" w:hAnsi="Malgun Gothic"/>
+                <w:sz w:val="17"/>
+                <w:szCs w:val="17"/>
+              </w:rPr>
+              <w:t xml:space="preserve">55명</w:t>
+            </w:r>
+          </w:p>
+        </w:tc>
+        <w:tc>
+          <w:tcPr>
+            <w:tcW w:type="dxa" w:w="4026"/>
             <w:tcMar>
               <w:top w:type="dxa" w:w="60"/>
               <w:left w:type="dxa" w:w="90"/>
@@ -7424,7 +7424,7 @@
         </w:trPr>
         <w:tc>
           <w:tcPr>
-            <w:tcW w:type="dxa" w:w="1352"/>
+            <w:tcW w:type="dxa" w:w="1308"/>
             <w:tcMar>
               <w:top w:type="dxa" w:w="60"/>
               <w:left w:type="dxa" w:w="90"/>
@@ -7448,7 +7448,7 @@
         </w:tc>
         <w:tc>
           <w:tcPr>
-            <w:tcW w:type="dxa" w:w="3848"/>
+            <w:tcW w:type="dxa" w:w="4026"/>
             <w:tcMar>
               <w:top w:type="dxa" w:w="60"/>
               <w:left w:type="dxa" w:w="90"/>
@@ -7472,7 +7472,7 @@
         </w:tc>
         <w:tc>
           <w:tcPr>
-            <w:tcW w:type="dxa" w:w="4160"/>
+            <w:tcW w:type="dxa" w:w="4026"/>
             <w:tcMar>
               <w:top w:type="dxa" w:w="60"/>
               <w:left w:type="dxa" w:w="90"/>
@@ -7501,7 +7501,7 @@
         </w:trPr>
         <w:tc>
           <w:tcPr>
-            <w:tcW w:type="dxa" w:w="1352"/>
+            <w:tcW w:type="dxa" w:w="1308"/>
             <w:tcMar>
               <w:top w:type="dxa" w:w="60"/>
               <w:left w:type="dxa" w:w="90"/>
@@ -7525,7 +7525,7 @@
         </w:tc>
         <w:tc>
           <w:tcPr>
-            <w:tcW w:type="dxa" w:w="3848"/>
+            <w:tcW w:type="dxa" w:w="4026"/>
             <w:tcMar>
               <w:top w:type="dxa" w:w="60"/>
               <w:left w:type="dxa" w:w="90"/>
@@ -7549,7 +7549,7 @@
         </w:tc>
         <w:tc>
           <w:tcPr>
-            <w:tcW w:type="dxa" w:w="4160"/>
+            <w:tcW w:type="dxa" w:w="4026"/>
             <w:tcMar>
               <w:top w:type="dxa" w:w="60"/>
               <w:left w:type="dxa" w:w="90"/>
@@ -7578,7 +7578,7 @@
         </w:trPr>
         <w:tc>
           <w:tcPr>
-            <w:tcW w:type="dxa" w:w="1352"/>
+            <w:tcW w:type="dxa" w:w="1308"/>
             <w:tcMar>
               <w:top w:type="dxa" w:w="60"/>
               <w:left w:type="dxa" w:w="90"/>
@@ -7602,7 +7602,7 @@
         </w:tc>
         <w:tc>
           <w:tcPr>
-            <w:tcW w:type="dxa" w:w="3848"/>
+            <w:tcW w:type="dxa" w:w="4026"/>
             <w:tcMar>
               <w:top w:type="dxa" w:w="60"/>
               <w:left w:type="dxa" w:w="90"/>
@@ -7626,7 +7626,7 @@
         </w:tc>
         <w:tc>
           <w:tcPr>
-            <w:tcW w:type="dxa" w:w="4160"/>
+            <w:tcW w:type="dxa" w:w="4026"/>
             <w:tcMar>
               <w:top w:type="dxa" w:w="60"/>
               <w:left w:type="dxa" w:w="90"/>
@@ -7655,7 +7655,84 @@
         </w:trPr>
         <w:tc>
           <w:tcPr>
-            <w:tcW w:type="dxa" w:w="1352"/>
+            <w:tcW w:type="dxa" w:w="1308"/>
+            <w:tcMar>
+              <w:top w:type="dxa" w:w="60"/>
+              <w:left w:type="dxa" w:w="90"/>
+              <w:bottom w:type="dxa" w:w="60"/>
+              <w:right w:type="dxa" w:w="90"/>
+            </w:tcMar>
+          </w:tcPr>
+          <w:p>
+            <w:pPr>
+              <w:spacing w:after="0"/>
+            </w:pPr>
+            <w:r>
+              <w:rPr>
+                <w:rFonts w:ascii="Malgun Gothic" w:cs="Malgun Gothic" w:eastAsia="Malgun Gothic" w:hAnsi="Malgun Gothic"/>
+                <w:sz w:val="17"/>
+                <w:szCs w:val="17"/>
+              </w:rPr>
+              <w:t xml:space="preserve">3_선택_이전동의회원</w:t>
+            </w:r>
+          </w:p>
+        </w:tc>
+        <w:tc>
+          <w:tcPr>
+            <w:tcW w:type="dxa" w:w="4026"/>
+            <w:tcMar>
+              <w:top w:type="dxa" w:w="60"/>
+              <w:left w:type="dxa" w:w="90"/>
+              <w:bottom w:type="dxa" w:w="60"/>
+              <w:right w:type="dxa" w:w="90"/>
+            </w:tcMar>
+          </w:tcPr>
+          <w:p>
+            <w:pPr>
+              <w:spacing w:after="0"/>
+            </w:pPr>
+            <w:r>
+              <w:rPr>
+                <w:rFonts w:ascii="Malgun Gothic" w:cs="Malgun Gothic" w:eastAsia="Malgun Gothic" w:hAnsi="Malgun Gothic"/>
+                <w:sz w:val="17"/>
+                <w:szCs w:val="17"/>
+              </w:rPr>
+              <w:t xml:space="preserve">548명</w:t>
+            </w:r>
+          </w:p>
+        </w:tc>
+        <w:tc>
+          <w:tcPr>
+            <w:tcW w:type="dxa" w:w="4026"/>
+            <w:tcMar>
+              <w:top w:type="dxa" w:w="60"/>
+              <w:left w:type="dxa" w:w="90"/>
+              <w:bottom w:type="dxa" w:w="60"/>
+              <w:right w:type="dxa" w:w="90"/>
+            </w:tcMar>
+          </w:tcPr>
+          <w:p>
+            <w:pPr>
+              <w:spacing w:after="0"/>
+            </w:pPr>
+            <w:r>
+              <w:rPr>
+                <w:rFonts w:ascii="Malgun Gothic" w:cs="Malgun Gothic" w:eastAsia="Malgun Gothic" w:hAnsi="Malgun Gothic"/>
+                <w:sz w:val="17"/>
+                <w:szCs w:val="17"/>
+              </w:rPr>
+              <w:t xml:space="preserve">8월 이전 가입한 동의 회원(9/4 회차 등에서 받은 사람). 넓게 보내려면 포함. 휴면 전환율은 낮다(2.5%)</w:t>
+            </w:r>
+          </w:p>
+        </w:tc>
+      </w:tr>
+      <w:tr>
+        <w:trPr>
+          <w:tblHeader w:val="false"/>
+        </w:trPr>
+        <w:tc>
+          <w:tcPr>
+            <w:tcW w:type="dxa" w:w="1308"/>
             <w:tcMar>
               <w:top w:type="dxa" w:w="60"/>
               <w:left w:type="dxa" w:w="90"/>
@@ -7679,49 +7756,49 @@
         </w:tc>
         <w:tc>
           <w:tcPr>
-            <w:tcW w:type="dxa" w:w="3848"/>
-            <w:tcMar>
-              <w:top w:type="dxa" w:w="60"/>
-              <w:left w:type="dxa" w:w="90"/>
-              <w:bottom w:type="dxa" w:w="60"/>
-              <w:right w:type="dxa" w:w="90"/>
-            </w:tcMar>
-          </w:tcPr>
-          <w:p>
-            <w:pPr>
-              <w:spacing w:after="0"/>
-            </w:pPr>
-            <w:r>
-              <w:rPr>
-                <w:rFonts w:ascii="Malgun Gothic" w:cs="Malgun Gothic" w:eastAsia="Malgun Gothic" w:hAnsi="Malgun Gothic"/>
-                <w:sz w:val="17"/>
-                <w:szCs w:val="17"/>
-              </w:rPr>
-              <w:t xml:space="preserve">5명</w:t>
-            </w:r>
-          </w:p>
-        </w:tc>
-        <w:tc>
-          <w:tcPr>
-            <w:tcW w:type="dxa" w:w="4160"/>
-            <w:tcMar>
-              <w:top w:type="dxa" w:w="60"/>
-              <w:left w:type="dxa" w:w="90"/>
-              <w:bottom w:type="dxa" w:w="60"/>
-              <w:right w:type="dxa" w:w="90"/>
-            </w:tcMar>
-          </w:tcPr>
-          <w:p>
-            <w:pPr>
-              <w:spacing w:after="0"/>
-            </w:pPr>
-            <w:r>
-              <w:rPr>
-                <w:rFonts w:ascii="Malgun Gothic" w:cs="Malgun Gothic" w:eastAsia="Malgun Gothic" w:hAnsi="Malgun Gothic"/>
-                <w:sz w:val="17"/>
-                <w:szCs w:val="17"/>
-              </w:rPr>
-              <w:t xml:space="preserve">10/7~10/11 예약 보유 3 · 비회원 2 (광고 미동의 80명은 10/1 명단에서 이미 빠져 있음)</w:t>
+            <w:tcW w:type="dxa" w:w="4026"/>
+            <w:tcMar>
+              <w:top w:type="dxa" w:w="60"/>
+              <w:left w:type="dxa" w:w="90"/>
+              <w:bottom w:type="dxa" w:w="60"/>
+              <w:right w:type="dxa" w:w="90"/>
+            </w:tcMar>
+          </w:tcPr>
+          <w:p>
+            <w:pPr>
+              <w:spacing w:after="0"/>
+            </w:pPr>
+            <w:r>
+              <w:rPr>
+                <w:rFonts w:ascii="Malgun Gothic" w:cs="Malgun Gothic" w:eastAsia="Malgun Gothic" w:hAnsi="Malgun Gothic"/>
+                <w:sz w:val="17"/>
+                <w:szCs w:val="17"/>
+              </w:rPr>
+              <w:t xml:space="preserve">14명</w:t>
+            </w:r>
+          </w:p>
+        </w:tc>
+        <w:tc>
+          <w:tcPr>
+            <w:tcW w:type="dxa" w:w="4026"/>
+            <w:tcMar>
+              <w:top w:type="dxa" w:w="60"/>
+              <w:left w:type="dxa" w:w="90"/>
+              <w:bottom w:type="dxa" w:w="60"/>
+              <w:right w:type="dxa" w:w="90"/>
+            </w:tcMar>
+          </w:tcPr>
+          <w:p>
+            <w:pPr>
+              <w:spacing w:after="0"/>
+            </w:pPr>
+            <w:r>
+              <w:rPr>
+                <w:rFonts w:ascii="Malgun Gothic" w:cs="Malgun Gothic" w:eastAsia="Malgun Gothic" w:hAnsi="Malgun Gothic"/>
+                <w:sz w:val="17"/>
+                <w:szCs w:val="17"/>
+              </w:rPr>
+              <w:t xml:space="preserve">다른 지점(분당·진주·대구·제주)만 이용 10 · 비회원 2 · 10/7~10/11 예약 보유 2 (광고 미동의 80명은 10/1 명단에서 이미 빠짐)</w:t>
             </w:r>
           </w:p>
         </w:tc>
@@ -7794,7 +7871,7 @@
           <w:sz w:val="20"/>
           <w:szCs w:val="20"/>
         </w:rPr>
-        <w:t xml:space="preserve">빠져 있는 사람:</w:t>
+        <w:t xml:space="preserve">회원 기준:</w:t>
       </w:r>
       <w:r>
         <w:rPr>
@@ -7802,7 +7879,24 @@
           <w:sz w:val="20"/>
           <w:szCs w:val="20"/>
         </w:rPr>
-        <w:t xml:space="preserve"> 9/30 이후 가입자는 이 명단에 없다. 최신 회원 설문 내보내기를 주면 추가한다.</w:t>
+        <w:t xml:space="preserve"> </w:t>
+      </w:r>
+      <w:r>
+        <w:rPr>
+          <w:rFonts w:ascii="Consolas" w:cs="Consolas" w:eastAsia="Consolas" w:hAnsi="Consolas"/>
+          <w:color w:val="7C2D12"/>
+          <w:sz w:val="18"/>
+          <w:szCs w:val="18"/>
+        </w:rPr>
+        <w:t xml:space="preserve">회원설문_2026-10-06_전체.xlsx</w:t>
+      </w:r>
+      <w:r>
+        <w:rPr>
+          <w:rFonts w:ascii="Malgun Gothic" w:cs="Malgun Gothic" w:eastAsia="Malgun Gothic" w:hAnsi="Malgun Gothic"/>
+          <w:sz w:val="20"/>
+          <w:szCs w:val="20"/>
+        </w:rPr>
+        <w:t xml:space="preserve">(9,190명)로 10/1~10/6 가입 동의자를 더하고, 모든 대상의 수신동의 상태를 현재 값으로 갱신했다(미응답 → 동의 1명 이동). 발송 직전 최신 회원 설문을 넣고 다시 돌리면 새 가입자·수신거부가 반영된다.</w:t>
       </w:r>
     </w:p>
     <w:p>

--- a/crm/output/용산_한글날_시승오퍼_실행계획_1006-1009.docx
+++ b/crm/output/용산_한글날_시승오퍼_실행계획_1006-1009.docx
@@ -3395,9 +3395,9 @@
         </w:tblBorders>
       </w:tblPr>
       <w:tblGrid>
-        <w:gridCol w:w="4030"/>
-        <w:gridCol w:w="1560"/>
-        <w:gridCol w:w="3770"/>
+        <w:gridCol w:w="2693"/>
+        <w:gridCol w:w="1539"/>
+        <w:gridCol w:w="5129"/>
       </w:tblGrid>
       <w:tr>
         <w:trPr>
@@ -3405,7 +3405,7 @@
         </w:trPr>
         <w:tc>
           <w:tcPr>
-            <w:tcW w:type="dxa" w:w="4030"/>
+            <w:tcW w:type="dxa" w:w="2693"/>
             <w:shd w:fill="1C1917" w:color="auto" w:val="clear"/>
             <w:tcMar>
               <w:top w:type="dxa" w:w="60"/>
@@ -3433,7 +3433,7 @@
         </w:tc>
         <w:tc>
           <w:tcPr>
-            <w:tcW w:type="dxa" w:w="1560"/>
+            <w:tcW w:type="dxa" w:w="1539"/>
             <w:shd w:fill="1C1917" w:color="auto" w:val="clear"/>
             <w:tcMar>
               <w:top w:type="dxa" w:w="60"/>
@@ -3461,7 +3461,7 @@
         </w:tc>
         <w:tc>
           <w:tcPr>
-            <w:tcW w:type="dxa" w:w="3770"/>
+            <w:tcW w:type="dxa" w:w="5129"/>
             <w:shd w:fill="1C1917" w:color="auto" w:val="clear"/>
             <w:tcMar>
               <w:top w:type="dxa" w:w="60"/>
@@ -3494,31 +3494,31 @@
         </w:trPr>
         <w:tc>
           <w:tcPr>
-            <w:tcW w:type="dxa" w:w="4030"/>
-            <w:tcMar>
-              <w:top w:type="dxa" w:w="60"/>
-              <w:left w:type="dxa" w:w="90"/>
-              <w:bottom w:type="dxa" w:w="60"/>
-              <w:right w:type="dxa" w:w="90"/>
-            </w:tcMar>
-          </w:tcPr>
-          <w:p>
-            <w:pPr>
-              <w:spacing w:after="0"/>
-            </w:pPr>
-            <w:r>
-              <w:rPr>
-                <w:rFonts w:ascii="Malgun Gothic" w:cs="Malgun Gothic" w:eastAsia="Malgun Gothic" w:hAnsi="Malgun Gothic"/>
-                <w:sz w:val="17"/>
-                <w:szCs w:val="17"/>
-              </w:rPr>
-              <w:t xml:space="preserve">회원 문자 2회 (거래 132명 + 동의 신규 671명)</w:t>
-            </w:r>
-          </w:p>
-        </w:tc>
-        <w:tc>
-          <w:tcPr>
-            <w:tcW w:type="dxa" w:w="1560"/>
+            <w:tcW w:type="dxa" w:w="2693"/>
+            <w:tcMar>
+              <w:top w:type="dxa" w:w="60"/>
+              <w:left w:type="dxa" w:w="90"/>
+              <w:bottom w:type="dxa" w:w="60"/>
+              <w:right w:type="dxa" w:w="90"/>
+            </w:tcMar>
+          </w:tcPr>
+          <w:p>
+            <w:pPr>
+              <w:spacing w:after="0"/>
+            </w:pPr>
+            <w:r>
+              <w:rPr>
+                <w:rFonts w:ascii="Malgun Gothic" w:cs="Malgun Gothic" w:eastAsia="Malgun Gothic" w:hAnsi="Malgun Gothic"/>
+                <w:sz w:val="17"/>
+                <w:szCs w:val="17"/>
+              </w:rPr>
+              <w:t xml:space="preserve">회원 문자 2회 (1,427명)</w:t>
+            </w:r>
+          </w:p>
+        </w:tc>
+        <w:tc>
+          <w:tcPr>
+            <w:tcW w:type="dxa" w:w="1539"/>
             <w:tcMar>
               <w:top w:type="dxa" w:w="60"/>
               <w:left w:type="dxa" w:w="90"/>
@@ -3542,25 +3542,25 @@
         </w:tc>
         <w:tc>
           <w:tcPr>
-            <w:tcW w:type="dxa" w:w="3770"/>
-            <w:tcMar>
-              <w:top w:type="dxa" w:w="60"/>
-              <w:left w:type="dxa" w:w="90"/>
-              <w:bottom w:type="dxa" w:w="60"/>
-              <w:right w:type="dxa" w:w="90"/>
-            </w:tcMar>
-          </w:tcPr>
-          <w:p>
-            <w:pPr>
-              <w:spacing w:after="0"/>
-            </w:pPr>
-            <w:r>
-              <w:rPr>
-                <w:rFonts w:ascii="Malgun Gothic" w:cs="Malgun Gothic" w:eastAsia="Malgun Gothic" w:hAnsi="Malgun Gothic"/>
-                <w:sz w:val="17"/>
-                <w:szCs w:val="17"/>
-              </w:rPr>
-              <w:t xml:space="preserve">약 80만</w:t>
+            <w:tcW w:type="dxa" w:w="5129"/>
+            <w:tcMar>
+              <w:top w:type="dxa" w:w="60"/>
+              <w:left w:type="dxa" w:w="90"/>
+              <w:bottom w:type="dxa" w:w="60"/>
+              <w:right w:type="dxa" w:w="90"/>
+            </w:tcMar>
+          </w:tcPr>
+          <w:p>
+            <w:pPr>
+              <w:spacing w:after="0"/>
+            </w:pPr>
+            <w:r>
+              <w:rPr>
+                <w:rFonts w:ascii="Malgun Gothic" w:cs="Malgun Gothic" w:eastAsia="Malgun Gothic" w:hAnsi="Malgun Gothic"/>
+                <w:sz w:val="17"/>
+                <w:szCs w:val="17"/>
+              </w:rPr>
+              <w:t xml:space="preserve">약 80만 (이전 가입 동의 523명 추가분 +10~25만은 예상치에 넣지 않음)</w:t>
             </w:r>
           </w:p>
         </w:tc>
@@ -3571,7 +3571,7 @@
         </w:trPr>
         <w:tc>
           <w:tcPr>
-            <w:tcW w:type="dxa" w:w="4030"/>
+            <w:tcW w:type="dxa" w:w="2693"/>
             <w:tcMar>
               <w:top w:type="dxa" w:w="60"/>
               <w:left w:type="dxa" w:w="90"/>
@@ -3595,7 +3595,7 @@
         </w:tc>
         <w:tc>
           <w:tcPr>
-            <w:tcW w:type="dxa" w:w="1560"/>
+            <w:tcW w:type="dxa" w:w="1539"/>
             <w:tcMar>
               <w:top w:type="dxa" w:w="60"/>
               <w:left w:type="dxa" w:w="90"/>
@@ -3619,7 +3619,7 @@
         </w:tc>
         <w:tc>
           <w:tcPr>
-            <w:tcW w:type="dxa" w:w="3770"/>
+            <w:tcW w:type="dxa" w:w="5129"/>
             <w:tcMar>
               <w:top w:type="dxa" w:w="60"/>
               <w:left w:type="dxa" w:w="90"/>
@@ -3648,7 +3648,7 @@
         </w:trPr>
         <w:tc>
           <w:tcPr>
-            <w:tcW w:type="dxa" w:w="4030"/>
+            <w:tcW w:type="dxa" w:w="2693"/>
             <w:tcMar>
               <w:top w:type="dxa" w:w="60"/>
               <w:left w:type="dxa" w:w="90"/>
@@ -3672,7 +3672,7 @@
         </w:tc>
         <w:tc>
           <w:tcPr>
-            <w:tcW w:type="dxa" w:w="1560"/>
+            <w:tcW w:type="dxa" w:w="1539"/>
             <w:tcMar>
               <w:top w:type="dxa" w:w="60"/>
               <w:left w:type="dxa" w:w="90"/>
@@ -3696,7 +3696,7 @@
         </w:tc>
         <w:tc>
           <w:tcPr>
-            <w:tcW w:type="dxa" w:w="3770"/>
+            <w:tcW w:type="dxa" w:w="5129"/>
             <w:tcMar>
               <w:top w:type="dxa" w:w="60"/>
               <w:left w:type="dxa" w:w="90"/>
@@ -3725,7 +3725,7 @@
         </w:trPr>
         <w:tc>
           <w:tcPr>
-            <w:tcW w:type="dxa" w:w="4030"/>
+            <w:tcW w:type="dxa" w:w="2693"/>
             <w:tcMar>
               <w:top w:type="dxa" w:w="60"/>
               <w:left w:type="dxa" w:w="90"/>
@@ -3749,7 +3749,7 @@
         </w:tc>
         <w:tc>
           <w:tcPr>
-            <w:tcW w:type="dxa" w:w="1560"/>
+            <w:tcW w:type="dxa" w:w="1539"/>
             <w:tcMar>
               <w:top w:type="dxa" w:w="60"/>
               <w:left w:type="dxa" w:w="90"/>
@@ -3773,7 +3773,7 @@
         </w:tc>
         <w:tc>
           <w:tcPr>
-            <w:tcW w:type="dxa" w:w="3770"/>
+            <w:tcW w:type="dxa" w:w="5129"/>
             <w:tcMar>
               <w:top w:type="dxa" w:w="60"/>
               <w:left w:type="dxa" w:w="90"/>
@@ -3802,7 +3802,7 @@
         </w:trPr>
         <w:tc>
           <w:tcPr>
-            <w:tcW w:type="dxa" w:w="4030"/>
+            <w:tcW w:type="dxa" w:w="2693"/>
             <w:tcMar>
               <w:top w:type="dxa" w:w="60"/>
               <w:left w:type="dxa" w:w="90"/>
@@ -3835,7 +3835,7 @@
         </w:tc>
         <w:tc>
           <w:tcPr>
-            <w:tcW w:type="dxa" w:w="1560"/>
+            <w:tcW w:type="dxa" w:w="1539"/>
             <w:tcMar>
               <w:top w:type="dxa" w:w="60"/>
               <w:left w:type="dxa" w:w="90"/>
@@ -3859,7 +3859,7 @@
         </w:tc>
         <w:tc>
           <w:tcPr>
-            <w:tcW w:type="dxa" w:w="3770"/>
+            <w:tcW w:type="dxa" w:w="5129"/>
             <w:tcMar>
               <w:top w:type="dxa" w:w="60"/>
               <w:left w:type="dxa" w:w="90"/>
@@ -3888,7 +3888,7 @@
         </w:trPr>
         <w:tc>
           <w:tcPr>
-            <w:tcW w:type="dxa" w:w="4030"/>
+            <w:tcW w:type="dxa" w:w="2693"/>
             <w:tcMar>
               <w:top w:type="dxa" w:w="60"/>
               <w:left w:type="dxa" w:w="90"/>
@@ -3912,7 +3912,7 @@
         </w:tc>
         <w:tc>
           <w:tcPr>
-            <w:tcW w:type="dxa" w:w="1560"/>
+            <w:tcW w:type="dxa" w:w="1539"/>
             <w:tcMar>
               <w:top w:type="dxa" w:w="60"/>
               <w:left w:type="dxa" w:w="90"/>
@@ -3936,7 +3936,7 @@
         </w:tc>
         <w:tc>
           <w:tcPr>
-            <w:tcW w:type="dxa" w:w="3770"/>
+            <w:tcW w:type="dxa" w:w="5129"/>
             <w:tcMar>
               <w:top w:type="dxa" w:w="60"/>
               <w:left w:type="dxa" w:w="90"/>
@@ -3965,7 +3965,7 @@
         </w:trPr>
         <w:tc>
           <w:tcPr>
-            <w:tcW w:type="dxa" w:w="4030"/>
+            <w:tcW w:type="dxa" w:w="2693"/>
             <w:tcMar>
               <w:top w:type="dxa" w:w="60"/>
               <w:left w:type="dxa" w:w="90"/>
@@ -3991,7 +3991,7 @@
         </w:tc>
         <w:tc>
           <w:tcPr>
-            <w:tcW w:type="dxa" w:w="1560"/>
+            <w:tcW w:type="dxa" w:w="1539"/>
             <w:tcMar>
               <w:top w:type="dxa" w:w="60"/>
               <w:left w:type="dxa" w:w="90"/>
@@ -4017,7 +4017,7 @@
         </w:tc>
         <w:tc>
           <w:tcPr>
-            <w:tcW w:type="dxa" w:w="3770"/>
+            <w:tcW w:type="dxa" w:w="5129"/>
             <w:tcMar>
               <w:top w:type="dxa" w:w="60"/>
               <w:left w:type="dxa" w:w="90"/>
@@ -5042,7 +5042,7 @@
                 <w:sz w:val="17"/>
                 <w:szCs w:val="17"/>
               </w:rPr>
-              <w:t xml:space="preserve"> 발송: 동의 849명 (거래고객·수강생 92 + 9월 신규 동의 665 + 10월 신규 동의 92) — 4절 명단</w:t>
+              <w:t xml:space="preserve"> 발송: 1,427명 (거래고객 147 + 9월 신규 동의 665 + 10월 신규 동의 92 + 이전 가입 동의 523) — 4절 명단</w:t>
             </w:r>
           </w:p>
         </w:tc>
@@ -5589,24 +5589,7 @@
           <w:sz w:val="20"/>
           <w:szCs w:val="20"/>
         </w:rPr>
-        <w:t xml:space="preserve"> 연휴 3일 확보 대여 시간 ≥ 120시간(24시간 기준 약 8%). 미달이면 문자 2차 대상에 마케팅 수신 미응답 거래고객 55명(</w:t>
-      </w:r>
-      <w:r>
-        <w:rPr>
-          <w:rFonts w:ascii="Consolas" w:cs="Consolas" w:eastAsia="Consolas" w:hAnsi="Consolas"/>
-          <w:color w:val="7C2D12"/>
-          <w:sz w:val="18"/>
-          <w:szCs w:val="18"/>
-        </w:rPr>
-        <w:t xml:space="preserve">2_문자1차_미응답_선택</w:t>
-      </w:r>
-      <w:r>
-        <w:rPr>
-          <w:rFonts w:ascii="Malgun Gothic" w:cs="Malgun Gothic" w:eastAsia="Malgun Gothic" w:hAnsi="Malgun Gothic"/>
-          <w:sz w:val="20"/>
-          <w:szCs w:val="20"/>
-        </w:rPr>
-        <w:t xml:space="preserve"> 시트)을 추가하고, 단골 직접 연락 1차 무응답자에게 다시 연락한다.</w:t>
+        <w:t xml:space="preserve"> 연휴 3일 확보 대여 시간 ≥ 120시간(24시간 기준 약 8%). 미달이면 단골 직접 연락 1차 무응답자에게 다시 연락하고, 10/8 오전 스토리를 '남은 시간대' 중심으로 바꾼다.</w:t>
       </w:r>
     </w:p>
     <w:p>
@@ -7161,9 +7144,9 @@
         </w:tblBorders>
       </w:tblPr>
       <w:tblGrid>
-        <w:gridCol w:w="1308"/>
-        <w:gridCol w:w="4026"/>
-        <w:gridCol w:w="4026"/>
+        <w:gridCol w:w="1131"/>
+        <w:gridCol w:w="4114"/>
+        <w:gridCol w:w="4114"/>
       </w:tblGrid>
       <w:tr>
         <w:trPr>
@@ -7171,7 +7154,7 @@
         </w:trPr>
         <w:tc>
           <w:tcPr>
-            <w:tcW w:type="dxa" w:w="1308"/>
+            <w:tcW w:type="dxa" w:w="1131"/>
             <w:shd w:fill="1C1917" w:color="auto" w:val="clear"/>
             <w:tcMar>
               <w:top w:type="dxa" w:w="60"/>
@@ -7199,7 +7182,7 @@
         </w:tc>
         <w:tc>
           <w:tcPr>
-            <w:tcW w:type="dxa" w:w="4026"/>
+            <w:tcW w:type="dxa" w:w="4114"/>
             <w:shd w:fill="1C1917" w:color="auto" w:val="clear"/>
             <w:tcMar>
               <w:top w:type="dxa" w:w="60"/>
@@ -7227,7 +7210,7 @@
         </w:tc>
         <w:tc>
           <w:tcPr>
-            <w:tcW w:type="dxa" w:w="4026"/>
+            <w:tcW w:type="dxa" w:w="4114"/>
             <w:shd w:fill="1C1917" w:color="auto" w:val="clear"/>
             <w:tcMar>
               <w:top w:type="dxa" w:w="60"/>
@@ -7260,31 +7243,31 @@
         </w:trPr>
         <w:tc>
           <w:tcPr>
-            <w:tcW w:type="dxa" w:w="1308"/>
-            <w:tcMar>
-              <w:top w:type="dxa" w:w="60"/>
-              <w:left w:type="dxa" w:w="90"/>
-              <w:bottom w:type="dxa" w:w="60"/>
-              <w:right w:type="dxa" w:w="90"/>
-            </w:tcMar>
-          </w:tcPr>
-          <w:p>
-            <w:pPr>
-              <w:spacing w:after="0"/>
-            </w:pPr>
-            <w:r>
-              <w:rPr>
-                <w:rFonts w:ascii="Malgun Gothic" w:cs="Malgun Gothic" w:eastAsia="Malgun Gothic" w:hAnsi="Malgun Gothic"/>
-                <w:sz w:val="17"/>
-                <w:szCs w:val="17"/>
-              </w:rPr>
-              <w:t xml:space="preserve">1_문자1차_동의</w:t>
-            </w:r>
-          </w:p>
-        </w:tc>
-        <w:tc>
-          <w:tcPr>
-            <w:tcW w:type="dxa" w:w="4026"/>
+            <w:tcW w:type="dxa" w:w="1131"/>
+            <w:tcMar>
+              <w:top w:type="dxa" w:w="60"/>
+              <w:left w:type="dxa" w:w="90"/>
+              <w:bottom w:type="dxa" w:w="60"/>
+              <w:right w:type="dxa" w:w="90"/>
+            </w:tcMar>
+          </w:tcPr>
+          <w:p>
+            <w:pPr>
+              <w:spacing w:after="0"/>
+            </w:pPr>
+            <w:r>
+              <w:rPr>
+                <w:rFonts w:ascii="Malgun Gothic" w:cs="Malgun Gothic" w:eastAsia="Malgun Gothic" w:hAnsi="Malgun Gothic"/>
+                <w:sz w:val="17"/>
+                <w:szCs w:val="17"/>
+              </w:rPr>
+              <w:t xml:space="preserve">1_문자1차</w:t>
+            </w:r>
+          </w:p>
+        </w:tc>
+        <w:tc>
+          <w:tcPr>
+            <w:tcW w:type="dxa" w:w="4114"/>
             <w:tcMar>
               <w:top w:type="dxa" w:w="60"/>
               <w:left w:type="dxa" w:w="90"/>
@@ -7304,21 +7287,21 @@
                 <w:sz w:val="17"/>
                 <w:szCs w:val="17"/>
               </w:rPr>
-              <w:t xml:space="preserve">849명</w:t>
-            </w:r>
-            <w:r>
-              <w:rPr>
-                <w:rFonts w:ascii="Malgun Gothic" w:cs="Malgun Gothic" w:eastAsia="Malgun Gothic" w:hAnsi="Malgun Gothic"/>
-                <w:sz w:val="17"/>
-                <w:szCs w:val="17"/>
-              </w:rPr>
-              <w:t xml:space="preserve"> (거래고객·수강생 92 + 9월 신규 동의 665 + 10/1~10/6 신규 동의 92)</w:t>
-            </w:r>
-          </w:p>
-        </w:tc>
-        <w:tc>
-          <w:tcPr>
-            <w:tcW w:type="dxa" w:w="4026"/>
+              <w:t xml:space="preserve">1,427명</w:t>
+            </w:r>
+            <w:r>
+              <w:rPr>
+                <w:rFonts w:ascii="Malgun Gothic" w:cs="Malgun Gothic" w:eastAsia="Malgun Gothic" w:hAnsi="Malgun Gothic"/>
+                <w:sz w:val="17"/>
+                <w:szCs w:val="17"/>
+              </w:rPr>
+              <w:t xml:space="preserve"> — 거래고객·수강생 동의 92 + 거래고객 수신동의 미응답 55 + 9월 신규 동의 665 + 10/1~10/6 신규 동의 92 + 이전 가입 동의 523</w:t>
+            </w:r>
+          </w:p>
+        </w:tc>
+        <w:tc>
+          <w:tcPr>
+            <w:tcW w:type="dxa" w:w="4114"/>
             <w:tcMar>
               <w:top w:type="dxa" w:w="60"/>
               <w:left w:type="dxa" w:w="90"/>
@@ -7347,73 +7330,73 @@
         </w:trPr>
         <w:tc>
           <w:tcPr>
-            <w:tcW w:type="dxa" w:w="1308"/>
-            <w:tcMar>
-              <w:top w:type="dxa" w:w="60"/>
-              <w:left w:type="dxa" w:w="90"/>
-              <w:bottom w:type="dxa" w:w="60"/>
-              <w:right w:type="dxa" w:w="90"/>
-            </w:tcMar>
-          </w:tcPr>
-          <w:p>
-            <w:pPr>
-              <w:spacing w:after="0"/>
-            </w:pPr>
-            <w:r>
-              <w:rPr>
-                <w:rFonts w:ascii="Malgun Gothic" w:cs="Malgun Gothic" w:eastAsia="Malgun Gothic" w:hAnsi="Malgun Gothic"/>
-                <w:sz w:val="17"/>
-                <w:szCs w:val="17"/>
-              </w:rPr>
-              <w:t xml:space="preserve">2_문자1차_미응답_선택</w:t>
-            </w:r>
-          </w:p>
-        </w:tc>
-        <w:tc>
-          <w:tcPr>
-            <w:tcW w:type="dxa" w:w="4026"/>
-            <w:tcMar>
-              <w:top w:type="dxa" w:w="60"/>
-              <w:left w:type="dxa" w:w="90"/>
-              <w:bottom w:type="dxa" w:w="60"/>
-              <w:right w:type="dxa" w:w="90"/>
-            </w:tcMar>
-          </w:tcPr>
-          <w:p>
-            <w:pPr>
-              <w:spacing w:after="0"/>
-            </w:pPr>
-            <w:r>
-              <w:rPr>
-                <w:rFonts w:ascii="Malgun Gothic" w:cs="Malgun Gothic" w:eastAsia="Malgun Gothic" w:hAnsi="Malgun Gothic"/>
-                <w:sz w:val="17"/>
-                <w:szCs w:val="17"/>
-              </w:rPr>
-              <w:t xml:space="preserve">55명</w:t>
-            </w:r>
-          </w:p>
-        </w:tc>
-        <w:tc>
-          <w:tcPr>
-            <w:tcW w:type="dxa" w:w="4026"/>
-            <w:tcMar>
-              <w:top w:type="dxa" w:w="60"/>
-              <w:left w:type="dxa" w:w="90"/>
-              <w:bottom w:type="dxa" w:w="60"/>
-              <w:right w:type="dxa" w:w="90"/>
-            </w:tcMar>
-          </w:tcPr>
-          <w:p>
-            <w:pPr>
-              <w:spacing w:after="0"/>
-            </w:pPr>
-            <w:r>
-              <w:rPr>
-                <w:rFonts w:ascii="Malgun Gothic" w:cs="Malgun Gothic" w:eastAsia="Malgun Gothic" w:hAnsi="Malgun Gothic"/>
-                <w:sz w:val="17"/>
-                <w:szCs w:val="17"/>
-              </w:rPr>
-              <w:t xml:space="preserve">수신동의 미응답 거래고객. 9/13 운영 결정대로 보낼지, 보수적으로 뺄지 선택</w:t>
+            <w:tcW w:type="dxa" w:w="1131"/>
+            <w:tcMar>
+              <w:top w:type="dxa" w:w="60"/>
+              <w:left w:type="dxa" w:w="90"/>
+              <w:bottom w:type="dxa" w:w="60"/>
+              <w:right w:type="dxa" w:w="90"/>
+            </w:tcMar>
+          </w:tcPr>
+          <w:p>
+            <w:pPr>
+              <w:spacing w:after="0"/>
+            </w:pPr>
+            <w:r>
+              <w:rPr>
+                <w:rFonts w:ascii="Malgun Gothic" w:cs="Malgun Gothic" w:eastAsia="Malgun Gothic" w:hAnsi="Malgun Gothic"/>
+                <w:sz w:val="17"/>
+                <w:szCs w:val="17"/>
+              </w:rPr>
+              <w:t xml:space="preserve">참고_단골직접연락</w:t>
+            </w:r>
+          </w:p>
+        </w:tc>
+        <w:tc>
+          <w:tcPr>
+            <w:tcW w:type="dxa" w:w="4114"/>
+            <w:tcMar>
+              <w:top w:type="dxa" w:w="60"/>
+              <w:left w:type="dxa" w:w="90"/>
+              <w:bottom w:type="dxa" w:w="60"/>
+              <w:right w:type="dxa" w:w="90"/>
+            </w:tcMar>
+          </w:tcPr>
+          <w:p>
+            <w:pPr>
+              <w:spacing w:after="0"/>
+            </w:pPr>
+            <w:r>
+              <w:rPr>
+                <w:rFonts w:ascii="Malgun Gothic" w:cs="Malgun Gothic" w:eastAsia="Malgun Gothic" w:hAnsi="Malgun Gothic"/>
+                <w:sz w:val="17"/>
+                <w:szCs w:val="17"/>
+              </w:rPr>
+              <w:t xml:space="preserve">67명</w:t>
+            </w:r>
+          </w:p>
+        </w:tc>
+        <w:tc>
+          <w:tcPr>
+            <w:tcW w:type="dxa" w:w="4114"/>
+            <w:tcMar>
+              <w:top w:type="dxa" w:w="60"/>
+              <w:left w:type="dxa" w:w="90"/>
+              <w:bottom w:type="dxa" w:w="60"/>
+              <w:right w:type="dxa" w:w="90"/>
+            </w:tcMar>
+          </w:tcPr>
+          <w:p>
+            <w:pPr>
+              <w:spacing w:after="0"/>
+            </w:pPr>
+            <w:r>
+              <w:rPr>
+                <w:rFonts w:ascii="Malgun Gothic" w:cs="Malgun Gothic" w:eastAsia="Malgun Gothic" w:hAnsi="Malgun Gothic"/>
+                <w:sz w:val="17"/>
+                <w:szCs w:val="17"/>
+              </w:rPr>
+              <w:t xml:space="preserve">용산 2회 이상·1박 이상·누적 20만원 이상. 연락일(10/6·10/7·10/8) 배정, 결과·예약여부 칸 기록</w:t>
             </w:r>
           </w:p>
         </w:tc>
@@ -7424,73 +7407,73 @@
         </w:trPr>
         <w:tc>
           <w:tcPr>
-            <w:tcW w:type="dxa" w:w="1308"/>
-            <w:tcMar>
-              <w:top w:type="dxa" w:w="60"/>
-              <w:left w:type="dxa" w:w="90"/>
-              <w:bottom w:type="dxa" w:w="60"/>
-              <w:right w:type="dxa" w:w="90"/>
-            </w:tcMar>
-          </w:tcPr>
-          <w:p>
-            <w:pPr>
-              <w:spacing w:after="0"/>
-            </w:pPr>
-            <w:r>
-              <w:rPr>
-                <w:rFonts w:ascii="Malgun Gothic" w:cs="Malgun Gothic" w:eastAsia="Malgun Gothic" w:hAnsi="Malgun Gothic"/>
-                <w:sz w:val="17"/>
-                <w:szCs w:val="17"/>
-              </w:rPr>
-              <w:t xml:space="preserve">참고_단골직접연락</w:t>
-            </w:r>
-          </w:p>
-        </w:tc>
-        <w:tc>
-          <w:tcPr>
-            <w:tcW w:type="dxa" w:w="4026"/>
-            <w:tcMar>
-              <w:top w:type="dxa" w:w="60"/>
-              <w:left w:type="dxa" w:w="90"/>
-              <w:bottom w:type="dxa" w:w="60"/>
-              <w:right w:type="dxa" w:w="90"/>
-            </w:tcMar>
-          </w:tcPr>
-          <w:p>
-            <w:pPr>
-              <w:spacing w:after="0"/>
-            </w:pPr>
-            <w:r>
-              <w:rPr>
-                <w:rFonts w:ascii="Malgun Gothic" w:cs="Malgun Gothic" w:eastAsia="Malgun Gothic" w:hAnsi="Malgun Gothic"/>
-                <w:sz w:val="17"/>
-                <w:szCs w:val="17"/>
-              </w:rPr>
-              <w:t xml:space="preserve">67명</w:t>
-            </w:r>
-          </w:p>
-        </w:tc>
-        <w:tc>
-          <w:tcPr>
-            <w:tcW w:type="dxa" w:w="4026"/>
-            <w:tcMar>
-              <w:top w:type="dxa" w:w="60"/>
-              <w:left w:type="dxa" w:w="90"/>
-              <w:bottom w:type="dxa" w:w="60"/>
-              <w:right w:type="dxa" w:w="90"/>
-            </w:tcMar>
-          </w:tcPr>
-          <w:p>
-            <w:pPr>
-              <w:spacing w:after="0"/>
-            </w:pPr>
-            <w:r>
-              <w:rPr>
-                <w:rFonts w:ascii="Malgun Gothic" w:cs="Malgun Gothic" w:eastAsia="Malgun Gothic" w:hAnsi="Malgun Gothic"/>
-                <w:sz w:val="17"/>
-                <w:szCs w:val="17"/>
-              </w:rPr>
-              <w:t xml:space="preserve">용산 2회 이상·1박 이상·누적 20만원 이상. 연락일(10/6·10/7·10/8) 배정, 결과·예약여부 칸 기록</w:t>
+            <w:tcW w:type="dxa" w:w="1131"/>
+            <w:tcMar>
+              <w:top w:type="dxa" w:w="60"/>
+              <w:left w:type="dxa" w:w="90"/>
+              <w:bottom w:type="dxa" w:w="60"/>
+              <w:right w:type="dxa" w:w="90"/>
+            </w:tcMar>
+          </w:tcPr>
+          <w:p>
+            <w:pPr>
+              <w:spacing w:after="0"/>
+            </w:pPr>
+            <w:r>
+              <w:rPr>
+                <w:rFonts w:ascii="Malgun Gothic" w:cs="Malgun Gothic" w:eastAsia="Malgun Gothic" w:hAnsi="Malgun Gothic"/>
+                <w:sz w:val="17"/>
+                <w:szCs w:val="17"/>
+              </w:rPr>
+              <w:t xml:space="preserve">참고_연락스크립트</w:t>
+            </w:r>
+          </w:p>
+        </w:tc>
+        <w:tc>
+          <w:tcPr>
+            <w:tcW w:type="dxa" w:w="4114"/>
+            <w:tcMar>
+              <w:top w:type="dxa" w:w="60"/>
+              <w:left w:type="dxa" w:w="90"/>
+              <w:bottom w:type="dxa" w:w="60"/>
+              <w:right w:type="dxa" w:w="90"/>
+            </w:tcMar>
+          </w:tcPr>
+          <w:p>
+            <w:pPr>
+              <w:spacing w:after="0"/>
+            </w:pPr>
+            <w:r>
+              <w:rPr>
+                <w:rFonts w:ascii="Malgun Gothic" w:cs="Malgun Gothic" w:eastAsia="Malgun Gothic" w:hAnsi="Malgun Gothic"/>
+                <w:sz w:val="17"/>
+                <w:szCs w:val="17"/>
+              </w:rPr>
+              <w:t xml:space="preserve">—</w:t>
+            </w:r>
+          </w:p>
+        </w:tc>
+        <w:tc>
+          <w:tcPr>
+            <w:tcW w:type="dxa" w:w="4114"/>
+            <w:tcMar>
+              <w:top w:type="dxa" w:w="60"/>
+              <w:left w:type="dxa" w:w="90"/>
+              <w:bottom w:type="dxa" w:w="60"/>
+              <w:right w:type="dxa" w:w="90"/>
+            </w:tcMar>
+          </w:tcPr>
+          <w:p>
+            <w:pPr>
+              <w:spacing w:after="0"/>
+            </w:pPr>
+            <w:r>
+              <w:rPr>
+                <w:rFonts w:ascii="Malgun Gothic" w:cs="Malgun Gothic" w:eastAsia="Malgun Gothic" w:hAnsi="Malgun Gothic"/>
+                <w:sz w:val="17"/>
+                <w:szCs w:val="17"/>
+              </w:rPr>
+              <w:t xml:space="preserve">직접 연락 말투</w:t>
             </w:r>
           </w:p>
         </w:tc>
@@ -7501,31 +7484,31 @@
         </w:trPr>
         <w:tc>
           <w:tcPr>
-            <w:tcW w:type="dxa" w:w="1308"/>
-            <w:tcMar>
-              <w:top w:type="dxa" w:w="60"/>
-              <w:left w:type="dxa" w:w="90"/>
-              <w:bottom w:type="dxa" w:w="60"/>
-              <w:right w:type="dxa" w:w="90"/>
-            </w:tcMar>
-          </w:tcPr>
-          <w:p>
-            <w:pPr>
-              <w:spacing w:after="0"/>
-            </w:pPr>
-            <w:r>
-              <w:rPr>
-                <w:rFonts w:ascii="Malgun Gothic" w:cs="Malgun Gothic" w:eastAsia="Malgun Gothic" w:hAnsi="Malgun Gothic"/>
-                <w:sz w:val="17"/>
-                <w:szCs w:val="17"/>
-              </w:rPr>
-              <w:t xml:space="preserve">참고_연락스크립트</w:t>
-            </w:r>
-          </w:p>
-        </w:tc>
-        <w:tc>
-          <w:tcPr>
-            <w:tcW w:type="dxa" w:w="4026"/>
+            <w:tcW w:type="dxa" w:w="1131"/>
+            <w:tcMar>
+              <w:top w:type="dxa" w:w="60"/>
+              <w:left w:type="dxa" w:w="90"/>
+              <w:bottom w:type="dxa" w:w="60"/>
+              <w:right w:type="dxa" w:w="90"/>
+            </w:tcMar>
+          </w:tcPr>
+          <w:p>
+            <w:pPr>
+              <w:spacing w:after="0"/>
+            </w:pPr>
+            <w:r>
+              <w:rPr>
+                <w:rFonts w:ascii="Malgun Gothic" w:cs="Malgun Gothic" w:eastAsia="Malgun Gothic" w:hAnsi="Malgun Gothic"/>
+                <w:sz w:val="17"/>
+                <w:szCs w:val="17"/>
+              </w:rPr>
+              <w:t xml:space="preserve">문안</w:t>
+            </w:r>
+          </w:p>
+        </w:tc>
+        <w:tc>
+          <w:tcPr>
+            <w:tcW w:type="dxa" w:w="4114"/>
             <w:tcMar>
               <w:top w:type="dxa" w:w="60"/>
               <w:left w:type="dxa" w:w="90"/>
@@ -7549,25 +7532,25 @@
         </w:tc>
         <w:tc>
           <w:tcPr>
-            <w:tcW w:type="dxa" w:w="4026"/>
-            <w:tcMar>
-              <w:top w:type="dxa" w:w="60"/>
-              <w:left w:type="dxa" w:w="90"/>
-              <w:bottom w:type="dxa" w:w="60"/>
-              <w:right w:type="dxa" w:w="90"/>
-            </w:tcMar>
-          </w:tcPr>
-          <w:p>
-            <w:pPr>
-              <w:spacing w:after="0"/>
-            </w:pPr>
-            <w:r>
-              <w:rPr>
-                <w:rFonts w:ascii="Malgun Gothic" w:cs="Malgun Gothic" w:eastAsia="Malgun Gothic" w:hAnsi="Malgun Gothic"/>
-                <w:sz w:val="17"/>
-                <w:szCs w:val="17"/>
-              </w:rPr>
-              <w:t xml:space="preserve">직접 연락 말투</w:t>
+            <w:tcW w:type="dxa" w:w="4114"/>
+            <w:tcMar>
+              <w:top w:type="dxa" w:w="60"/>
+              <w:left w:type="dxa" w:w="90"/>
+              <w:bottom w:type="dxa" w:w="60"/>
+              <w:right w:type="dxa" w:w="90"/>
+            </w:tcMar>
+          </w:tcPr>
+          <w:p>
+            <w:pPr>
+              <w:spacing w:after="0"/>
+            </w:pPr>
+            <w:r>
+              <w:rPr>
+                <w:rFonts w:ascii="Malgun Gothic" w:cs="Malgun Gothic" w:eastAsia="Malgun Gothic" w:hAnsi="Malgun Gothic"/>
+                <w:sz w:val="17"/>
+                <w:szCs w:val="17"/>
+              </w:rPr>
+              <w:t xml:space="preserve">1차 392바이트 · 2차 244바이트 (LMS)</w:t>
             </w:r>
           </w:p>
         </w:tc>
@@ -7578,73 +7561,73 @@
         </w:trPr>
         <w:tc>
           <w:tcPr>
-            <w:tcW w:type="dxa" w:w="1308"/>
-            <w:tcMar>
-              <w:top w:type="dxa" w:w="60"/>
-              <w:left w:type="dxa" w:w="90"/>
-              <w:bottom w:type="dxa" w:w="60"/>
-              <w:right w:type="dxa" w:w="90"/>
-            </w:tcMar>
-          </w:tcPr>
-          <w:p>
-            <w:pPr>
-              <w:spacing w:after="0"/>
-            </w:pPr>
-            <w:r>
-              <w:rPr>
-                <w:rFonts w:ascii="Malgun Gothic" w:cs="Malgun Gothic" w:eastAsia="Malgun Gothic" w:hAnsi="Malgun Gothic"/>
-                <w:sz w:val="17"/>
-                <w:szCs w:val="17"/>
-              </w:rPr>
-              <w:t xml:space="preserve">문안</w:t>
-            </w:r>
-          </w:p>
-        </w:tc>
-        <w:tc>
-          <w:tcPr>
-            <w:tcW w:type="dxa" w:w="4026"/>
-            <w:tcMar>
-              <w:top w:type="dxa" w:w="60"/>
-              <w:left w:type="dxa" w:w="90"/>
-              <w:bottom w:type="dxa" w:w="60"/>
-              <w:right w:type="dxa" w:w="90"/>
-            </w:tcMar>
-          </w:tcPr>
-          <w:p>
-            <w:pPr>
-              <w:spacing w:after="0"/>
-            </w:pPr>
-            <w:r>
-              <w:rPr>
-                <w:rFonts w:ascii="Malgun Gothic" w:cs="Malgun Gothic" w:eastAsia="Malgun Gothic" w:hAnsi="Malgun Gothic"/>
-                <w:sz w:val="17"/>
-                <w:szCs w:val="17"/>
-              </w:rPr>
-              <w:t xml:space="preserve">—</w:t>
-            </w:r>
-          </w:p>
-        </w:tc>
-        <w:tc>
-          <w:tcPr>
-            <w:tcW w:type="dxa" w:w="4026"/>
-            <w:tcMar>
-              <w:top w:type="dxa" w:w="60"/>
-              <w:left w:type="dxa" w:w="90"/>
-              <w:bottom w:type="dxa" w:w="60"/>
-              <w:right w:type="dxa" w:w="90"/>
-            </w:tcMar>
-          </w:tcPr>
-          <w:p>
-            <w:pPr>
-              <w:spacing w:after="0"/>
-            </w:pPr>
-            <w:r>
-              <w:rPr>
-                <w:rFonts w:ascii="Malgun Gothic" w:cs="Malgun Gothic" w:eastAsia="Malgun Gothic" w:hAnsi="Malgun Gothic"/>
-                <w:sz w:val="17"/>
-                <w:szCs w:val="17"/>
-              </w:rPr>
-              <w:t xml:space="preserve">1차 392바이트 · 2차 244바이트 (LMS)</w:t>
+            <w:tcW w:type="dxa" w:w="1131"/>
+            <w:tcMar>
+              <w:top w:type="dxa" w:w="60"/>
+              <w:left w:type="dxa" w:w="90"/>
+              <w:bottom w:type="dxa" w:w="60"/>
+              <w:right w:type="dxa" w:w="90"/>
+            </w:tcMar>
+          </w:tcPr>
+          <w:p>
+            <w:pPr>
+              <w:spacing w:after="0"/>
+            </w:pPr>
+            <w:r>
+              <w:rPr>
+                <w:rFonts w:ascii="Malgun Gothic" w:cs="Malgun Gothic" w:eastAsia="Malgun Gothic" w:hAnsi="Malgun Gothic"/>
+                <w:sz w:val="17"/>
+                <w:szCs w:val="17"/>
+              </w:rPr>
+              <w:t xml:space="preserve">3_선택_이전동의회원</w:t>
+            </w:r>
+          </w:p>
+        </w:tc>
+        <w:tc>
+          <w:tcPr>
+            <w:tcW w:type="dxa" w:w="4114"/>
+            <w:tcMar>
+              <w:top w:type="dxa" w:w="60"/>
+              <w:left w:type="dxa" w:w="90"/>
+              <w:bottom w:type="dxa" w:w="60"/>
+              <w:right w:type="dxa" w:w="90"/>
+            </w:tcMar>
+          </w:tcPr>
+          <w:p>
+            <w:pPr>
+              <w:spacing w:after="0"/>
+            </w:pPr>
+            <w:r>
+              <w:rPr>
+                <w:rFonts w:ascii="Malgun Gothic" w:cs="Malgun Gothic" w:eastAsia="Malgun Gothic" w:hAnsi="Malgun Gothic"/>
+                <w:sz w:val="17"/>
+                <w:szCs w:val="17"/>
+              </w:rPr>
+              <w:t xml:space="preserve">548명</w:t>
+            </w:r>
+          </w:p>
+        </w:tc>
+        <w:tc>
+          <w:tcPr>
+            <w:tcW w:type="dxa" w:w="4114"/>
+            <w:tcMar>
+              <w:top w:type="dxa" w:w="60"/>
+              <w:left w:type="dxa" w:w="90"/>
+              <w:bottom w:type="dxa" w:w="60"/>
+              <w:right w:type="dxa" w:w="90"/>
+            </w:tcMar>
+          </w:tcPr>
+          <w:p>
+            <w:pPr>
+              <w:spacing w:after="0"/>
+            </w:pPr>
+            <w:r>
+              <w:rPr>
+                <w:rFonts w:ascii="Malgun Gothic" w:cs="Malgun Gothic" w:eastAsia="Malgun Gothic" w:hAnsi="Malgun Gothic"/>
+                <w:sz w:val="17"/>
+                <w:szCs w:val="17"/>
+              </w:rPr>
+              <w:t xml:space="preserve">8월 이전 가입한 동의 회원(9/4 회차 등에서 받은 사람). 넓게 보내려면 포함. 휴면 전환율은 낮다(2.5%)</w:t>
             </w:r>
           </w:p>
         </w:tc>
@@ -7655,84 +7638,7 @@
         </w:trPr>
         <w:tc>
           <w:tcPr>
-            <w:tcW w:type="dxa" w:w="1308"/>
-            <w:tcMar>
-              <w:top w:type="dxa" w:w="60"/>
-              <w:left w:type="dxa" w:w="90"/>
-              <w:bottom w:type="dxa" w:w="60"/>
-              <w:right w:type="dxa" w:w="90"/>
-            </w:tcMar>
-          </w:tcPr>
-          <w:p>
-            <w:pPr>
-              <w:spacing w:after="0"/>
-            </w:pPr>
-            <w:r>
-              <w:rPr>
-                <w:rFonts w:ascii="Malgun Gothic" w:cs="Malgun Gothic" w:eastAsia="Malgun Gothic" w:hAnsi="Malgun Gothic"/>
-                <w:sz w:val="17"/>
-                <w:szCs w:val="17"/>
-              </w:rPr>
-              <w:t xml:space="preserve">3_선택_이전동의회원</w:t>
-            </w:r>
-          </w:p>
-        </w:tc>
-        <w:tc>
-          <w:tcPr>
-            <w:tcW w:type="dxa" w:w="4026"/>
-            <w:tcMar>
-              <w:top w:type="dxa" w:w="60"/>
-              <w:left w:type="dxa" w:w="90"/>
-              <w:bottom w:type="dxa" w:w="60"/>
-              <w:right w:type="dxa" w:w="90"/>
-            </w:tcMar>
-          </w:tcPr>
-          <w:p>
-            <w:pPr>
-              <w:spacing w:after="0"/>
-            </w:pPr>
-            <w:r>
-              <w:rPr>
-                <w:rFonts w:ascii="Malgun Gothic" w:cs="Malgun Gothic" w:eastAsia="Malgun Gothic" w:hAnsi="Malgun Gothic"/>
-                <w:sz w:val="17"/>
-                <w:szCs w:val="17"/>
-              </w:rPr>
-              <w:t xml:space="preserve">548명</w:t>
-            </w:r>
-          </w:p>
-        </w:tc>
-        <w:tc>
-          <w:tcPr>
-            <w:tcW w:type="dxa" w:w="4026"/>
-            <w:tcMar>
-              <w:top w:type="dxa" w:w="60"/>
-              <w:left w:type="dxa" w:w="90"/>
-              <w:bottom w:type="dxa" w:w="60"/>
-              <w:right w:type="dxa" w:w="90"/>
-            </w:tcMar>
-          </w:tcPr>
-          <w:p>
-            <w:pPr>
-              <w:spacing w:after="0"/>
-            </w:pPr>
-            <w:r>
-              <w:rPr>
-                <w:rFonts w:ascii="Malgun Gothic" w:cs="Malgun Gothic" w:eastAsia="Malgun Gothic" w:hAnsi="Malgun Gothic"/>
-                <w:sz w:val="17"/>
-                <w:szCs w:val="17"/>
-              </w:rPr>
-              <w:t xml:space="preserve">8월 이전 가입한 동의 회원(9/4 회차 등에서 받은 사람). 넓게 보내려면 포함. 휴면 전환율은 낮다(2.5%)</w:t>
-            </w:r>
-          </w:p>
-        </w:tc>
-      </w:tr>
-      <w:tr>
-        <w:trPr>
-          <w:tblHeader w:val="false"/>
-        </w:trPr>
-        <w:tc>
-          <w:tcPr>
-            <w:tcW w:type="dxa" w:w="1308"/>
+            <w:tcW w:type="dxa" w:w="1131"/>
             <w:tcMar>
               <w:top w:type="dxa" w:w="60"/>
               <w:left w:type="dxa" w:w="90"/>
@@ -7756,49 +7662,49 @@
         </w:tc>
         <w:tc>
           <w:tcPr>
-            <w:tcW w:type="dxa" w:w="4026"/>
-            <w:tcMar>
-              <w:top w:type="dxa" w:w="60"/>
-              <w:left w:type="dxa" w:w="90"/>
-              <w:bottom w:type="dxa" w:w="60"/>
-              <w:right w:type="dxa" w:w="90"/>
-            </w:tcMar>
-          </w:tcPr>
-          <w:p>
-            <w:pPr>
-              <w:spacing w:after="0"/>
-            </w:pPr>
-            <w:r>
-              <w:rPr>
-                <w:rFonts w:ascii="Malgun Gothic" w:cs="Malgun Gothic" w:eastAsia="Malgun Gothic" w:hAnsi="Malgun Gothic"/>
-                <w:sz w:val="17"/>
-                <w:szCs w:val="17"/>
-              </w:rPr>
-              <w:t xml:space="preserve">14명</w:t>
-            </w:r>
-          </w:p>
-        </w:tc>
-        <w:tc>
-          <w:tcPr>
-            <w:tcW w:type="dxa" w:w="4026"/>
-            <w:tcMar>
-              <w:top w:type="dxa" w:w="60"/>
-              <w:left w:type="dxa" w:w="90"/>
-              <w:bottom w:type="dxa" w:w="60"/>
-              <w:right w:type="dxa" w:w="90"/>
-            </w:tcMar>
-          </w:tcPr>
-          <w:p>
-            <w:pPr>
-              <w:spacing w:after="0"/>
-            </w:pPr>
-            <w:r>
-              <w:rPr>
-                <w:rFonts w:ascii="Malgun Gothic" w:cs="Malgun Gothic" w:eastAsia="Malgun Gothic" w:hAnsi="Malgun Gothic"/>
-                <w:sz w:val="17"/>
-                <w:szCs w:val="17"/>
-              </w:rPr>
-              <w:t xml:space="preserve">다른 지점(분당·진주·대구·제주)만 이용 10 · 비회원 2 · 10/7~10/11 예약 보유 2 (광고 미동의 80명은 10/1 명단에서 이미 빠짐)</w:t>
+            <w:tcW w:type="dxa" w:w="4114"/>
+            <w:tcMar>
+              <w:top w:type="dxa" w:w="60"/>
+              <w:left w:type="dxa" w:w="90"/>
+              <w:bottom w:type="dxa" w:w="60"/>
+              <w:right w:type="dxa" w:w="90"/>
+            </w:tcMar>
+          </w:tcPr>
+          <w:p>
+            <w:pPr>
+              <w:spacing w:after="0"/>
+            </w:pPr>
+            <w:r>
+              <w:rPr>
+                <w:rFonts w:ascii="Malgun Gothic" w:cs="Malgun Gothic" w:eastAsia="Malgun Gothic" w:hAnsi="Malgun Gothic"/>
+                <w:sz w:val="17"/>
+                <w:szCs w:val="17"/>
+              </w:rPr>
+              <w:t xml:space="preserve">39명</w:t>
+            </w:r>
+          </w:p>
+        </w:tc>
+        <w:tc>
+          <w:tcPr>
+            <w:tcW w:type="dxa" w:w="4114"/>
+            <w:tcMar>
+              <w:top w:type="dxa" w:w="60"/>
+              <w:left w:type="dxa" w:w="90"/>
+              <w:bottom w:type="dxa" w:w="60"/>
+              <w:right w:type="dxa" w:w="90"/>
+            </w:tcMar>
+          </w:tcPr>
+          <w:p>
+            <w:pPr>
+              <w:spacing w:after="0"/>
+            </w:pPr>
+            <w:r>
+              <w:rPr>
+                <w:rFonts w:ascii="Malgun Gothic" w:cs="Malgun Gothic" w:eastAsia="Malgun Gothic" w:hAnsi="Malgun Gothic"/>
+                <w:sz w:val="17"/>
+                <w:szCs w:val="17"/>
+              </w:rPr>
+              <w:t xml:space="preserve">다른 지점(분당·진주·대구·제주)만 이용 25 · 광고 미동의 9 · 10/7~10/11 예약 보유 3 · 비회원 2</w:t>
             </w:r>
           </w:p>
         </w:tc>
@@ -7896,7 +7802,7 @@
           <w:sz w:val="20"/>
           <w:szCs w:val="20"/>
         </w:rPr>
-        <w:t xml:space="preserve">(9,190명)로 10/1~10/6 가입 동의자를 더하고, 모든 대상의 수신동의 상태를 현재 값으로 갱신했다(미응답 → 동의 1명 이동). 발송 직전 최신 회원 설문을 넣고 다시 돌리면 새 가입자·수신거부가 반영된다.</w:t>
+        <w:t xml:space="preserve">(9,190명)로 10/1~10/6 가입 동의자를 더하고, 모든 대상의 수신동의 상태를 현재 값으로 갱신했다(미응답 → 동의 1명). 10/6 결정으로 이전 가입 동의 회원과 수신동의 미응답 거래고객도 모두 포함했다. 발송 직전 최신 회원 설문을 넣고 다시 돌리면 새 가입자·수신거부가 반영된다.</w:t>
       </w:r>
     </w:p>
     <w:p>

--- a/crm/output/용산_한글날_시승오퍼_실행계획_1006-1009.docx
+++ b/crm/output/용산_한글날_시승오퍼_실행계획_1006-1009.docx
@@ -3395,9 +3395,9 @@
         </w:tblBorders>
       </w:tblPr>
       <w:tblGrid>
-        <w:gridCol w:w="2693"/>
-        <w:gridCol w:w="1539"/>
-        <w:gridCol w:w="5129"/>
+        <w:gridCol w:w="4095"/>
+        <w:gridCol w:w="1404"/>
+        <w:gridCol w:w="3861"/>
       </w:tblGrid>
       <w:tr>
         <w:trPr>
@@ -3405,7 +3405,7 @@
         </w:trPr>
         <w:tc>
           <w:tcPr>
-            <w:tcW w:type="dxa" w:w="2693"/>
+            <w:tcW w:type="dxa" w:w="4095"/>
             <w:shd w:fill="1C1917" w:color="auto" w:val="clear"/>
             <w:tcMar>
               <w:top w:type="dxa" w:w="60"/>
@@ -3433,7 +3433,7 @@
         </w:tc>
         <w:tc>
           <w:tcPr>
-            <w:tcW w:type="dxa" w:w="1539"/>
+            <w:tcW w:type="dxa" w:w="1404"/>
             <w:shd w:fill="1C1917" w:color="auto" w:val="clear"/>
             <w:tcMar>
               <w:top w:type="dxa" w:w="60"/>
@@ -3461,7 +3461,7 @@
         </w:tc>
         <w:tc>
           <w:tcPr>
-            <w:tcW w:type="dxa" w:w="5129"/>
+            <w:tcW w:type="dxa" w:w="3861"/>
             <w:shd w:fill="1C1917" w:color="auto" w:val="clear"/>
             <w:tcMar>
               <w:top w:type="dxa" w:w="60"/>
@@ -3494,73 +3494,73 @@
         </w:trPr>
         <w:tc>
           <w:tcPr>
-            <w:tcW w:type="dxa" w:w="2693"/>
-            <w:tcMar>
-              <w:top w:type="dxa" w:w="60"/>
-              <w:left w:type="dxa" w:w="90"/>
-              <w:bottom w:type="dxa" w:w="60"/>
-              <w:right w:type="dxa" w:w="90"/>
-            </w:tcMar>
-          </w:tcPr>
-          <w:p>
-            <w:pPr>
-              <w:spacing w:after="0"/>
-            </w:pPr>
-            <w:r>
-              <w:rPr>
-                <w:rFonts w:ascii="Malgun Gothic" w:cs="Malgun Gothic" w:eastAsia="Malgun Gothic" w:hAnsi="Malgun Gothic"/>
-                <w:sz w:val="17"/>
-                <w:szCs w:val="17"/>
-              </w:rPr>
-              <w:t xml:space="preserve">회원 문자 2회 (1,427명)</w:t>
-            </w:r>
-          </w:p>
-        </w:tc>
-        <w:tc>
-          <w:tcPr>
-            <w:tcW w:type="dxa" w:w="1539"/>
-            <w:tcMar>
-              <w:top w:type="dxa" w:w="60"/>
-              <w:left w:type="dxa" w:w="90"/>
-              <w:bottom w:type="dxa" w:w="60"/>
-              <w:right w:type="dxa" w:w="90"/>
-            </w:tcMar>
-          </w:tcPr>
-          <w:p>
-            <w:pPr>
-              <w:spacing w:after="0"/>
-            </w:pPr>
-            <w:r>
-              <w:rPr>
-                <w:rFonts w:ascii="Malgun Gothic" w:cs="Malgun Gothic" w:eastAsia="Malgun Gothic" w:hAnsi="Malgun Gothic"/>
-                <w:sz w:val="17"/>
-                <w:szCs w:val="17"/>
-              </w:rPr>
-              <w:t xml:space="preserve">약 12건</w:t>
-            </w:r>
-          </w:p>
-        </w:tc>
-        <w:tc>
-          <w:tcPr>
-            <w:tcW w:type="dxa" w:w="5129"/>
-            <w:tcMar>
-              <w:top w:type="dxa" w:w="60"/>
-              <w:left w:type="dxa" w:w="90"/>
-              <w:bottom w:type="dxa" w:w="60"/>
-              <w:right w:type="dxa" w:w="90"/>
-            </w:tcMar>
-          </w:tcPr>
-          <w:p>
-            <w:pPr>
-              <w:spacing w:after="0"/>
-            </w:pPr>
-            <w:r>
-              <w:rPr>
-                <w:rFonts w:ascii="Malgun Gothic" w:cs="Malgun Gothic" w:eastAsia="Malgun Gothic" w:hAnsi="Malgun Gothic"/>
-                <w:sz w:val="17"/>
-                <w:szCs w:val="17"/>
-              </w:rPr>
-              <w:t xml:space="preserve">약 80만 (이전 가입 동의 523명 추가분 +10~25만은 예상치에 넣지 않음)</w:t>
+            <w:tcW w:type="dxa" w:w="4095"/>
+            <w:tcMar>
+              <w:top w:type="dxa" w:w="60"/>
+              <w:left w:type="dxa" w:w="90"/>
+              <w:bottom w:type="dxa" w:w="60"/>
+              <w:right w:type="dxa" w:w="90"/>
+            </w:tcMar>
+          </w:tcPr>
+          <w:p>
+            <w:pPr>
+              <w:spacing w:after="0"/>
+            </w:pPr>
+            <w:r>
+              <w:rPr>
+                <w:rFonts w:ascii="Malgun Gothic" w:cs="Malgun Gothic" w:eastAsia="Malgun Gothic" w:hAnsi="Malgun Gothic"/>
+                <w:sz w:val="17"/>
+                <w:szCs w:val="17"/>
+              </w:rPr>
+              <w:t xml:space="preserve">회원 문자 2회 (1,372명, 이전 가입 동의 523명 포함)</w:t>
+            </w:r>
+          </w:p>
+        </w:tc>
+        <w:tc>
+          <w:tcPr>
+            <w:tcW w:type="dxa" w:w="1404"/>
+            <w:tcMar>
+              <w:top w:type="dxa" w:w="60"/>
+              <w:left w:type="dxa" w:w="90"/>
+              <w:bottom w:type="dxa" w:w="60"/>
+              <w:right w:type="dxa" w:w="90"/>
+            </w:tcMar>
+          </w:tcPr>
+          <w:p>
+            <w:pPr>
+              <w:spacing w:after="0"/>
+            </w:pPr>
+            <w:r>
+              <w:rPr>
+                <w:rFonts w:ascii="Malgun Gothic" w:cs="Malgun Gothic" w:eastAsia="Malgun Gothic" w:hAnsi="Malgun Gothic"/>
+                <w:sz w:val="17"/>
+                <w:szCs w:val="17"/>
+              </w:rPr>
+              <w:t xml:space="preserve">약 15건</w:t>
+            </w:r>
+          </w:p>
+        </w:tc>
+        <w:tc>
+          <w:tcPr>
+            <w:tcW w:type="dxa" w:w="3861"/>
+            <w:tcMar>
+              <w:top w:type="dxa" w:w="60"/>
+              <w:left w:type="dxa" w:w="90"/>
+              <w:bottom w:type="dxa" w:w="60"/>
+              <w:right w:type="dxa" w:w="90"/>
+            </w:tcMar>
+          </w:tcPr>
+          <w:p>
+            <w:pPr>
+              <w:spacing w:after="0"/>
+            </w:pPr>
+            <w:r>
+              <w:rPr>
+                <w:rFonts w:ascii="Malgun Gothic" w:cs="Malgun Gothic" w:eastAsia="Malgun Gothic" w:hAnsi="Malgun Gothic"/>
+                <w:sz w:val="17"/>
+                <w:szCs w:val="17"/>
+              </w:rPr>
+              <w:t xml:space="preserve">약 100만</w:t>
             </w:r>
           </w:p>
         </w:tc>
@@ -3571,73 +3571,73 @@
         </w:trPr>
         <w:tc>
           <w:tcPr>
-            <w:tcW w:type="dxa" w:w="2693"/>
-            <w:tcMar>
-              <w:top w:type="dxa" w:w="60"/>
-              <w:left w:type="dxa" w:w="90"/>
-              <w:bottom w:type="dxa" w:w="60"/>
-              <w:right w:type="dxa" w:w="90"/>
-            </w:tcMar>
-          </w:tcPr>
-          <w:p>
-            <w:pPr>
-              <w:spacing w:after="0"/>
-            </w:pPr>
-            <w:r>
-              <w:rPr>
-                <w:rFonts w:ascii="Malgun Gothic" w:cs="Malgun Gothic" w:eastAsia="Malgun Gothic" w:hAnsi="Malgun Gothic"/>
-                <w:sz w:val="17"/>
-                <w:szCs w:val="17"/>
-              </w:rPr>
-              <w:t xml:space="preserve">단골 직접 연락 (68명)</w:t>
-            </w:r>
-          </w:p>
-        </w:tc>
-        <w:tc>
-          <w:tcPr>
-            <w:tcW w:type="dxa" w:w="1539"/>
-            <w:tcMar>
-              <w:top w:type="dxa" w:w="60"/>
-              <w:left w:type="dxa" w:w="90"/>
-              <w:bottom w:type="dxa" w:w="60"/>
-              <w:right w:type="dxa" w:w="90"/>
-            </w:tcMar>
-          </w:tcPr>
-          <w:p>
-            <w:pPr>
-              <w:spacing w:after="0"/>
-            </w:pPr>
-            <w:r>
-              <w:rPr>
-                <w:rFonts w:ascii="Malgun Gothic" w:cs="Malgun Gothic" w:eastAsia="Malgun Gothic" w:hAnsi="Malgun Gothic"/>
-                <w:sz w:val="17"/>
-                <w:szCs w:val="17"/>
-              </w:rPr>
-              <w:t xml:space="preserve">약 8건</w:t>
-            </w:r>
-          </w:p>
-        </w:tc>
-        <w:tc>
-          <w:tcPr>
-            <w:tcW w:type="dxa" w:w="5129"/>
-            <w:tcMar>
-              <w:top w:type="dxa" w:w="60"/>
-              <w:left w:type="dxa" w:w="90"/>
-              <w:bottom w:type="dxa" w:w="60"/>
-              <w:right w:type="dxa" w:w="90"/>
-            </w:tcMar>
-          </w:tcPr>
-          <w:p>
-            <w:pPr>
-              <w:spacing w:after="0"/>
-            </w:pPr>
-            <w:r>
-              <w:rPr>
-                <w:rFonts w:ascii="Malgun Gothic" w:cs="Malgun Gothic" w:eastAsia="Malgun Gothic" w:hAnsi="Malgun Gothic"/>
-                <w:sz w:val="17"/>
-                <w:szCs w:val="17"/>
-              </w:rPr>
-              <w:t xml:space="preserve">약 70만</w:t>
+            <w:tcW w:type="dxa" w:w="4095"/>
+            <w:tcMar>
+              <w:top w:type="dxa" w:w="60"/>
+              <w:left w:type="dxa" w:w="90"/>
+              <w:bottom w:type="dxa" w:w="60"/>
+              <w:right w:type="dxa" w:w="90"/>
+            </w:tcMar>
+          </w:tcPr>
+          <w:p>
+            <w:pPr>
+              <w:spacing w:after="0"/>
+            </w:pPr>
+            <w:r>
+              <w:rPr>
+                <w:rFonts w:ascii="Malgun Gothic" w:cs="Malgun Gothic" w:eastAsia="Malgun Gothic" w:hAnsi="Malgun Gothic"/>
+                <w:sz w:val="17"/>
+                <w:szCs w:val="17"/>
+              </w:rPr>
+              <w:t xml:space="preserve">단골 직접 연락 (수신동의한 40명)</w:t>
+            </w:r>
+          </w:p>
+        </w:tc>
+        <w:tc>
+          <w:tcPr>
+            <w:tcW w:type="dxa" w:w="1404"/>
+            <w:tcMar>
+              <w:top w:type="dxa" w:w="60"/>
+              <w:left w:type="dxa" w:w="90"/>
+              <w:bottom w:type="dxa" w:w="60"/>
+              <w:right w:type="dxa" w:w="90"/>
+            </w:tcMar>
+          </w:tcPr>
+          <w:p>
+            <w:pPr>
+              <w:spacing w:after="0"/>
+            </w:pPr>
+            <w:r>
+              <w:rPr>
+                <w:rFonts w:ascii="Malgun Gothic" w:cs="Malgun Gothic" w:eastAsia="Malgun Gothic" w:hAnsi="Malgun Gothic"/>
+                <w:sz w:val="17"/>
+                <w:szCs w:val="17"/>
+              </w:rPr>
+              <w:t xml:space="preserve">약 5건</w:t>
+            </w:r>
+          </w:p>
+        </w:tc>
+        <w:tc>
+          <w:tcPr>
+            <w:tcW w:type="dxa" w:w="3861"/>
+            <w:tcMar>
+              <w:top w:type="dxa" w:w="60"/>
+              <w:left w:type="dxa" w:w="90"/>
+              <w:bottom w:type="dxa" w:w="60"/>
+              <w:right w:type="dxa" w:w="90"/>
+            </w:tcMar>
+          </w:tcPr>
+          <w:p>
+            <w:pPr>
+              <w:spacing w:after="0"/>
+            </w:pPr>
+            <w:r>
+              <w:rPr>
+                <w:rFonts w:ascii="Malgun Gothic" w:cs="Malgun Gothic" w:eastAsia="Malgun Gothic" w:hAnsi="Malgun Gothic"/>
+                <w:sz w:val="17"/>
+                <w:szCs w:val="17"/>
+              </w:rPr>
+              <w:t xml:space="preserve">약 45만</w:t>
             </w:r>
           </w:p>
         </w:tc>
@@ -3648,7 +3648,7 @@
         </w:trPr>
         <w:tc>
           <w:tcPr>
-            <w:tcW w:type="dxa" w:w="2693"/>
+            <w:tcW w:type="dxa" w:w="4095"/>
             <w:tcMar>
               <w:top w:type="dxa" w:w="60"/>
               <w:left w:type="dxa" w:w="90"/>
@@ -3672,7 +3672,7 @@
         </w:tc>
         <w:tc>
           <w:tcPr>
-            <w:tcW w:type="dxa" w:w="1539"/>
+            <w:tcW w:type="dxa" w:w="1404"/>
             <w:tcMar>
               <w:top w:type="dxa" w:w="60"/>
               <w:left w:type="dxa" w:w="90"/>
@@ -3696,7 +3696,7 @@
         </w:tc>
         <w:tc>
           <w:tcPr>
-            <w:tcW w:type="dxa" w:w="5129"/>
+            <w:tcW w:type="dxa" w:w="3861"/>
             <w:tcMar>
               <w:top w:type="dxa" w:w="60"/>
               <w:left w:type="dxa" w:w="90"/>
@@ -3725,7 +3725,7 @@
         </w:trPr>
         <w:tc>
           <w:tcPr>
-            <w:tcW w:type="dxa" w:w="2693"/>
+            <w:tcW w:type="dxa" w:w="4095"/>
             <w:tcMar>
               <w:top w:type="dxa" w:w="60"/>
               <w:left w:type="dxa" w:w="90"/>
@@ -3749,7 +3749,7 @@
         </w:tc>
         <w:tc>
           <w:tcPr>
-            <w:tcW w:type="dxa" w:w="1539"/>
+            <w:tcW w:type="dxa" w:w="1404"/>
             <w:tcMar>
               <w:top w:type="dxa" w:w="60"/>
               <w:left w:type="dxa" w:w="90"/>
@@ -3773,7 +3773,7 @@
         </w:tc>
         <w:tc>
           <w:tcPr>
-            <w:tcW w:type="dxa" w:w="5129"/>
+            <w:tcW w:type="dxa" w:w="3861"/>
             <w:tcMar>
               <w:top w:type="dxa" w:w="60"/>
               <w:left w:type="dxa" w:w="90"/>
@@ -3802,7 +3802,7 @@
         </w:trPr>
         <w:tc>
           <w:tcPr>
-            <w:tcW w:type="dxa" w:w="2693"/>
+            <w:tcW w:type="dxa" w:w="4095"/>
             <w:tcMar>
               <w:top w:type="dxa" w:w="60"/>
               <w:left w:type="dxa" w:w="90"/>
@@ -3835,7 +3835,7 @@
         </w:tc>
         <w:tc>
           <w:tcPr>
-            <w:tcW w:type="dxa" w:w="1539"/>
+            <w:tcW w:type="dxa" w:w="1404"/>
             <w:tcMar>
               <w:top w:type="dxa" w:w="60"/>
               <w:left w:type="dxa" w:w="90"/>
@@ -3859,7 +3859,7 @@
         </w:tc>
         <w:tc>
           <w:tcPr>
-            <w:tcW w:type="dxa" w:w="5129"/>
+            <w:tcW w:type="dxa" w:w="3861"/>
             <w:tcMar>
               <w:top w:type="dxa" w:w="60"/>
               <w:left w:type="dxa" w:w="90"/>
@@ -3888,7 +3888,7 @@
         </w:trPr>
         <w:tc>
           <w:tcPr>
-            <w:tcW w:type="dxa" w:w="2693"/>
+            <w:tcW w:type="dxa" w:w="4095"/>
             <w:tcMar>
               <w:top w:type="dxa" w:w="60"/>
               <w:left w:type="dxa" w:w="90"/>
@@ -3912,7 +3912,7 @@
         </w:tc>
         <w:tc>
           <w:tcPr>
-            <w:tcW w:type="dxa" w:w="1539"/>
+            <w:tcW w:type="dxa" w:w="1404"/>
             <w:tcMar>
               <w:top w:type="dxa" w:w="60"/>
               <w:left w:type="dxa" w:w="90"/>
@@ -3936,7 +3936,7 @@
         </w:tc>
         <w:tc>
           <w:tcPr>
-            <w:tcW w:type="dxa" w:w="5129"/>
+            <w:tcW w:type="dxa" w:w="3861"/>
             <w:tcMar>
               <w:top w:type="dxa" w:w="60"/>
               <w:left w:type="dxa" w:w="90"/>
@@ -3965,7 +3965,7 @@
         </w:trPr>
         <w:tc>
           <w:tcPr>
-            <w:tcW w:type="dxa" w:w="2693"/>
+            <w:tcW w:type="dxa" w:w="4095"/>
             <w:tcMar>
               <w:top w:type="dxa" w:w="60"/>
               <w:left w:type="dxa" w:w="90"/>
@@ -3991,7 +3991,7 @@
         </w:tc>
         <w:tc>
           <w:tcPr>
-            <w:tcW w:type="dxa" w:w="1539"/>
+            <w:tcW w:type="dxa" w:w="1404"/>
             <w:tcMar>
               <w:top w:type="dxa" w:w="60"/>
               <w:left w:type="dxa" w:w="90"/>
@@ -4017,7 +4017,7 @@
         </w:tc>
         <w:tc>
           <w:tcPr>
-            <w:tcW w:type="dxa" w:w="5129"/>
+            <w:tcW w:type="dxa" w:w="3861"/>
             <w:tcMar>
               <w:top w:type="dxa" w:w="60"/>
               <w:left w:type="dxa" w:w="90"/>
@@ -4037,7 +4037,7 @@
                 <w:sz w:val="17"/>
                 <w:szCs w:val="17"/>
               </w:rPr>
-              <w:t xml:space="preserve">약 245만 (기본 490만 → 약 740만)</w:t>
+              <w:t xml:space="preserve">약 240만 (기본 490만 → 약 730~740만)</w:t>
             </w:r>
           </w:p>
         </w:tc>
@@ -4664,15 +4664,15 @@
                 <w:sz w:val="17"/>
                 <w:szCs w:val="17"/>
               </w:rPr>
-              <w:t xml:space="preserve">단골 68명 직접 연락 1차 25명</w:t>
-            </w:r>
-            <w:r>
-              <w:rPr>
-                <w:rFonts w:ascii="Malgun Gothic" w:cs="Malgun Gothic" w:eastAsia="Malgun Gothic" w:hAnsi="Malgun Gothic"/>
-                <w:sz w:val="17"/>
-                <w:szCs w:val="17"/>
-              </w:rPr>
-              <w:t xml:space="preserve"> — "연휴에 3시간 이상 타시면 1시간 무료, 링크 먼저 드려요"</w:t>
+              <w:t xml:space="preserve">단골 40명 직접 연락 1차 14명</w:t>
+            </w:r>
+            <w:r>
+              <w:rPr>
+                <w:rFonts w:ascii="Malgun Gothic" w:cs="Malgun Gothic" w:eastAsia="Malgun Gothic" w:hAnsi="Malgun Gothic"/>
+                <w:sz w:val="17"/>
+                <w:szCs w:val="17"/>
+              </w:rPr>
+              <w:t xml:space="preserve"> (수신동의한 단골만) — "연휴에 3시간 이상 타시면 1시간 무료, 링크 먼저 드려요"</w:t>
             </w:r>
           </w:p>
         </w:tc>
@@ -5042,7 +5042,7 @@
                 <w:sz w:val="17"/>
                 <w:szCs w:val="17"/>
               </w:rPr>
-              <w:t xml:space="preserve"> 발송: 1,427명 (거래고객 147 + 9월 신규 동의 665 + 10월 신규 동의 92 + 이전 가입 동의 523) — 4절 명단</w:t>
+              <w:t xml:space="preserve"> 발송: 1,372명 (거래고객·수강생 92 + 9월 신규 동의 665 + 10월 신규 동의 92 + 이전 가입 동의 523) — 4절 명단</w:t>
             </w:r>
           </w:p>
         </w:tc>
@@ -5350,7 +5350,7 @@
                 <w:sz w:val="17"/>
                 <w:szCs w:val="17"/>
               </w:rPr>
-              <w:t xml:space="preserve">단골 직접 연락 2차 25명</w:t>
+              <w:t xml:space="preserve">단골 직접 연락 2차 13명</w:t>
             </w:r>
           </w:p>
         </w:tc>
@@ -6098,7 +6098,7 @@
                 <w:sz w:val="17"/>
                 <w:szCs w:val="17"/>
               </w:rPr>
-              <w:t xml:space="preserve">단골 직접 연락 마무리 18명 + 1차 무응답자 재연락</w:t>
+              <w:t xml:space="preserve">단골 직접 연락 마무리 13명 + 1차 무응답자 재연락</w:t>
             </w:r>
           </w:p>
         </w:tc>
@@ -7287,15 +7287,15 @@
                 <w:sz w:val="17"/>
                 <w:szCs w:val="17"/>
               </w:rPr>
-              <w:t xml:space="preserve">1,427명</w:t>
-            </w:r>
-            <w:r>
-              <w:rPr>
-                <w:rFonts w:ascii="Malgun Gothic" w:cs="Malgun Gothic" w:eastAsia="Malgun Gothic" w:hAnsi="Malgun Gothic"/>
-                <w:sz w:val="17"/>
-                <w:szCs w:val="17"/>
-              </w:rPr>
-              <w:t xml:space="preserve"> — 거래고객·수강생 동의 92 + 거래고객 수신동의 미응답 55 + 9월 신규 동의 665 + 10/1~10/6 신규 동의 92 + 이전 가입 동의 523</w:t>
+              <w:t xml:space="preserve">1,372명</w:t>
+            </w:r>
+            <w:r>
+              <w:rPr>
+                <w:rFonts w:ascii="Malgun Gothic" w:cs="Malgun Gothic" w:eastAsia="Malgun Gothic" w:hAnsi="Malgun Gothic"/>
+                <w:sz w:val="17"/>
+                <w:szCs w:val="17"/>
+              </w:rPr>
+              <w:t xml:space="preserve"> — 거래고객·수강생 동의 92 + 9월 신규 동의 665 + 10/1~10/6 신규 동의 92 + 이전 가입 동의 523</w:t>
             </w:r>
           </w:p>
         </w:tc>
@@ -7348,6 +7348,101 @@
                 <w:sz w:val="17"/>
                 <w:szCs w:val="17"/>
               </w:rPr>
+              <w:t xml:space="preserve">참고_미응답_동의받기</w:t>
+            </w:r>
+          </w:p>
+        </w:tc>
+        <w:tc>
+          <w:tcPr>
+            <w:tcW w:type="dxa" w:w="4114"/>
+            <w:tcMar>
+              <w:top w:type="dxa" w:w="60"/>
+              <w:left w:type="dxa" w:w="90"/>
+              <w:bottom w:type="dxa" w:w="60"/>
+              <w:right w:type="dxa" w:w="90"/>
+            </w:tcMar>
+          </w:tcPr>
+          <w:p>
+            <w:pPr>
+              <w:spacing w:after="0"/>
+            </w:pPr>
+            <w:r>
+              <w:rPr>
+                <w:rFonts w:ascii="Malgun Gothic" w:cs="Malgun Gothic" w:eastAsia="Malgun Gothic" w:hAnsi="Malgun Gothic"/>
+                <w:sz w:val="17"/>
+                <w:szCs w:val="17"/>
+              </w:rPr>
+              <w:t xml:space="preserve">55명</w:t>
+            </w:r>
+          </w:p>
+        </w:tc>
+        <w:tc>
+          <w:tcPr>
+            <w:tcW w:type="dxa" w:w="4114"/>
+            <w:tcMar>
+              <w:top w:type="dxa" w:w="60"/>
+              <w:left w:type="dxa" w:w="90"/>
+              <w:bottom w:type="dxa" w:w="60"/>
+              <w:right w:type="dxa" w:w="90"/>
+            </w:tcMar>
+          </w:tcPr>
+          <w:p>
+            <w:pPr>
+              <w:spacing w:after="0"/>
+            </w:pPr>
+            <w:r>
+              <w:rPr>
+                <w:rFonts w:ascii="Malgun Gothic" w:cs="Malgun Gothic" w:eastAsia="Malgun Gothic" w:hAnsi="Malgun Gothic"/>
+                <w:sz w:val="17"/>
+                <w:szCs w:val="17"/>
+              </w:rPr>
+              <w:t xml:space="preserve">수신동의 미응답 거래고객. 설문 도입 전 가입이라 동의를 받은 적이 없어 </w:t>
+            </w:r>
+            <w:r>
+              <w:rPr>
+                <w:rFonts w:ascii="Malgun Gothic" w:cs="Malgun Gothic" w:eastAsia="Malgun Gothic" w:hAnsi="Malgun Gothic"/>
+                <w:b/>
+                <w:bCs/>
+                <w:sz w:val="17"/>
+                <w:szCs w:val="17"/>
+              </w:rPr>
+              <w:t xml:space="preserve">광고 문자·직접 연락에서 뺀다.</w:t>
+            </w:r>
+            <w:r>
+              <w:rPr>
+                <w:rFonts w:ascii="Malgun Gothic" w:cs="Malgun Gothic" w:eastAsia="Malgun Gothic" w:hAnsi="Malgun Gothic"/>
+                <w:sz w:val="17"/>
+                <w:szCs w:val="17"/>
+              </w:rPr>
+              <w:t xml:space="preserve"> 다음 방문·반납 때 현장에서 수신동의를 받는다</w:t>
+            </w:r>
+          </w:p>
+        </w:tc>
+      </w:tr>
+      <w:tr>
+        <w:trPr>
+          <w:tblHeader w:val="false"/>
+        </w:trPr>
+        <w:tc>
+          <w:tcPr>
+            <w:tcW w:type="dxa" w:w="1131"/>
+            <w:tcMar>
+              <w:top w:type="dxa" w:w="60"/>
+              <w:left w:type="dxa" w:w="90"/>
+              <w:bottom w:type="dxa" w:w="60"/>
+              <w:right w:type="dxa" w:w="90"/>
+            </w:tcMar>
+          </w:tcPr>
+          <w:p>
+            <w:pPr>
+              <w:spacing w:after="0"/>
+            </w:pPr>
+            <w:r>
+              <w:rPr>
+                <w:rFonts w:ascii="Malgun Gothic" w:cs="Malgun Gothic" w:eastAsia="Malgun Gothic" w:hAnsi="Malgun Gothic"/>
+                <w:sz w:val="17"/>
+                <w:szCs w:val="17"/>
+              </w:rPr>
               <w:t xml:space="preserve">참고_단골직접연락</w:t>
             </w:r>
           </w:p>
@@ -7372,7 +7467,7 @@
                 <w:sz w:val="17"/>
                 <w:szCs w:val="17"/>
               </w:rPr>
-              <w:t xml:space="preserve">67명</w:t>
+              <w:t xml:space="preserve">40명</w:t>
             </w:r>
           </w:p>
         </w:tc>
@@ -7396,7 +7491,25 @@
                 <w:sz w:val="17"/>
                 <w:szCs w:val="17"/>
               </w:rPr>
-              <w:t xml:space="preserve">용산 2회 이상·1박 이상·누적 20만원 이상. 연락일(10/6·10/7·10/8) 배정, 결과·예약여부 칸 기록</w:t>
+              <w:t xml:space="preserve">용산 2회 이상·1박 이상·누적 20만원 이상 중 </w:t>
+            </w:r>
+            <w:r>
+              <w:rPr>
+                <w:rFonts w:ascii="Malgun Gothic" w:cs="Malgun Gothic" w:eastAsia="Malgun Gothic" w:hAnsi="Malgun Gothic"/>
+                <w:b/>
+                <w:bCs/>
+                <w:sz w:val="17"/>
+                <w:szCs w:val="17"/>
+              </w:rPr>
+              <w:t xml:space="preserve">수신동의한 사람만</w:t>
+            </w:r>
+            <w:r>
+              <w:rPr>
+                <w:rFonts w:ascii="Malgun Gothic" w:cs="Malgun Gothic" w:eastAsia="Malgun Gothic" w:hAnsi="Malgun Gothic"/>
+                <w:sz w:val="17"/>
+                <w:szCs w:val="17"/>
+              </w:rPr>
+              <w:t xml:space="preserve">. 연락일(10/6·10/7·10/8) 배정, 결과·예약여부 칸 기록</w:t>
             </w:r>
           </w:p>
         </w:tc>
@@ -7802,7 +7915,7 @@
           <w:sz w:val="20"/>
           <w:szCs w:val="20"/>
         </w:rPr>
-        <w:t xml:space="preserve">(9,190명)로 10/1~10/6 가입 동의자를 더하고, 모든 대상의 수신동의 상태를 현재 값으로 갱신했다(미응답 → 동의 1명). 10/6 결정으로 이전 가입 동의 회원과 수신동의 미응답 거래고객도 모두 포함했다. 발송 직전 최신 회원 설문을 넣고 다시 돌리면 새 가입자·수신거부가 반영된다.</w:t>
+        <w:t xml:space="preserve">(9,190명)로 10/1~10/6 가입 동의자를 더하고, 모든 대상의 수신동의 상태를 현재 값으로 갱신했다(미응답 → 동의 1명). 10/6 결정으로 이전 가입 동의 회원은 포함하고, 수신동의 미응답은 광고 문자와 단골 직접 연락 모두에서 뺐다(설문 도입 전 가입자는 동의를 받은 적이 없음). 발송 직전 최신 회원 설문을 넣고 다시 돌리면 새 가입자·수신거부가 반영된다.</w:t>
       </w:r>
     </w:p>
     <w:p>

--- a/crm/output/용산_한글날_시승오퍼_실행계획_1006-1009.docx
+++ b/crm/output/용산_한글날_시승오퍼_실행계획_1006-1009.docx
@@ -69,25 +69,7 @@
           <w:sz w:val="20"/>
           <w:szCs w:val="20"/>
         </w:rPr>
-        <w:t xml:space="preserve">연박 패키지는 </w:t>
-      </w:r>
-      <w:r>
-        <w:rPr>
-          <w:rFonts w:ascii="Malgun Gothic" w:cs="Malgun Gothic" w:eastAsia="Malgun Gothic" w:hAnsi="Malgun Gothic"/>
-          <w:b/>
-          <w:bCs/>
-          <w:sz w:val="20"/>
-          <w:szCs w:val="20"/>
-        </w:rPr>
-        <w:t xml:space="preserve">하지 않는다.</w:t>
-      </w:r>
-      <w:r>
-        <w:rPr>
-          <w:rFonts w:ascii="Malgun Gothic" w:cs="Malgun Gothic" w:eastAsia="Malgun Gothic" w:hAnsi="Malgun Gothic"/>
-          <w:sz w:val="20"/>
-          <w:szCs w:val="20"/>
-        </w:rPr>
-        <w:t xml:space="preserve"> 오퍼는 시승 할인 하나 + 기존 평일 40% 코드(</w:t>
+        <w:t xml:space="preserve">오퍼: 시승 할인 "한글날엔 한 시간 더" 하나 + 기존 평일 40% 코드(</w:t>
       </w:r>
       <w:r>
         <w:rPr>
@@ -104,7 +86,7 @@
           <w:sz w:val="20"/>
           <w:szCs w:val="20"/>
         </w:rPr>
-        <w:t xml:space="preserve">).</w:t>
+        <w:t xml:space="preserve">). 연박 패키지는 하지 않는다.</w:t>
       </w:r>
     </w:p>
     <w:p>
@@ -122,7 +104,7 @@
           <w:sz w:val="20"/>
           <w:szCs w:val="20"/>
         </w:rPr>
-        <w:t xml:space="preserve">광고는 </w:t>
+        <w:t xml:space="preserve">채널: 회원 문자 2회(단골 포함), 인스타·스레드, 커뮤니티, 광고 최소안(약 45만원). </w:t>
       </w:r>
       <w:r>
         <w:rPr>
@@ -132,15 +114,7 @@
           <w:sz w:val="20"/>
           <w:szCs w:val="20"/>
         </w:rPr>
-        <w:t xml:space="preserve">최소안(약 45만원)</w:t>
-      </w:r>
-      <w:r>
-        <w:rPr>
-          <w:rFonts w:ascii="Malgun Gothic" w:cs="Malgun Gothic" w:eastAsia="Malgun Gothic" w:hAnsi="Malgun Gothic"/>
-          <w:sz w:val="20"/>
-          <w:szCs w:val="20"/>
-        </w:rPr>
-        <w:t xml:space="preserve">. 나머지는 오가닉(회원 문자, 단골 직접 연락, 인스타·스레드, 커뮤니티).</w:t>
+        <w:t xml:space="preserve">현장 직원의 단골 직접 연락은 하지 않는다.</w:t>
       </w:r>
     </w:p>
     <w:p>
@@ -158,59 +132,7 @@
           <w:sz w:val="20"/>
           <w:szCs w:val="20"/>
         </w:rPr>
-        <w:t xml:space="preserve">기준: 실현매출 = 그 날 대여가 시작된 예약의 결제 − 환불.</w:t>
-      </w:r>
-    </w:p>
-    <w:p>
-      <w:pPr>
-        <w:pStyle w:val="ListParagraph"/>
-        <w:numPr>
-          <w:ilvl w:val="0"/>
-          <w:numId w:val="2"/>
-        </w:numPr>
-        <w:spacing w:after="50"/>
-      </w:pPr>
-      <w:r>
-        <w:rPr>
-          <w:rFonts w:ascii="Malgun Gothic" w:cs="Malgun Gothic" w:eastAsia="Malgun Gothic" w:hAnsi="Malgun Gothic"/>
-          <w:sz w:val="20"/>
-          <w:szCs w:val="20"/>
-        </w:rPr>
-        <w:t xml:space="preserve">이 문서가 </w:t>
-      </w:r>
-      <w:r>
-        <w:rPr>
-          <w:rFonts w:ascii="Consolas" w:cs="Consolas" w:eastAsia="Consolas" w:hAnsi="Consolas"/>
-          <w:color w:val="7C2D12"/>
-          <w:sz w:val="18"/>
-          <w:szCs w:val="18"/>
-        </w:rPr>
-        <w:t xml:space="preserve">용산_주간목표_2000만원_1005-1011.md</w:t>
-      </w:r>
-      <w:r>
-        <w:rPr>
-          <w:rFonts w:ascii="Malgun Gothic" w:cs="Malgun Gothic" w:eastAsia="Malgun Gothic" w:hAnsi="Malgun Gothic"/>
-          <w:sz w:val="20"/>
-          <w:szCs w:val="20"/>
-        </w:rPr>
-        <w:t xml:space="preserve">의 상품 부분(연박 패키지)과 </w:t>
-      </w:r>
-      <w:r>
-        <w:rPr>
-          <w:rFonts w:ascii="Consolas" w:cs="Consolas" w:eastAsia="Consolas" w:hAnsi="Consolas"/>
-          <w:color w:val="7C2D12"/>
-          <w:sz w:val="18"/>
-          <w:szCs w:val="18"/>
-        </w:rPr>
-        <w:t xml:space="preserve">한글날_시승할인_인스타_1006-1011.md</w:t>
-      </w:r>
-      <w:r>
-        <w:rPr>
-          <w:rFonts w:ascii="Malgun Gothic" w:cs="Malgun Gothic" w:eastAsia="Malgun Gothic" w:hAnsi="Malgun Gothic"/>
-          <w:sz w:val="20"/>
-          <w:szCs w:val="20"/>
-        </w:rPr>
-        <w:t xml:space="preserve">의 10,090원 안을 대체한다.</w:t>
+        <w:t xml:space="preserve">기준: 실현매출 = 그날 대여가 시작된 예약의 결제 − 환불.</w:t>
       </w:r>
     </w:p>
     <w:p>
@@ -1218,13 +1140,85 @@
               </w:rPr>
               <w:t xml:space="preserve">전용 링크로만</w:t>
             </w:r>
-            <w:r>
-              <w:rPr>
-                <w:rFonts w:ascii="Malgun Gothic" w:cs="Malgun Gothic" w:eastAsia="Malgun Gothic" w:hAnsi="Malgun Gothic"/>
-                <w:sz w:val="17"/>
-                <w:szCs w:val="17"/>
-              </w:rPr>
-              <w:t xml:space="preserve"> (문자·인스타·광고 링크로 배포 → 채널별 성과 추적)</w:t>
+          </w:p>
+        </w:tc>
+      </w:tr>
+      <w:tr>
+        <w:trPr>
+          <w:tblHeader w:val="false"/>
+        </w:trPr>
+        <w:tc>
+          <w:tcPr>
+            <w:tcW w:type="dxa" w:w="2160"/>
+            <w:tcMar>
+              <w:top w:type="dxa" w:w="60"/>
+              <w:left w:type="dxa" w:w="90"/>
+              <w:bottom w:type="dxa" w:w="60"/>
+              <w:right w:type="dxa" w:w="90"/>
+            </w:tcMar>
+          </w:tcPr>
+          <w:p>
+            <w:pPr>
+              <w:spacing w:after="0"/>
+            </w:pPr>
+            <w:r>
+              <w:rPr>
+                <w:rFonts w:ascii="Malgun Gothic" w:cs="Malgun Gothic" w:eastAsia="Malgun Gothic" w:hAnsi="Malgun Gothic"/>
+                <w:sz w:val="17"/>
+                <w:szCs w:val="17"/>
+              </w:rPr>
+              <w:t xml:space="preserve">전용 링크 코드</w:t>
+            </w:r>
+          </w:p>
+        </w:tc>
+        <w:tc>
+          <w:tcPr>
+            <w:tcW w:type="dxa" w:w="7200"/>
+            <w:tcMar>
+              <w:top w:type="dxa" w:w="60"/>
+              <w:left w:type="dxa" w:w="90"/>
+              <w:bottom w:type="dxa" w:w="60"/>
+              <w:right w:type="dxa" w:w="90"/>
+            </w:tcMar>
+          </w:tcPr>
+          <w:p>
+            <w:pPr>
+              <w:spacing w:after="0"/>
+            </w:pPr>
+            <w:r>
+              <w:rPr>
+                <w:rFonts w:ascii="Malgun Gothic" w:cs="Malgun Gothic" w:eastAsia="Malgun Gothic" w:hAnsi="Malgun Gothic"/>
+                <w:b/>
+                <w:bCs/>
+                <w:sz w:val="17"/>
+                <w:szCs w:val="17"/>
+              </w:rPr>
+              <w:t xml:space="preserve">hour-1009</w:t>
+            </w:r>
+            <w:r>
+              <w:rPr>
+                <w:rFonts w:ascii="Malgun Gothic" w:cs="Malgun Gothic" w:eastAsia="Malgun Gothic" w:hAnsi="Malgun Gothic"/>
+                <w:sz w:val="17"/>
+                <w:szCs w:val="17"/>
+              </w:rPr>
+              <w:t xml:space="preserve"> (다른 코드로 만들면 아래 모든 링크의 </w:t>
+            </w:r>
+            <w:r>
+              <w:rPr>
+                <w:rFonts w:ascii="Consolas" w:cs="Consolas" w:eastAsia="Consolas" w:hAnsi="Consolas"/>
+                <w:color w:val="7C2D12"/>
+                <w:sz w:val="17"/>
+                <w:szCs w:val="17"/>
+              </w:rPr>
+              <w:t xml:space="preserve">promo=</w:t>
+            </w:r>
+            <w:r>
+              <w:rPr>
+                <w:rFonts w:ascii="Malgun Gothic" w:cs="Malgun Gothic" w:eastAsia="Malgun Gothic" w:hAnsi="Malgun Gothic"/>
+                <w:sz w:val="17"/>
+                <w:szCs w:val="17"/>
+              </w:rPr>
+              <w:t xml:space="preserve"> 뒤만 바꾼다)</w:t>
             </w:r>
           </w:p>
         </w:tc>
@@ -1541,7 +1535,7 @@
           <w:sz w:val="20"/>
           <w:szCs w:val="20"/>
         </w:rPr>
-        <w:t xml:space="preserve">(평일 24시간 이상 40%, 10/6~10/8)은 그대로 둔다. 평일 하루 대여는 40% 코드, 시승은 한 시간 더. 역할이 겹치지 않는다.</w:t>
+        <w:t xml:space="preserve">(평일 24시간 이상 40%, 10/6~10/8)은 그대로 둔다. 평일 하루 대여는 40% 코드, 시승은 한 시간 더.</w:t>
       </w:r>
     </w:p>
     <w:p>
@@ -1592,7 +1586,7 @@
           <w:sz w:val="20"/>
           <w:szCs w:val="20"/>
         </w:rPr>
-        <w:t xml:space="preserve">24시간 예약 → 얼마가 빠지는지(1시간 시승가 23,000원인지, 하루 요금의 1/24인지). 23,000원이 빠지면 24시간 렌탈 할인이 15%쯤 되는데, 연휴 수요를 생각하면 받아들일 만하다.</w:t>
+        <w:t xml:space="preserve">24시간 예약 → 얼마가 빠지는지(1시간 시승가 23,000원인지, 하루 요금의 1/24인지)</w:t>
       </w:r>
     </w:p>
     <w:p>
@@ -1615,6 +1609,555 @@
     </w:p>
     <w:p>
       <w:pPr>
+        <w:pStyle w:val="Heading1"/>
+        <w:spacing w:after="140" w:before="320"/>
+      </w:pPr>
+      <w:r>
+        <w:rPr>
+          <w:rFonts w:ascii="Malgun Gothic" w:cs="Malgun Gothic" w:eastAsia="Malgun Gothic" w:hAnsi="Malgun Gothic"/>
+          <w:b/>
+          <w:bCs/>
+          <w:color w:val="1C1917"/>
+          <w:sz w:val="28"/>
+          <w:szCs w:val="28"/>
+        </w:rPr>
+        <w:t xml:space="preserve">2. 링크 — 채널별 전용 링크</w:t>
+      </w:r>
+    </w:p>
+    <w:p>
+      <w:pPr>
+        <w:spacing w:after="100"/>
+      </w:pPr>
+      <w:r>
+        <w:rPr>
+          <w:rFonts w:ascii="Malgun Gothic" w:cs="Malgun Gothic" w:eastAsia="Malgun Gothic" w:hAnsi="Malgun Gothic"/>
+          <w:sz w:val="20"/>
+          <w:szCs w:val="20"/>
+        </w:rPr>
+        <w:t xml:space="preserve">모두 같은 할인(</w:t>
+      </w:r>
+      <w:r>
+        <w:rPr>
+          <w:rFonts w:ascii="Consolas" w:cs="Consolas" w:eastAsia="Consolas" w:hAnsi="Consolas"/>
+          <w:color w:val="7C2D12"/>
+          <w:sz w:val="18"/>
+          <w:szCs w:val="18"/>
+        </w:rPr>
+        <w:t xml:space="preserve">promo=hour-1009</w:t>
+      </w:r>
+      <w:r>
+        <w:rPr>
+          <w:rFonts w:ascii="Malgun Gothic" w:cs="Malgun Gothic" w:eastAsia="Malgun Gothic" w:hAnsi="Malgun Gothic"/>
+          <w:sz w:val="20"/>
+          <w:szCs w:val="20"/>
+        </w:rPr>
+        <w:t xml:space="preserve">)이 적용되고, </w:t>
+      </w:r>
+      <w:r>
+        <w:rPr>
+          <w:rFonts w:ascii="Consolas" w:cs="Consolas" w:eastAsia="Consolas" w:hAnsi="Consolas"/>
+          <w:color w:val="7C2D12"/>
+          <w:sz w:val="18"/>
+          <w:szCs w:val="18"/>
+        </w:rPr>
+        <w:t xml:space="preserve">utm</w:t>
+      </w:r>
+      <w:r>
+        <w:rPr>
+          <w:rFonts w:ascii="Malgun Gothic" w:cs="Malgun Gothic" w:eastAsia="Malgun Gothic" w:hAnsi="Malgun Gothic"/>
+          <w:sz w:val="20"/>
+          <w:szCs w:val="20"/>
+        </w:rPr>
+        <w:t xml:space="preserve">으로 방문통계 '캠페인 유입'에서 채널별 방문·예약확정·결제금액이 나뉘어 보인다.</w:t>
+      </w:r>
+    </w:p>
+    <w:tbl>
+      <w:tblPr>
+        <w:tblW w:type="dxa" w:w="9360"/>
+        <w:tblBorders>
+          <w:top w:val="single" w:color="auto" w:sz="4"/>
+          <w:left w:val="single" w:color="auto" w:sz="4"/>
+          <w:bottom w:val="single" w:color="auto" w:sz="4"/>
+          <w:right w:val="single" w:color="auto" w:sz="4"/>
+          <w:insideH w:val="single" w:color="auto" w:sz="4"/>
+          <w:insideV w:val="single" w:color="auto" w:sz="4"/>
+        </w:tblBorders>
+      </w:tblPr>
+      <w:tblGrid>
+        <w:gridCol w:w="3417"/>
+        <w:gridCol w:w="5943"/>
+      </w:tblGrid>
+      <w:tr>
+        <w:trPr>
+          <w:tblHeader/>
+        </w:trPr>
+        <w:tc>
+          <w:tcPr>
+            <w:tcW w:type="dxa" w:w="3417"/>
+            <w:shd w:fill="1C1917" w:color="auto" w:val="clear"/>
+            <w:tcMar>
+              <w:top w:type="dxa" w:w="60"/>
+              <w:left w:type="dxa" w:w="90"/>
+              <w:bottom w:type="dxa" w:w="60"/>
+              <w:right w:type="dxa" w:w="90"/>
+            </w:tcMar>
+          </w:tcPr>
+          <w:p>
+            <w:pPr>
+              <w:spacing w:after="0"/>
+            </w:pPr>
+            <w:r>
+              <w:rPr>
+                <w:rFonts w:ascii="Malgun Gothic" w:cs="Malgun Gothic" w:eastAsia="Malgun Gothic" w:hAnsi="Malgun Gothic"/>
+                <w:b/>
+                <w:bCs/>
+                <w:color w:val="FFFFFF"/>
+                <w:sz w:val="17"/>
+                <w:szCs w:val="17"/>
+              </w:rPr>
+              <w:t xml:space="preserve">채널</w:t>
+            </w:r>
+          </w:p>
+        </w:tc>
+        <w:tc>
+          <w:tcPr>
+            <w:tcW w:type="dxa" w:w="5943"/>
+            <w:shd w:fill="1C1917" w:color="auto" w:val="clear"/>
+            <w:tcMar>
+              <w:top w:type="dxa" w:w="60"/>
+              <w:left w:type="dxa" w:w="90"/>
+              <w:bottom w:type="dxa" w:w="60"/>
+              <w:right w:type="dxa" w:w="90"/>
+            </w:tcMar>
+          </w:tcPr>
+          <w:p>
+            <w:pPr>
+              <w:spacing w:after="0"/>
+            </w:pPr>
+            <w:r>
+              <w:rPr>
+                <w:rFonts w:ascii="Malgun Gothic" w:cs="Malgun Gothic" w:eastAsia="Malgun Gothic" w:hAnsi="Malgun Gothic"/>
+                <w:b/>
+                <w:bCs/>
+                <w:color w:val="FFFFFF"/>
+                <w:sz w:val="17"/>
+                <w:szCs w:val="17"/>
+              </w:rPr>
+              <w:t xml:space="preserve">링크</w:t>
+            </w:r>
+          </w:p>
+        </w:tc>
+      </w:tr>
+      <w:tr>
+        <w:trPr>
+          <w:tblHeader w:val="false"/>
+        </w:trPr>
+        <w:tc>
+          <w:tcPr>
+            <w:tcW w:type="dxa" w:w="3417"/>
+            <w:tcMar>
+              <w:top w:type="dxa" w:w="60"/>
+              <w:left w:type="dxa" w:w="90"/>
+              <w:bottom w:type="dxa" w:w="60"/>
+              <w:right w:type="dxa" w:w="90"/>
+            </w:tcMar>
+          </w:tcPr>
+          <w:p>
+            <w:pPr>
+              <w:spacing w:after="0"/>
+            </w:pPr>
+            <w:r>
+              <w:rPr>
+                <w:rFonts w:ascii="Malgun Gothic" w:cs="Malgun Gothic" w:eastAsia="Malgun Gothic" w:hAnsi="Malgun Gothic"/>
+                <w:sz w:val="17"/>
+                <w:szCs w:val="17"/>
+              </w:rPr>
+              <w:t xml:space="preserve">문자 1·2차</w:t>
+            </w:r>
+          </w:p>
+        </w:tc>
+        <w:tc>
+          <w:tcPr>
+            <w:tcW w:type="dxa" w:w="5943"/>
+            <w:tcMar>
+              <w:top w:type="dxa" w:w="60"/>
+              <w:left w:type="dxa" w:w="90"/>
+              <w:bottom w:type="dxa" w:w="60"/>
+              <w:right w:type="dxa" w:w="90"/>
+            </w:tcMar>
+          </w:tcPr>
+          <w:p>
+            <w:pPr>
+              <w:spacing w:after="0"/>
+            </w:pPr>
+            <w:r>
+              <w:rPr>
+                <w:rFonts w:ascii="Consolas" w:cs="Consolas" w:eastAsia="Consolas" w:hAnsi="Consolas"/>
+                <w:color w:val="7C2D12"/>
+                <w:sz w:val="17"/>
+                <w:szCs w:val="17"/>
+              </w:rPr>
+              <w:t xml:space="preserve">https://www.artefine.co.kr/?promo=hour-1009&amp;utm_source=sms&amp;utm_medium=lms&amp;utm_campaign=1009hangul</w:t>
+            </w:r>
+          </w:p>
+        </w:tc>
+      </w:tr>
+      <w:tr>
+        <w:trPr>
+          <w:tblHeader w:val="false"/>
+        </w:trPr>
+        <w:tc>
+          <w:tcPr>
+            <w:tcW w:type="dxa" w:w="3417"/>
+            <w:tcMar>
+              <w:top w:type="dxa" w:w="60"/>
+              <w:left w:type="dxa" w:w="90"/>
+              <w:bottom w:type="dxa" w:w="60"/>
+              <w:right w:type="dxa" w:w="90"/>
+            </w:tcMar>
+          </w:tcPr>
+          <w:p>
+            <w:pPr>
+              <w:spacing w:after="0"/>
+            </w:pPr>
+            <w:r>
+              <w:rPr>
+                <w:rFonts w:ascii="Malgun Gothic" w:cs="Malgun Gothic" w:eastAsia="Malgun Gothic" w:hAnsi="Malgun Gothic"/>
+                <w:sz w:val="17"/>
+                <w:szCs w:val="17"/>
+              </w:rPr>
+              <w:t xml:space="preserve">인스타 프로필·스토리</w:t>
+            </w:r>
+          </w:p>
+        </w:tc>
+        <w:tc>
+          <w:tcPr>
+            <w:tcW w:type="dxa" w:w="5943"/>
+            <w:tcMar>
+              <w:top w:type="dxa" w:w="60"/>
+              <w:left w:type="dxa" w:w="90"/>
+              <w:bottom w:type="dxa" w:w="60"/>
+              <w:right w:type="dxa" w:w="90"/>
+            </w:tcMar>
+          </w:tcPr>
+          <w:p>
+            <w:pPr>
+              <w:spacing w:after="0"/>
+            </w:pPr>
+            <w:r>
+              <w:rPr>
+                <w:rFonts w:ascii="Consolas" w:cs="Consolas" w:eastAsia="Consolas" w:hAnsi="Consolas"/>
+                <w:color w:val="7C2D12"/>
+                <w:sz w:val="17"/>
+                <w:szCs w:val="17"/>
+              </w:rPr>
+              <w:t xml:space="preserve">https://www.artefine.co.kr/?promo=hour-1009&amp;utm_source=ig&amp;utm_medium=social&amp;utm_campaign=1009hangul</w:t>
+            </w:r>
+          </w:p>
+        </w:tc>
+      </w:tr>
+      <w:tr>
+        <w:trPr>
+          <w:tblHeader w:val="false"/>
+        </w:trPr>
+        <w:tc>
+          <w:tcPr>
+            <w:tcW w:type="dxa" w:w="3417"/>
+            <w:tcMar>
+              <w:top w:type="dxa" w:w="60"/>
+              <w:left w:type="dxa" w:w="90"/>
+              <w:bottom w:type="dxa" w:w="60"/>
+              <w:right w:type="dxa" w:w="90"/>
+            </w:tcMar>
+          </w:tcPr>
+          <w:p>
+            <w:pPr>
+              <w:spacing w:after="0"/>
+            </w:pPr>
+            <w:r>
+              <w:rPr>
+                <w:rFonts w:ascii="Malgun Gothic" w:cs="Malgun Gothic" w:eastAsia="Malgun Gothic" w:hAnsi="Malgun Gothic"/>
+                <w:sz w:val="17"/>
+                <w:szCs w:val="17"/>
+              </w:rPr>
+              <w:t xml:space="preserve">스레드·커뮤니티 글</w:t>
+            </w:r>
+          </w:p>
+        </w:tc>
+        <w:tc>
+          <w:tcPr>
+            <w:tcW w:type="dxa" w:w="5943"/>
+            <w:tcMar>
+              <w:top w:type="dxa" w:w="60"/>
+              <w:left w:type="dxa" w:w="90"/>
+              <w:bottom w:type="dxa" w:w="60"/>
+              <w:right w:type="dxa" w:w="90"/>
+            </w:tcMar>
+          </w:tcPr>
+          <w:p>
+            <w:pPr>
+              <w:spacing w:after="0"/>
+            </w:pPr>
+            <w:r>
+              <w:rPr>
+                <w:rFonts w:ascii="Consolas" w:cs="Consolas" w:eastAsia="Consolas" w:hAnsi="Consolas"/>
+                <w:color w:val="7C2D12"/>
+                <w:sz w:val="17"/>
+                <w:szCs w:val="17"/>
+              </w:rPr>
+              <w:t xml:space="preserve">https://www.artefine.co.kr/?promo=hour-1009&amp;utm_source=community&amp;utm_medium=social&amp;utm_campaign=1009hangul</w:t>
+            </w:r>
+          </w:p>
+        </w:tc>
+      </w:tr>
+      <w:tr>
+        <w:trPr>
+          <w:tblHeader w:val="false"/>
+        </w:trPr>
+        <w:tc>
+          <w:tcPr>
+            <w:tcW w:type="dxa" w:w="3417"/>
+            <w:tcMar>
+              <w:top w:type="dxa" w:w="60"/>
+              <w:left w:type="dxa" w:w="90"/>
+              <w:bottom w:type="dxa" w:w="60"/>
+              <w:right w:type="dxa" w:w="90"/>
+            </w:tcMar>
+          </w:tcPr>
+          <w:p>
+            <w:pPr>
+              <w:spacing w:after="0"/>
+            </w:pPr>
+            <w:r>
+              <w:rPr>
+                <w:rFonts w:ascii="Malgun Gothic" w:cs="Malgun Gothic" w:eastAsia="Malgun Gothic" w:hAnsi="Malgun Gothic"/>
+                <w:b/>
+                <w:bCs/>
+                <w:sz w:val="17"/>
+                <w:szCs w:val="17"/>
+              </w:rPr>
+              <w:t xml:space="preserve">메타(인스타) 광고 — 피드</w:t>
+            </w:r>
+          </w:p>
+        </w:tc>
+        <w:tc>
+          <w:tcPr>
+            <w:tcW w:type="dxa" w:w="5943"/>
+            <w:tcMar>
+              <w:top w:type="dxa" w:w="60"/>
+              <w:left w:type="dxa" w:w="90"/>
+              <w:bottom w:type="dxa" w:w="60"/>
+              <w:right w:type="dxa" w:w="90"/>
+            </w:tcMar>
+          </w:tcPr>
+          <w:p>
+            <w:pPr>
+              <w:spacing w:after="0"/>
+            </w:pPr>
+            <w:r>
+              <w:rPr>
+                <w:rFonts w:ascii="Consolas" w:cs="Consolas" w:eastAsia="Consolas" w:hAnsi="Consolas"/>
+                <w:color w:val="7C2D12"/>
+                <w:sz w:val="17"/>
+                <w:szCs w:val="17"/>
+              </w:rPr>
+              <w:t xml:space="preserve">https://www.artefine.co.kr/?promo=hour-1009&amp;utm_source=meta&amp;utm_medium=paid&amp;utm_campaign=1009hangul&amp;utm_content=feed</w:t>
+            </w:r>
+          </w:p>
+        </w:tc>
+      </w:tr>
+      <w:tr>
+        <w:trPr>
+          <w:tblHeader w:val="false"/>
+        </w:trPr>
+        <w:tc>
+          <w:tcPr>
+            <w:tcW w:type="dxa" w:w="3417"/>
+            <w:tcMar>
+              <w:top w:type="dxa" w:w="60"/>
+              <w:left w:type="dxa" w:w="90"/>
+              <w:bottom w:type="dxa" w:w="60"/>
+              <w:right w:type="dxa" w:w="90"/>
+            </w:tcMar>
+          </w:tcPr>
+          <w:p>
+            <w:pPr>
+              <w:spacing w:after="0"/>
+            </w:pPr>
+            <w:r>
+              <w:rPr>
+                <w:rFonts w:ascii="Malgun Gothic" w:cs="Malgun Gothic" w:eastAsia="Malgun Gothic" w:hAnsi="Malgun Gothic"/>
+                <w:b/>
+                <w:bCs/>
+                <w:sz w:val="17"/>
+                <w:szCs w:val="17"/>
+              </w:rPr>
+              <w:t xml:space="preserve">메타(인스타) 광고 — 스토리·릴스</w:t>
+            </w:r>
+          </w:p>
+        </w:tc>
+        <w:tc>
+          <w:tcPr>
+            <w:tcW w:type="dxa" w:w="5943"/>
+            <w:tcMar>
+              <w:top w:type="dxa" w:w="60"/>
+              <w:left w:type="dxa" w:w="90"/>
+              <w:bottom w:type="dxa" w:w="60"/>
+              <w:right w:type="dxa" w:w="90"/>
+            </w:tcMar>
+          </w:tcPr>
+          <w:p>
+            <w:pPr>
+              <w:spacing w:after="0"/>
+            </w:pPr>
+            <w:r>
+              <w:rPr>
+                <w:rFonts w:ascii="Consolas" w:cs="Consolas" w:eastAsia="Consolas" w:hAnsi="Consolas"/>
+                <w:color w:val="7C2D12"/>
+                <w:sz w:val="17"/>
+                <w:szCs w:val="17"/>
+              </w:rPr>
+              <w:t xml:space="preserve">https://www.artefine.co.kr/?promo=hour-1009&amp;utm_source=meta&amp;utm_medium=paid&amp;utm_campaign=1009hangul&amp;utm_content=story</w:t>
+            </w:r>
+          </w:p>
+        </w:tc>
+      </w:tr>
+      <w:tr>
+        <w:trPr>
+          <w:tblHeader w:val="false"/>
+        </w:trPr>
+        <w:tc>
+          <w:tcPr>
+            <w:tcW w:type="dxa" w:w="3417"/>
+            <w:tcMar>
+              <w:top w:type="dxa" w:w="60"/>
+              <w:left w:type="dxa" w:w="90"/>
+              <w:bottom w:type="dxa" w:w="60"/>
+              <w:right w:type="dxa" w:w="90"/>
+            </w:tcMar>
+          </w:tcPr>
+          <w:p>
+            <w:pPr>
+              <w:spacing w:after="0"/>
+            </w:pPr>
+            <w:r>
+              <w:rPr>
+                <w:rFonts w:ascii="Malgun Gothic" w:cs="Malgun Gothic" w:eastAsia="Malgun Gothic" w:hAnsi="Malgun Gothic"/>
+                <w:b/>
+                <w:bCs/>
+                <w:sz w:val="17"/>
+                <w:szCs w:val="17"/>
+              </w:rPr>
+              <w:t xml:space="preserve">네이버 파워링크</w:t>
+            </w:r>
+          </w:p>
+        </w:tc>
+        <w:tc>
+          <w:tcPr>
+            <w:tcW w:type="dxa" w:w="5943"/>
+            <w:tcMar>
+              <w:top w:type="dxa" w:w="60"/>
+              <w:left w:type="dxa" w:w="90"/>
+              <w:bottom w:type="dxa" w:w="60"/>
+              <w:right w:type="dxa" w:w="90"/>
+            </w:tcMar>
+          </w:tcPr>
+          <w:p>
+            <w:pPr>
+              <w:spacing w:after="0"/>
+            </w:pPr>
+            <w:r>
+              <w:rPr>
+                <w:rFonts w:ascii="Consolas" w:cs="Consolas" w:eastAsia="Consolas" w:hAnsi="Consolas"/>
+                <w:color w:val="7C2D12"/>
+                <w:sz w:val="17"/>
+                <w:szCs w:val="17"/>
+              </w:rPr>
+              <w:t xml:space="preserve">https://www.artefine.co.kr/?promo=hour-1009&amp;utm_source=naver&amp;utm_medium=cpc&amp;utm_campaign=1009hangul</w:t>
+            </w:r>
+          </w:p>
+        </w:tc>
+      </w:tr>
+      <w:tr>
+        <w:trPr>
+          <w:tblHeader w:val="false"/>
+        </w:trPr>
+        <w:tc>
+          <w:tcPr>
+            <w:tcW w:type="dxa" w:w="3417"/>
+            <w:tcMar>
+              <w:top w:type="dxa" w:w="60"/>
+              <w:left w:type="dxa" w:w="90"/>
+              <w:bottom w:type="dxa" w:w="60"/>
+              <w:right w:type="dxa" w:w="90"/>
+            </w:tcMar>
+          </w:tcPr>
+          <w:p>
+            <w:pPr>
+              <w:spacing w:after="0"/>
+            </w:pPr>
+            <w:r>
+              <w:rPr>
+                <w:rFonts w:ascii="Malgun Gothic" w:cs="Malgun Gothic" w:eastAsia="Malgun Gothic" w:hAnsi="Malgun Gothic"/>
+                <w:b/>
+                <w:bCs/>
+                <w:sz w:val="17"/>
+                <w:szCs w:val="17"/>
+              </w:rPr>
+              <w:t xml:space="preserve">네이버 플레이스 광고</w:t>
+            </w:r>
+          </w:p>
+        </w:tc>
+        <w:tc>
+          <w:tcPr>
+            <w:tcW w:type="dxa" w:w="5943"/>
+            <w:tcMar>
+              <w:top w:type="dxa" w:w="60"/>
+              <w:left w:type="dxa" w:w="90"/>
+              <w:bottom w:type="dxa" w:w="60"/>
+              <w:right w:type="dxa" w:w="90"/>
+            </w:tcMar>
+          </w:tcPr>
+          <w:p>
+            <w:pPr>
+              <w:spacing w:after="0"/>
+            </w:pPr>
+            <w:r>
+              <w:rPr>
+                <w:rFonts w:ascii="Malgun Gothic" w:cs="Malgun Gothic" w:eastAsia="Malgun Gothic" w:hAnsi="Malgun Gothic"/>
+                <w:sz w:val="17"/>
+                <w:szCs w:val="17"/>
+              </w:rPr>
+              <w:t xml:space="preserve">플레이스 광고는 스마트플레이스 업체 정보로 연결된다. 스마트플레이스의 '예약/홈페이지' 링크를 위 네이버 링크로(</w:t>
+            </w:r>
+            <w:r>
+              <w:rPr>
+                <w:rFonts w:ascii="Consolas" w:cs="Consolas" w:eastAsia="Consolas" w:hAnsi="Consolas"/>
+                <w:color w:val="7C2D12"/>
+                <w:sz w:val="17"/>
+                <w:szCs w:val="17"/>
+              </w:rPr>
+              <w:t xml:space="preserve">utm_medium=place</w:t>
+            </w:r>
+            <w:r>
+              <w:rPr>
+                <w:rFonts w:ascii="Malgun Gothic" w:cs="Malgun Gothic" w:eastAsia="Malgun Gothic" w:hAnsi="Malgun Gothic"/>
+                <w:sz w:val="17"/>
+                <w:szCs w:val="17"/>
+              </w:rPr>
+              <w:t xml:space="preserve">) 바꿔 둔다</w:t>
+            </w:r>
+          </w:p>
+        </w:tc>
+      </w:tr>
+    </w:tbl>
+    <w:p>
+      <w:pPr>
+        <w:spacing w:after="80"/>
+      </w:pPr>
+    </w:p>
+    <w:p>
+      <w:pPr>
         <w:spacing w:after="100"/>
       </w:pPr>
       <w:r>
@@ -1625,7 +2168,7 @@
           <w:sz w:val="20"/>
           <w:szCs w:val="20"/>
         </w:rPr>
-        <w:t xml:space="preserve">만들지 않을 것:</w:t>
+        <w:t xml:space="preserve">광고 켜기 전 확인:</w:t>
       </w:r>
       <w:r>
         <w:rPr>
@@ -1633,7 +2176,41 @@
           <w:sz w:val="20"/>
           <w:szCs w:val="20"/>
         </w:rPr>
-        <w:t xml:space="preserve"> 연박 패키지(만들었다면 활성화하지 않는다), 10,090원 안.</w:t>
+        <w:t xml:space="preserve"> 링크로 들어가 결제 화면에서 3시간 46,000원이 나오는지. </w:t>
+      </w:r>
+      <w:r>
+        <w:rPr>
+          <w:rFonts w:ascii="Consolas" w:cs="Consolas" w:eastAsia="Consolas" w:hAnsi="Consolas"/>
+          <w:color w:val="7C2D12"/>
+          <w:sz w:val="18"/>
+          <w:szCs w:val="18"/>
+        </w:rPr>
+        <w:t xml:space="preserve">/bikes</w:t>
+      </w:r>
+      <w:r>
+        <w:rPr>
+          <w:rFonts w:ascii="Malgun Gothic" w:cs="Malgun Gothic" w:eastAsia="Malgun Gothic" w:hAnsi="Malgun Gothic"/>
+          <w:sz w:val="20"/>
+          <w:szCs w:val="20"/>
+        </w:rPr>
+        <w:t xml:space="preserve"> 같은 하위 페이지에도 </w:t>
+      </w:r>
+      <w:r>
+        <w:rPr>
+          <w:rFonts w:ascii="Consolas" w:cs="Consolas" w:eastAsia="Consolas" w:hAnsi="Consolas"/>
+          <w:color w:val="7C2D12"/>
+          <w:sz w:val="18"/>
+          <w:szCs w:val="18"/>
+        </w:rPr>
+        <w:t xml:space="preserve">?promo=</w:t>
+      </w:r>
+      <w:r>
+        <w:rPr>
+          <w:rFonts w:ascii="Malgun Gothic" w:cs="Malgun Gothic" w:eastAsia="Malgun Gothic" w:hAnsi="Malgun Gothic"/>
+          <w:sz w:val="20"/>
+          <w:szCs w:val="20"/>
+        </w:rPr>
+        <w:t xml:space="preserve">가 유지되는지 한 번 눌러 본다.</w:t>
       </w:r>
     </w:p>
     <w:p>
@@ -1650,7 +2227,7 @@
           <w:sz w:val="28"/>
           <w:szCs w:val="28"/>
         </w:rPr>
-        <w:t xml:space="preserve">2. 가동률·매출 예상 (용산, 10/5~10/11)</w:t>
+        <w:t xml:space="preserve">3. 가동률·매출 예상 (용산, 10/5~10/11)</w:t>
       </w:r>
     </w:p>
     <w:p>
@@ -1667,7 +2244,7 @@
           <w:sz w:val="23"/>
           <w:szCs w:val="23"/>
         </w:rPr>
-        <w:t xml:space="preserve">2-1. 전제</w:t>
+        <w:t xml:space="preserve">3-1. 전제</w:t>
       </w:r>
     </w:p>
     <w:p>
@@ -1695,7 +2272,7 @@
           <w:sz w:val="20"/>
           <w:szCs w:val="20"/>
         </w:rPr>
-        <w:t xml:space="preserve"> 주간예측 리포트의 용산 일별 예측. 단, 10/9(금)는 공휴일이라 평일 예측(44만원) 대신 일요일 수준(98만원)으로 올렸다.</w:t>
+        <w:t xml:space="preserve"> 주간예측 리포트의 용산 일별 예측. 10/9(금)는 공휴일이라 일요일 수준(98만원)으로 올렸다.</w:t>
       </w:r>
     </w:p>
     <w:p>
@@ -1723,7 +2300,7 @@
           <w:sz w:val="20"/>
           <w:szCs w:val="20"/>
         </w:rPr>
-        <w:t xml:space="preserve"> 9/4 '2시간 무료' 문자 실측(용산 야간 경험 8.6%, 최근 90일 이용 4.4%, 동의 신규 1.8%, 9일간)을 이번 4일 창에 맞춰 절반쯤으로 낮췄다.</w:t>
+        <w:t xml:space="preserve"> 9/4 '2시간 무료' 문자 실측(용산 야간 경험 8.6%, 최근 90일 이용 4.4%, 동의 신규 1.8%, 9일간)을 이번 4일 창에 맞춰 절반쯤으로 낮췄다. 단골 직접 연락은 하지 않으므로 넣지 않았다.</w:t>
       </w:r>
     </w:p>
     <w:p>
@@ -1751,7 +2328,7 @@
           <w:sz w:val="20"/>
           <w:szCs w:val="20"/>
         </w:rPr>
-        <w:t xml:space="preserve"> 오퍼가 없어도 왔을 손님이 코드를 쓰면서 깎이는 금액(하루 2~7만원)을 뺐다.</w:t>
+        <w:t xml:space="preserve"> 오퍼가 없어도 왔을 손님이 코드를 쓰면서 깎이는 금액을 뺐다.</w:t>
       </w:r>
     </w:p>
     <w:p>
@@ -1779,7 +2356,7 @@
           <w:sz w:val="20"/>
           <w:szCs w:val="20"/>
         </w:rPr>
-        <w:t xml:space="preserve"> 매출 1만원당 대여 시간은 실측 평균(1시간당 약 11,400원)으로 환산했다. 오퍼로 늘어나는 3~4시간 시승은 1시간당 약 15,000원으로 계산했다. 영업시간(10~24시, 14시간) 기준도 함께 적었다.</w:t>
+        <w:t xml:space="preserve"> 매출은 실측 평균(1시간당 약 11,400원)으로, 오퍼로 늘어나는 3~4시간 시승은 1시간당 약 15,000원으로 시간 환산했다. 영업시간(10~24시, 14시간) 기준도 함께 적었다.</w:t>
       </w:r>
     </w:p>
     <w:p>
@@ -1796,7 +2373,7 @@
           <w:sz w:val="23"/>
           <w:szCs w:val="23"/>
         </w:rPr>
-        <w:t xml:space="preserve">2-2. 일별 예상</w:t>
+        <w:t xml:space="preserve">3-2. 일별 예상</w:t>
       </w:r>
     </w:p>
     <w:tbl>
@@ -2213,7 +2790,7 @@
                 <w:sz w:val="17"/>
                 <w:szCs w:val="17"/>
               </w:rPr>
-              <w:t xml:space="preserve">44~49만</w:t>
+              <w:t xml:space="preserve">44~47만</w:t>
             </w:r>
           </w:p>
         </w:tc>
@@ -2237,7 +2814,7 @@
                 <w:sz w:val="17"/>
                 <w:szCs w:val="17"/>
               </w:rPr>
-              <w:t xml:space="preserve">47만</w:t>
+              <w:t xml:space="preserve">45만</w:t>
             </w:r>
           </w:p>
         </w:tc>
@@ -2362,7 +2939,7 @@
                 <w:sz w:val="17"/>
                 <w:szCs w:val="17"/>
               </w:rPr>
-              <w:t xml:space="preserve">54~69만</w:t>
+              <w:t xml:space="preserve">51~61만</w:t>
             </w:r>
           </w:p>
         </w:tc>
@@ -2386,7 +2963,7 @@
                 <w:sz w:val="17"/>
                 <w:szCs w:val="17"/>
               </w:rPr>
-              <w:t xml:space="preserve">62만</w:t>
+              <w:t xml:space="preserve">56만</w:t>
             </w:r>
           </w:p>
         </w:tc>
@@ -2410,7 +2987,7 @@
                 <w:sz w:val="17"/>
                 <w:szCs w:val="17"/>
               </w:rPr>
-              <w:t xml:space="preserve">7% → 10%</w:t>
+              <w:t xml:space="preserve">7% → 9%</w:t>
             </w:r>
           </w:p>
         </w:tc>
@@ -2434,7 +3011,7 @@
                 <w:sz w:val="17"/>
                 <w:szCs w:val="17"/>
               </w:rPr>
-              <w:t xml:space="preserve">17%</w:t>
+              <w:t xml:space="preserve">16%</w:t>
             </w:r>
           </w:p>
         </w:tc>
@@ -2511,7 +3088,7 @@
                 <w:sz w:val="17"/>
                 <w:szCs w:val="17"/>
               </w:rPr>
-              <w:t xml:space="preserve">53~73만</w:t>
+              <w:t xml:space="preserve">50~62만</w:t>
             </w:r>
           </w:p>
         </w:tc>
@@ -2535,7 +3112,7 @@
                 <w:sz w:val="17"/>
                 <w:szCs w:val="17"/>
               </w:rPr>
-              <w:t xml:space="preserve">63만</w:t>
+              <w:t xml:space="preserve">56만</w:t>
             </w:r>
           </w:p>
         </w:tc>
@@ -2559,7 +3136,7 @@
                 <w:sz w:val="17"/>
                 <w:szCs w:val="17"/>
               </w:rPr>
-              <w:t xml:space="preserve">6% → 10%</w:t>
+              <w:t xml:space="preserve">6% → 9%</w:t>
             </w:r>
           </w:p>
         </w:tc>
@@ -2583,7 +3160,7 @@
                 <w:sz w:val="17"/>
                 <w:szCs w:val="17"/>
               </w:rPr>
-              <w:t xml:space="preserve">17%</w:t>
+              <w:t xml:space="preserve">16%</w:t>
             </w:r>
           </w:p>
         </w:tc>
@@ -2662,7 +3239,7 @@
                 <w:sz w:val="17"/>
                 <w:szCs w:val="17"/>
               </w:rPr>
-              <w:t xml:space="preserve">148~178만</w:t>
+              <w:t xml:space="preserve">136~162만</w:t>
             </w:r>
           </w:p>
         </w:tc>
@@ -2686,7 +3263,7 @@
                 <w:sz w:val="17"/>
                 <w:szCs w:val="17"/>
               </w:rPr>
-              <w:t xml:space="preserve">163만</w:t>
+              <w:t xml:space="preserve">149만</w:t>
             </w:r>
           </w:p>
         </w:tc>
@@ -2710,7 +3287,7 @@
                 <w:sz w:val="17"/>
                 <w:szCs w:val="17"/>
               </w:rPr>
-              <w:t xml:space="preserve">18% → 27%</w:t>
+              <w:t xml:space="preserve">18% → 25%</w:t>
             </w:r>
           </w:p>
         </w:tc>
@@ -2734,7 +3311,7 @@
                 <w:sz w:val="17"/>
                 <w:szCs w:val="17"/>
               </w:rPr>
-              <w:t xml:space="preserve">46%</w:t>
+              <w:t xml:space="preserve">43%</w:t>
             </w:r>
           </w:p>
         </w:tc>
@@ -2813,7 +3390,7 @@
                 <w:sz w:val="17"/>
                 <w:szCs w:val="17"/>
               </w:rPr>
-              <w:t xml:space="preserve">182~217만</w:t>
+              <w:t xml:space="preserve">170~198만</w:t>
             </w:r>
           </w:p>
         </w:tc>
@@ -2837,7 +3414,7 @@
                 <w:sz w:val="17"/>
                 <w:szCs w:val="17"/>
               </w:rPr>
-              <w:t xml:space="preserve">200만</w:t>
+              <w:t xml:space="preserve">184만</w:t>
             </w:r>
           </w:p>
         </w:tc>
@@ -2861,7 +3438,7 @@
                 <w:sz w:val="17"/>
                 <w:szCs w:val="17"/>
               </w:rPr>
-              <w:t xml:space="preserve">24% → 33%</w:t>
+              <w:t xml:space="preserve">24% → 31%</w:t>
             </w:r>
           </w:p>
         </w:tc>
@@ -2885,7 +3462,7 @@
                 <w:sz w:val="17"/>
                 <w:szCs w:val="17"/>
               </w:rPr>
-              <w:t xml:space="preserve">57%</w:t>
+              <w:t xml:space="preserve">54%</w:t>
             </w:r>
           </w:p>
         </w:tc>
@@ -2964,7 +3541,7 @@
                 <w:sz w:val="17"/>
                 <w:szCs w:val="17"/>
               </w:rPr>
-              <w:t xml:space="preserve">138~163만</w:t>
+              <w:t xml:space="preserve">129~149만</w:t>
             </w:r>
           </w:p>
         </w:tc>
@@ -2988,7 +3565,7 @@
                 <w:sz w:val="17"/>
                 <w:szCs w:val="17"/>
               </w:rPr>
-              <w:t xml:space="preserve">150만</w:t>
+              <w:t xml:space="preserve">139만</w:t>
             </w:r>
           </w:p>
         </w:tc>
@@ -3012,7 +3589,7 @@
                 <w:sz w:val="17"/>
                 <w:szCs w:val="17"/>
               </w:rPr>
-              <w:t xml:space="preserve">18% → 25%</w:t>
+              <w:t xml:space="preserve">18% → 24%</w:t>
             </w:r>
           </w:p>
         </w:tc>
@@ -3036,7 +3613,7 @@
                 <w:sz w:val="17"/>
                 <w:szCs w:val="17"/>
               </w:rPr>
-              <w:t xml:space="preserve">43%</w:t>
+              <w:t xml:space="preserve">40%</w:t>
             </w:r>
           </w:p>
         </w:tc>
@@ -3119,7 +3696,7 @@
                 <w:sz w:val="17"/>
                 <w:szCs w:val="17"/>
               </w:rPr>
-              <w:t xml:space="preserve">680~810만</w:t>
+              <w:t xml:space="preserve">640~740만</w:t>
             </w:r>
           </w:p>
         </w:tc>
@@ -3145,7 +3722,7 @@
                 <w:sz w:val="17"/>
                 <w:szCs w:val="17"/>
               </w:rPr>
-              <w:t xml:space="preserve">약 740만</w:t>
+              <w:t xml:space="preserve">약 690만</w:t>
             </w:r>
           </w:p>
         </w:tc>
@@ -3169,7 +3746,7 @@
                 <w:sz w:val="17"/>
                 <w:szCs w:val="17"/>
               </w:rPr>
-              <w:t xml:space="preserve">연휴 평균 20% → 28%</w:t>
+              <w:t xml:space="preserve">연휴 평균 20% → 27%</w:t>
             </w:r>
           </w:p>
         </w:tc>
@@ -3193,7 +3770,7 @@
                 <w:sz w:val="17"/>
                 <w:szCs w:val="17"/>
               </w:rPr>
-              <w:t xml:space="preserve">연휴 평균 49%</w:t>
+              <w:t xml:space="preserve">연휴 평균 46%</w:t>
             </w:r>
           </w:p>
         </w:tc>
@@ -3206,19 +3783,38 @@
     </w:p>
     <w:p>
       <w:pPr>
-        <w:pStyle w:val="Heading2"/>
-        <w:spacing w:after="100" w:before="220"/>
+        <w:pStyle w:val="ListParagraph"/>
+        <w:numPr>
+          <w:ilvl w:val="0"/>
+          <w:numId w:val="2"/>
+        </w:numPr>
+        <w:spacing w:after="50"/>
       </w:pPr>
+      <w:r>
+        <w:rPr>
+          <w:rFonts w:ascii="Malgun Gothic" w:cs="Malgun Gothic" w:eastAsia="Malgun Gothic" w:hAnsi="Malgun Gothic"/>
+          <w:sz w:val="20"/>
+          <w:szCs w:val="20"/>
+        </w:rPr>
+        <w:t xml:space="preserve">최근 가장 바빴던 10/3(토)도 용산 20대의 24시간 기준 25%만 썼다(대여 119시간, 매출 120만원). 이번 주 </w:t>
+      </w:r>
       <w:r>
         <w:rPr>
           <w:rFonts w:ascii="Malgun Gothic" w:cs="Malgun Gothic" w:eastAsia="Malgun Gothic" w:hAnsi="Malgun Gothic"/>
           <w:b/>
           <w:bCs/>
-          <w:color w:val="C2410C"/>
-          <w:sz w:val="23"/>
-          <w:szCs w:val="23"/>
+          <w:sz w:val="20"/>
+          <w:szCs w:val="20"/>
         </w:rPr>
-        <w:t xml:space="preserve">2-3. 지난 계획과 달라진 점 (솔직하게)</w:t>
+        <w:t xml:space="preserve">현실 목표는 약 690만원</w:t>
+      </w:r>
+      <w:r>
+        <w:rPr>
+          <w:rFonts w:ascii="Malgun Gothic" w:cs="Malgun Gothic" w:eastAsia="Malgun Gothic" w:hAnsi="Malgun Gothic"/>
+          <w:sz w:val="20"/>
+          <w:szCs w:val="20"/>
+        </w:rPr>
+        <w:t xml:space="preserve">이다.</w:t>
       </w:r>
     </w:p>
     <w:p>
@@ -3236,25 +3832,7 @@
           <w:sz w:val="20"/>
           <w:szCs w:val="20"/>
         </w:rPr>
-        <w:t xml:space="preserve">앞선 계획의 1,200~1,600만원은 </w:t>
-      </w:r>
-      <w:r>
-        <w:rPr>
-          <w:rFonts w:ascii="Malgun Gothic" w:cs="Malgun Gothic" w:eastAsia="Malgun Gothic" w:hAnsi="Malgun Gothic"/>
-          <w:b/>
-          <w:bCs/>
-          <w:sz w:val="20"/>
-          <w:szCs w:val="20"/>
-        </w:rPr>
-        <w:t xml:space="preserve">"차를 몇 % 채우면"이라는 차량 용량 시나리오</w:t>
-      </w:r>
-      <w:r>
-        <w:rPr>
-          <w:rFonts w:ascii="Malgun Gothic" w:cs="Malgun Gothic" w:eastAsia="Malgun Gothic" w:hAnsi="Malgun Gothic"/>
-          <w:sz w:val="20"/>
-          <w:szCs w:val="20"/>
-        </w:rPr>
-        <w:t xml:space="preserve">였다.</w:t>
+        <w:t xml:space="preserve">단골 직접 연락을 빼서 앞선 안(약 740만원)보다 약 45만원 낮다.</w:t>
       </w:r>
     </w:p>
     <w:p>
@@ -3272,97 +3850,7 @@
           <w:sz w:val="20"/>
           <w:szCs w:val="20"/>
         </w:rPr>
-        <w:t xml:space="preserve">수요 데이터로 다시 보면, 최근 가장 바빴던 10/3(토)도 용산 20대의 24시간 기준 25%만 썼다(대여 119시간, 매출 120만원).</w:t>
-      </w:r>
-    </w:p>
-    <w:p>
-      <w:pPr>
-        <w:pStyle w:val="ListParagraph"/>
-        <w:numPr>
-          <w:ilvl w:val="0"/>
-          <w:numId w:val="2"/>
-        </w:numPr>
-        <w:spacing w:after="50"/>
-      </w:pPr>
-      <w:r>
-        <w:rPr>
-          <w:rFonts w:ascii="Malgun Gothic" w:cs="Malgun Gothic" w:eastAsia="Malgun Gothic" w:hAnsi="Malgun Gothic"/>
-          <w:sz w:val="20"/>
-          <w:szCs w:val="20"/>
-        </w:rPr>
-        <w:t xml:space="preserve">연박 패키지를 빼면 연휴 3일을 길게 묶는 장치도 없어진다.</w:t>
-      </w:r>
-    </w:p>
-    <w:p>
-      <w:pPr>
-        <w:pStyle w:val="ListParagraph"/>
-        <w:numPr>
-          <w:ilvl w:val="0"/>
-          <w:numId w:val="2"/>
-        </w:numPr>
-        <w:spacing w:after="50"/>
-      </w:pPr>
-      <w:r>
-        <w:rPr>
-          <w:rFonts w:ascii="Malgun Gothic" w:cs="Malgun Gothic" w:eastAsia="Malgun Gothic" w:hAnsi="Malgun Gothic"/>
-          <w:sz w:val="20"/>
-          <w:szCs w:val="20"/>
-        </w:rPr>
-        <w:t xml:space="preserve">그래서 </w:t>
-      </w:r>
-      <w:r>
-        <w:rPr>
-          <w:rFonts w:ascii="Malgun Gothic" w:cs="Malgun Gothic" w:eastAsia="Malgun Gothic" w:hAnsi="Malgun Gothic"/>
-          <w:b/>
-          <w:bCs/>
-          <w:sz w:val="20"/>
-          <w:szCs w:val="20"/>
-        </w:rPr>
-        <w:t xml:space="preserve">이번 주 현실 목표는 약 740만원(범위 680~810만원)</w:t>
-      </w:r>
-      <w:r>
-        <w:rPr>
-          <w:rFonts w:ascii="Malgun Gothic" w:cs="Malgun Gothic" w:eastAsia="Malgun Gothic" w:hAnsi="Malgun Gothic"/>
-          <w:sz w:val="20"/>
-          <w:szCs w:val="20"/>
-        </w:rPr>
-        <w:t xml:space="preserve">이다. 2,000만원은 이번 주에 닿지 않는다.</w:t>
-      </w:r>
-    </w:p>
-    <w:p>
-      <w:pPr>
-        <w:pStyle w:val="ListParagraph"/>
-        <w:numPr>
-          <w:ilvl w:val="0"/>
-          <w:numId w:val="2"/>
-        </w:numPr>
-        <w:spacing w:after="50"/>
-      </w:pPr>
-      <w:r>
-        <w:rPr>
-          <w:rFonts w:ascii="Malgun Gothic" w:cs="Malgun Gothic" w:eastAsia="Malgun Gothic" w:hAnsi="Malgun Gothic"/>
-          <w:sz w:val="20"/>
-          <w:szCs w:val="20"/>
-        </w:rPr>
-        <w:t xml:space="preserve">위쪽(810만원 이상)으로 가려면 토요일 영업시간 가동률이 70%를 넘어야 한다. 그때는 차량보다 </w:t>
-      </w:r>
-      <w:r>
-        <w:rPr>
-          <w:rFonts w:ascii="Malgun Gothic" w:cs="Malgun Gothic" w:eastAsia="Malgun Gothic" w:hAnsi="Malgun Gothic"/>
-          <w:b/>
-          <w:bCs/>
-          <w:sz w:val="20"/>
-          <w:szCs w:val="20"/>
-        </w:rPr>
-        <w:t xml:space="preserve">응대 인력(접수·장비·반납 회전)</w:t>
-      </w:r>
-      <w:r>
-        <w:rPr>
-          <w:rFonts w:ascii="Malgun Gothic" w:cs="Malgun Gothic" w:eastAsia="Malgun Gothic" w:hAnsi="Malgun Gothic"/>
-          <w:sz w:val="20"/>
-          <w:szCs w:val="20"/>
-        </w:rPr>
-        <w:t xml:space="preserve">이 병목이다.</w:t>
+        <w:t xml:space="preserve">위쪽(740만원 이상)으로 가려면 토요일 영업시간 가동률이 65%를 넘어야 하고, 그때는 차량보다 응대 인력(접수·장비·반납 회전)이 병목이다.</w:t>
       </w:r>
     </w:p>
     <w:p>
@@ -3379,7 +3867,7 @@
           <w:sz w:val="23"/>
           <w:szCs w:val="23"/>
         </w:rPr>
-        <w:t xml:space="preserve">2-4. 채널별 기여 (연휴 포함 10/6~10/11 합계, 중간값)</w:t>
+        <w:t xml:space="preserve">3-3. 채널별 기여 (10/6~10/11 합계, 중간값)</w:t>
       </w:r>
     </w:p>
     <w:tbl>
@@ -3395,9 +3883,9 @@
         </w:tblBorders>
       </w:tblPr>
       <w:tblGrid>
-        <w:gridCol w:w="4095"/>
-        <w:gridCol w:w="1404"/>
-        <w:gridCol w:w="3861"/>
+        <w:gridCol w:w="3798"/>
+        <w:gridCol w:w="1628"/>
+        <w:gridCol w:w="3934"/>
       </w:tblGrid>
       <w:tr>
         <w:trPr>
@@ -3405,7 +3893,7 @@
         </w:trPr>
         <w:tc>
           <w:tcPr>
-            <w:tcW w:type="dxa" w:w="4095"/>
+            <w:tcW w:type="dxa" w:w="3798"/>
             <w:shd w:fill="1C1917" w:color="auto" w:val="clear"/>
             <w:tcMar>
               <w:top w:type="dxa" w:w="60"/>
@@ -3433,7 +3921,7 @@
         </w:tc>
         <w:tc>
           <w:tcPr>
-            <w:tcW w:type="dxa" w:w="1404"/>
+            <w:tcW w:type="dxa" w:w="1628"/>
             <w:shd w:fill="1C1917" w:color="auto" w:val="clear"/>
             <w:tcMar>
               <w:top w:type="dxa" w:w="60"/>
@@ -3461,7 +3949,7 @@
         </w:tc>
         <w:tc>
           <w:tcPr>
-            <w:tcW w:type="dxa" w:w="3861"/>
+            <w:tcW w:type="dxa" w:w="3934"/>
             <w:shd w:fill="1C1917" w:color="auto" w:val="clear"/>
             <w:tcMar>
               <w:top w:type="dxa" w:w="60"/>
@@ -3494,31 +3982,31 @@
         </w:trPr>
         <w:tc>
           <w:tcPr>
-            <w:tcW w:type="dxa" w:w="4095"/>
-            <w:tcMar>
-              <w:top w:type="dxa" w:w="60"/>
-              <w:left w:type="dxa" w:w="90"/>
-              <w:bottom w:type="dxa" w:w="60"/>
-              <w:right w:type="dxa" w:w="90"/>
-            </w:tcMar>
-          </w:tcPr>
-          <w:p>
-            <w:pPr>
-              <w:spacing w:after="0"/>
-            </w:pPr>
-            <w:r>
-              <w:rPr>
-                <w:rFonts w:ascii="Malgun Gothic" w:cs="Malgun Gothic" w:eastAsia="Malgun Gothic" w:hAnsi="Malgun Gothic"/>
-                <w:sz w:val="17"/>
-                <w:szCs w:val="17"/>
-              </w:rPr>
-              <w:t xml:space="preserve">회원 문자 2회 (1,372명, 이전 가입 동의 523명 포함)</w:t>
-            </w:r>
-          </w:p>
-        </w:tc>
-        <w:tc>
-          <w:tcPr>
-            <w:tcW w:type="dxa" w:w="1404"/>
+            <w:tcW w:type="dxa" w:w="3798"/>
+            <w:tcMar>
+              <w:top w:type="dxa" w:w="60"/>
+              <w:left w:type="dxa" w:w="90"/>
+              <w:bottom w:type="dxa" w:w="60"/>
+              <w:right w:type="dxa" w:w="90"/>
+            </w:tcMar>
+          </w:tcPr>
+          <w:p>
+            <w:pPr>
+              <w:spacing w:after="0"/>
+            </w:pPr>
+            <w:r>
+              <w:rPr>
+                <w:rFonts w:ascii="Malgun Gothic" w:cs="Malgun Gothic" w:eastAsia="Malgun Gothic" w:hAnsi="Malgun Gothic"/>
+                <w:sz w:val="17"/>
+                <w:szCs w:val="17"/>
+              </w:rPr>
+              <w:t xml:space="preserve">회원 문자 2회 (1,372명, 단골 40명 포함)</w:t>
+            </w:r>
+          </w:p>
+        </w:tc>
+        <w:tc>
+          <w:tcPr>
+            <w:tcW w:type="dxa" w:w="1628"/>
             <w:tcMar>
               <w:top w:type="dxa" w:w="60"/>
               <w:left w:type="dxa" w:w="90"/>
@@ -3542,7 +4030,7 @@
         </w:tc>
         <w:tc>
           <w:tcPr>
-            <w:tcW w:type="dxa" w:w="3861"/>
+            <w:tcW w:type="dxa" w:w="3934"/>
             <w:tcMar>
               <w:top w:type="dxa" w:w="60"/>
               <w:left w:type="dxa" w:w="90"/>
@@ -3571,73 +4059,73 @@
         </w:trPr>
         <w:tc>
           <w:tcPr>
-            <w:tcW w:type="dxa" w:w="4095"/>
-            <w:tcMar>
-              <w:top w:type="dxa" w:w="60"/>
-              <w:left w:type="dxa" w:w="90"/>
-              <w:bottom w:type="dxa" w:w="60"/>
-              <w:right w:type="dxa" w:w="90"/>
-            </w:tcMar>
-          </w:tcPr>
-          <w:p>
-            <w:pPr>
-              <w:spacing w:after="0"/>
-            </w:pPr>
-            <w:r>
-              <w:rPr>
-                <w:rFonts w:ascii="Malgun Gothic" w:cs="Malgun Gothic" w:eastAsia="Malgun Gothic" w:hAnsi="Malgun Gothic"/>
-                <w:sz w:val="17"/>
-                <w:szCs w:val="17"/>
-              </w:rPr>
-              <w:t xml:space="preserve">단골 직접 연락 (수신동의한 40명)</w:t>
-            </w:r>
-          </w:p>
-        </w:tc>
-        <w:tc>
-          <w:tcPr>
-            <w:tcW w:type="dxa" w:w="1404"/>
-            <w:tcMar>
-              <w:top w:type="dxa" w:w="60"/>
-              <w:left w:type="dxa" w:w="90"/>
-              <w:bottom w:type="dxa" w:w="60"/>
-              <w:right w:type="dxa" w:w="90"/>
-            </w:tcMar>
-          </w:tcPr>
-          <w:p>
-            <w:pPr>
-              <w:spacing w:after="0"/>
-            </w:pPr>
-            <w:r>
-              <w:rPr>
-                <w:rFonts w:ascii="Malgun Gothic" w:cs="Malgun Gothic" w:eastAsia="Malgun Gothic" w:hAnsi="Malgun Gothic"/>
-                <w:sz w:val="17"/>
-                <w:szCs w:val="17"/>
-              </w:rPr>
-              <w:t xml:space="preserve">약 5건</w:t>
-            </w:r>
-          </w:p>
-        </w:tc>
-        <w:tc>
-          <w:tcPr>
-            <w:tcW w:type="dxa" w:w="3861"/>
-            <w:tcMar>
-              <w:top w:type="dxa" w:w="60"/>
-              <w:left w:type="dxa" w:w="90"/>
-              <w:bottom w:type="dxa" w:w="60"/>
-              <w:right w:type="dxa" w:w="90"/>
-            </w:tcMar>
-          </w:tcPr>
-          <w:p>
-            <w:pPr>
-              <w:spacing w:after="0"/>
-            </w:pPr>
-            <w:r>
-              <w:rPr>
-                <w:rFonts w:ascii="Malgun Gothic" w:cs="Malgun Gothic" w:eastAsia="Malgun Gothic" w:hAnsi="Malgun Gothic"/>
-                <w:sz w:val="17"/>
-                <w:szCs w:val="17"/>
-              </w:rPr>
-              <w:t xml:space="preserve">약 45만</w:t>
+            <w:tcW w:type="dxa" w:w="3798"/>
+            <w:tcMar>
+              <w:top w:type="dxa" w:w="60"/>
+              <w:left w:type="dxa" w:w="90"/>
+              <w:bottom w:type="dxa" w:w="60"/>
+              <w:right w:type="dxa" w:w="90"/>
+            </w:tcMar>
+          </w:tcPr>
+          <w:p>
+            <w:pPr>
+              <w:spacing w:after="0"/>
+            </w:pPr>
+            <w:r>
+              <w:rPr>
+                <w:rFonts w:ascii="Malgun Gothic" w:cs="Malgun Gothic" w:eastAsia="Malgun Gothic" w:hAnsi="Malgun Gothic"/>
+                <w:sz w:val="17"/>
+                <w:szCs w:val="17"/>
+              </w:rPr>
+              <w:t xml:space="preserve">인스타·스레드·커뮤니티</w:t>
+            </w:r>
+          </w:p>
+        </w:tc>
+        <w:tc>
+          <w:tcPr>
+            <w:tcW w:type="dxa" w:w="1628"/>
+            <w:tcMar>
+              <w:top w:type="dxa" w:w="60"/>
+              <w:left w:type="dxa" w:w="90"/>
+              <w:bottom w:type="dxa" w:w="60"/>
+              <w:right w:type="dxa" w:w="90"/>
+            </w:tcMar>
+          </w:tcPr>
+          <w:p>
+            <w:pPr>
+              <w:spacing w:after="0"/>
+            </w:pPr>
+            <w:r>
+              <w:rPr>
+                <w:rFonts w:ascii="Malgun Gothic" w:cs="Malgun Gothic" w:eastAsia="Malgun Gothic" w:hAnsi="Malgun Gothic"/>
+                <w:sz w:val="17"/>
+                <w:szCs w:val="17"/>
+              </w:rPr>
+              <w:t xml:space="preserve">약 8건</w:t>
+            </w:r>
+          </w:p>
+        </w:tc>
+        <w:tc>
+          <w:tcPr>
+            <w:tcW w:type="dxa" w:w="3934"/>
+            <w:tcMar>
+              <w:top w:type="dxa" w:w="60"/>
+              <w:left w:type="dxa" w:w="90"/>
+              <w:bottom w:type="dxa" w:w="60"/>
+              <w:right w:type="dxa" w:w="90"/>
+            </w:tcMar>
+          </w:tcPr>
+          <w:p>
+            <w:pPr>
+              <w:spacing w:after="0"/>
+            </w:pPr>
+            <w:r>
+              <w:rPr>
+                <w:rFonts w:ascii="Malgun Gothic" w:cs="Malgun Gothic" w:eastAsia="Malgun Gothic" w:hAnsi="Malgun Gothic"/>
+                <w:sz w:val="17"/>
+                <w:szCs w:val="17"/>
+              </w:rPr>
+              <w:t xml:space="preserve">약 50만</w:t>
             </w:r>
           </w:p>
         </w:tc>
@@ -3648,73 +4136,73 @@
         </w:trPr>
         <w:tc>
           <w:tcPr>
-            <w:tcW w:type="dxa" w:w="4095"/>
-            <w:tcMar>
-              <w:top w:type="dxa" w:w="60"/>
-              <w:left w:type="dxa" w:w="90"/>
-              <w:bottom w:type="dxa" w:w="60"/>
-              <w:right w:type="dxa" w:w="90"/>
-            </w:tcMar>
-          </w:tcPr>
-          <w:p>
-            <w:pPr>
-              <w:spacing w:after="0"/>
-            </w:pPr>
-            <w:r>
-              <w:rPr>
-                <w:rFonts w:ascii="Malgun Gothic" w:cs="Malgun Gothic" w:eastAsia="Malgun Gothic" w:hAnsi="Malgun Gothic"/>
-                <w:sz w:val="17"/>
-                <w:szCs w:val="17"/>
-              </w:rPr>
-              <w:t xml:space="preserve">인스타·스레드·커뮤니티</w:t>
-            </w:r>
-          </w:p>
-        </w:tc>
-        <w:tc>
-          <w:tcPr>
-            <w:tcW w:type="dxa" w:w="1404"/>
-            <w:tcMar>
-              <w:top w:type="dxa" w:w="60"/>
-              <w:left w:type="dxa" w:w="90"/>
-              <w:bottom w:type="dxa" w:w="60"/>
-              <w:right w:type="dxa" w:w="90"/>
-            </w:tcMar>
-          </w:tcPr>
-          <w:p>
-            <w:pPr>
-              <w:spacing w:after="0"/>
-            </w:pPr>
-            <w:r>
-              <w:rPr>
-                <w:rFonts w:ascii="Malgun Gothic" w:cs="Malgun Gothic" w:eastAsia="Malgun Gothic" w:hAnsi="Malgun Gothic"/>
-                <w:sz w:val="17"/>
-                <w:szCs w:val="17"/>
-              </w:rPr>
-              <w:t xml:space="preserve">약 8건</w:t>
-            </w:r>
-          </w:p>
-        </w:tc>
-        <w:tc>
-          <w:tcPr>
-            <w:tcW w:type="dxa" w:w="3861"/>
-            <w:tcMar>
-              <w:top w:type="dxa" w:w="60"/>
-              <w:left w:type="dxa" w:w="90"/>
-              <w:bottom w:type="dxa" w:w="60"/>
-              <w:right w:type="dxa" w:w="90"/>
-            </w:tcMar>
-          </w:tcPr>
-          <w:p>
-            <w:pPr>
-              <w:spacing w:after="0"/>
-            </w:pPr>
-            <w:r>
-              <w:rPr>
-                <w:rFonts w:ascii="Malgun Gothic" w:cs="Malgun Gothic" w:eastAsia="Malgun Gothic" w:hAnsi="Malgun Gothic"/>
-                <w:sz w:val="17"/>
-                <w:szCs w:val="17"/>
-              </w:rPr>
-              <w:t xml:space="preserve">약 50만</w:t>
+            <w:tcW w:type="dxa" w:w="3798"/>
+            <w:tcMar>
+              <w:top w:type="dxa" w:w="60"/>
+              <w:left w:type="dxa" w:w="90"/>
+              <w:bottom w:type="dxa" w:w="60"/>
+              <w:right w:type="dxa" w:w="90"/>
+            </w:tcMar>
+          </w:tcPr>
+          <w:p>
+            <w:pPr>
+              <w:spacing w:after="0"/>
+            </w:pPr>
+            <w:r>
+              <w:rPr>
+                <w:rFonts w:ascii="Malgun Gothic" w:cs="Malgun Gothic" w:eastAsia="Malgun Gothic" w:hAnsi="Malgun Gothic"/>
+                <w:sz w:val="17"/>
+                <w:szCs w:val="17"/>
+              </w:rPr>
+              <w:t xml:space="preserve">광고 최소안 (약 45만원)</w:t>
+            </w:r>
+          </w:p>
+        </w:tc>
+        <w:tc>
+          <w:tcPr>
+            <w:tcW w:type="dxa" w:w="1628"/>
+            <w:tcMar>
+              <w:top w:type="dxa" w:w="60"/>
+              <w:left w:type="dxa" w:w="90"/>
+              <w:bottom w:type="dxa" w:w="60"/>
+              <w:right w:type="dxa" w:w="90"/>
+            </w:tcMar>
+          </w:tcPr>
+          <w:p>
+            <w:pPr>
+              <w:spacing w:after="0"/>
+            </w:pPr>
+            <w:r>
+              <w:rPr>
+                <w:rFonts w:ascii="Malgun Gothic" w:cs="Malgun Gothic" w:eastAsia="Malgun Gothic" w:hAnsi="Malgun Gothic"/>
+                <w:sz w:val="17"/>
+                <w:szCs w:val="17"/>
+              </w:rPr>
+              <w:t xml:space="preserve">5~8건</w:t>
+            </w:r>
+          </w:p>
+        </w:tc>
+        <w:tc>
+          <w:tcPr>
+            <w:tcW w:type="dxa" w:w="3934"/>
+            <w:tcMar>
+              <w:top w:type="dxa" w:w="60"/>
+              <w:left w:type="dxa" w:w="90"/>
+              <w:bottom w:type="dxa" w:w="60"/>
+              <w:right w:type="dxa" w:w="90"/>
+            </w:tcMar>
+          </w:tcPr>
+          <w:p>
+            <w:pPr>
+              <w:spacing w:after="0"/>
+            </w:pPr>
+            <w:r>
+              <w:rPr>
+                <w:rFonts w:ascii="Malgun Gothic" w:cs="Malgun Gothic" w:eastAsia="Malgun Gothic" w:hAnsi="Malgun Gothic"/>
+                <w:sz w:val="17"/>
+                <w:szCs w:val="17"/>
+              </w:rPr>
+              <w:t xml:space="preserve">약 40만</w:t>
             </w:r>
           </w:p>
         </w:tc>
@@ -3725,73 +4213,82 @@
         </w:trPr>
         <w:tc>
           <w:tcPr>
-            <w:tcW w:type="dxa" w:w="4095"/>
-            <w:tcMar>
-              <w:top w:type="dxa" w:w="60"/>
-              <w:left w:type="dxa" w:w="90"/>
-              <w:bottom w:type="dxa" w:w="60"/>
-              <w:right w:type="dxa" w:w="90"/>
-            </w:tcMar>
-          </w:tcPr>
-          <w:p>
-            <w:pPr>
-              <w:spacing w:after="0"/>
-            </w:pPr>
-            <w:r>
-              <w:rPr>
-                <w:rFonts w:ascii="Malgun Gothic" w:cs="Malgun Gothic" w:eastAsia="Malgun Gothic" w:hAnsi="Malgun Gothic"/>
-                <w:sz w:val="17"/>
-                <w:szCs w:val="17"/>
-              </w:rPr>
-              <w:t xml:space="preserve">광고 최소안 (45만원)</w:t>
-            </w:r>
-          </w:p>
-        </w:tc>
-        <w:tc>
-          <w:tcPr>
-            <w:tcW w:type="dxa" w:w="1404"/>
-            <w:tcMar>
-              <w:top w:type="dxa" w:w="60"/>
-              <w:left w:type="dxa" w:w="90"/>
-              <w:bottom w:type="dxa" w:w="60"/>
-              <w:right w:type="dxa" w:w="90"/>
-            </w:tcMar>
-          </w:tcPr>
-          <w:p>
-            <w:pPr>
-              <w:spacing w:after="0"/>
-            </w:pPr>
-            <w:r>
-              <w:rPr>
-                <w:rFonts w:ascii="Malgun Gothic" w:cs="Malgun Gothic" w:eastAsia="Malgun Gothic" w:hAnsi="Malgun Gothic"/>
-                <w:sz w:val="17"/>
-                <w:szCs w:val="17"/>
-              </w:rPr>
-              <w:t xml:space="preserve">5~8건</w:t>
-            </w:r>
-          </w:p>
-        </w:tc>
-        <w:tc>
-          <w:tcPr>
-            <w:tcW w:type="dxa" w:w="3861"/>
-            <w:tcMar>
-              <w:top w:type="dxa" w:w="60"/>
-              <w:left w:type="dxa" w:w="90"/>
-              <w:bottom w:type="dxa" w:w="60"/>
-              <w:right w:type="dxa" w:w="90"/>
-            </w:tcMar>
-          </w:tcPr>
-          <w:p>
-            <w:pPr>
-              <w:spacing w:after="0"/>
-            </w:pPr>
-            <w:r>
-              <w:rPr>
-                <w:rFonts w:ascii="Malgun Gothic" w:cs="Malgun Gothic" w:eastAsia="Malgun Gothic" w:hAnsi="Malgun Gothic"/>
-                <w:sz w:val="17"/>
-                <w:szCs w:val="17"/>
-              </w:rPr>
-              <w:t xml:space="preserve">약 40만</w:t>
+            <w:tcW w:type="dxa" w:w="3798"/>
+            <w:tcMar>
+              <w:top w:type="dxa" w:w="60"/>
+              <w:left w:type="dxa" w:w="90"/>
+              <w:bottom w:type="dxa" w:w="60"/>
+              <w:right w:type="dxa" w:w="90"/>
+            </w:tcMar>
+          </w:tcPr>
+          <w:p>
+            <w:pPr>
+              <w:spacing w:after="0"/>
+            </w:pPr>
+            <w:r>
+              <w:rPr>
+                <w:rFonts w:ascii="Consolas" w:cs="Consolas" w:eastAsia="Consolas" w:hAnsi="Consolas"/>
+                <w:color w:val="7C2D12"/>
+                <w:sz w:val="17"/>
+                <w:szCs w:val="17"/>
+              </w:rPr>
+              <w:t xml:space="preserve">week-1001</w:t>
+            </w:r>
+            <w:r>
+              <w:rPr>
+                <w:rFonts w:ascii="Malgun Gothic" w:cs="Malgun Gothic" w:eastAsia="Malgun Gothic" w:hAnsi="Malgun Gothic"/>
+                <w:sz w:val="17"/>
+                <w:szCs w:val="17"/>
+              </w:rPr>
+              <w:t xml:space="preserve"> 평일 40% 회복</w:t>
+            </w:r>
+          </w:p>
+        </w:tc>
+        <w:tc>
+          <w:tcPr>
+            <w:tcW w:type="dxa" w:w="1628"/>
+            <w:tcMar>
+              <w:top w:type="dxa" w:w="60"/>
+              <w:left w:type="dxa" w:w="90"/>
+              <w:bottom w:type="dxa" w:w="60"/>
+              <w:right w:type="dxa" w:w="90"/>
+            </w:tcMar>
+          </w:tcPr>
+          <w:p>
+            <w:pPr>
+              <w:spacing w:after="0"/>
+            </w:pPr>
+            <w:r>
+              <w:rPr>
+                <w:rFonts w:ascii="Malgun Gothic" w:cs="Malgun Gothic" w:eastAsia="Malgun Gothic" w:hAnsi="Malgun Gothic"/>
+                <w:sz w:val="17"/>
+                <w:szCs w:val="17"/>
+              </w:rPr>
+              <w:t xml:space="preserve">약 3건</w:t>
+            </w:r>
+          </w:p>
+        </w:tc>
+        <w:tc>
+          <w:tcPr>
+            <w:tcW w:type="dxa" w:w="3934"/>
+            <w:tcMar>
+              <w:top w:type="dxa" w:w="60"/>
+              <w:left w:type="dxa" w:w="90"/>
+              <w:bottom w:type="dxa" w:w="60"/>
+              <w:right w:type="dxa" w:w="90"/>
+            </w:tcMar>
+          </w:tcPr>
+          <w:p>
+            <w:pPr>
+              <w:spacing w:after="0"/>
+            </w:pPr>
+            <w:r>
+              <w:rPr>
+                <w:rFonts w:ascii="Malgun Gothic" w:cs="Malgun Gothic" w:eastAsia="Malgun Gothic" w:hAnsi="Malgun Gothic"/>
+                <w:sz w:val="17"/>
+                <w:szCs w:val="17"/>
+              </w:rPr>
+              <w:t xml:space="preserve">약 25만</w:t>
             </w:r>
           </w:p>
         </w:tc>
@@ -3802,82 +4299,73 @@
         </w:trPr>
         <w:tc>
           <w:tcPr>
-            <w:tcW w:type="dxa" w:w="4095"/>
-            <w:tcMar>
-              <w:top w:type="dxa" w:w="60"/>
-              <w:left w:type="dxa" w:w="90"/>
-              <w:bottom w:type="dxa" w:w="60"/>
-              <w:right w:type="dxa" w:w="90"/>
-            </w:tcMar>
-          </w:tcPr>
-          <w:p>
-            <w:pPr>
-              <w:spacing w:after="0"/>
-            </w:pPr>
-            <w:r>
-              <w:rPr>
-                <w:rFonts w:ascii="Consolas" w:cs="Consolas" w:eastAsia="Consolas" w:hAnsi="Consolas"/>
-                <w:color w:val="7C2D12"/>
-                <w:sz w:val="17"/>
-                <w:szCs w:val="17"/>
-              </w:rPr>
-              <w:t xml:space="preserve">week-1001</w:t>
-            </w:r>
-            <w:r>
-              <w:rPr>
-                <w:rFonts w:ascii="Malgun Gothic" w:cs="Malgun Gothic" w:eastAsia="Malgun Gothic" w:hAnsi="Malgun Gothic"/>
-                <w:sz w:val="17"/>
-                <w:szCs w:val="17"/>
-              </w:rPr>
-              <w:t xml:space="preserve"> 평일 40% 회복</w:t>
-            </w:r>
-          </w:p>
-        </w:tc>
-        <w:tc>
-          <w:tcPr>
-            <w:tcW w:type="dxa" w:w="1404"/>
-            <w:tcMar>
-              <w:top w:type="dxa" w:w="60"/>
-              <w:left w:type="dxa" w:w="90"/>
-              <w:bottom w:type="dxa" w:w="60"/>
-              <w:right w:type="dxa" w:w="90"/>
-            </w:tcMar>
-          </w:tcPr>
-          <w:p>
-            <w:pPr>
-              <w:spacing w:after="0"/>
-            </w:pPr>
-            <w:r>
-              <w:rPr>
-                <w:rFonts w:ascii="Malgun Gothic" w:cs="Malgun Gothic" w:eastAsia="Malgun Gothic" w:hAnsi="Malgun Gothic"/>
-                <w:sz w:val="17"/>
-                <w:szCs w:val="17"/>
-              </w:rPr>
-              <w:t xml:space="preserve">약 3건</w:t>
-            </w:r>
-          </w:p>
-        </w:tc>
-        <w:tc>
-          <w:tcPr>
-            <w:tcW w:type="dxa" w:w="3861"/>
-            <w:tcMar>
-              <w:top w:type="dxa" w:w="60"/>
-              <w:left w:type="dxa" w:w="90"/>
-              <w:bottom w:type="dxa" w:w="60"/>
-              <w:right w:type="dxa" w:w="90"/>
-            </w:tcMar>
-          </w:tcPr>
-          <w:p>
-            <w:pPr>
-              <w:spacing w:after="0"/>
-            </w:pPr>
-            <w:r>
-              <w:rPr>
-                <w:rFonts w:ascii="Malgun Gothic" w:cs="Malgun Gothic" w:eastAsia="Malgun Gothic" w:hAnsi="Malgun Gothic"/>
-                <w:sz w:val="17"/>
-                <w:szCs w:val="17"/>
-              </w:rPr>
-              <w:t xml:space="preserve">약 25만</w:t>
+            <w:tcW w:type="dxa" w:w="3798"/>
+            <w:tcMar>
+              <w:top w:type="dxa" w:w="60"/>
+              <w:left w:type="dxa" w:w="90"/>
+              <w:bottom w:type="dxa" w:w="60"/>
+              <w:right w:type="dxa" w:w="90"/>
+            </w:tcMar>
+          </w:tcPr>
+          <w:p>
+            <w:pPr>
+              <w:spacing w:after="0"/>
+            </w:pPr>
+            <w:r>
+              <w:rPr>
+                <w:rFonts w:ascii="Malgun Gothic" w:cs="Malgun Gothic" w:eastAsia="Malgun Gothic" w:hAnsi="Malgun Gothic"/>
+                <w:sz w:val="17"/>
+                <w:szCs w:val="17"/>
+              </w:rPr>
+              <w:t xml:space="preserve">할인 손실</w:t>
+            </w:r>
+          </w:p>
+        </w:tc>
+        <w:tc>
+          <w:tcPr>
+            <w:tcW w:type="dxa" w:w="1628"/>
+            <w:tcMar>
+              <w:top w:type="dxa" w:w="60"/>
+              <w:left w:type="dxa" w:w="90"/>
+              <w:bottom w:type="dxa" w:w="60"/>
+              <w:right w:type="dxa" w:w="90"/>
+            </w:tcMar>
+          </w:tcPr>
+          <w:p>
+            <w:pPr>
+              <w:spacing w:after="0"/>
+            </w:pPr>
+            <w:r>
+              <w:rPr>
+                <w:rFonts w:ascii="Malgun Gothic" w:cs="Malgun Gothic" w:eastAsia="Malgun Gothic" w:hAnsi="Malgun Gothic"/>
+                <w:sz w:val="17"/>
+                <w:szCs w:val="17"/>
+              </w:rPr>
+              <w:t xml:space="preserve">—</w:t>
+            </w:r>
+          </w:p>
+        </w:tc>
+        <w:tc>
+          <w:tcPr>
+            <w:tcW w:type="dxa" w:w="3934"/>
+            <w:tcMar>
+              <w:top w:type="dxa" w:w="60"/>
+              <w:left w:type="dxa" w:w="90"/>
+              <w:bottom w:type="dxa" w:w="60"/>
+              <w:right w:type="dxa" w:w="90"/>
+            </w:tcMar>
+          </w:tcPr>
+          <w:p>
+            <w:pPr>
+              <w:spacing w:after="0"/>
+            </w:pPr>
+            <w:r>
+              <w:rPr>
+                <w:rFonts w:ascii="Malgun Gothic" w:cs="Malgun Gothic" w:eastAsia="Malgun Gothic" w:hAnsi="Malgun Gothic"/>
+                <w:sz w:val="17"/>
+                <w:szCs w:val="17"/>
+              </w:rPr>
+              <w:t xml:space="preserve">약 −20만</w:t>
             </w:r>
           </w:p>
         </w:tc>
@@ -3888,84 +4376,7 @@
         </w:trPr>
         <w:tc>
           <w:tcPr>
-            <w:tcW w:type="dxa" w:w="4095"/>
-            <w:tcMar>
-              <w:top w:type="dxa" w:w="60"/>
-              <w:left w:type="dxa" w:w="90"/>
-              <w:bottom w:type="dxa" w:w="60"/>
-              <w:right w:type="dxa" w:w="90"/>
-            </w:tcMar>
-          </w:tcPr>
-          <w:p>
-            <w:pPr>
-              <w:spacing w:after="0"/>
-            </w:pPr>
-            <w:r>
-              <w:rPr>
-                <w:rFonts w:ascii="Malgun Gothic" w:cs="Malgun Gothic" w:eastAsia="Malgun Gothic" w:hAnsi="Malgun Gothic"/>
-                <w:sz w:val="17"/>
-                <w:szCs w:val="17"/>
-              </w:rPr>
-              <w:t xml:space="preserve">할인 손실</w:t>
-            </w:r>
-          </w:p>
-        </w:tc>
-        <w:tc>
-          <w:tcPr>
-            <w:tcW w:type="dxa" w:w="1404"/>
-            <w:tcMar>
-              <w:top w:type="dxa" w:w="60"/>
-              <w:left w:type="dxa" w:w="90"/>
-              <w:bottom w:type="dxa" w:w="60"/>
-              <w:right w:type="dxa" w:w="90"/>
-            </w:tcMar>
-          </w:tcPr>
-          <w:p>
-            <w:pPr>
-              <w:spacing w:after="0"/>
-            </w:pPr>
-            <w:r>
-              <w:rPr>
-                <w:rFonts w:ascii="Malgun Gothic" w:cs="Malgun Gothic" w:eastAsia="Malgun Gothic" w:hAnsi="Malgun Gothic"/>
-                <w:sz w:val="17"/>
-                <w:szCs w:val="17"/>
-              </w:rPr>
-              <w:t xml:space="preserve">—</w:t>
-            </w:r>
-          </w:p>
-        </w:tc>
-        <w:tc>
-          <w:tcPr>
-            <w:tcW w:type="dxa" w:w="3861"/>
-            <w:tcMar>
-              <w:top w:type="dxa" w:w="60"/>
-              <w:left w:type="dxa" w:w="90"/>
-              <w:bottom w:type="dxa" w:w="60"/>
-              <w:right w:type="dxa" w:w="90"/>
-            </w:tcMar>
-          </w:tcPr>
-          <w:p>
-            <w:pPr>
-              <w:spacing w:after="0"/>
-            </w:pPr>
-            <w:r>
-              <w:rPr>
-                <w:rFonts w:ascii="Malgun Gothic" w:cs="Malgun Gothic" w:eastAsia="Malgun Gothic" w:hAnsi="Malgun Gothic"/>
-                <w:sz w:val="17"/>
-                <w:szCs w:val="17"/>
-              </w:rPr>
-              <w:t xml:space="preserve">약 −20만</w:t>
-            </w:r>
-          </w:p>
-        </w:tc>
-      </w:tr>
-      <w:tr>
-        <w:trPr>
-          <w:tblHeader w:val="false"/>
-        </w:trPr>
-        <w:tc>
-          <w:tcPr>
-            <w:tcW w:type="dxa" w:w="4095"/>
+            <w:tcW w:type="dxa" w:w="3798"/>
             <w:tcMar>
               <w:top w:type="dxa" w:w="60"/>
               <w:left w:type="dxa" w:w="90"/>
@@ -3991,7 +4402,7 @@
         </w:tc>
         <w:tc>
           <w:tcPr>
-            <w:tcW w:type="dxa" w:w="1404"/>
+            <w:tcW w:type="dxa" w:w="1628"/>
             <w:tcMar>
               <w:top w:type="dxa" w:w="60"/>
               <w:left w:type="dxa" w:w="90"/>
@@ -4011,13 +4422,13 @@
                 <w:sz w:val="17"/>
                 <w:szCs w:val="17"/>
               </w:rPr>
-              <w:t xml:space="preserve">약 36~39건</w:t>
-            </w:r>
-          </w:p>
-        </w:tc>
-        <w:tc>
-          <w:tcPr>
-            <w:tcW w:type="dxa" w:w="3861"/>
+              <w:t xml:space="preserve">약 31~34건</w:t>
+            </w:r>
+          </w:p>
+        </w:tc>
+        <w:tc>
+          <w:tcPr>
+            <w:tcW w:type="dxa" w:w="3934"/>
             <w:tcMar>
               <w:top w:type="dxa" w:w="60"/>
               <w:left w:type="dxa" w:w="90"/>
@@ -4037,7 +4448,7 @@
                 <w:sz w:val="17"/>
                 <w:szCs w:val="17"/>
               </w:rPr>
-              <w:t xml:space="preserve">약 240만 (기본 490만 → 약 730~740만)</w:t>
+              <w:t xml:space="preserve">약 195만 (기본 490만 → 약 690만)</w:t>
             </w:r>
           </w:p>
         </w:tc>
@@ -4095,7 +4506,7 @@
           <w:sz w:val="28"/>
           <w:szCs w:val="28"/>
         </w:rPr>
-        <w:t xml:space="preserve">3. 금요일까지 할 일</w:t>
+        <w:t xml:space="preserve">4. 금요일까지 할 일</w:t>
       </w:r>
     </w:p>
     <w:p>
@@ -4128,9 +4539,9 @@
         </w:tblBorders>
       </w:tblPr>
       <w:tblGrid>
-        <w:gridCol w:w="610"/>
-        <w:gridCol w:w="8139"/>
-        <w:gridCol w:w="610"/>
+        <w:gridCol w:w="416"/>
+        <w:gridCol w:w="8320"/>
+        <w:gridCol w:w="624"/>
       </w:tblGrid>
       <w:tr>
         <w:trPr>
@@ -4138,7 +4549,7 @@
         </w:trPr>
         <w:tc>
           <w:tcPr>
-            <w:tcW w:type="dxa" w:w="610"/>
+            <w:tcW w:type="dxa" w:w="416"/>
             <w:shd w:fill="1C1917" w:color="auto" w:val="clear"/>
             <w:tcMar>
               <w:top w:type="dxa" w:w="60"/>
@@ -4166,7 +4577,7 @@
         </w:tc>
         <w:tc>
           <w:tcPr>
-            <w:tcW w:type="dxa" w:w="8139"/>
+            <w:tcW w:type="dxa" w:w="8320"/>
             <w:shd w:fill="1C1917" w:color="auto" w:val="clear"/>
             <w:tcMar>
               <w:top w:type="dxa" w:w="60"/>
@@ -4194,7 +4605,7 @@
         </w:tc>
         <w:tc>
           <w:tcPr>
-            <w:tcW w:type="dxa" w:w="610"/>
+            <w:tcW w:type="dxa" w:w="624"/>
             <w:shd w:fill="1C1917" w:color="auto" w:val="clear"/>
             <w:tcMar>
               <w:top w:type="dxa" w:w="60"/>
@@ -4227,7 +4638,7 @@
         </w:trPr>
         <w:tc>
           <w:tcPr>
-            <w:tcW w:type="dxa" w:w="610"/>
+            <w:tcW w:type="dxa" w:w="416"/>
             <w:tcMar>
               <w:top w:type="dxa" w:w="60"/>
               <w:left w:type="dxa" w:w="90"/>
@@ -4251,31 +4662,48 @@
         </w:tc>
         <w:tc>
           <w:tcPr>
-            <w:tcW w:type="dxa" w:w="8139"/>
-            <w:tcMar>
-              <w:top w:type="dxa" w:w="60"/>
-              <w:left w:type="dxa" w:w="90"/>
-              <w:bottom w:type="dxa" w:w="60"/>
-              <w:right w:type="dxa" w:w="90"/>
-            </w:tcMar>
-          </w:tcPr>
-          <w:p>
-            <w:pPr>
-              <w:spacing w:after="0"/>
-            </w:pPr>
-            <w:r>
-              <w:rPr>
-                <w:rFonts w:ascii="Malgun Gothic" w:cs="Malgun Gothic" w:eastAsia="Malgun Gothic" w:hAnsi="Malgun Gothic"/>
-                <w:sz w:val="17"/>
-                <w:szCs w:val="17"/>
-              </w:rPr>
-              <w:t xml:space="preserve">할인 신청 "한글날엔 한 시간 더" 등록(1절 입력값) → 3·24·2시간 테스트 예약</w:t>
-            </w:r>
-          </w:p>
-        </w:tc>
-        <w:tc>
-          <w:tcPr>
-            <w:tcW w:type="dxa" w:w="610"/>
+            <w:tcW w:type="dxa" w:w="8320"/>
+            <w:tcMar>
+              <w:top w:type="dxa" w:w="60"/>
+              <w:left w:type="dxa" w:w="90"/>
+              <w:bottom w:type="dxa" w:w="60"/>
+              <w:right w:type="dxa" w:w="90"/>
+            </w:tcMar>
+          </w:tcPr>
+          <w:p>
+            <w:pPr>
+              <w:spacing w:after="0"/>
+            </w:pPr>
+            <w:r>
+              <w:rPr>
+                <w:rFonts w:ascii="Malgun Gothic" w:cs="Malgun Gothic" w:eastAsia="Malgun Gothic" w:hAnsi="Malgun Gothic"/>
+                <w:sz w:val="17"/>
+                <w:szCs w:val="17"/>
+              </w:rPr>
+              <w:t xml:space="preserve">할인 신청 "한글날엔 한 시간 더" 등록(1절 입력값, 코드 </w:t>
+            </w:r>
+            <w:r>
+              <w:rPr>
+                <w:rFonts w:ascii="Consolas" w:cs="Consolas" w:eastAsia="Consolas" w:hAnsi="Consolas"/>
+                <w:color w:val="7C2D12"/>
+                <w:sz w:val="17"/>
+                <w:szCs w:val="17"/>
+              </w:rPr>
+              <w:t xml:space="preserve">hour-1009</w:t>
+            </w:r>
+            <w:r>
+              <w:rPr>
+                <w:rFonts w:ascii="Malgun Gothic" w:cs="Malgun Gothic" w:eastAsia="Malgun Gothic" w:hAnsi="Malgun Gothic"/>
+                <w:sz w:val="17"/>
+                <w:szCs w:val="17"/>
+              </w:rPr>
+              <w:t xml:space="preserve">) → 3·24·2시간 테스트 예약</w:t>
+            </w:r>
+          </w:p>
+        </w:tc>
+        <w:tc>
+          <w:tcPr>
+            <w:tcW w:type="dxa" w:w="624"/>
             <w:tcMar>
               <w:top w:type="dxa" w:w="60"/>
               <w:left w:type="dxa" w:w="90"/>
@@ -4304,7 +4732,7 @@
         </w:trPr>
         <w:tc>
           <w:tcPr>
-            <w:tcW w:type="dxa" w:w="610"/>
+            <w:tcW w:type="dxa" w:w="416"/>
             <w:tcMar>
               <w:top w:type="dxa" w:w="60"/>
               <w:left w:type="dxa" w:w="90"/>
@@ -4328,7 +4756,7 @@
         </w:tc>
         <w:tc>
           <w:tcPr>
-            <w:tcW w:type="dxa" w:w="8139"/>
+            <w:tcW w:type="dxa" w:w="8320"/>
             <w:tcMar>
               <w:top w:type="dxa" w:w="60"/>
               <w:left w:type="dxa" w:w="90"/>
@@ -4352,7 +4780,7 @@
         </w:tc>
         <w:tc>
           <w:tcPr>
-            <w:tcW w:type="dxa" w:w="610"/>
+            <w:tcW w:type="dxa" w:w="624"/>
             <w:tcMar>
               <w:top w:type="dxa" w:w="60"/>
               <w:left w:type="dxa" w:w="90"/>
@@ -4381,7 +4809,7 @@
         </w:trPr>
         <w:tc>
           <w:tcPr>
-            <w:tcW w:type="dxa" w:w="610"/>
+            <w:tcW w:type="dxa" w:w="416"/>
             <w:tcMar>
               <w:top w:type="dxa" w:w="60"/>
               <w:left w:type="dxa" w:w="90"/>
@@ -4405,116 +4833,31 @@
         </w:tc>
         <w:tc>
           <w:tcPr>
-            <w:tcW w:type="dxa" w:w="8139"/>
-            <w:tcMar>
-              <w:top w:type="dxa" w:w="60"/>
-              <w:left w:type="dxa" w:w="90"/>
-              <w:bottom w:type="dxa" w:w="60"/>
-              <w:right w:type="dxa" w:w="90"/>
-            </w:tcMar>
-          </w:tcPr>
-          <w:p>
-            <w:pPr>
-              <w:spacing w:after="0"/>
-            </w:pPr>
-            <w:r>
-              <w:rPr>
-                <w:rFonts w:ascii="Malgun Gothic" w:cs="Malgun Gothic" w:eastAsia="Malgun Gothic" w:hAnsi="Malgun Gothic"/>
-                <w:sz w:val="17"/>
-                <w:szCs w:val="17"/>
-              </w:rPr>
-              <w:t xml:space="preserve">전용 링크에 utm을 붙여 4개 만들기: 문자 </w:t>
-            </w:r>
-            <w:r>
-              <w:rPr>
-                <w:rFonts w:ascii="Consolas" w:cs="Consolas" w:eastAsia="Consolas" w:hAnsi="Consolas"/>
-                <w:color w:val="7C2D12"/>
-                <w:sz w:val="17"/>
-                <w:szCs w:val="17"/>
-              </w:rPr>
-              <w:t xml:space="preserve">utm_source=sms</w:t>
-            </w:r>
-            <w:r>
-              <w:rPr>
-                <w:rFonts w:ascii="Malgun Gothic" w:cs="Malgun Gothic" w:eastAsia="Malgun Gothic" w:hAnsi="Malgun Gothic"/>
-                <w:sz w:val="17"/>
-                <w:szCs w:val="17"/>
-              </w:rPr>
-              <w:t xml:space="preserve">, 인스타 </w:t>
-            </w:r>
-            <w:r>
-              <w:rPr>
-                <w:rFonts w:ascii="Consolas" w:cs="Consolas" w:eastAsia="Consolas" w:hAnsi="Consolas"/>
-                <w:color w:val="7C2D12"/>
-                <w:sz w:val="17"/>
-                <w:szCs w:val="17"/>
-              </w:rPr>
-              <w:t xml:space="preserve">utm_source=ig</w:t>
-            </w:r>
-            <w:r>
-              <w:rPr>
-                <w:rFonts w:ascii="Malgun Gothic" w:cs="Malgun Gothic" w:eastAsia="Malgun Gothic" w:hAnsi="Malgun Gothic"/>
-                <w:sz w:val="17"/>
-                <w:szCs w:val="17"/>
-              </w:rPr>
-              <w:t xml:space="preserve">, 메타 광고 </w:t>
-            </w:r>
-            <w:r>
-              <w:rPr>
-                <w:rFonts w:ascii="Consolas" w:cs="Consolas" w:eastAsia="Consolas" w:hAnsi="Consolas"/>
-                <w:color w:val="7C2D12"/>
-                <w:sz w:val="17"/>
-                <w:szCs w:val="17"/>
-              </w:rPr>
-              <w:t xml:space="preserve">utm_source=meta&amp;utm_medium=paid</w:t>
-            </w:r>
-            <w:r>
-              <w:rPr>
-                <w:rFonts w:ascii="Malgun Gothic" w:cs="Malgun Gothic" w:eastAsia="Malgun Gothic" w:hAnsi="Malgun Gothic"/>
-                <w:sz w:val="17"/>
-                <w:szCs w:val="17"/>
-              </w:rPr>
-              <w:t xml:space="preserve">, 네이버 </w:t>
-            </w:r>
-            <w:r>
-              <w:rPr>
-                <w:rFonts w:ascii="Consolas" w:cs="Consolas" w:eastAsia="Consolas" w:hAnsi="Consolas"/>
-                <w:color w:val="7C2D12"/>
-                <w:sz w:val="17"/>
-                <w:szCs w:val="17"/>
-              </w:rPr>
-              <w:t xml:space="preserve">utm_source=naver&amp;utm_medium=cpc</w:t>
-            </w:r>
-            <w:r>
-              <w:rPr>
-                <w:rFonts w:ascii="Malgun Gothic" w:cs="Malgun Gothic" w:eastAsia="Malgun Gothic" w:hAnsi="Malgun Gothic"/>
-                <w:sz w:val="17"/>
-                <w:szCs w:val="17"/>
-              </w:rPr>
-              <w:t xml:space="preserve"> (모두 </w:t>
-            </w:r>
-            <w:r>
-              <w:rPr>
-                <w:rFonts w:ascii="Consolas" w:cs="Consolas" w:eastAsia="Consolas" w:hAnsi="Consolas"/>
-                <w:color w:val="7C2D12"/>
-                <w:sz w:val="17"/>
-                <w:szCs w:val="17"/>
-              </w:rPr>
-              <w:t xml:space="preserve">utm_campaign=1009hangul</w:t>
-            </w:r>
-            <w:r>
-              <w:rPr>
-                <w:rFonts w:ascii="Malgun Gothic" w:cs="Malgun Gothic" w:eastAsia="Malgun Gothic" w:hAnsi="Malgun Gothic"/>
-                <w:sz w:val="17"/>
-                <w:szCs w:val="17"/>
-              </w:rPr>
-              <w:t xml:space="preserve">)</w:t>
-            </w:r>
-          </w:p>
-        </w:tc>
-        <w:tc>
-          <w:tcPr>
-            <w:tcW w:type="dxa" w:w="610"/>
+            <w:tcW w:type="dxa" w:w="8320"/>
+            <w:tcMar>
+              <w:top w:type="dxa" w:w="60"/>
+              <w:left w:type="dxa" w:w="90"/>
+              <w:bottom w:type="dxa" w:w="60"/>
+              <w:right w:type="dxa" w:w="90"/>
+            </w:tcMar>
+          </w:tcPr>
+          <w:p>
+            <w:pPr>
+              <w:spacing w:after="0"/>
+            </w:pPr>
+            <w:r>
+              <w:rPr>
+                <w:rFonts w:ascii="Malgun Gothic" w:cs="Malgun Gothic" w:eastAsia="Malgun Gothic" w:hAnsi="Malgun Gothic"/>
+                <w:sz w:val="17"/>
+                <w:szCs w:val="17"/>
+              </w:rPr>
+              <w:t xml:space="preserve">2절 링크로 결제 화면까지 눌러 할인 확인</w:t>
+            </w:r>
+          </w:p>
+        </w:tc>
+        <w:tc>
+          <w:tcPr>
+            <w:tcW w:type="dxa" w:w="624"/>
             <w:tcMar>
               <w:top w:type="dxa" w:w="60"/>
               <w:left w:type="dxa" w:w="90"/>
@@ -4543,7 +4886,7 @@
         </w:trPr>
         <w:tc>
           <w:tcPr>
-            <w:tcW w:type="dxa" w:w="610"/>
+            <w:tcW w:type="dxa" w:w="416"/>
             <w:tcMar>
               <w:top w:type="dxa" w:w="60"/>
               <w:left w:type="dxa" w:w="90"/>
@@ -4567,31 +4910,31 @@
         </w:tc>
         <w:tc>
           <w:tcPr>
-            <w:tcW w:type="dxa" w:w="8139"/>
-            <w:tcMar>
-              <w:top w:type="dxa" w:w="60"/>
-              <w:left w:type="dxa" w:w="90"/>
-              <w:bottom w:type="dxa" w:w="60"/>
-              <w:right w:type="dxa" w:w="90"/>
-            </w:tcMar>
-          </w:tcPr>
-          <w:p>
-            <w:pPr>
-              <w:spacing w:after="0"/>
-            </w:pPr>
-            <w:r>
-              <w:rPr>
-                <w:rFonts w:ascii="Malgun Gothic" w:cs="Malgun Gothic" w:eastAsia="Malgun Gothic" w:hAnsi="Malgun Gothic"/>
-                <w:sz w:val="17"/>
-                <w:szCs w:val="17"/>
-              </w:rPr>
-              <w:t xml:space="preserve">메타 비즈니스 관리자·네이버 검색광고 결제 수단 확인, 광고 초안 등록(승인 대기)</w:t>
-            </w:r>
-          </w:p>
-        </w:tc>
-        <w:tc>
-          <w:tcPr>
-            <w:tcW w:type="dxa" w:w="610"/>
+            <w:tcW w:type="dxa" w:w="8320"/>
+            <w:tcMar>
+              <w:top w:type="dxa" w:w="60"/>
+              <w:left w:type="dxa" w:w="90"/>
+              <w:bottom w:type="dxa" w:w="60"/>
+              <w:right w:type="dxa" w:w="90"/>
+            </w:tcMar>
+          </w:tcPr>
+          <w:p>
+            <w:pPr>
+              <w:spacing w:after="0"/>
+            </w:pPr>
+            <w:r>
+              <w:rPr>
+                <w:rFonts w:ascii="Malgun Gothic" w:cs="Malgun Gothic" w:eastAsia="Malgun Gothic" w:hAnsi="Malgun Gothic"/>
+                <w:sz w:val="17"/>
+                <w:szCs w:val="17"/>
+              </w:rPr>
+              <w:t xml:space="preserve">메타 비즈니스 관리자·네이버 광고 결제 수단 확인 → 메타 광고, 파워링크, 플레이스 광고 초안 등록(승인 대기)</w:t>
+            </w:r>
+          </w:p>
+        </w:tc>
+        <w:tc>
+          <w:tcPr>
+            <w:tcW w:type="dxa" w:w="624"/>
             <w:tcMar>
               <w:top w:type="dxa" w:w="60"/>
               <w:left w:type="dxa" w:w="90"/>
@@ -4620,83 +4963,73 @@
         </w:trPr>
         <w:tc>
           <w:tcPr>
-            <w:tcW w:type="dxa" w:w="610"/>
-            <w:tcMar>
-              <w:top w:type="dxa" w:w="60"/>
-              <w:left w:type="dxa" w:w="90"/>
-              <w:bottom w:type="dxa" w:w="60"/>
-              <w:right w:type="dxa" w:w="90"/>
-            </w:tcMar>
-          </w:tcPr>
-          <w:p>
-            <w:pPr>
-              <w:spacing w:after="0"/>
-            </w:pPr>
-            <w:r>
-              <w:rPr>
-                <w:rFonts w:ascii="Malgun Gothic" w:cs="Malgun Gothic" w:eastAsia="Malgun Gothic" w:hAnsi="Malgun Gothic"/>
-                <w:sz w:val="17"/>
-                <w:szCs w:val="17"/>
-              </w:rPr>
-              <w:t xml:space="preserve">오후~</w:t>
-            </w:r>
-          </w:p>
-        </w:tc>
-        <w:tc>
-          <w:tcPr>
-            <w:tcW w:type="dxa" w:w="8139"/>
-            <w:tcMar>
-              <w:top w:type="dxa" w:w="60"/>
-              <w:left w:type="dxa" w:w="90"/>
-              <w:bottom w:type="dxa" w:w="60"/>
-              <w:right w:type="dxa" w:w="90"/>
-            </w:tcMar>
-          </w:tcPr>
-          <w:p>
-            <w:pPr>
-              <w:spacing w:after="0"/>
-            </w:pPr>
-            <w:r>
-              <w:rPr>
-                <w:rFonts w:ascii="Malgun Gothic" w:cs="Malgun Gothic" w:eastAsia="Malgun Gothic" w:hAnsi="Malgun Gothic"/>
-                <w:b/>
-                <w:bCs/>
-                <w:sz w:val="17"/>
-                <w:szCs w:val="17"/>
-              </w:rPr>
-              <w:t xml:space="preserve">단골 40명 직접 연락 1차 14명</w:t>
-            </w:r>
-            <w:r>
-              <w:rPr>
-                <w:rFonts w:ascii="Malgun Gothic" w:cs="Malgun Gothic" w:eastAsia="Malgun Gothic" w:hAnsi="Malgun Gothic"/>
-                <w:sz w:val="17"/>
-                <w:szCs w:val="17"/>
-              </w:rPr>
-              <w:t xml:space="preserve"> (수신동의한 단골만) — "연휴에 3시간 이상 타시면 1시간 무료, 링크 먼저 드려요"</w:t>
-            </w:r>
-          </w:p>
-        </w:tc>
-        <w:tc>
-          <w:tcPr>
-            <w:tcW w:type="dxa" w:w="610"/>
-            <w:tcMar>
-              <w:top w:type="dxa" w:w="60"/>
-              <w:left w:type="dxa" w:w="90"/>
-              <w:bottom w:type="dxa" w:w="60"/>
-              <w:right w:type="dxa" w:w="90"/>
-            </w:tcMar>
-          </w:tcPr>
-          <w:p>
-            <w:pPr>
-              <w:spacing w:after="0"/>
-            </w:pPr>
-            <w:r>
-              <w:rPr>
-                <w:rFonts w:ascii="Malgun Gothic" w:cs="Malgun Gothic" w:eastAsia="Malgun Gothic" w:hAnsi="Malgun Gothic"/>
-                <w:sz w:val="17"/>
-                <w:szCs w:val="17"/>
-              </w:rPr>
-              <w:t xml:space="preserve">지점</w:t>
+            <w:tcW w:type="dxa" w:w="416"/>
+            <w:tcMar>
+              <w:top w:type="dxa" w:w="60"/>
+              <w:left w:type="dxa" w:w="90"/>
+              <w:bottom w:type="dxa" w:w="60"/>
+              <w:right w:type="dxa" w:w="90"/>
+            </w:tcMar>
+          </w:tcPr>
+          <w:p>
+            <w:pPr>
+              <w:spacing w:after="0"/>
+            </w:pPr>
+            <w:r>
+              <w:rPr>
+                <w:rFonts w:ascii="Malgun Gothic" w:cs="Malgun Gothic" w:eastAsia="Malgun Gothic" w:hAnsi="Malgun Gothic"/>
+                <w:sz w:val="17"/>
+                <w:szCs w:val="17"/>
+              </w:rPr>
+              <w:t xml:space="preserve">오후</w:t>
+            </w:r>
+          </w:p>
+        </w:tc>
+        <w:tc>
+          <w:tcPr>
+            <w:tcW w:type="dxa" w:w="8320"/>
+            <w:tcMar>
+              <w:top w:type="dxa" w:w="60"/>
+              <w:left w:type="dxa" w:w="90"/>
+              <w:bottom w:type="dxa" w:w="60"/>
+              <w:right w:type="dxa" w:w="90"/>
+            </w:tcMar>
+          </w:tcPr>
+          <w:p>
+            <w:pPr>
+              <w:spacing w:after="0"/>
+            </w:pPr>
+            <w:r>
+              <w:rPr>
+                <w:rFonts w:ascii="Malgun Gothic" w:cs="Malgun Gothic" w:eastAsia="Malgun Gothic" w:hAnsi="Malgun Gothic"/>
+                <w:sz w:val="17"/>
+                <w:szCs w:val="17"/>
+              </w:rPr>
+              <w:t xml:space="preserve">네이버 스마트플레이스: '소식'에 오퍼 게시, 예약/홈페이지 링크를 네이버 링크로 교체</w:t>
+            </w:r>
+          </w:p>
+        </w:tc>
+        <w:tc>
+          <w:tcPr>
+            <w:tcW w:type="dxa" w:w="624"/>
+            <w:tcMar>
+              <w:top w:type="dxa" w:w="60"/>
+              <w:left w:type="dxa" w:w="90"/>
+              <w:bottom w:type="dxa" w:w="60"/>
+              <w:right w:type="dxa" w:w="90"/>
+            </w:tcMar>
+          </w:tcPr>
+          <w:p>
+            <w:pPr>
+              <w:spacing w:after="0"/>
+            </w:pPr>
+            <w:r>
+              <w:rPr>
+                <w:rFonts w:ascii="Malgun Gothic" w:cs="Malgun Gothic" w:eastAsia="Malgun Gothic" w:hAnsi="Malgun Gothic"/>
+                <w:sz w:val="17"/>
+                <w:szCs w:val="17"/>
+              </w:rPr>
+              <w:t xml:space="preserve">마케팅</w:t>
             </w:r>
           </w:p>
         </w:tc>
@@ -4707,7 +5040,7 @@
         </w:trPr>
         <w:tc>
           <w:tcPr>
-            <w:tcW w:type="dxa" w:w="610"/>
+            <w:tcW w:type="dxa" w:w="416"/>
             <w:tcMar>
               <w:top w:type="dxa" w:w="60"/>
               <w:left w:type="dxa" w:w="90"/>
@@ -4731,31 +5064,31 @@
         </w:tc>
         <w:tc>
           <w:tcPr>
-            <w:tcW w:type="dxa" w:w="8139"/>
-            <w:tcMar>
-              <w:top w:type="dxa" w:w="60"/>
-              <w:left w:type="dxa" w:w="90"/>
-              <w:bottom w:type="dxa" w:w="60"/>
-              <w:right w:type="dxa" w:w="90"/>
-            </w:tcMar>
-          </w:tcPr>
-          <w:p>
-            <w:pPr>
-              <w:spacing w:after="0"/>
-            </w:pPr>
-            <w:r>
-              <w:rPr>
-                <w:rFonts w:ascii="Malgun Gothic" w:cs="Malgun Gothic" w:eastAsia="Malgun Gothic" w:hAnsi="Malgun Gothic"/>
-                <w:sz w:val="17"/>
-                <w:szCs w:val="17"/>
-              </w:rPr>
-              <w:t xml:space="preserve">인스타 프로필 링크를 인스타용 전용 링크로 교체</w:t>
-            </w:r>
-          </w:p>
-        </w:tc>
-        <w:tc>
-          <w:tcPr>
-            <w:tcW w:type="dxa" w:w="610"/>
+            <w:tcW w:type="dxa" w:w="8320"/>
+            <w:tcMar>
+              <w:top w:type="dxa" w:w="60"/>
+              <w:left w:type="dxa" w:w="90"/>
+              <w:bottom w:type="dxa" w:w="60"/>
+              <w:right w:type="dxa" w:w="90"/>
+            </w:tcMar>
+          </w:tcPr>
+          <w:p>
+            <w:pPr>
+              <w:spacing w:after="0"/>
+            </w:pPr>
+            <w:r>
+              <w:rPr>
+                <w:rFonts w:ascii="Malgun Gothic" w:cs="Malgun Gothic" w:eastAsia="Malgun Gothic" w:hAnsi="Malgun Gothic"/>
+                <w:sz w:val="17"/>
+                <w:szCs w:val="17"/>
+              </w:rPr>
+              <w:t xml:space="preserve">인스타 프로필 링크를 인스타용 링크로 교체</w:t>
+            </w:r>
+          </w:p>
+        </w:tc>
+        <w:tc>
+          <w:tcPr>
+            <w:tcW w:type="dxa" w:w="624"/>
             <w:tcMar>
               <w:top w:type="dxa" w:w="60"/>
               <w:left w:type="dxa" w:w="90"/>
@@ -4784,7 +5117,7 @@
         </w:trPr>
         <w:tc>
           <w:tcPr>
-            <w:tcW w:type="dxa" w:w="610"/>
+            <w:tcW w:type="dxa" w:w="416"/>
             <w:tcMar>
               <w:top w:type="dxa" w:w="60"/>
               <w:left w:type="dxa" w:w="90"/>
@@ -4808,31 +5141,31 @@
         </w:tc>
         <w:tc>
           <w:tcPr>
-            <w:tcW w:type="dxa" w:w="8139"/>
-            <w:tcMar>
-              <w:top w:type="dxa" w:w="60"/>
-              <w:left w:type="dxa" w:w="90"/>
-              <w:bottom w:type="dxa" w:w="60"/>
-              <w:right w:type="dxa" w:w="90"/>
-            </w:tcMar>
-          </w:tcPr>
-          <w:p>
-            <w:pPr>
-              <w:spacing w:after="0"/>
-            </w:pPr>
-            <w:r>
-              <w:rPr>
-                <w:rFonts w:ascii="Malgun Gothic" w:cs="Malgun Gothic" w:eastAsia="Malgun Gothic" w:hAnsi="Malgun Gothic"/>
-                <w:sz w:val="17"/>
-                <w:szCs w:val="17"/>
-              </w:rPr>
-              <w:t xml:space="preserve">문자 1차 문안 확정(아래 4절) · 발송 예약</w:t>
-            </w:r>
-          </w:p>
-        </w:tc>
-        <w:tc>
-          <w:tcPr>
-            <w:tcW w:type="dxa" w:w="610"/>
+            <w:tcW w:type="dxa" w:w="8320"/>
+            <w:tcMar>
+              <w:top w:type="dxa" w:w="60"/>
+              <w:left w:type="dxa" w:w="90"/>
+              <w:bottom w:type="dxa" w:w="60"/>
+              <w:right w:type="dxa" w:w="90"/>
+            </w:tcMar>
+          </w:tcPr>
+          <w:p>
+            <w:pPr>
+              <w:spacing w:after="0"/>
+            </w:pPr>
+            <w:r>
+              <w:rPr>
+                <w:rFonts w:ascii="Malgun Gothic" w:cs="Malgun Gothic" w:eastAsia="Malgun Gothic" w:hAnsi="Malgun Gothic"/>
+                <w:sz w:val="17"/>
+                <w:szCs w:val="17"/>
+              </w:rPr>
+              <w:t xml:space="preserve">문자 1차 명단·문안 확정(5·6절) · 10/7 10:00 발송 예약</w:t>
+            </w:r>
+          </w:p>
+        </w:tc>
+        <w:tc>
+          <w:tcPr>
+            <w:tcW w:type="dxa" w:w="624"/>
             <w:tcMar>
               <w:top w:type="dxa" w:w="60"/>
               <w:left w:type="dxa" w:w="90"/>
@@ -5042,7 +5375,7 @@
                 <w:sz w:val="17"/>
                 <w:szCs w:val="17"/>
               </w:rPr>
-              <w:t xml:space="preserve"> 발송: 1,372명 (거래고객·수강생 92 + 9월 신규 동의 665 + 10월 신규 동의 92 + 이전 가입 동의 523) — 4절 명단</w:t>
+              <w:t xml:space="preserve"> 발송: 1,372명 (단골 40명 포함)</w:t>
             </w:r>
           </w:p>
         </w:tc>
@@ -5298,83 +5631,6 @@
                 <w:szCs w:val="17"/>
               </w:rPr>
               <w:t xml:space="preserve">마케팅</w:t>
-            </w:r>
-          </w:p>
-        </w:tc>
-      </w:tr>
-      <w:tr>
-        <w:trPr>
-          <w:tblHeader w:val="false"/>
-        </w:trPr>
-        <w:tc>
-          <w:tcPr>
-            <w:tcW w:type="dxa" w:w="1620"/>
-            <w:tcMar>
-              <w:top w:type="dxa" w:w="60"/>
-              <w:left w:type="dxa" w:w="90"/>
-              <w:bottom w:type="dxa" w:w="60"/>
-              <w:right w:type="dxa" w:w="90"/>
-            </w:tcMar>
-          </w:tcPr>
-          <w:p>
-            <w:pPr>
-              <w:spacing w:after="0"/>
-            </w:pPr>
-            <w:r>
-              <w:rPr>
-                <w:rFonts w:ascii="Malgun Gothic" w:cs="Malgun Gothic" w:eastAsia="Malgun Gothic" w:hAnsi="Malgun Gothic"/>
-                <w:sz w:val="17"/>
-                <w:szCs w:val="17"/>
-              </w:rPr>
-              <w:t xml:space="preserve">오후</w:t>
-            </w:r>
-          </w:p>
-        </w:tc>
-        <w:tc>
-          <w:tcPr>
-            <w:tcW w:type="dxa" w:w="7200"/>
-            <w:tcMar>
-              <w:top w:type="dxa" w:w="60"/>
-              <w:left w:type="dxa" w:w="90"/>
-              <w:bottom w:type="dxa" w:w="60"/>
-              <w:right w:type="dxa" w:w="90"/>
-            </w:tcMar>
-          </w:tcPr>
-          <w:p>
-            <w:pPr>
-              <w:spacing w:after="0"/>
-            </w:pPr>
-            <w:r>
-              <w:rPr>
-                <w:rFonts w:ascii="Malgun Gothic" w:cs="Malgun Gothic" w:eastAsia="Malgun Gothic" w:hAnsi="Malgun Gothic"/>
-                <w:sz w:val="17"/>
-                <w:szCs w:val="17"/>
-              </w:rPr>
-              <w:t xml:space="preserve">단골 직접 연락 2차 13명</w:t>
-            </w:r>
-          </w:p>
-        </w:tc>
-        <w:tc>
-          <w:tcPr>
-            <w:tcW w:type="dxa" w:w="540"/>
-            <w:tcMar>
-              <w:top w:type="dxa" w:w="60"/>
-              <w:left w:type="dxa" w:w="90"/>
-              <w:bottom w:type="dxa" w:w="60"/>
-              <w:right w:type="dxa" w:w="90"/>
-            </w:tcMar>
-          </w:tcPr>
-          <w:p>
-            <w:pPr>
-              <w:spacing w:after="0"/>
-            </w:pPr>
-            <w:r>
-              <w:rPr>
-                <w:rFonts w:ascii="Malgun Gothic" w:cs="Malgun Gothic" w:eastAsia="Malgun Gothic" w:hAnsi="Malgun Gothic"/>
-                <w:sz w:val="17"/>
-                <w:szCs w:val="17"/>
-              </w:rPr>
-              <w:t xml:space="preserve">지점</w:t>
             </w:r>
           </w:p>
         </w:tc>
@@ -5581,7 +5837,7 @@
           <w:sz w:val="20"/>
           <w:szCs w:val="20"/>
         </w:rPr>
-        <w:t xml:space="preserve">체크포인트 1 기준 (10/7 18시):</w:t>
+        <w:t xml:space="preserve">체크포인트 1 (10/7 18시):</w:t>
       </w:r>
       <w:r>
         <w:rPr>
@@ -5589,7 +5845,7 @@
           <w:sz w:val="20"/>
           <w:szCs w:val="20"/>
         </w:rPr>
-        <w:t xml:space="preserve"> 연휴 3일 확보 대여 시간 ≥ 120시간(24시간 기준 약 8%). 미달이면 단골 직접 연락 1차 무응답자에게 다시 연락하고, 10/8 오전 스토리를 '남은 시간대' 중심으로 바꾼다.</w:t>
+        <w:t xml:space="preserve"> 연휴 3일 확보 대여 시간 ≥ 110시간(24시간 기준 약 8%). 미달이면 10/8 오전 스토리를 '남은 시간대' 중심으로 바꾸고, 커뮤니티 2차 글을 오전으로 당긴다.</w:t>
       </w:r>
     </w:p>
     <w:p>
@@ -5763,7 +6019,7 @@
                 <w:sz w:val="17"/>
                 <w:szCs w:val="17"/>
               </w:rPr>
-              <w:t xml:space="preserve">광고 점검: 메타 클릭당 단가 · 클릭률, 네이버 키워드별 클릭</w:t>
+              <w:t xml:space="preserve">광고 점검: 메타 클릭당 단가·클릭률, 네이버 파워링크 키워드별 클릭, 플레이스 노출·클릭</w:t>
             </w:r>
           </w:p>
         </w:tc>
@@ -5840,7 +6096,7 @@
                 <w:sz w:val="17"/>
                 <w:szCs w:val="17"/>
               </w:rPr>
-              <w:t xml:space="preserve">최신 결제내역을 raw/ 에 넣고 </w:t>
+              <w:t xml:space="preserve">최신 결제내역·회원 설문을 raw/ 에 넣고 </w:t>
             </w:r>
             <w:r>
               <w:rPr>
@@ -5944,7 +6200,7 @@
                 <w:sz w:val="17"/>
                 <w:szCs w:val="17"/>
               </w:rPr>
-              <w:t xml:space="preserve">: 1차 대상 중 아직 예약하지 않은 사람. "평일 40% 오늘 마지막 + 연휴 한 시간 더"</w:t>
+              <w:t xml:space="preserve">: 1차 대상 중 아직 예약하지 않은 사람</w:t>
             </w:r>
           </w:p>
         </w:tc>
@@ -6098,7 +6354,7 @@
                 <w:sz w:val="17"/>
                 <w:szCs w:val="17"/>
               </w:rPr>
-              <w:t xml:space="preserve">단골 직접 연락 마무리 13명 + 1차 무응답자 재연락</w:t>
+              <w:t xml:space="preserve">커뮤니티 2차 글</w:t>
             </w:r>
           </w:p>
         </w:tc>
@@ -6122,7 +6378,7 @@
                 <w:sz w:val="17"/>
                 <w:szCs w:val="17"/>
               </w:rPr>
-              <w:t xml:space="preserve">지점</w:t>
+              <w:t xml:space="preserve">마케팅</w:t>
             </w:r>
           </w:p>
         </w:tc>
@@ -6148,10 +6404,12 @@
             <w:r>
               <w:rPr>
                 <w:rFonts w:ascii="Malgun Gothic" w:cs="Malgun Gothic" w:eastAsia="Malgun Gothic" w:hAnsi="Malgun Gothic"/>
-                <w:sz w:val="17"/>
-                <w:szCs w:val="17"/>
-              </w:rPr>
-              <w:t xml:space="preserve">오후</w:t>
+                <w:b/>
+                <w:bCs/>
+                <w:sz w:val="17"/>
+                <w:szCs w:val="17"/>
+              </w:rPr>
+              <w:t xml:space="preserve">18:00</w:t>
             </w:r>
           </w:p>
         </w:tc>
@@ -6172,10 +6430,20 @@
             <w:r>
               <w:rPr>
                 <w:rFonts w:ascii="Malgun Gothic" w:cs="Malgun Gothic" w:eastAsia="Malgun Gothic" w:hAnsi="Malgun Gothic"/>
-                <w:sz w:val="17"/>
-                <w:szCs w:val="17"/>
-              </w:rPr>
-              <w:t xml:space="preserve">커뮤니티 2차 글</w:t>
+                <w:b/>
+                <w:bCs/>
+                <w:sz w:val="17"/>
+                <w:szCs w:val="17"/>
+              </w:rPr>
+              <w:t xml:space="preserve">체크포인트 2</w:t>
+            </w:r>
+            <w:r>
+              <w:rPr>
+                <w:rFonts w:ascii="Malgun Gothic" w:cs="Malgun Gothic" w:eastAsia="Malgun Gothic" w:hAnsi="Malgun Gothic"/>
+                <w:sz w:val="17"/>
+                <w:szCs w:val="17"/>
+              </w:rPr>
+              <w:t xml:space="preserve">: 연휴 확보 대여 시간 ≥ 180시간(약 13%) · 토요일 시간대별 예약 현황</w:t>
             </w:r>
           </w:p>
         </w:tc>
@@ -6199,7 +6467,7 @@
                 <w:sz w:val="17"/>
                 <w:szCs w:val="17"/>
               </w:rPr>
-              <w:t xml:space="preserve">마케팅</w:t>
+              <w:t xml:space="preserve">마케팅·지점</w:t>
             </w:r>
           </w:p>
         </w:tc>
@@ -6228,7 +6496,7 @@
                 <w:sz w:val="17"/>
                 <w:szCs w:val="17"/>
               </w:rPr>
-              <w:t xml:space="preserve">20:00</w:t>
+              <w:t xml:space="preserve">저녁</w:t>
             </w:r>
           </w:p>
         </w:tc>
@@ -6252,7 +6520,7 @@
                 <w:sz w:val="17"/>
                 <w:szCs w:val="17"/>
               </w:rPr>
-              <w:t xml:space="preserve">릴스 "퇴근 후 밤 9시 픽업, 3시간 야간 라이딩"</w:t>
+              <w:t xml:space="preserve">토요일 피크(11~17시) 출고·반납 동선, 헬멧·글러브 수량 점검. 응대 인력 1명 추가 여부 결정</w:t>
             </w:r>
           </w:p>
         </w:tc>
@@ -6276,7 +6544,7 @@
                 <w:sz w:val="17"/>
                 <w:szCs w:val="17"/>
               </w:rPr>
-              <w:t xml:space="preserve">SNS</w:t>
+              <w:t xml:space="preserve">지점</w:t>
             </w:r>
           </w:p>
         </w:tc>
@@ -6302,12 +6570,10 @@
             <w:r>
               <w:rPr>
                 <w:rFonts w:ascii="Malgun Gothic" w:cs="Malgun Gothic" w:eastAsia="Malgun Gothic" w:hAnsi="Malgun Gothic"/>
-                <w:b/>
-                <w:bCs/>
-                <w:sz w:val="17"/>
-                <w:szCs w:val="17"/>
-              </w:rPr>
-              <w:t xml:space="preserve">18:00</w:t>
+                <w:sz w:val="17"/>
+                <w:szCs w:val="17"/>
+              </w:rPr>
+              <w:t xml:space="preserve">20:00</w:t>
             </w:r>
           </w:p>
         </w:tc>
@@ -6328,20 +6594,10 @@
             <w:r>
               <w:rPr>
                 <w:rFonts w:ascii="Malgun Gothic" w:cs="Malgun Gothic" w:eastAsia="Malgun Gothic" w:hAnsi="Malgun Gothic"/>
-                <w:b/>
-                <w:bCs/>
-                <w:sz w:val="17"/>
-                <w:szCs w:val="17"/>
-              </w:rPr>
-              <w:t xml:space="preserve">체크포인트 2</w:t>
-            </w:r>
-            <w:r>
-              <w:rPr>
-                <w:rFonts w:ascii="Malgun Gothic" w:cs="Malgun Gothic" w:eastAsia="Malgun Gothic" w:hAnsi="Malgun Gothic"/>
-                <w:sz w:val="17"/>
-                <w:szCs w:val="17"/>
-              </w:rPr>
-              <w:t xml:space="preserve">: 연휴 확보 대여 시간 ≥ 200시간(약 14%) · 토요일 시간대별 예약 현황</w:t>
+                <w:sz w:val="17"/>
+                <w:szCs w:val="17"/>
+              </w:rPr>
+              <w:t xml:space="preserve">릴스 "퇴근 후 밤 9시 픽업, 3시간 야간 라이딩"</w:t>
             </w:r>
           </w:p>
         </w:tc>
@@ -6365,84 +6621,7 @@
                 <w:sz w:val="17"/>
                 <w:szCs w:val="17"/>
               </w:rPr>
-              <w:t xml:space="preserve">마케팅·지점</w:t>
-            </w:r>
-          </w:p>
-        </w:tc>
-      </w:tr>
-      <w:tr>
-        <w:trPr>
-          <w:tblHeader w:val="false"/>
-        </w:trPr>
-        <w:tc>
-          <w:tcPr>
-            <w:tcW w:type="dxa" w:w="1532"/>
-            <w:tcMar>
-              <w:top w:type="dxa" w:w="60"/>
-              <w:left w:type="dxa" w:w="90"/>
-              <w:bottom w:type="dxa" w:w="60"/>
-              <w:right w:type="dxa" w:w="90"/>
-            </w:tcMar>
-          </w:tcPr>
-          <w:p>
-            <w:pPr>
-              <w:spacing w:after="0"/>
-            </w:pPr>
-            <w:r>
-              <w:rPr>
-                <w:rFonts w:ascii="Malgun Gothic" w:cs="Malgun Gothic" w:eastAsia="Malgun Gothic" w:hAnsi="Malgun Gothic"/>
-                <w:sz w:val="17"/>
-                <w:szCs w:val="17"/>
-              </w:rPr>
-              <w:t xml:space="preserve">저녁</w:t>
-            </w:r>
-          </w:p>
-        </w:tc>
-        <w:tc>
-          <w:tcPr>
-            <w:tcW w:type="dxa" w:w="6807"/>
-            <w:tcMar>
-              <w:top w:type="dxa" w:w="60"/>
-              <w:left w:type="dxa" w:w="90"/>
-              <w:bottom w:type="dxa" w:w="60"/>
-              <w:right w:type="dxa" w:w="90"/>
-            </w:tcMar>
-          </w:tcPr>
-          <w:p>
-            <w:pPr>
-              <w:spacing w:after="0"/>
-            </w:pPr>
-            <w:r>
-              <w:rPr>
-                <w:rFonts w:ascii="Malgun Gothic" w:cs="Malgun Gothic" w:eastAsia="Malgun Gothic" w:hAnsi="Malgun Gothic"/>
-                <w:sz w:val="17"/>
-                <w:szCs w:val="17"/>
-              </w:rPr>
-              <w:t xml:space="preserve">토요일 피크 시간(11~17시) 반납·출고 동선, 장비(헬멧·글러브) 수량 점검. 응대 인력 1명 추가 여부 결정</w:t>
-            </w:r>
-          </w:p>
-        </w:tc>
-        <w:tc>
-          <w:tcPr>
-            <w:tcW w:type="dxa" w:w="1021"/>
-            <w:tcMar>
-              <w:top w:type="dxa" w:w="60"/>
-              <w:left w:type="dxa" w:w="90"/>
-              <w:bottom w:type="dxa" w:w="60"/>
-              <w:right w:type="dxa" w:w="90"/>
-            </w:tcMar>
-          </w:tcPr>
-          <w:p>
-            <w:pPr>
-              <w:spacing w:after="0"/>
-            </w:pPr>
-            <w:r>
-              <w:rPr>
-                <w:rFonts w:ascii="Malgun Gothic" w:cs="Malgun Gothic" w:eastAsia="Malgun Gothic" w:hAnsi="Malgun Gothic"/>
-                <w:sz w:val="17"/>
-                <w:szCs w:val="17"/>
-              </w:rPr>
-              <w:t xml:space="preserve">지점</w:t>
+              <w:t xml:space="preserve">SNS</w:t>
             </w:r>
           </w:p>
         </w:tc>
@@ -6473,7 +6652,7 @@
           <w:sz w:val="20"/>
           <w:szCs w:val="20"/>
         </w:rPr>
-        <w:t xml:space="preserve"> 금요일 오전 스토리를 "오늘 바로 탈 수 있는 차량·시간"으로 바꾸고, 네이버 광고 예산을 하루 5만원에서 8만원으로 올린다(메타는 올리지 않는다).</w:t>
+        <w:t xml:space="preserve"> 금요일 오전 스토리를 "오늘 바로 탈 수 있는 차량·시간"으로 바꾸고, 네이버 예산을 하루 5만원에서 8만원으로 올린다(메타는 올리지 않는다).</w:t>
       </w:r>
     </w:p>
     <w:p>
@@ -6647,7 +6826,7 @@
                 <w:sz w:val="17"/>
                 <w:szCs w:val="17"/>
               </w:rPr>
-              <w:t xml:space="preserve">스토리: 오늘 남은 시간대 + 전용 링크</w:t>
+              <w:t xml:space="preserve">스토리: 오늘 남은 시간대 + 링크</w:t>
             </w:r>
           </w:p>
         </w:tc>
@@ -6724,7 +6903,7 @@
                 <w:sz w:val="17"/>
                 <w:szCs w:val="17"/>
               </w:rPr>
-              <w:t xml:space="preserve">2시간 손님에게 "1시간만 더하면 1시간 무료" 현장 안내(3시간 전환) · 반납 연장 제안</w:t>
+              <w:t xml:space="preserve">2시간 손님에게 "1시간만 더하면 1시간 무료" 안내 · 반납 시 연장 제안 · 수신동의 안 한 고객에게 동의 요청</w:t>
             </w:r>
           </w:p>
         </w:tc>
@@ -6955,7 +7134,7 @@
                 <w:sz w:val="17"/>
                 <w:szCs w:val="17"/>
               </w:rPr>
-              <w:t xml:space="preserve">하루 마감: 실적(건수·시간·매출)을 이 문서 2-2 표와 비교</w:t>
+              <w:t xml:space="preserve">하루 마감: 실적(건수·시간·매출)을 3-2 표와 비교</w:t>
             </w:r>
           </w:p>
         </w:tc>
@@ -7032,7 +7211,7 @@
                 <w:sz w:val="17"/>
                 <w:szCs w:val="17"/>
               </w:rPr>
-              <w:t xml:space="preserve">광고: 토요일 예약이 영업시간 70% 이상 찼으면 메타 끄기, 네이버만 10/10 12시까지</w:t>
+              <w:t xml:space="preserve">토요일 예약이 영업시간 65% 이상 찼으면 메타 끄기, 네이버만 10/10 12시까지</w:t>
             </w:r>
           </w:p>
         </w:tc>
@@ -7081,7 +7260,7 @@
           <w:sz w:val="28"/>
           <w:szCs w:val="28"/>
         </w:rPr>
-        <w:t xml:space="preserve">4. 문자 발송 명단</w:t>
+        <w:t xml:space="preserve">5. 문자 발송 명단</w:t>
       </w:r>
     </w:p>
     <w:p>
@@ -7111,7 +7290,7 @@
           <w:sz w:val="20"/>
           <w:szCs w:val="20"/>
         </w:rPr>
-        <w:t xml:space="preserve"> (이름·연락처 포함, 저장소에는 올리지 않음). 만드는 스크립트: </w:t>
+        <w:t xml:space="preserve"> (이름·연락처 포함, 저장소에는 올리지 않음). 스크립트: </w:t>
       </w:r>
       <w:r>
         <w:rPr>
@@ -7144,9 +7323,9 @@
         </w:tblBorders>
       </w:tblPr>
       <w:tblGrid>
-        <w:gridCol w:w="1131"/>
-        <w:gridCol w:w="4114"/>
-        <w:gridCol w:w="4114"/>
+        <w:gridCol w:w="1688"/>
+        <w:gridCol w:w="1534"/>
+        <w:gridCol w:w="6138"/>
       </w:tblGrid>
       <w:tr>
         <w:trPr>
@@ -7154,7 +7333,7 @@
         </w:trPr>
         <w:tc>
           <w:tcPr>
-            <w:tcW w:type="dxa" w:w="1131"/>
+            <w:tcW w:type="dxa" w:w="1688"/>
             <w:shd w:fill="1C1917" w:color="auto" w:val="clear"/>
             <w:tcMar>
               <w:top w:type="dxa" w:w="60"/>
@@ -7182,7 +7361,7 @@
         </w:tc>
         <w:tc>
           <w:tcPr>
-            <w:tcW w:type="dxa" w:w="4114"/>
+            <w:tcW w:type="dxa" w:w="1534"/>
             <w:shd w:fill="1C1917" w:color="auto" w:val="clear"/>
             <w:tcMar>
               <w:top w:type="dxa" w:w="60"/>
@@ -7210,7 +7389,7 @@
         </w:tc>
         <w:tc>
           <w:tcPr>
-            <w:tcW w:type="dxa" w:w="4114"/>
+            <w:tcW w:type="dxa" w:w="6138"/>
             <w:shd w:fill="1C1917" w:color="auto" w:val="clear"/>
             <w:tcMar>
               <w:top w:type="dxa" w:w="60"/>
@@ -7243,7 +7422,7 @@
         </w:trPr>
         <w:tc>
           <w:tcPr>
-            <w:tcW w:type="dxa" w:w="1131"/>
+            <w:tcW w:type="dxa" w:w="1688"/>
             <w:tcMar>
               <w:top w:type="dxa" w:w="60"/>
               <w:left w:type="dxa" w:w="90"/>
@@ -7267,7 +7446,7 @@
         </w:tc>
         <w:tc>
           <w:tcPr>
-            <w:tcW w:type="dxa" w:w="4114"/>
+            <w:tcW w:type="dxa" w:w="1534"/>
             <w:tcMar>
               <w:top w:type="dxa" w:w="60"/>
               <w:left w:type="dxa" w:w="90"/>
@@ -7289,37 +7468,29 @@
               </w:rPr>
               <w:t xml:space="preserve">1,372명</w:t>
             </w:r>
-            <w:r>
-              <w:rPr>
-                <w:rFonts w:ascii="Malgun Gothic" w:cs="Malgun Gothic" w:eastAsia="Malgun Gothic" w:hAnsi="Malgun Gothic"/>
-                <w:sz w:val="17"/>
-                <w:szCs w:val="17"/>
-              </w:rPr>
-              <w:t xml:space="preserve"> — 거래고객·수강생 동의 92 + 9월 신규 동의 665 + 10/1~10/6 신규 동의 92 + 이전 가입 동의 523</w:t>
-            </w:r>
-          </w:p>
-        </w:tc>
-        <w:tc>
-          <w:tcPr>
-            <w:tcW w:type="dxa" w:w="4114"/>
-            <w:tcMar>
-              <w:top w:type="dxa" w:w="60"/>
-              <w:left w:type="dxa" w:w="90"/>
-              <w:bottom w:type="dxa" w:w="60"/>
-              <w:right w:type="dxa" w:w="90"/>
-            </w:tcMar>
-          </w:tcPr>
-          <w:p>
-            <w:pPr>
-              <w:spacing w:after="0"/>
-            </w:pPr>
-            <w:r>
-              <w:rPr>
-                <w:rFonts w:ascii="Malgun Gothic" w:cs="Malgun Gothic" w:eastAsia="Malgun Gothic" w:hAnsi="Malgun Gothic"/>
-                <w:sz w:val="17"/>
-                <w:szCs w:val="17"/>
-              </w:rPr>
-              <w:t xml:space="preserve">10/7 10:00 1차. 문자 툴에 그대로 붙여 넣는다</w:t>
+          </w:p>
+        </w:tc>
+        <w:tc>
+          <w:tcPr>
+            <w:tcW w:type="dxa" w:w="6138"/>
+            <w:tcMar>
+              <w:top w:type="dxa" w:w="60"/>
+              <w:left w:type="dxa" w:w="90"/>
+              <w:bottom w:type="dxa" w:w="60"/>
+              <w:right w:type="dxa" w:w="90"/>
+            </w:tcMar>
+          </w:tcPr>
+          <w:p>
+            <w:pPr>
+              <w:spacing w:after="0"/>
+            </w:pPr>
+            <w:r>
+              <w:rPr>
+                <w:rFonts w:ascii="Malgun Gothic" w:cs="Malgun Gothic" w:eastAsia="Malgun Gothic" w:hAnsi="Malgun Gothic"/>
+                <w:sz w:val="17"/>
+                <w:szCs w:val="17"/>
+              </w:rPr>
+              <w:t xml:space="preserve">문자 1차·2차 명단 하나로 묶음. 맨 앞 '단골' 칸에 단골 40명 표시(위에 정렬). 구성: 거래고객·수강생 92 + 9월 신규 동의 665 + 10/1~10/6 신규 동의 92 + 이전 가입 동의 523</w:t>
             </w:r>
           </w:p>
         </w:tc>
@@ -7330,7 +7501,7 @@
         </w:trPr>
         <w:tc>
           <w:tcPr>
-            <w:tcW w:type="dxa" w:w="1131"/>
+            <w:tcW w:type="dxa" w:w="1688"/>
             <w:tcMar>
               <w:top w:type="dxa" w:w="60"/>
               <w:left w:type="dxa" w:w="90"/>
@@ -7354,7 +7525,7 @@
         </w:tc>
         <w:tc>
           <w:tcPr>
-            <w:tcW w:type="dxa" w:w="4114"/>
+            <w:tcW w:type="dxa" w:w="1534"/>
             <w:tcMar>
               <w:top w:type="dxa" w:w="60"/>
               <w:left w:type="dxa" w:w="90"/>
@@ -7378,43 +7549,25 @@
         </w:tc>
         <w:tc>
           <w:tcPr>
-            <w:tcW w:type="dxa" w:w="4114"/>
-            <w:tcMar>
-              <w:top w:type="dxa" w:w="60"/>
-              <w:left w:type="dxa" w:w="90"/>
-              <w:bottom w:type="dxa" w:w="60"/>
-              <w:right w:type="dxa" w:w="90"/>
-            </w:tcMar>
-          </w:tcPr>
-          <w:p>
-            <w:pPr>
-              <w:spacing w:after="0"/>
-            </w:pPr>
-            <w:r>
-              <w:rPr>
-                <w:rFonts w:ascii="Malgun Gothic" w:cs="Malgun Gothic" w:eastAsia="Malgun Gothic" w:hAnsi="Malgun Gothic"/>
-                <w:sz w:val="17"/>
-                <w:szCs w:val="17"/>
-              </w:rPr>
-              <w:t xml:space="preserve">수신동의 미응답 거래고객. 설문 도입 전 가입이라 동의를 받은 적이 없어 </w:t>
-            </w:r>
-            <w:r>
-              <w:rPr>
-                <w:rFonts w:ascii="Malgun Gothic" w:cs="Malgun Gothic" w:eastAsia="Malgun Gothic" w:hAnsi="Malgun Gothic"/>
-                <w:b/>
-                <w:bCs/>
-                <w:sz w:val="17"/>
-                <w:szCs w:val="17"/>
-              </w:rPr>
-              <w:t xml:space="preserve">광고 문자·직접 연락에서 뺀다.</w:t>
-            </w:r>
-            <w:r>
-              <w:rPr>
-                <w:rFonts w:ascii="Malgun Gothic" w:cs="Malgun Gothic" w:eastAsia="Malgun Gothic" w:hAnsi="Malgun Gothic"/>
-                <w:sz w:val="17"/>
-                <w:szCs w:val="17"/>
-              </w:rPr>
-              <w:t xml:space="preserve"> 다음 방문·반납 때 현장에서 수신동의를 받는다</w:t>
+            <w:tcW w:type="dxa" w:w="6138"/>
+            <w:tcMar>
+              <w:top w:type="dxa" w:w="60"/>
+              <w:left w:type="dxa" w:w="90"/>
+              <w:bottom w:type="dxa" w:w="60"/>
+              <w:right w:type="dxa" w:w="90"/>
+            </w:tcMar>
+          </w:tcPr>
+          <w:p>
+            <w:pPr>
+              <w:spacing w:after="0"/>
+            </w:pPr>
+            <w:r>
+              <w:rPr>
+                <w:rFonts w:ascii="Malgun Gothic" w:cs="Malgun Gothic" w:eastAsia="Malgun Gothic" w:hAnsi="Malgun Gothic"/>
+                <w:sz w:val="17"/>
+                <w:szCs w:val="17"/>
+              </w:rPr>
+              <w:t xml:space="preserve">수신동의 미응답 거래고객(설문 도입 전 가입). 문자를 보내지 않는다. 다음 방문·반납 때 현장에서 수신동의를 받는다</w:t>
             </w:r>
           </w:p>
         </w:tc>
@@ -7425,91 +7578,73 @@
         </w:trPr>
         <w:tc>
           <w:tcPr>
-            <w:tcW w:type="dxa" w:w="1131"/>
-            <w:tcMar>
-              <w:top w:type="dxa" w:w="60"/>
-              <w:left w:type="dxa" w:w="90"/>
-              <w:bottom w:type="dxa" w:w="60"/>
-              <w:right w:type="dxa" w:w="90"/>
-            </w:tcMar>
-          </w:tcPr>
-          <w:p>
-            <w:pPr>
-              <w:spacing w:after="0"/>
-            </w:pPr>
-            <w:r>
-              <w:rPr>
-                <w:rFonts w:ascii="Malgun Gothic" w:cs="Malgun Gothic" w:eastAsia="Malgun Gothic" w:hAnsi="Malgun Gothic"/>
-                <w:sz w:val="17"/>
-                <w:szCs w:val="17"/>
-              </w:rPr>
-              <w:t xml:space="preserve">참고_단골직접연락</w:t>
-            </w:r>
-          </w:p>
-        </w:tc>
-        <w:tc>
-          <w:tcPr>
-            <w:tcW w:type="dxa" w:w="4114"/>
-            <w:tcMar>
-              <w:top w:type="dxa" w:w="60"/>
-              <w:left w:type="dxa" w:w="90"/>
-              <w:bottom w:type="dxa" w:w="60"/>
-              <w:right w:type="dxa" w:w="90"/>
-            </w:tcMar>
-          </w:tcPr>
-          <w:p>
-            <w:pPr>
-              <w:spacing w:after="0"/>
-            </w:pPr>
-            <w:r>
-              <w:rPr>
-                <w:rFonts w:ascii="Malgun Gothic" w:cs="Malgun Gothic" w:eastAsia="Malgun Gothic" w:hAnsi="Malgun Gothic"/>
-                <w:sz w:val="17"/>
-                <w:szCs w:val="17"/>
-              </w:rPr>
-              <w:t xml:space="preserve">40명</w:t>
-            </w:r>
-          </w:p>
-        </w:tc>
-        <w:tc>
-          <w:tcPr>
-            <w:tcW w:type="dxa" w:w="4114"/>
-            <w:tcMar>
-              <w:top w:type="dxa" w:w="60"/>
-              <w:left w:type="dxa" w:w="90"/>
-              <w:bottom w:type="dxa" w:w="60"/>
-              <w:right w:type="dxa" w:w="90"/>
-            </w:tcMar>
-          </w:tcPr>
-          <w:p>
-            <w:pPr>
-              <w:spacing w:after="0"/>
-            </w:pPr>
-            <w:r>
-              <w:rPr>
-                <w:rFonts w:ascii="Malgun Gothic" w:cs="Malgun Gothic" w:eastAsia="Malgun Gothic" w:hAnsi="Malgun Gothic"/>
-                <w:sz w:val="17"/>
-                <w:szCs w:val="17"/>
-              </w:rPr>
-              <w:t xml:space="preserve">용산 2회 이상·1박 이상·누적 20만원 이상 중 </w:t>
-            </w:r>
-            <w:r>
-              <w:rPr>
-                <w:rFonts w:ascii="Malgun Gothic" w:cs="Malgun Gothic" w:eastAsia="Malgun Gothic" w:hAnsi="Malgun Gothic"/>
-                <w:b/>
-                <w:bCs/>
-                <w:sz w:val="17"/>
-                <w:szCs w:val="17"/>
-              </w:rPr>
-              <w:t xml:space="preserve">수신동의한 사람만</w:t>
-            </w:r>
-            <w:r>
-              <w:rPr>
-                <w:rFonts w:ascii="Malgun Gothic" w:cs="Malgun Gothic" w:eastAsia="Malgun Gothic" w:hAnsi="Malgun Gothic"/>
-                <w:sz w:val="17"/>
-                <w:szCs w:val="17"/>
-              </w:rPr>
-              <w:t xml:space="preserve">. 연락일(10/6·10/7·10/8) 배정, 결과·예약여부 칸 기록</w:t>
+            <w:tcW w:type="dxa" w:w="1688"/>
+            <w:tcMar>
+              <w:top w:type="dxa" w:w="60"/>
+              <w:left w:type="dxa" w:w="90"/>
+              <w:bottom w:type="dxa" w:w="60"/>
+              <w:right w:type="dxa" w:w="90"/>
+            </w:tcMar>
+          </w:tcPr>
+          <w:p>
+            <w:pPr>
+              <w:spacing w:after="0"/>
+            </w:pPr>
+            <w:r>
+              <w:rPr>
+                <w:rFonts w:ascii="Malgun Gothic" w:cs="Malgun Gothic" w:eastAsia="Malgun Gothic" w:hAnsi="Malgun Gothic"/>
+                <w:sz w:val="17"/>
+                <w:szCs w:val="17"/>
+              </w:rPr>
+              <w:t xml:space="preserve">문안</w:t>
+            </w:r>
+          </w:p>
+        </w:tc>
+        <w:tc>
+          <w:tcPr>
+            <w:tcW w:type="dxa" w:w="1534"/>
+            <w:tcMar>
+              <w:top w:type="dxa" w:w="60"/>
+              <w:left w:type="dxa" w:w="90"/>
+              <w:bottom w:type="dxa" w:w="60"/>
+              <w:right w:type="dxa" w:w="90"/>
+            </w:tcMar>
+          </w:tcPr>
+          <w:p>
+            <w:pPr>
+              <w:spacing w:after="0"/>
+            </w:pPr>
+            <w:r>
+              <w:rPr>
+                <w:rFonts w:ascii="Malgun Gothic" w:cs="Malgun Gothic" w:eastAsia="Malgun Gothic" w:hAnsi="Malgun Gothic"/>
+                <w:sz w:val="17"/>
+                <w:szCs w:val="17"/>
+              </w:rPr>
+              <w:t xml:space="preserve">—</w:t>
+            </w:r>
+          </w:p>
+        </w:tc>
+        <w:tc>
+          <w:tcPr>
+            <w:tcW w:type="dxa" w:w="6138"/>
+            <w:tcMar>
+              <w:top w:type="dxa" w:w="60"/>
+              <w:left w:type="dxa" w:w="90"/>
+              <w:bottom w:type="dxa" w:w="60"/>
+              <w:right w:type="dxa" w:w="90"/>
+            </w:tcMar>
+          </w:tcPr>
+          <w:p>
+            <w:pPr>
+              <w:spacing w:after="0"/>
+            </w:pPr>
+            <w:r>
+              <w:rPr>
+                <w:rFonts w:ascii="Malgun Gothic" w:cs="Malgun Gothic" w:eastAsia="Malgun Gothic" w:hAnsi="Malgun Gothic"/>
+                <w:sz w:val="17"/>
+                <w:szCs w:val="17"/>
+              </w:rPr>
+              <w:t xml:space="preserve">1차 439바이트 · 2차 291바이트 (LMS)</w:t>
             </w:r>
           </w:p>
         </w:tc>
@@ -7520,238 +7655,7 @@
         </w:trPr>
         <w:tc>
           <w:tcPr>
-            <w:tcW w:type="dxa" w:w="1131"/>
-            <w:tcMar>
-              <w:top w:type="dxa" w:w="60"/>
-              <w:left w:type="dxa" w:w="90"/>
-              <w:bottom w:type="dxa" w:w="60"/>
-              <w:right w:type="dxa" w:w="90"/>
-            </w:tcMar>
-          </w:tcPr>
-          <w:p>
-            <w:pPr>
-              <w:spacing w:after="0"/>
-            </w:pPr>
-            <w:r>
-              <w:rPr>
-                <w:rFonts w:ascii="Malgun Gothic" w:cs="Malgun Gothic" w:eastAsia="Malgun Gothic" w:hAnsi="Malgun Gothic"/>
-                <w:sz w:val="17"/>
-                <w:szCs w:val="17"/>
-              </w:rPr>
-              <w:t xml:space="preserve">참고_연락스크립트</w:t>
-            </w:r>
-          </w:p>
-        </w:tc>
-        <w:tc>
-          <w:tcPr>
-            <w:tcW w:type="dxa" w:w="4114"/>
-            <w:tcMar>
-              <w:top w:type="dxa" w:w="60"/>
-              <w:left w:type="dxa" w:w="90"/>
-              <w:bottom w:type="dxa" w:w="60"/>
-              <w:right w:type="dxa" w:w="90"/>
-            </w:tcMar>
-          </w:tcPr>
-          <w:p>
-            <w:pPr>
-              <w:spacing w:after="0"/>
-            </w:pPr>
-            <w:r>
-              <w:rPr>
-                <w:rFonts w:ascii="Malgun Gothic" w:cs="Malgun Gothic" w:eastAsia="Malgun Gothic" w:hAnsi="Malgun Gothic"/>
-                <w:sz w:val="17"/>
-                <w:szCs w:val="17"/>
-              </w:rPr>
-              <w:t xml:space="preserve">—</w:t>
-            </w:r>
-          </w:p>
-        </w:tc>
-        <w:tc>
-          <w:tcPr>
-            <w:tcW w:type="dxa" w:w="4114"/>
-            <w:tcMar>
-              <w:top w:type="dxa" w:w="60"/>
-              <w:left w:type="dxa" w:w="90"/>
-              <w:bottom w:type="dxa" w:w="60"/>
-              <w:right w:type="dxa" w:w="90"/>
-            </w:tcMar>
-          </w:tcPr>
-          <w:p>
-            <w:pPr>
-              <w:spacing w:after="0"/>
-            </w:pPr>
-            <w:r>
-              <w:rPr>
-                <w:rFonts w:ascii="Malgun Gothic" w:cs="Malgun Gothic" w:eastAsia="Malgun Gothic" w:hAnsi="Malgun Gothic"/>
-                <w:sz w:val="17"/>
-                <w:szCs w:val="17"/>
-              </w:rPr>
-              <w:t xml:space="preserve">직접 연락 말투</w:t>
-            </w:r>
-          </w:p>
-        </w:tc>
-      </w:tr>
-      <w:tr>
-        <w:trPr>
-          <w:tblHeader w:val="false"/>
-        </w:trPr>
-        <w:tc>
-          <w:tcPr>
-            <w:tcW w:type="dxa" w:w="1131"/>
-            <w:tcMar>
-              <w:top w:type="dxa" w:w="60"/>
-              <w:left w:type="dxa" w:w="90"/>
-              <w:bottom w:type="dxa" w:w="60"/>
-              <w:right w:type="dxa" w:w="90"/>
-            </w:tcMar>
-          </w:tcPr>
-          <w:p>
-            <w:pPr>
-              <w:spacing w:after="0"/>
-            </w:pPr>
-            <w:r>
-              <w:rPr>
-                <w:rFonts w:ascii="Malgun Gothic" w:cs="Malgun Gothic" w:eastAsia="Malgun Gothic" w:hAnsi="Malgun Gothic"/>
-                <w:sz w:val="17"/>
-                <w:szCs w:val="17"/>
-              </w:rPr>
-              <w:t xml:space="preserve">문안</w:t>
-            </w:r>
-          </w:p>
-        </w:tc>
-        <w:tc>
-          <w:tcPr>
-            <w:tcW w:type="dxa" w:w="4114"/>
-            <w:tcMar>
-              <w:top w:type="dxa" w:w="60"/>
-              <w:left w:type="dxa" w:w="90"/>
-              <w:bottom w:type="dxa" w:w="60"/>
-              <w:right w:type="dxa" w:w="90"/>
-            </w:tcMar>
-          </w:tcPr>
-          <w:p>
-            <w:pPr>
-              <w:spacing w:after="0"/>
-            </w:pPr>
-            <w:r>
-              <w:rPr>
-                <w:rFonts w:ascii="Malgun Gothic" w:cs="Malgun Gothic" w:eastAsia="Malgun Gothic" w:hAnsi="Malgun Gothic"/>
-                <w:sz w:val="17"/>
-                <w:szCs w:val="17"/>
-              </w:rPr>
-              <w:t xml:space="preserve">—</w:t>
-            </w:r>
-          </w:p>
-        </w:tc>
-        <w:tc>
-          <w:tcPr>
-            <w:tcW w:type="dxa" w:w="4114"/>
-            <w:tcMar>
-              <w:top w:type="dxa" w:w="60"/>
-              <w:left w:type="dxa" w:w="90"/>
-              <w:bottom w:type="dxa" w:w="60"/>
-              <w:right w:type="dxa" w:w="90"/>
-            </w:tcMar>
-          </w:tcPr>
-          <w:p>
-            <w:pPr>
-              <w:spacing w:after="0"/>
-            </w:pPr>
-            <w:r>
-              <w:rPr>
-                <w:rFonts w:ascii="Malgun Gothic" w:cs="Malgun Gothic" w:eastAsia="Malgun Gothic" w:hAnsi="Malgun Gothic"/>
-                <w:sz w:val="17"/>
-                <w:szCs w:val="17"/>
-              </w:rPr>
-              <w:t xml:space="preserve">1차 392바이트 · 2차 244바이트 (LMS)</w:t>
-            </w:r>
-          </w:p>
-        </w:tc>
-      </w:tr>
-      <w:tr>
-        <w:trPr>
-          <w:tblHeader w:val="false"/>
-        </w:trPr>
-        <w:tc>
-          <w:tcPr>
-            <w:tcW w:type="dxa" w:w="1131"/>
-            <w:tcMar>
-              <w:top w:type="dxa" w:w="60"/>
-              <w:left w:type="dxa" w:w="90"/>
-              <w:bottom w:type="dxa" w:w="60"/>
-              <w:right w:type="dxa" w:w="90"/>
-            </w:tcMar>
-          </w:tcPr>
-          <w:p>
-            <w:pPr>
-              <w:spacing w:after="0"/>
-            </w:pPr>
-            <w:r>
-              <w:rPr>
-                <w:rFonts w:ascii="Malgun Gothic" w:cs="Malgun Gothic" w:eastAsia="Malgun Gothic" w:hAnsi="Malgun Gothic"/>
-                <w:sz w:val="17"/>
-                <w:szCs w:val="17"/>
-              </w:rPr>
-              <w:t xml:space="preserve">3_선택_이전동의회원</w:t>
-            </w:r>
-          </w:p>
-        </w:tc>
-        <w:tc>
-          <w:tcPr>
-            <w:tcW w:type="dxa" w:w="4114"/>
-            <w:tcMar>
-              <w:top w:type="dxa" w:w="60"/>
-              <w:left w:type="dxa" w:w="90"/>
-              <w:bottom w:type="dxa" w:w="60"/>
-              <w:right w:type="dxa" w:w="90"/>
-            </w:tcMar>
-          </w:tcPr>
-          <w:p>
-            <w:pPr>
-              <w:spacing w:after="0"/>
-            </w:pPr>
-            <w:r>
-              <w:rPr>
-                <w:rFonts w:ascii="Malgun Gothic" w:cs="Malgun Gothic" w:eastAsia="Malgun Gothic" w:hAnsi="Malgun Gothic"/>
-                <w:sz w:val="17"/>
-                <w:szCs w:val="17"/>
-              </w:rPr>
-              <w:t xml:space="preserve">548명</w:t>
-            </w:r>
-          </w:p>
-        </w:tc>
-        <w:tc>
-          <w:tcPr>
-            <w:tcW w:type="dxa" w:w="4114"/>
-            <w:tcMar>
-              <w:top w:type="dxa" w:w="60"/>
-              <w:left w:type="dxa" w:w="90"/>
-              <w:bottom w:type="dxa" w:w="60"/>
-              <w:right w:type="dxa" w:w="90"/>
-            </w:tcMar>
-          </w:tcPr>
-          <w:p>
-            <w:pPr>
-              <w:spacing w:after="0"/>
-            </w:pPr>
-            <w:r>
-              <w:rPr>
-                <w:rFonts w:ascii="Malgun Gothic" w:cs="Malgun Gothic" w:eastAsia="Malgun Gothic" w:hAnsi="Malgun Gothic"/>
-                <w:sz w:val="17"/>
-                <w:szCs w:val="17"/>
-              </w:rPr>
-              <w:t xml:space="preserve">8월 이전 가입한 동의 회원(9/4 회차 등에서 받은 사람). 넓게 보내려면 포함. 휴면 전환율은 낮다(2.5%)</w:t>
-            </w:r>
-          </w:p>
-        </w:tc>
-      </w:tr>
-      <w:tr>
-        <w:trPr>
-          <w:tblHeader w:val="false"/>
-        </w:trPr>
-        <w:tc>
-          <w:tcPr>
-            <w:tcW w:type="dxa" w:w="1131"/>
+            <w:tcW w:type="dxa" w:w="1688"/>
             <w:tcMar>
               <w:top w:type="dxa" w:w="60"/>
               <w:left w:type="dxa" w:w="90"/>
@@ -7775,7 +7679,7 @@
         </w:tc>
         <w:tc>
           <w:tcPr>
-            <w:tcW w:type="dxa" w:w="4114"/>
+            <w:tcW w:type="dxa" w:w="1534"/>
             <w:tcMar>
               <w:top w:type="dxa" w:w="60"/>
               <w:left w:type="dxa" w:w="90"/>
@@ -7799,7 +7703,7 @@
         </w:tc>
         <w:tc>
           <w:tcPr>
-            <w:tcW w:type="dxa" w:w="4114"/>
+            <w:tcW w:type="dxa" w:w="6138"/>
             <w:tcMar>
               <w:top w:type="dxa" w:w="60"/>
               <w:left w:type="dxa" w:w="90"/>
@@ -7827,6 +7731,34 @@
       <w:pPr>
         <w:spacing w:after="80"/>
       </w:pPr>
+    </w:p>
+    <w:p>
+      <w:pPr>
+        <w:pStyle w:val="ListParagraph"/>
+        <w:numPr>
+          <w:ilvl w:val="0"/>
+          <w:numId w:val="2"/>
+        </w:numPr>
+        <w:spacing w:after="50"/>
+      </w:pPr>
+      <w:r>
+        <w:rPr>
+          <w:rFonts w:ascii="Malgun Gothic" w:cs="Malgun Gothic" w:eastAsia="Malgun Gothic" w:hAnsi="Malgun Gothic"/>
+          <w:b/>
+          <w:bCs/>
+          <w:sz w:val="20"/>
+          <w:szCs w:val="20"/>
+        </w:rPr>
+        <w:t xml:space="preserve">단골 기준:</w:t>
+      </w:r>
+      <w:r>
+        <w:rPr>
+          <w:rFonts w:ascii="Malgun Gothic" w:cs="Malgun Gothic" w:eastAsia="Malgun Gothic" w:hAnsi="Malgun Gothic"/>
+          <w:sz w:val="20"/>
+          <w:szCs w:val="20"/>
+        </w:rPr>
+        <w:t xml:space="preserve"> 용산에서 8/28~9/30에 2회 이상, 또는 1박 이상, 또는 누적 20만원 이상 이용하고 수신동의한 사람.</w:t>
+      </w:r>
     </w:p>
     <w:p>
       <w:pPr>
@@ -7862,7 +7794,7 @@
           <w:sz w:val="18"/>
           <w:szCs w:val="18"/>
         </w:rPr>
-        <w:t xml:space="preserve">1_문자1차_동의</w:t>
+        <w:t xml:space="preserve">1_문자1차</w:t>
       </w:r>
       <w:r>
         <w:rPr>
@@ -7870,7 +7802,7 @@
           <w:sz w:val="20"/>
           <w:szCs w:val="20"/>
         </w:rPr>
-        <w:t xml:space="preserve"> 시트를 2차 명단으로 쓴다(링크 클릭 여부는 개인별로 알 수 없어 '아직 예약 안 한 사람' 기준).</w:t>
+        <w:t xml:space="preserve"> 시트를 2차 명단으로 쓴다.</w:t>
       </w:r>
     </w:p>
     <w:p>
@@ -7915,42 +7847,7 @@
           <w:sz w:val="20"/>
           <w:szCs w:val="20"/>
         </w:rPr>
-        <w:t xml:space="preserve">(9,190명)로 10/1~10/6 가입 동의자를 더하고, 모든 대상의 수신동의 상태를 현재 값으로 갱신했다(미응답 → 동의 1명). 10/6 결정으로 이전 가입 동의 회원은 포함하고, 수신동의 미응답은 광고 문자와 단골 직접 연락 모두에서 뺐다(설문 도입 전 가입자는 동의를 받은 적이 없음). 발송 직전 최신 회원 설문을 넣고 다시 돌리면 새 가입자·수신거부가 반영된다.</w:t>
-      </w:r>
-    </w:p>
-    <w:p>
-      <w:pPr>
-        <w:pStyle w:val="ListParagraph"/>
-        <w:numPr>
-          <w:ilvl w:val="0"/>
-          <w:numId w:val="2"/>
-        </w:numPr>
-        <w:spacing w:after="50"/>
-      </w:pPr>
-      <w:r>
-        <w:rPr>
-          <w:rFonts w:ascii="Malgun Gothic" w:cs="Malgun Gothic" w:eastAsia="Malgun Gothic" w:hAnsi="Malgun Gothic"/>
-          <w:sz w:val="20"/>
-          <w:szCs w:val="20"/>
-        </w:rPr>
-        <w:t xml:space="preserve">문안의 </w:t>
-      </w:r>
-      <w:r>
-        <w:rPr>
-          <w:rFonts w:ascii="Consolas" w:cs="Consolas" w:eastAsia="Consolas" w:hAnsi="Consolas"/>
-          <w:color w:val="7C2D12"/>
-          <w:sz w:val="18"/>
-          <w:szCs w:val="18"/>
-        </w:rPr>
-        <w:t xml:space="preserve">{전용 링크}</w:t>
-      </w:r>
-      <w:r>
-        <w:rPr>
-          <w:rFonts w:ascii="Malgun Gothic" w:cs="Malgun Gothic" w:eastAsia="Malgun Gothic" w:hAnsi="Malgun Gothic"/>
-          <w:sz w:val="20"/>
-          <w:szCs w:val="20"/>
-        </w:rPr>
-        <w:t xml:space="preserve">는 할인 등록 후 받은 실제 링크로 바꾼다.</w:t>
+        <w:t xml:space="preserve">(9,190명)로 10/1~10/6 가입 동의자를 더하고 수신동의 상태를 현재 값으로 갱신했다.</w:t>
       </w:r>
     </w:p>
     <w:p>
@@ -7967,7 +7864,7 @@
           <w:sz w:val="28"/>
           <w:szCs w:val="28"/>
         </w:rPr>
-        <w:t xml:space="preserve">5. 문자 문안</w:t>
+        <w:t xml:space="preserve">6. 문자 문안</w:t>
       </w:r>
     </w:p>
     <w:p>
@@ -8152,7 +8049,7 @@
                 <w:sz w:val="19"/>
                 <w:szCs w:val="19"/>
               </w:rPr>
-              <w:t xml:space="preserve">{전용 링크}?utm_source=sms&amp;utm_campaign=1009hangul</w:t>
+              <w:t xml:space="preserve">https://www.artefine.co.kr/?promo=hour-1009&amp;utm_source=sms&amp;utm_medium=lms&amp;utm_campaign=1009hangul</w:t>
             </w:r>
           </w:p>
           <w:p>
@@ -8358,7 +8255,7 @@
                 <w:sz w:val="19"/>
                 <w:szCs w:val="19"/>
               </w:rPr>
-              <w:t xml:space="preserve">▶ {전용 링크}?utm_source=sms&amp;utm_campaign=1009hangul</w:t>
+              <w:t xml:space="preserve">▶ https://www.artefine.co.kr/?promo=hour-1009&amp;utm_source=sms&amp;utm_medium=lms&amp;utm_campaign=1009hangul</w:t>
             </w:r>
           </w:p>
           <w:p>
@@ -8396,7 +8293,65 @@
           <w:sz w:val="28"/>
           <w:szCs w:val="28"/>
         </w:rPr>
-        <w:t xml:space="preserve">6. 광고 최소안 (오퍼에 맞춰 수정)</w:t>
+        <w:t xml:space="preserve">7. 광고 최소안</w:t>
+      </w:r>
+    </w:p>
+    <w:p>
+      <w:pPr>
+        <w:spacing w:after="100"/>
+      </w:pPr>
+      <w:r>
+        <w:rPr>
+          <w:rFonts w:ascii="Malgun Gothic" w:cs="Malgun Gothic" w:eastAsia="Malgun Gothic" w:hAnsi="Malgun Gothic"/>
+          <w:b/>
+          <w:bCs/>
+          <w:sz w:val="20"/>
+          <w:szCs w:val="20"/>
+        </w:rPr>
+        <w:t xml:space="preserve">기간:</w:t>
+      </w:r>
+      <w:r>
+        <w:rPr>
+          <w:rFonts w:ascii="Malgun Gothic" w:cs="Malgun Gothic" w:eastAsia="Malgun Gothic" w:hAnsi="Malgun Gothic"/>
+          <w:sz w:val="20"/>
+          <w:szCs w:val="20"/>
+        </w:rPr>
+        <w:t xml:space="preserve"> 10/7(수) 18:00 ~ 10/10(토) 12:00 · </w:t>
+      </w:r>
+      <w:r>
+        <w:rPr>
+          <w:rFonts w:ascii="Malgun Gothic" w:cs="Malgun Gothic" w:eastAsia="Malgun Gothic" w:hAnsi="Malgun Gothic"/>
+          <w:b/>
+          <w:bCs/>
+          <w:sz w:val="20"/>
+          <w:szCs w:val="20"/>
+        </w:rPr>
+        <w:t xml:space="preserve">예산:</w:t>
+      </w:r>
+      <w:r>
+        <w:rPr>
+          <w:rFonts w:ascii="Malgun Gothic" w:cs="Malgun Gothic" w:eastAsia="Malgun Gothic" w:hAnsi="Malgun Gothic"/>
+          <w:sz w:val="20"/>
+          <w:szCs w:val="20"/>
+        </w:rPr>
+        <w:t xml:space="preserve"> 메타 하루 10만원 + 네이버 하루 5만원 → 약 45만원</w:t>
+      </w:r>
+    </w:p>
+    <w:p>
+      <w:pPr>
+        <w:pStyle w:val="Heading2"/>
+        <w:spacing w:after="100" w:before="220"/>
+      </w:pPr>
+      <w:r>
+        <w:rPr>
+          <w:rFonts w:ascii="Malgun Gothic" w:cs="Malgun Gothic" w:eastAsia="Malgun Gothic" w:hAnsi="Malgun Gothic"/>
+          <w:b/>
+          <w:bCs/>
+          <w:color w:val="C2410C"/>
+          <w:sz w:val="23"/>
+          <w:szCs w:val="23"/>
+        </w:rPr>
+        <w:t xml:space="preserve">7-1. 메타(인스타그램) 광고</w:t>
       </w:r>
     </w:p>
     <w:tbl>
@@ -8412,9 +8367,8 @@
         </w:tblBorders>
       </w:tblPr>
       <w:tblGrid>
-        <w:gridCol w:w="551"/>
-        <w:gridCol w:w="4405"/>
-        <w:gridCol w:w="4405"/>
+        <w:gridCol w:w="2905"/>
+        <w:gridCol w:w="6455"/>
       </w:tblGrid>
       <w:tr>
         <w:trPr>
@@ -8422,7 +8376,7 @@
         </w:trPr>
         <w:tc>
           <w:tcPr>
-            <w:tcW w:type="dxa" w:w="551"/>
+            <w:tcW w:type="dxa" w:w="2905"/>
             <w:shd w:fill="1C1917" w:color="auto" w:val="clear"/>
             <w:tcMar>
               <w:top w:type="dxa" w:w="60"/>
@@ -8450,7 +8404,7 @@
         </w:tc>
         <w:tc>
           <w:tcPr>
-            <w:tcW w:type="dxa" w:w="4405"/>
+            <w:tcW w:type="dxa" w:w="6455"/>
             <w:shd w:fill="1C1917" w:color="auto" w:val="clear"/>
             <w:tcMar>
               <w:top w:type="dxa" w:w="60"/>
@@ -8472,35 +8426,7 @@
                 <w:sz w:val="17"/>
                 <w:szCs w:val="17"/>
               </w:rPr>
-              <w:t xml:space="preserve">메타(인스타)</w:t>
-            </w:r>
-          </w:p>
-        </w:tc>
-        <w:tc>
-          <w:tcPr>
-            <w:tcW w:type="dxa" w:w="4405"/>
-            <w:shd w:fill="1C1917" w:color="auto" w:val="clear"/>
-            <w:tcMar>
-              <w:top w:type="dxa" w:w="60"/>
-              <w:left w:type="dxa" w:w="90"/>
-              <w:bottom w:type="dxa" w:w="60"/>
-              <w:right w:type="dxa" w:w="90"/>
-            </w:tcMar>
-          </w:tcPr>
-          <w:p>
-            <w:pPr>
-              <w:spacing w:after="0"/>
-            </w:pPr>
-            <w:r>
-              <w:rPr>
-                <w:rFonts w:ascii="Malgun Gothic" w:cs="Malgun Gothic" w:eastAsia="Malgun Gothic" w:hAnsi="Malgun Gothic"/>
-                <w:b/>
-                <w:bCs/>
-                <w:color w:val="FFFFFF"/>
-                <w:sz w:val="17"/>
-                <w:szCs w:val="17"/>
-              </w:rPr>
-              <w:t xml:space="preserve">네이버 검색</w:t>
+              <w:t xml:space="preserve">설정</w:t>
             </w:r>
           </w:p>
         </w:tc>
@@ -8511,73 +8437,49 @@
         </w:trPr>
         <w:tc>
           <w:tcPr>
-            <w:tcW w:type="dxa" w:w="551"/>
-            <w:tcMar>
-              <w:top w:type="dxa" w:w="60"/>
-              <w:left w:type="dxa" w:w="90"/>
-              <w:bottom w:type="dxa" w:w="60"/>
-              <w:right w:type="dxa" w:w="90"/>
-            </w:tcMar>
-          </w:tcPr>
-          <w:p>
-            <w:pPr>
-              <w:spacing w:after="0"/>
-            </w:pPr>
-            <w:r>
-              <w:rPr>
-                <w:rFonts w:ascii="Malgun Gothic" w:cs="Malgun Gothic" w:eastAsia="Malgun Gothic" w:hAnsi="Malgun Gothic"/>
-                <w:sz w:val="17"/>
-                <w:szCs w:val="17"/>
-              </w:rPr>
-              <w:t xml:space="preserve">기간</w:t>
-            </w:r>
-          </w:p>
-        </w:tc>
-        <w:tc>
-          <w:tcPr>
-            <w:tcW w:type="dxa" w:w="4405"/>
-            <w:tcMar>
-              <w:top w:type="dxa" w:w="60"/>
-              <w:left w:type="dxa" w:w="90"/>
-              <w:bottom w:type="dxa" w:w="60"/>
-              <w:right w:type="dxa" w:w="90"/>
-            </w:tcMar>
-          </w:tcPr>
-          <w:p>
-            <w:pPr>
-              <w:spacing w:after="0"/>
-            </w:pPr>
-            <w:r>
-              <w:rPr>
-                <w:rFonts w:ascii="Malgun Gothic" w:cs="Malgun Gothic" w:eastAsia="Malgun Gothic" w:hAnsi="Malgun Gothic"/>
-                <w:sz w:val="17"/>
-                <w:szCs w:val="17"/>
-              </w:rPr>
-              <w:t xml:space="preserve">10/7 18:00 ~ 10/10 12:00</w:t>
-            </w:r>
-          </w:p>
-        </w:tc>
-        <w:tc>
-          <w:tcPr>
-            <w:tcW w:type="dxa" w:w="4405"/>
-            <w:tcMar>
-              <w:top w:type="dxa" w:w="60"/>
-              <w:left w:type="dxa" w:w="90"/>
-              <w:bottom w:type="dxa" w:w="60"/>
-              <w:right w:type="dxa" w:w="90"/>
-            </w:tcMar>
-          </w:tcPr>
-          <w:p>
-            <w:pPr>
-              <w:spacing w:after="0"/>
-            </w:pPr>
-            <w:r>
-              <w:rPr>
-                <w:rFonts w:ascii="Malgun Gothic" w:cs="Malgun Gothic" w:eastAsia="Malgun Gothic" w:hAnsi="Malgun Gothic"/>
-                <w:sz w:val="17"/>
-                <w:szCs w:val="17"/>
-              </w:rPr>
-              <w:t xml:space="preserve">같음</w:t>
+            <w:tcW w:type="dxa" w:w="2905"/>
+            <w:tcMar>
+              <w:top w:type="dxa" w:w="60"/>
+              <w:left w:type="dxa" w:w="90"/>
+              <w:bottom w:type="dxa" w:w="60"/>
+              <w:right w:type="dxa" w:w="90"/>
+            </w:tcMar>
+          </w:tcPr>
+          <w:p>
+            <w:pPr>
+              <w:spacing w:after="0"/>
+            </w:pPr>
+            <w:r>
+              <w:rPr>
+                <w:rFonts w:ascii="Malgun Gothic" w:cs="Malgun Gothic" w:eastAsia="Malgun Gothic" w:hAnsi="Malgun Gothic"/>
+                <w:sz w:val="17"/>
+                <w:szCs w:val="17"/>
+              </w:rPr>
+              <w:t xml:space="preserve">캠페인 목표</w:t>
+            </w:r>
+          </w:p>
+        </w:tc>
+        <w:tc>
+          <w:tcPr>
+            <w:tcW w:type="dxa" w:w="6455"/>
+            <w:tcMar>
+              <w:top w:type="dxa" w:w="60"/>
+              <w:left w:type="dxa" w:w="90"/>
+              <w:bottom w:type="dxa" w:w="60"/>
+              <w:right w:type="dxa" w:w="90"/>
+            </w:tcMar>
+          </w:tcPr>
+          <w:p>
+            <w:pPr>
+              <w:spacing w:after="0"/>
+            </w:pPr>
+            <w:r>
+              <w:rPr>
+                <w:rFonts w:ascii="Malgun Gothic" w:cs="Malgun Gothic" w:eastAsia="Malgun Gothic" w:hAnsi="Malgun Gothic"/>
+                <w:sz w:val="17"/>
+                <w:szCs w:val="17"/>
+              </w:rPr>
+              <w:t xml:space="preserve">트래픽 → 최적화 '링크 클릭' (메타 픽셀이 없어 '판매'·'랜딩 페이지 조회'는 쓸 수 없음)</w:t>
             </w:r>
           </w:p>
         </w:tc>
@@ -8588,7 +8490,7 @@
         </w:trPr>
         <w:tc>
           <w:tcPr>
-            <w:tcW w:type="dxa" w:w="551"/>
+            <w:tcW w:type="dxa" w:w="2905"/>
             <w:tcMar>
               <w:top w:type="dxa" w:w="60"/>
               <w:left w:type="dxa" w:w="90"/>
@@ -8612,49 +8514,25 @@
         </w:tc>
         <w:tc>
           <w:tcPr>
-            <w:tcW w:type="dxa" w:w="4405"/>
-            <w:tcMar>
-              <w:top w:type="dxa" w:w="60"/>
-              <w:left w:type="dxa" w:w="90"/>
-              <w:bottom w:type="dxa" w:w="60"/>
-              <w:right w:type="dxa" w:w="90"/>
-            </w:tcMar>
-          </w:tcPr>
-          <w:p>
-            <w:pPr>
-              <w:spacing w:after="0"/>
-            </w:pPr>
-            <w:r>
-              <w:rPr>
-                <w:rFonts w:ascii="Malgun Gothic" w:cs="Malgun Gothic" w:eastAsia="Malgun Gothic" w:hAnsi="Malgun Gothic"/>
-                <w:sz w:val="17"/>
-                <w:szCs w:val="17"/>
-              </w:rPr>
-              <w:t xml:space="preserve">하루 10만원</w:t>
-            </w:r>
-          </w:p>
-        </w:tc>
-        <w:tc>
-          <w:tcPr>
-            <w:tcW w:type="dxa" w:w="4405"/>
-            <w:tcMar>
-              <w:top w:type="dxa" w:w="60"/>
-              <w:left w:type="dxa" w:w="90"/>
-              <w:bottom w:type="dxa" w:w="60"/>
-              <w:right w:type="dxa" w:w="90"/>
-            </w:tcMar>
-          </w:tcPr>
-          <w:p>
-            <w:pPr>
-              <w:spacing w:after="0"/>
-            </w:pPr>
-            <w:r>
-              <w:rPr>
-                <w:rFonts w:ascii="Malgun Gothic" w:cs="Malgun Gothic" w:eastAsia="Malgun Gothic" w:hAnsi="Malgun Gothic"/>
-                <w:sz w:val="17"/>
-                <w:szCs w:val="17"/>
-              </w:rPr>
-              <w:t xml:space="preserve">하루 5만원</w:t>
+            <w:tcW w:type="dxa" w:w="6455"/>
+            <w:tcMar>
+              <w:top w:type="dxa" w:w="60"/>
+              <w:left w:type="dxa" w:w="90"/>
+              <w:bottom w:type="dxa" w:w="60"/>
+              <w:right w:type="dxa" w:w="90"/>
+            </w:tcMar>
+          </w:tcPr>
+          <w:p>
+            <w:pPr>
+              <w:spacing w:after="0"/>
+            </w:pPr>
+            <w:r>
+              <w:rPr>
+                <w:rFonts w:ascii="Malgun Gothic" w:cs="Malgun Gothic" w:eastAsia="Malgun Gothic" w:hAnsi="Malgun Gothic"/>
+                <w:sz w:val="17"/>
+                <w:szCs w:val="17"/>
+              </w:rPr>
+              <w:t xml:space="preserve">캠페인 하루 10만원</w:t>
             </w:r>
           </w:p>
         </w:tc>
@@ -8665,73 +8543,49 @@
         </w:trPr>
         <w:tc>
           <w:tcPr>
-            <w:tcW w:type="dxa" w:w="551"/>
-            <w:tcMar>
-              <w:top w:type="dxa" w:w="60"/>
-              <w:left w:type="dxa" w:w="90"/>
-              <w:bottom w:type="dxa" w:w="60"/>
-              <w:right w:type="dxa" w:w="90"/>
-            </w:tcMar>
-          </w:tcPr>
-          <w:p>
-            <w:pPr>
-              <w:spacing w:after="0"/>
-            </w:pPr>
-            <w:r>
-              <w:rPr>
-                <w:rFonts w:ascii="Malgun Gothic" w:cs="Malgun Gothic" w:eastAsia="Malgun Gothic" w:hAnsi="Malgun Gothic"/>
-                <w:sz w:val="17"/>
-                <w:szCs w:val="17"/>
-              </w:rPr>
-              <w:t xml:space="preserve">목표·입찰</w:t>
-            </w:r>
-          </w:p>
-        </w:tc>
-        <w:tc>
-          <w:tcPr>
-            <w:tcW w:type="dxa" w:w="4405"/>
-            <w:tcMar>
-              <w:top w:type="dxa" w:w="60"/>
-              <w:left w:type="dxa" w:w="90"/>
-              <w:bottom w:type="dxa" w:w="60"/>
-              <w:right w:type="dxa" w:w="90"/>
-            </w:tcMar>
-          </w:tcPr>
-          <w:p>
-            <w:pPr>
-              <w:spacing w:after="0"/>
-            </w:pPr>
-            <w:r>
-              <w:rPr>
-                <w:rFonts w:ascii="Malgun Gothic" w:cs="Malgun Gothic" w:eastAsia="Malgun Gothic" w:hAnsi="Malgun Gothic"/>
-                <w:sz w:val="17"/>
-                <w:szCs w:val="17"/>
-              </w:rPr>
-              <w:t xml:space="preserve">트래픽(링크 클릭) — 픽셀 없음</w:t>
-            </w:r>
-          </w:p>
-        </w:tc>
-        <w:tc>
-          <w:tcPr>
-            <w:tcW w:type="dxa" w:w="4405"/>
-            <w:tcMar>
-              <w:top w:type="dxa" w:w="60"/>
-              <w:left w:type="dxa" w:w="90"/>
-              <w:bottom w:type="dxa" w:w="60"/>
-              <w:right w:type="dxa" w:w="90"/>
-            </w:tcMar>
-          </w:tcPr>
-          <w:p>
-            <w:pPr>
-              <w:spacing w:after="0"/>
-            </w:pPr>
-            <w:r>
-              <w:rPr>
-                <w:rFonts w:ascii="Malgun Gothic" w:cs="Malgun Gothic" w:eastAsia="Malgun Gothic" w:hAnsi="Malgun Gothic"/>
-                <w:sz w:val="17"/>
-                <w:szCs w:val="17"/>
-              </w:rPr>
-              <w:t xml:space="preserve">파워링크, 핵심 키워드 모바일 2~4위</w:t>
+            <w:tcW w:type="dxa" w:w="2905"/>
+            <w:tcMar>
+              <w:top w:type="dxa" w:w="60"/>
+              <w:left w:type="dxa" w:w="90"/>
+              <w:bottom w:type="dxa" w:w="60"/>
+              <w:right w:type="dxa" w:w="90"/>
+            </w:tcMar>
+          </w:tcPr>
+          <w:p>
+            <w:pPr>
+              <w:spacing w:after="0"/>
+            </w:pPr>
+            <w:r>
+              <w:rPr>
+                <w:rFonts w:ascii="Malgun Gothic" w:cs="Malgun Gothic" w:eastAsia="Malgun Gothic" w:hAnsi="Malgun Gothic"/>
+                <w:sz w:val="17"/>
+                <w:szCs w:val="17"/>
+              </w:rPr>
+              <w:t xml:space="preserve">광고 세트 A (신규, 60%)</w:t>
+            </w:r>
+          </w:p>
+        </w:tc>
+        <w:tc>
+          <w:tcPr>
+            <w:tcW w:type="dxa" w:w="6455"/>
+            <w:tcMar>
+              <w:top w:type="dxa" w:w="60"/>
+              <w:left w:type="dxa" w:w="90"/>
+              <w:bottom w:type="dxa" w:w="60"/>
+              <w:right w:type="dxa" w:w="90"/>
+            </w:tcMar>
+          </w:tcPr>
+          <w:p>
+            <w:pPr>
+              <w:spacing w:after="0"/>
+            </w:pPr>
+            <w:r>
+              <w:rPr>
+                <w:rFonts w:ascii="Malgun Gothic" w:cs="Malgun Gothic" w:eastAsia="Malgun Gothic" w:hAnsi="Malgun Gothic"/>
+                <w:sz w:val="17"/>
+                <w:szCs w:val="17"/>
+              </w:rPr>
+              <w:t xml:space="preserve">서울 + 용산 반경 20km, 만 23~45세, 관심사: 오토바이·모터사이클·바이크 투어·혼다·트라이엄프</w:t>
             </w:r>
           </w:p>
         </w:tc>
@@ -8742,73 +8596,49 @@
         </w:trPr>
         <w:tc>
           <w:tcPr>
-            <w:tcW w:type="dxa" w:w="551"/>
-            <w:tcMar>
-              <w:top w:type="dxa" w:w="60"/>
-              <w:left w:type="dxa" w:w="90"/>
-              <w:bottom w:type="dxa" w:w="60"/>
-              <w:right w:type="dxa" w:w="90"/>
-            </w:tcMar>
-          </w:tcPr>
-          <w:p>
-            <w:pPr>
-              <w:spacing w:after="0"/>
-            </w:pPr>
-            <w:r>
-              <w:rPr>
-                <w:rFonts w:ascii="Malgun Gothic" w:cs="Malgun Gothic" w:eastAsia="Malgun Gothic" w:hAnsi="Malgun Gothic"/>
-                <w:sz w:val="17"/>
-                <w:szCs w:val="17"/>
-              </w:rPr>
-              <w:t xml:space="preserve">대상</w:t>
-            </w:r>
-          </w:p>
-        </w:tc>
-        <w:tc>
-          <w:tcPr>
-            <w:tcW w:type="dxa" w:w="4405"/>
-            <w:tcMar>
-              <w:top w:type="dxa" w:w="60"/>
-              <w:left w:type="dxa" w:w="90"/>
-              <w:bottom w:type="dxa" w:w="60"/>
-              <w:right w:type="dxa" w:w="90"/>
-            </w:tcMar>
-          </w:tcPr>
-          <w:p>
-            <w:pPr>
-              <w:spacing w:after="0"/>
-            </w:pPr>
-            <w:r>
-              <w:rPr>
-                <w:rFonts w:ascii="Malgun Gothic" w:cs="Malgun Gothic" w:eastAsia="Malgun Gothic" w:hAnsi="Malgun Gothic"/>
-                <w:sz w:val="17"/>
-                <w:szCs w:val="17"/>
-              </w:rPr>
-              <w:t xml:space="preserve">① 용산 반경 20km 23~45세 바이크 관심 ② 인스타 참여자 90일 + 동의 회원 연락처</w:t>
-            </w:r>
-          </w:p>
-        </w:tc>
-        <w:tc>
-          <w:tcPr>
-            <w:tcW w:type="dxa" w:w="4405"/>
-            <w:tcMar>
-              <w:top w:type="dxa" w:w="60"/>
-              <w:left w:type="dxa" w:w="90"/>
-              <w:bottom w:type="dxa" w:w="60"/>
-              <w:right w:type="dxa" w:w="90"/>
-            </w:tcMar>
-          </w:tcPr>
-          <w:p>
-            <w:pPr>
-              <w:spacing w:after="0"/>
-            </w:pPr>
-            <w:r>
-              <w:rPr>
-                <w:rFonts w:ascii="Malgun Gothic" w:cs="Malgun Gothic" w:eastAsia="Malgun Gothic" w:hAnsi="Malgun Gothic"/>
-                <w:sz w:val="17"/>
-                <w:szCs w:val="17"/>
-              </w:rPr>
-              <w:t xml:space="preserve">오토바이 렌트, 바이크 렌탈, 오토바이 대여, 서울 바이크 렌탈, 용산 오토바이 렌트, 바이크 시승, 오토바이 시승, 한글날 바이크, 아르테파인</w:t>
+            <w:tcW w:type="dxa" w:w="2905"/>
+            <w:tcMar>
+              <w:top w:type="dxa" w:w="60"/>
+              <w:left w:type="dxa" w:w="90"/>
+              <w:bottom w:type="dxa" w:w="60"/>
+              <w:right w:type="dxa" w:w="90"/>
+            </w:tcMar>
+          </w:tcPr>
+          <w:p>
+            <w:pPr>
+              <w:spacing w:after="0"/>
+            </w:pPr>
+            <w:r>
+              <w:rPr>
+                <w:rFonts w:ascii="Malgun Gothic" w:cs="Malgun Gothic" w:eastAsia="Malgun Gothic" w:hAnsi="Malgun Gothic"/>
+                <w:sz w:val="17"/>
+                <w:szCs w:val="17"/>
+              </w:rPr>
+              <w:t xml:space="preserve">광고 세트 B (재노출, 40%)</w:t>
+            </w:r>
+          </w:p>
+        </w:tc>
+        <w:tc>
+          <w:tcPr>
+            <w:tcW w:type="dxa" w:w="6455"/>
+            <w:tcMar>
+              <w:top w:type="dxa" w:w="60"/>
+              <w:left w:type="dxa" w:w="90"/>
+              <w:bottom w:type="dxa" w:w="60"/>
+              <w:right w:type="dxa" w:w="90"/>
+            </w:tcMar>
+          </w:tcPr>
+          <w:p>
+            <w:pPr>
+              <w:spacing w:after="0"/>
+            </w:pPr>
+            <w:r>
+              <w:rPr>
+                <w:rFonts w:ascii="Malgun Gothic" w:cs="Malgun Gothic" w:eastAsia="Malgun Gothic" w:hAnsi="Malgun Gothic"/>
+                <w:sz w:val="17"/>
+                <w:szCs w:val="17"/>
+              </w:rPr>
+              <w:t xml:space="preserve">인스타 계정과 소통한 사람(90일) + 수신동의 회원 연락처 업로드(맞춤 타겟)</w:t>
             </w:r>
           </w:p>
         </w:tc>
@@ -8819,90 +8649,49 @@
         </w:trPr>
         <w:tc>
           <w:tcPr>
-            <w:tcW w:type="dxa" w:w="551"/>
-            <w:tcMar>
-              <w:top w:type="dxa" w:w="60"/>
-              <w:left w:type="dxa" w:w="90"/>
-              <w:bottom w:type="dxa" w:w="60"/>
-              <w:right w:type="dxa" w:w="90"/>
-            </w:tcMar>
-          </w:tcPr>
-          <w:p>
-            <w:pPr>
-              <w:spacing w:after="0"/>
-            </w:pPr>
-            <w:r>
-              <w:rPr>
-                <w:rFonts w:ascii="Malgun Gothic" w:cs="Malgun Gothic" w:eastAsia="Malgun Gothic" w:hAnsi="Malgun Gothic"/>
-                <w:sz w:val="17"/>
-                <w:szCs w:val="17"/>
-              </w:rPr>
-              <w:t xml:space="preserve">소재·문안</w:t>
-            </w:r>
-          </w:p>
-        </w:tc>
-        <w:tc>
-          <w:tcPr>
-            <w:tcW w:type="dxa" w:w="4405"/>
-            <w:tcMar>
-              <w:top w:type="dxa" w:w="60"/>
-              <w:left w:type="dxa" w:w="90"/>
-              <w:bottom w:type="dxa" w:w="60"/>
-              <w:right w:type="dxa" w:w="90"/>
-            </w:tcMar>
-          </w:tcPr>
-          <w:p>
-            <w:pPr>
-              <w:spacing w:after="0"/>
-            </w:pPr>
-            <w:r>
-              <w:rPr>
-                <w:rFonts w:ascii="Malgun Gothic" w:cs="Malgun Gothic" w:eastAsia="Malgun Gothic" w:hAnsi="Malgun Gothic"/>
-                <w:sz w:val="17"/>
-                <w:szCs w:val="17"/>
-              </w:rPr>
-              <w:t xml:space="preserve">"한글날엔 한 시간 더" 카드(</w:t>
-            </w:r>
-            <w:r>
-              <w:rPr>
-                <w:rFonts w:ascii="Consolas" w:cs="Consolas" w:eastAsia="Consolas" w:hAnsi="Consolas"/>
-                <w:color w:val="7C2D12"/>
-                <w:sz w:val="17"/>
-                <w:szCs w:val="17"/>
-              </w:rPr>
-              <w:t xml:space="preserve">hangul-1009-ig-onehour</w:t>
-            </w:r>
-            <w:r>
-              <w:rPr>
-                <w:rFonts w:ascii="Malgun Gothic" w:cs="Malgun Gothic" w:eastAsia="Malgun Gothic" w:hAnsi="Malgun Gothic"/>
-                <w:sz w:val="17"/>
-                <w:szCs w:val="17"/>
-              </w:rPr>
-              <w:t xml:space="preserve">) + 시승 릴스</w:t>
-            </w:r>
-          </w:p>
-        </w:tc>
-        <w:tc>
-          <w:tcPr>
-            <w:tcW w:type="dxa" w:w="4405"/>
-            <w:tcMar>
-              <w:top w:type="dxa" w:w="60"/>
-              <w:left w:type="dxa" w:w="90"/>
-              <w:bottom w:type="dxa" w:w="60"/>
-              <w:right w:type="dxa" w:w="90"/>
-            </w:tcMar>
-          </w:tcPr>
-          <w:p>
-            <w:pPr>
-              <w:spacing w:after="0"/>
-            </w:pPr>
-            <w:r>
-              <w:rPr>
-                <w:rFonts w:ascii="Malgun Gothic" w:cs="Malgun Gothic" w:eastAsia="Malgun Gothic" w:hAnsi="Malgun Gothic"/>
-                <w:sz w:val="17"/>
-                <w:szCs w:val="17"/>
-              </w:rPr>
-              <w:t xml:space="preserve">제목: 한글날엔 한 시간 더 · 바이크 3시간 46,000원 / 설명: 3시간 이상 시승 1시간 무료 · 125cc~리터급 20대 · 평일 밤 12시까지</w:t>
+            <w:tcW w:type="dxa" w:w="2905"/>
+            <w:tcMar>
+              <w:top w:type="dxa" w:w="60"/>
+              <w:left w:type="dxa" w:w="90"/>
+              <w:bottom w:type="dxa" w:w="60"/>
+              <w:right w:type="dxa" w:w="90"/>
+            </w:tcMar>
+          </w:tcPr>
+          <w:p>
+            <w:pPr>
+              <w:spacing w:after="0"/>
+            </w:pPr>
+            <w:r>
+              <w:rPr>
+                <w:rFonts w:ascii="Malgun Gothic" w:cs="Malgun Gothic" w:eastAsia="Malgun Gothic" w:hAnsi="Malgun Gothic"/>
+                <w:sz w:val="17"/>
+                <w:szCs w:val="17"/>
+              </w:rPr>
+              <w:t xml:space="preserve">노출 위치</w:t>
+            </w:r>
+          </w:p>
+        </w:tc>
+        <w:tc>
+          <w:tcPr>
+            <w:tcW w:type="dxa" w:w="6455"/>
+            <w:tcMar>
+              <w:top w:type="dxa" w:w="60"/>
+              <w:left w:type="dxa" w:w="90"/>
+              <w:bottom w:type="dxa" w:w="60"/>
+              <w:right w:type="dxa" w:w="90"/>
+            </w:tcMar>
+          </w:tcPr>
+          <w:p>
+            <w:pPr>
+              <w:spacing w:after="0"/>
+            </w:pPr>
+            <w:r>
+              <w:rPr>
+                <w:rFonts w:ascii="Malgun Gothic" w:cs="Malgun Gothic" w:eastAsia="Malgun Gothic" w:hAnsi="Malgun Gothic"/>
+                <w:sz w:val="17"/>
+                <w:szCs w:val="17"/>
+              </w:rPr>
+              <w:t xml:space="preserve">Advantage+ (피드·스토리·릴스 자동)</w:t>
             </w:r>
           </w:p>
         </w:tc>
@@ -8913,50 +8702,44 @@
         </w:trPr>
         <w:tc>
           <w:tcPr>
-            <w:tcW w:type="dxa" w:w="551"/>
-            <w:tcMar>
-              <w:top w:type="dxa" w:w="60"/>
-              <w:left w:type="dxa" w:w="90"/>
-              <w:bottom w:type="dxa" w:w="60"/>
-              <w:right w:type="dxa" w:w="90"/>
-            </w:tcMar>
-          </w:tcPr>
-          <w:p>
-            <w:pPr>
-              <w:spacing w:after="0"/>
-            </w:pPr>
-            <w:r>
-              <w:rPr>
-                <w:rFonts w:ascii="Malgun Gothic" w:cs="Malgun Gothic" w:eastAsia="Malgun Gothic" w:hAnsi="Malgun Gothic"/>
-                <w:sz w:val="17"/>
-                <w:szCs w:val="17"/>
-              </w:rPr>
-              <w:t xml:space="preserve">링크</w:t>
-            </w:r>
-          </w:p>
-        </w:tc>
-        <w:tc>
-          <w:tcPr>
-            <w:tcW w:type="dxa" w:w="4405"/>
-            <w:tcMar>
-              <w:top w:type="dxa" w:w="60"/>
-              <w:left w:type="dxa" w:w="90"/>
-              <w:bottom w:type="dxa" w:w="60"/>
-              <w:right w:type="dxa" w:w="90"/>
-            </w:tcMar>
-          </w:tcPr>
-          <w:p>
-            <w:pPr>
-              <w:spacing w:after="0"/>
-            </w:pPr>
-            <w:r>
-              <w:rPr>
-                <w:rFonts w:ascii="Malgun Gothic" w:cs="Malgun Gothic" w:eastAsia="Malgun Gothic" w:hAnsi="Malgun Gothic"/>
-                <w:sz w:val="17"/>
-                <w:szCs w:val="17"/>
-              </w:rPr>
-              <w:t xml:space="preserve">전용 링크 + </w:t>
-            </w:r>
+            <w:tcW w:type="dxa" w:w="2905"/>
+            <w:tcMar>
+              <w:top w:type="dxa" w:w="60"/>
+              <w:left w:type="dxa" w:w="90"/>
+              <w:bottom w:type="dxa" w:w="60"/>
+              <w:right w:type="dxa" w:w="90"/>
+            </w:tcMar>
+          </w:tcPr>
+          <w:p>
+            <w:pPr>
+              <w:spacing w:after="0"/>
+            </w:pPr>
+            <w:r>
+              <w:rPr>
+                <w:rFonts w:ascii="Malgun Gothic" w:cs="Malgun Gothic" w:eastAsia="Malgun Gothic" w:hAnsi="Malgun Gothic"/>
+                <w:b/>
+                <w:bCs/>
+                <w:sz w:val="17"/>
+                <w:szCs w:val="17"/>
+              </w:rPr>
+              <w:t xml:space="preserve">피드 이미지</w:t>
+            </w:r>
+          </w:p>
+        </w:tc>
+        <w:tc>
+          <w:tcPr>
+            <w:tcW w:type="dxa" w:w="6455"/>
+            <w:tcMar>
+              <w:top w:type="dxa" w:w="60"/>
+              <w:left w:type="dxa" w:w="90"/>
+              <w:bottom w:type="dxa" w:w="60"/>
+              <w:right w:type="dxa" w:w="90"/>
+            </w:tcMar>
+          </w:tcPr>
+          <w:p>
+            <w:pPr>
+              <w:spacing w:after="0"/>
+            </w:pPr>
             <w:r>
               <w:rPr>
                 <w:rFonts w:ascii="Consolas" w:cs="Consolas" w:eastAsia="Consolas" w:hAnsi="Consolas"/>
@@ -8964,40 +8747,15 @@
                 <w:sz w:val="17"/>
                 <w:szCs w:val="17"/>
               </w:rPr>
-              <w:t xml:space="preserve">utm_source=meta&amp;utm_medium=paid&amp;utm_campaign=1009hangul</w:t>
-            </w:r>
-          </w:p>
-        </w:tc>
-        <w:tc>
-          <w:tcPr>
-            <w:tcW w:type="dxa" w:w="4405"/>
-            <w:tcMar>
-              <w:top w:type="dxa" w:w="60"/>
-              <w:left w:type="dxa" w:w="90"/>
-              <w:bottom w:type="dxa" w:w="60"/>
-              <w:right w:type="dxa" w:w="90"/>
-            </w:tcMar>
-          </w:tcPr>
-          <w:p>
-            <w:pPr>
-              <w:spacing w:after="0"/>
-            </w:pPr>
-            <w:r>
-              <w:rPr>
-                <w:rFonts w:ascii="Malgun Gothic" w:cs="Malgun Gothic" w:eastAsia="Malgun Gothic" w:hAnsi="Malgun Gothic"/>
-                <w:sz w:val="17"/>
-                <w:szCs w:val="17"/>
-              </w:rPr>
-              <w:t xml:space="preserve">전용 링크 + </w:t>
-            </w:r>
-            <w:r>
-              <w:rPr>
-                <w:rFonts w:ascii="Consolas" w:cs="Consolas" w:eastAsia="Consolas" w:hAnsi="Consolas"/>
-                <w:color w:val="7C2D12"/>
-                <w:sz w:val="17"/>
-                <w:szCs w:val="17"/>
-              </w:rPr>
-              <w:t xml:space="preserve">utm_source=naver&amp;utm_medium=cpc&amp;utm_campaign=1009hangul</w:t>
+              <w:t xml:space="preserve">designs/hangul-1009/export/hangul-1009-ig-onehour-1080x1350.png</w:t>
+            </w:r>
+            <w:r>
+              <w:rPr>
+                <w:rFonts w:ascii="Malgun Gothic" w:cs="Malgun Gothic" w:eastAsia="Malgun Gothic" w:hAnsi="Malgun Gothic"/>
+                <w:sz w:val="17"/>
+                <w:szCs w:val="17"/>
+              </w:rPr>
+              <w:t xml:space="preserve"> (4:5)</w:t>
             </w:r>
           </w:p>
         </w:tc>
@@ -9008,7 +8766,317 @@
         </w:trPr>
         <w:tc>
           <w:tcPr>
-            <w:tcW w:type="dxa" w:w="551"/>
+            <w:tcW w:type="dxa" w:w="2905"/>
+            <w:tcMar>
+              <w:top w:type="dxa" w:w="60"/>
+              <w:left w:type="dxa" w:w="90"/>
+              <w:bottom w:type="dxa" w:w="60"/>
+              <w:right w:type="dxa" w:w="90"/>
+            </w:tcMar>
+          </w:tcPr>
+          <w:p>
+            <w:pPr>
+              <w:spacing w:after="0"/>
+            </w:pPr>
+            <w:r>
+              <w:rPr>
+                <w:rFonts w:ascii="Malgun Gothic" w:cs="Malgun Gothic" w:eastAsia="Malgun Gothic" w:hAnsi="Malgun Gothic"/>
+                <w:b/>
+                <w:bCs/>
+                <w:sz w:val="17"/>
+                <w:szCs w:val="17"/>
+              </w:rPr>
+              <w:t xml:space="preserve">스토리·릴스 이미지</w:t>
+            </w:r>
+          </w:p>
+        </w:tc>
+        <w:tc>
+          <w:tcPr>
+            <w:tcW w:type="dxa" w:w="6455"/>
+            <w:tcMar>
+              <w:top w:type="dxa" w:w="60"/>
+              <w:left w:type="dxa" w:w="90"/>
+              <w:bottom w:type="dxa" w:w="60"/>
+              <w:right w:type="dxa" w:w="90"/>
+            </w:tcMar>
+          </w:tcPr>
+          <w:p>
+            <w:pPr>
+              <w:spacing w:after="0"/>
+            </w:pPr>
+            <w:r>
+              <w:rPr>
+                <w:rFonts w:ascii="Consolas" w:cs="Consolas" w:eastAsia="Consolas" w:hAnsi="Consolas"/>
+                <w:color w:val="7C2D12"/>
+                <w:sz w:val="17"/>
+                <w:szCs w:val="17"/>
+              </w:rPr>
+              <w:t xml:space="preserve">designs/hangul-1009/export/hangul-1009-ig-onehour-story-1080x1920.png</w:t>
+            </w:r>
+            <w:r>
+              <w:rPr>
+                <w:rFonts w:ascii="Malgun Gothic" w:cs="Malgun Gothic" w:eastAsia="Malgun Gothic" w:hAnsi="Malgun Gothic"/>
+                <w:sz w:val="17"/>
+                <w:szCs w:val="17"/>
+              </w:rPr>
+              <w:t xml:space="preserve"> (9:16)</w:t>
+            </w:r>
+          </w:p>
+        </w:tc>
+      </w:tr>
+      <w:tr>
+        <w:trPr>
+          <w:tblHeader w:val="false"/>
+        </w:trPr>
+        <w:tc>
+          <w:tcPr>
+            <w:tcW w:type="dxa" w:w="2905"/>
+            <w:tcMar>
+              <w:top w:type="dxa" w:w="60"/>
+              <w:left w:type="dxa" w:w="90"/>
+              <w:bottom w:type="dxa" w:w="60"/>
+              <w:right w:type="dxa" w:w="90"/>
+            </w:tcMar>
+          </w:tcPr>
+          <w:p>
+            <w:pPr>
+              <w:spacing w:after="0"/>
+            </w:pPr>
+            <w:r>
+              <w:rPr>
+                <w:rFonts w:ascii="Malgun Gothic" w:cs="Malgun Gothic" w:eastAsia="Malgun Gothic" w:hAnsi="Malgun Gothic"/>
+                <w:sz w:val="17"/>
+                <w:szCs w:val="17"/>
+              </w:rPr>
+              <w:t xml:space="preserve">기본 문구</w:t>
+            </w:r>
+          </w:p>
+        </w:tc>
+        <w:tc>
+          <w:tcPr>
+            <w:tcW w:type="dxa" w:w="6455"/>
+            <w:tcMar>
+              <w:top w:type="dxa" w:w="60"/>
+              <w:left w:type="dxa" w:w="90"/>
+              <w:bottom w:type="dxa" w:w="60"/>
+              <w:right w:type="dxa" w:w="90"/>
+            </w:tcMar>
+          </w:tcPr>
+          <w:p>
+            <w:pPr>
+              <w:spacing w:after="0"/>
+            </w:pPr>
+            <w:r>
+              <w:rPr>
+                <w:rFonts w:ascii="Malgun Gothic" w:cs="Malgun Gothic" w:eastAsia="Malgun Gothic" w:hAnsi="Malgun Gothic"/>
+                <w:sz w:val="17"/>
+                <w:szCs w:val="17"/>
+              </w:rPr>
+              <w:t xml:space="preserve">한글날엔 한 시간 더. 3시간 이상 바이크 시승하면 1시간 무료 — 3시간 69,000원 → 46,000원. 10/9~10/11 연휴, 아르테파인 용산.</w:t>
+            </w:r>
+          </w:p>
+        </w:tc>
+      </w:tr>
+      <w:tr>
+        <w:trPr>
+          <w:tblHeader w:val="false"/>
+        </w:trPr>
+        <w:tc>
+          <w:tcPr>
+            <w:tcW w:type="dxa" w:w="2905"/>
+            <w:tcMar>
+              <w:top w:type="dxa" w:w="60"/>
+              <w:left w:type="dxa" w:w="90"/>
+              <w:bottom w:type="dxa" w:w="60"/>
+              <w:right w:type="dxa" w:w="90"/>
+            </w:tcMar>
+          </w:tcPr>
+          <w:p>
+            <w:pPr>
+              <w:spacing w:after="0"/>
+            </w:pPr>
+            <w:r>
+              <w:rPr>
+                <w:rFonts w:ascii="Malgun Gothic" w:cs="Malgun Gothic" w:eastAsia="Malgun Gothic" w:hAnsi="Malgun Gothic"/>
+                <w:sz w:val="17"/>
+                <w:szCs w:val="17"/>
+              </w:rPr>
+              <w:t xml:space="preserve">제목</w:t>
+            </w:r>
+          </w:p>
+        </w:tc>
+        <w:tc>
+          <w:tcPr>
+            <w:tcW w:type="dxa" w:w="6455"/>
+            <w:tcMar>
+              <w:top w:type="dxa" w:w="60"/>
+              <w:left w:type="dxa" w:w="90"/>
+              <w:bottom w:type="dxa" w:w="60"/>
+              <w:right w:type="dxa" w:w="90"/>
+            </w:tcMar>
+          </w:tcPr>
+          <w:p>
+            <w:pPr>
+              <w:spacing w:after="0"/>
+            </w:pPr>
+            <w:r>
+              <w:rPr>
+                <w:rFonts w:ascii="Malgun Gothic" w:cs="Malgun Gothic" w:eastAsia="Malgun Gothic" w:hAnsi="Malgun Gothic"/>
+                <w:sz w:val="17"/>
+                <w:szCs w:val="17"/>
+              </w:rPr>
+              <w:t xml:space="preserve">3시간 타고 2시간 값만</w:t>
+            </w:r>
+          </w:p>
+        </w:tc>
+      </w:tr>
+      <w:tr>
+        <w:trPr>
+          <w:tblHeader w:val="false"/>
+        </w:trPr>
+        <w:tc>
+          <w:tcPr>
+            <w:tcW w:type="dxa" w:w="2905"/>
+            <w:tcMar>
+              <w:top w:type="dxa" w:w="60"/>
+              <w:left w:type="dxa" w:w="90"/>
+              <w:bottom w:type="dxa" w:w="60"/>
+              <w:right w:type="dxa" w:w="90"/>
+            </w:tcMar>
+          </w:tcPr>
+          <w:p>
+            <w:pPr>
+              <w:spacing w:after="0"/>
+            </w:pPr>
+            <w:r>
+              <w:rPr>
+                <w:rFonts w:ascii="Malgun Gothic" w:cs="Malgun Gothic" w:eastAsia="Malgun Gothic" w:hAnsi="Malgun Gothic"/>
+                <w:sz w:val="17"/>
+                <w:szCs w:val="17"/>
+              </w:rPr>
+              <w:t xml:space="preserve">버튼</w:t>
+            </w:r>
+          </w:p>
+        </w:tc>
+        <w:tc>
+          <w:tcPr>
+            <w:tcW w:type="dxa" w:w="6455"/>
+            <w:tcMar>
+              <w:top w:type="dxa" w:w="60"/>
+              <w:left w:type="dxa" w:w="90"/>
+              <w:bottom w:type="dxa" w:w="60"/>
+              <w:right w:type="dxa" w:w="90"/>
+            </w:tcMar>
+          </w:tcPr>
+          <w:p>
+            <w:pPr>
+              <w:spacing w:after="0"/>
+            </w:pPr>
+            <w:r>
+              <w:rPr>
+                <w:rFonts w:ascii="Malgun Gothic" w:cs="Malgun Gothic" w:eastAsia="Malgun Gothic" w:hAnsi="Malgun Gothic"/>
+                <w:sz w:val="17"/>
+                <w:szCs w:val="17"/>
+              </w:rPr>
+              <w:t xml:space="preserve">지금 예약하기</w:t>
+            </w:r>
+          </w:p>
+        </w:tc>
+      </w:tr>
+      <w:tr>
+        <w:trPr>
+          <w:tblHeader w:val="false"/>
+        </w:trPr>
+        <w:tc>
+          <w:tcPr>
+            <w:tcW w:type="dxa" w:w="2905"/>
+            <w:tcMar>
+              <w:top w:type="dxa" w:w="60"/>
+              <w:left w:type="dxa" w:w="90"/>
+              <w:bottom w:type="dxa" w:w="60"/>
+              <w:right w:type="dxa" w:w="90"/>
+            </w:tcMar>
+          </w:tcPr>
+          <w:p>
+            <w:pPr>
+              <w:spacing w:after="0"/>
+            </w:pPr>
+            <w:r>
+              <w:rPr>
+                <w:rFonts w:ascii="Malgun Gothic" w:cs="Malgun Gothic" w:eastAsia="Malgun Gothic" w:hAnsi="Malgun Gothic"/>
+                <w:sz w:val="17"/>
+                <w:szCs w:val="17"/>
+              </w:rPr>
+              <w:t xml:space="preserve">링크</w:t>
+            </w:r>
+          </w:p>
+        </w:tc>
+        <w:tc>
+          <w:tcPr>
+            <w:tcW w:type="dxa" w:w="6455"/>
+            <w:tcMar>
+              <w:top w:type="dxa" w:w="60"/>
+              <w:left w:type="dxa" w:w="90"/>
+              <w:bottom w:type="dxa" w:w="60"/>
+              <w:right w:type="dxa" w:w="90"/>
+            </w:tcMar>
+          </w:tcPr>
+          <w:p>
+            <w:pPr>
+              <w:spacing w:after="0"/>
+            </w:pPr>
+            <w:r>
+              <w:rPr>
+                <w:rFonts w:ascii="Malgun Gothic" w:cs="Malgun Gothic" w:eastAsia="Malgun Gothic" w:hAnsi="Malgun Gothic"/>
+                <w:sz w:val="17"/>
+                <w:szCs w:val="17"/>
+              </w:rPr>
+              <w:t xml:space="preserve">피드: </w:t>
+            </w:r>
+            <w:r>
+              <w:rPr>
+                <w:rFonts w:ascii="Consolas" w:cs="Consolas" w:eastAsia="Consolas" w:hAnsi="Consolas"/>
+                <w:color w:val="7C2D12"/>
+                <w:sz w:val="17"/>
+                <w:szCs w:val="17"/>
+              </w:rPr>
+              <w:t xml:space="preserve">...&amp;utm_content=feed</w:t>
+            </w:r>
+            <w:r>
+              <w:rPr>
+                <w:rFonts w:ascii="Malgun Gothic" w:cs="Malgun Gothic" w:eastAsia="Malgun Gothic" w:hAnsi="Malgun Gothic"/>
+                <w:sz w:val="17"/>
+                <w:szCs w:val="17"/>
+              </w:rPr>
+              <w:t xml:space="preserve"> / 스토리·릴스: </w:t>
+            </w:r>
+            <w:r>
+              <w:rPr>
+                <w:rFonts w:ascii="Consolas" w:cs="Consolas" w:eastAsia="Consolas" w:hAnsi="Consolas"/>
+                <w:color w:val="7C2D12"/>
+                <w:sz w:val="17"/>
+                <w:szCs w:val="17"/>
+              </w:rPr>
+              <w:t xml:space="preserve">...&amp;utm_content=story</w:t>
+            </w:r>
+            <w:r>
+              <w:rPr>
+                <w:rFonts w:ascii="Malgun Gothic" w:cs="Malgun Gothic" w:eastAsia="Malgun Gothic" w:hAnsi="Malgun Gothic"/>
+                <w:sz w:val="17"/>
+                <w:szCs w:val="17"/>
+              </w:rPr>
+              <w:t xml:space="preserve"> (2절 표)</w:t>
+            </w:r>
+          </w:p>
+        </w:tc>
+      </w:tr>
+      <w:tr>
+        <w:trPr>
+          <w:tblHeader w:val="false"/>
+        </w:trPr>
+        <w:tc>
+          <w:tcPr>
+            <w:tcW w:type="dxa" w:w="2905"/>
             <w:tcMar>
               <w:top w:type="dxa" w:w="60"/>
               <w:left w:type="dxa" w:w="90"/>
@@ -9032,49 +9100,25 @@
         </w:tc>
         <w:tc>
           <w:tcPr>
-            <w:tcW w:type="dxa" w:w="4405"/>
-            <w:tcMar>
-              <w:top w:type="dxa" w:w="60"/>
-              <w:left w:type="dxa" w:w="90"/>
-              <w:bottom w:type="dxa" w:w="60"/>
-              <w:right w:type="dxa" w:w="90"/>
-            </w:tcMar>
-          </w:tcPr>
-          <w:p>
-            <w:pPr>
-              <w:spacing w:after="0"/>
-            </w:pPr>
-            <w:r>
-              <w:rPr>
-                <w:rFonts w:ascii="Malgun Gothic" w:cs="Malgun Gothic" w:eastAsia="Malgun Gothic" w:hAnsi="Malgun Gothic"/>
-                <w:sz w:val="17"/>
-                <w:szCs w:val="17"/>
-              </w:rPr>
-              <w:t xml:space="preserve">클릭당 1,000원 초과 / 토요일 영업시간 70% 이상 예약</w:t>
-            </w:r>
-          </w:p>
-        </w:tc>
-        <w:tc>
-          <w:tcPr>
-            <w:tcW w:type="dxa" w:w="4405"/>
-            <w:tcMar>
-              <w:top w:type="dxa" w:w="60"/>
-              <w:left w:type="dxa" w:w="90"/>
-              <w:bottom w:type="dxa" w:w="60"/>
-              <w:right w:type="dxa" w:w="90"/>
-            </w:tcMar>
-          </w:tcPr>
-          <w:p>
-            <w:pPr>
-              <w:spacing w:after="0"/>
-            </w:pPr>
-            <w:r>
-              <w:rPr>
-                <w:rFonts w:ascii="Malgun Gothic" w:cs="Malgun Gothic" w:eastAsia="Malgun Gothic" w:hAnsi="Malgun Gothic"/>
-                <w:sz w:val="17"/>
-                <w:szCs w:val="17"/>
-              </w:rPr>
-              <w:t xml:space="preserve">클릭당 1,000원 초과 키워드 개별 중지</w:t>
+            <w:tcW w:type="dxa" w:w="6455"/>
+            <w:tcMar>
+              <w:top w:type="dxa" w:w="60"/>
+              <w:left w:type="dxa" w:w="90"/>
+              <w:bottom w:type="dxa" w:w="60"/>
+              <w:right w:type="dxa" w:w="90"/>
+            </w:tcMar>
+          </w:tcPr>
+          <w:p>
+            <w:pPr>
+              <w:spacing w:after="0"/>
+            </w:pPr>
+            <w:r>
+              <w:rPr>
+                <w:rFonts w:ascii="Malgun Gothic" w:cs="Malgun Gothic" w:eastAsia="Malgun Gothic" w:hAnsi="Malgun Gothic"/>
+                <w:sz w:val="17"/>
+                <w:szCs w:val="17"/>
+              </w:rPr>
+              <w:t xml:space="preserve">클릭당 1,000원 초과 / 토요일 영업시간 65% 이상 예약</w:t>
             </w:r>
           </w:p>
         </w:tc>
@@ -9084,6 +9128,967 @@
       <w:pPr>
         <w:spacing w:after="80"/>
       </w:pPr>
+    </w:p>
+    <w:p>
+      <w:pPr>
+        <w:pStyle w:val="Heading2"/>
+        <w:spacing w:after="100" w:before="220"/>
+      </w:pPr>
+      <w:r>
+        <w:rPr>
+          <w:rFonts w:ascii="Malgun Gothic" w:cs="Malgun Gothic" w:eastAsia="Malgun Gothic" w:hAnsi="Malgun Gothic"/>
+          <w:b/>
+          <w:bCs/>
+          <w:color w:val="C2410C"/>
+          <w:sz w:val="23"/>
+          <w:szCs w:val="23"/>
+        </w:rPr>
+        <w:t xml:space="preserve">7-2. 네이버 광고 — 키워드(파워링크) 말고 무엇이 있나</w:t>
+      </w:r>
+    </w:p>
+    <w:tbl>
+      <w:tblPr>
+        <w:tblW w:type="dxa" w:w="9360"/>
+        <w:tblBorders>
+          <w:top w:val="single" w:color="auto" w:sz="4"/>
+          <w:left w:val="single" w:color="auto" w:sz="4"/>
+          <w:bottom w:val="single" w:color="auto" w:sz="4"/>
+          <w:right w:val="single" w:color="auto" w:sz="4"/>
+          <w:insideH w:val="single" w:color="auto" w:sz="4"/>
+          <w:insideV w:val="single" w:color="auto" w:sz="4"/>
+        </w:tblBorders>
+      </w:tblPr>
+      <w:tblGrid>
+        <w:gridCol w:w="1350"/>
+        <w:gridCol w:w="3600"/>
+        <w:gridCol w:w="810"/>
+        <w:gridCol w:w="3600"/>
+      </w:tblGrid>
+      <w:tr>
+        <w:trPr>
+          <w:tblHeader/>
+        </w:trPr>
+        <w:tc>
+          <w:tcPr>
+            <w:tcW w:type="dxa" w:w="1350"/>
+            <w:shd w:fill="1C1917" w:color="auto" w:val="clear"/>
+            <w:tcMar>
+              <w:top w:type="dxa" w:w="60"/>
+              <w:left w:type="dxa" w:w="90"/>
+              <w:bottom w:type="dxa" w:w="60"/>
+              <w:right w:type="dxa" w:w="90"/>
+            </w:tcMar>
+          </w:tcPr>
+          <w:p>
+            <w:pPr>
+              <w:spacing w:after="0"/>
+            </w:pPr>
+            <w:r>
+              <w:rPr>
+                <w:rFonts w:ascii="Malgun Gothic" w:cs="Malgun Gothic" w:eastAsia="Malgun Gothic" w:hAnsi="Malgun Gothic"/>
+                <w:b/>
+                <w:bCs/>
+                <w:color w:val="FFFFFF"/>
+                <w:sz w:val="17"/>
+                <w:szCs w:val="17"/>
+              </w:rPr>
+              <w:t xml:space="preserve">상품</w:t>
+            </w:r>
+          </w:p>
+        </w:tc>
+        <w:tc>
+          <w:tcPr>
+            <w:tcW w:type="dxa" w:w="3600"/>
+            <w:shd w:fill="1C1917" w:color="auto" w:val="clear"/>
+            <w:tcMar>
+              <w:top w:type="dxa" w:w="60"/>
+              <w:left w:type="dxa" w:w="90"/>
+              <w:bottom w:type="dxa" w:w="60"/>
+              <w:right w:type="dxa" w:w="90"/>
+            </w:tcMar>
+          </w:tcPr>
+          <w:p>
+            <w:pPr>
+              <w:spacing w:after="0"/>
+            </w:pPr>
+            <w:r>
+              <w:rPr>
+                <w:rFonts w:ascii="Malgun Gothic" w:cs="Malgun Gothic" w:eastAsia="Malgun Gothic" w:hAnsi="Malgun Gothic"/>
+                <w:b/>
+                <w:bCs/>
+                <w:color w:val="FFFFFF"/>
+                <w:sz w:val="17"/>
+                <w:szCs w:val="17"/>
+              </w:rPr>
+              <w:t xml:space="preserve">어디에 보이나</w:t>
+            </w:r>
+          </w:p>
+        </w:tc>
+        <w:tc>
+          <w:tcPr>
+            <w:tcW w:type="dxa" w:w="810"/>
+            <w:shd w:fill="1C1917" w:color="auto" w:val="clear"/>
+            <w:tcMar>
+              <w:top w:type="dxa" w:w="60"/>
+              <w:left w:type="dxa" w:w="90"/>
+              <w:bottom w:type="dxa" w:w="60"/>
+              <w:right w:type="dxa" w:w="90"/>
+            </w:tcMar>
+          </w:tcPr>
+          <w:p>
+            <w:pPr>
+              <w:spacing w:after="0"/>
+            </w:pPr>
+            <w:r>
+              <w:rPr>
+                <w:rFonts w:ascii="Malgun Gothic" w:cs="Malgun Gothic" w:eastAsia="Malgun Gothic" w:hAnsi="Malgun Gothic"/>
+                <w:b/>
+                <w:bCs/>
+                <w:color w:val="FFFFFF"/>
+                <w:sz w:val="17"/>
+                <w:szCs w:val="17"/>
+              </w:rPr>
+              <w:t xml:space="preserve">과금</w:t>
+            </w:r>
+          </w:p>
+        </w:tc>
+        <w:tc>
+          <w:tcPr>
+            <w:tcW w:type="dxa" w:w="3600"/>
+            <w:shd w:fill="1C1917" w:color="auto" w:val="clear"/>
+            <w:tcMar>
+              <w:top w:type="dxa" w:w="60"/>
+              <w:left w:type="dxa" w:w="90"/>
+              <w:bottom w:type="dxa" w:w="60"/>
+              <w:right w:type="dxa" w:w="90"/>
+            </w:tcMar>
+          </w:tcPr>
+          <w:p>
+            <w:pPr>
+              <w:spacing w:after="0"/>
+            </w:pPr>
+            <w:r>
+              <w:rPr>
+                <w:rFonts w:ascii="Malgun Gothic" w:cs="Malgun Gothic" w:eastAsia="Malgun Gothic" w:hAnsi="Malgun Gothic"/>
+                <w:b/>
+                <w:bCs/>
+                <w:color w:val="FFFFFF"/>
+                <w:sz w:val="17"/>
+                <w:szCs w:val="17"/>
+              </w:rPr>
+              <w:t xml:space="preserve">이번 주에 쓸까</w:t>
+            </w:r>
+          </w:p>
+        </w:tc>
+      </w:tr>
+      <w:tr>
+        <w:trPr>
+          <w:tblHeader w:val="false"/>
+        </w:trPr>
+        <w:tc>
+          <w:tcPr>
+            <w:tcW w:type="dxa" w:w="1350"/>
+            <w:tcMar>
+              <w:top w:type="dxa" w:w="60"/>
+              <w:left w:type="dxa" w:w="90"/>
+              <w:bottom w:type="dxa" w:w="60"/>
+              <w:right w:type="dxa" w:w="90"/>
+            </w:tcMar>
+          </w:tcPr>
+          <w:p>
+            <w:pPr>
+              <w:spacing w:after="0"/>
+            </w:pPr>
+            <w:r>
+              <w:rPr>
+                <w:rFonts w:ascii="Malgun Gothic" w:cs="Malgun Gothic" w:eastAsia="Malgun Gothic" w:hAnsi="Malgun Gothic"/>
+                <w:b/>
+                <w:bCs/>
+                <w:sz w:val="17"/>
+                <w:szCs w:val="17"/>
+              </w:rPr>
+              <w:t xml:space="preserve">파워링크</w:t>
+            </w:r>
+            <w:r>
+              <w:rPr>
+                <w:rFonts w:ascii="Malgun Gothic" w:cs="Malgun Gothic" w:eastAsia="Malgun Gothic" w:hAnsi="Malgun Gothic"/>
+                <w:sz w:val="17"/>
+                <w:szCs w:val="17"/>
+              </w:rPr>
+              <w:t xml:space="preserve"> (키워드)</w:t>
+            </w:r>
+          </w:p>
+        </w:tc>
+        <w:tc>
+          <w:tcPr>
+            <w:tcW w:type="dxa" w:w="3600"/>
+            <w:tcMar>
+              <w:top w:type="dxa" w:w="60"/>
+              <w:left w:type="dxa" w:w="90"/>
+              <w:bottom w:type="dxa" w:w="60"/>
+              <w:right w:type="dxa" w:w="90"/>
+            </w:tcMar>
+          </w:tcPr>
+          <w:p>
+            <w:pPr>
+              <w:spacing w:after="0"/>
+            </w:pPr>
+            <w:r>
+              <w:rPr>
+                <w:rFonts w:ascii="Malgun Gothic" w:cs="Malgun Gothic" w:eastAsia="Malgun Gothic" w:hAnsi="Malgun Gothic"/>
+                <w:sz w:val="17"/>
+                <w:szCs w:val="17"/>
+              </w:rPr>
+              <w:t xml:space="preserve">네이버 검색 결과 상단 텍스트 광고</w:t>
+            </w:r>
+          </w:p>
+        </w:tc>
+        <w:tc>
+          <w:tcPr>
+            <w:tcW w:type="dxa" w:w="810"/>
+            <w:tcMar>
+              <w:top w:type="dxa" w:w="60"/>
+              <w:left w:type="dxa" w:w="90"/>
+              <w:bottom w:type="dxa" w:w="60"/>
+              <w:right w:type="dxa" w:w="90"/>
+            </w:tcMar>
+          </w:tcPr>
+          <w:p>
+            <w:pPr>
+              <w:spacing w:after="0"/>
+            </w:pPr>
+            <w:r>
+              <w:rPr>
+                <w:rFonts w:ascii="Malgun Gothic" w:cs="Malgun Gothic" w:eastAsia="Malgun Gothic" w:hAnsi="Malgun Gothic"/>
+                <w:sz w:val="17"/>
+                <w:szCs w:val="17"/>
+              </w:rPr>
+              <w:t xml:space="preserve">클릭당</w:t>
+            </w:r>
+          </w:p>
+        </w:tc>
+        <w:tc>
+          <w:tcPr>
+            <w:tcW w:type="dxa" w:w="3600"/>
+            <w:tcMar>
+              <w:top w:type="dxa" w:w="60"/>
+              <w:left w:type="dxa" w:w="90"/>
+              <w:bottom w:type="dxa" w:w="60"/>
+              <w:right w:type="dxa" w:w="90"/>
+            </w:tcMar>
+          </w:tcPr>
+          <w:p>
+            <w:pPr>
+              <w:spacing w:after="0"/>
+            </w:pPr>
+            <w:r>
+              <w:rPr>
+                <w:rFonts w:ascii="Malgun Gothic" w:cs="Malgun Gothic" w:eastAsia="Malgun Gothic" w:hAnsi="Malgun Gothic"/>
+                <w:b/>
+                <w:bCs/>
+                <w:sz w:val="17"/>
+                <w:szCs w:val="17"/>
+              </w:rPr>
+              <w:t xml:space="preserve">씀 — 하루 3만원.</w:t>
+            </w:r>
+            <w:r>
+              <w:rPr>
+                <w:rFonts w:ascii="Malgun Gothic" w:cs="Malgun Gothic" w:eastAsia="Malgun Gothic" w:hAnsi="Malgun Gothic"/>
+                <w:sz w:val="17"/>
+                <w:szCs w:val="17"/>
+              </w:rPr>
+              <w:t xml:space="preserve"> 키워드: 오토바이 렌트, 바이크 렌탈, 오토바이 대여, 서울 바이크 렌탈, 용산 오토바이 렌트, 바이크 시승, 오토바이 시승, 한글날 바이크, 아르테파인</w:t>
+            </w:r>
+          </w:p>
+        </w:tc>
+      </w:tr>
+      <w:tr>
+        <w:trPr>
+          <w:tblHeader w:val="false"/>
+        </w:trPr>
+        <w:tc>
+          <w:tcPr>
+            <w:tcW w:type="dxa" w:w="1350"/>
+            <w:tcMar>
+              <w:top w:type="dxa" w:w="60"/>
+              <w:left w:type="dxa" w:w="90"/>
+              <w:bottom w:type="dxa" w:w="60"/>
+              <w:right w:type="dxa" w:w="90"/>
+            </w:tcMar>
+          </w:tcPr>
+          <w:p>
+            <w:pPr>
+              <w:spacing w:after="0"/>
+            </w:pPr>
+            <w:r>
+              <w:rPr>
+                <w:rFonts w:ascii="Malgun Gothic" w:cs="Malgun Gothic" w:eastAsia="Malgun Gothic" w:hAnsi="Malgun Gothic"/>
+                <w:b/>
+                <w:bCs/>
+                <w:sz w:val="17"/>
+                <w:szCs w:val="17"/>
+              </w:rPr>
+              <w:t xml:space="preserve">플레이스 광고</w:t>
+            </w:r>
+          </w:p>
+        </w:tc>
+        <w:tc>
+          <w:tcPr>
+            <w:tcW w:type="dxa" w:w="3600"/>
+            <w:tcMar>
+              <w:top w:type="dxa" w:w="60"/>
+              <w:left w:type="dxa" w:w="90"/>
+              <w:bottom w:type="dxa" w:w="60"/>
+              <w:right w:type="dxa" w:w="90"/>
+            </w:tcMar>
+          </w:tcPr>
+          <w:p>
+            <w:pPr>
+              <w:spacing w:after="0"/>
+            </w:pPr>
+            <w:r>
+              <w:rPr>
+                <w:rFonts w:ascii="Malgun Gothic" w:cs="Malgun Gothic" w:eastAsia="Malgun Gothic" w:hAnsi="Malgun Gothic"/>
+                <w:sz w:val="17"/>
+                <w:szCs w:val="17"/>
+              </w:rPr>
+              <w:t xml:space="preserve">네이버 지도·플레이스 검색('용산 바이크 렌탈', '근처 오토바이 대여') 상단</w:t>
+            </w:r>
+          </w:p>
+        </w:tc>
+        <w:tc>
+          <w:tcPr>
+            <w:tcW w:type="dxa" w:w="810"/>
+            <w:tcMar>
+              <w:top w:type="dxa" w:w="60"/>
+              <w:left w:type="dxa" w:w="90"/>
+              <w:bottom w:type="dxa" w:w="60"/>
+              <w:right w:type="dxa" w:w="90"/>
+            </w:tcMar>
+          </w:tcPr>
+          <w:p>
+            <w:pPr>
+              <w:spacing w:after="0"/>
+            </w:pPr>
+            <w:r>
+              <w:rPr>
+                <w:rFonts w:ascii="Malgun Gothic" w:cs="Malgun Gothic" w:eastAsia="Malgun Gothic" w:hAnsi="Malgun Gothic"/>
+                <w:sz w:val="17"/>
+                <w:szCs w:val="17"/>
+              </w:rPr>
+              <w:t xml:space="preserve">클릭당</w:t>
+            </w:r>
+          </w:p>
+        </w:tc>
+        <w:tc>
+          <w:tcPr>
+            <w:tcW w:type="dxa" w:w="3600"/>
+            <w:tcMar>
+              <w:top w:type="dxa" w:w="60"/>
+              <w:left w:type="dxa" w:w="90"/>
+              <w:bottom w:type="dxa" w:w="60"/>
+              <w:right w:type="dxa" w:w="90"/>
+            </w:tcMar>
+          </w:tcPr>
+          <w:p>
+            <w:pPr>
+              <w:spacing w:after="0"/>
+            </w:pPr>
+            <w:r>
+              <w:rPr>
+                <w:rFonts w:ascii="Malgun Gothic" w:cs="Malgun Gothic" w:eastAsia="Malgun Gothic" w:hAnsi="Malgun Gothic"/>
+                <w:b/>
+                <w:bCs/>
+                <w:sz w:val="17"/>
+                <w:szCs w:val="17"/>
+              </w:rPr>
+              <w:t xml:space="preserve">씀 — 하루 2만원.</w:t>
+            </w:r>
+            <w:r>
+              <w:rPr>
+                <w:rFonts w:ascii="Malgun Gothic" w:cs="Malgun Gothic" w:eastAsia="Malgun Gothic" w:hAnsi="Malgun Gothic"/>
+                <w:sz w:val="17"/>
+                <w:szCs w:val="17"/>
+              </w:rPr>
+              <w:t xml:space="preserve"> 키워드를 고르지 않고 스마트플레이스 업체 정보로 자동 노출. 스마트플레이스 소식·사진·링크를 먼저 정리</w:t>
+            </w:r>
+          </w:p>
+        </w:tc>
+      </w:tr>
+      <w:tr>
+        <w:trPr>
+          <w:tblHeader w:val="false"/>
+        </w:trPr>
+        <w:tc>
+          <w:tcPr>
+            <w:tcW w:type="dxa" w:w="1350"/>
+            <w:tcMar>
+              <w:top w:type="dxa" w:w="60"/>
+              <w:left w:type="dxa" w:w="90"/>
+              <w:bottom w:type="dxa" w:w="60"/>
+              <w:right w:type="dxa" w:w="90"/>
+            </w:tcMar>
+          </w:tcPr>
+          <w:p>
+            <w:pPr>
+              <w:spacing w:after="0"/>
+            </w:pPr>
+            <w:r>
+              <w:rPr>
+                <w:rFonts w:ascii="Malgun Gothic" w:cs="Malgun Gothic" w:eastAsia="Malgun Gothic" w:hAnsi="Malgun Gothic"/>
+                <w:sz w:val="17"/>
+                <w:szCs w:val="17"/>
+              </w:rPr>
+              <w:t xml:space="preserve">지역소상공인 광고</w:t>
+            </w:r>
+          </w:p>
+        </w:tc>
+        <w:tc>
+          <w:tcPr>
+            <w:tcW w:type="dxa" w:w="3600"/>
+            <w:tcMar>
+              <w:top w:type="dxa" w:w="60"/>
+              <w:left w:type="dxa" w:w="90"/>
+              <w:bottom w:type="dxa" w:w="60"/>
+              <w:right w:type="dxa" w:w="90"/>
+            </w:tcMar>
+          </w:tcPr>
+          <w:p>
+            <w:pPr>
+              <w:spacing w:after="0"/>
+            </w:pPr>
+            <w:r>
+              <w:rPr>
+                <w:rFonts w:ascii="Malgun Gothic" w:cs="Malgun Gothic" w:eastAsia="Malgun Gothic" w:hAnsi="Malgun Gothic"/>
+                <w:sz w:val="17"/>
+                <w:szCs w:val="17"/>
+              </w:rPr>
+              <w:t xml:space="preserve">네이버 뉴스·블로그 등 콘텐츠 지면에 업체 주변 지역 사용자에게 노출</w:t>
+            </w:r>
+          </w:p>
+        </w:tc>
+        <w:tc>
+          <w:tcPr>
+            <w:tcW w:type="dxa" w:w="810"/>
+            <w:tcMar>
+              <w:top w:type="dxa" w:w="60"/>
+              <w:left w:type="dxa" w:w="90"/>
+              <w:bottom w:type="dxa" w:w="60"/>
+              <w:right w:type="dxa" w:w="90"/>
+            </w:tcMar>
+          </w:tcPr>
+          <w:p>
+            <w:pPr>
+              <w:spacing w:after="0"/>
+            </w:pPr>
+            <w:r>
+              <w:rPr>
+                <w:rFonts w:ascii="Malgun Gothic" w:cs="Malgun Gothic" w:eastAsia="Malgun Gothic" w:hAnsi="Malgun Gothic"/>
+                <w:sz w:val="17"/>
+                <w:szCs w:val="17"/>
+              </w:rPr>
+              <w:t xml:space="preserve">노출 기준(소액)</w:t>
+            </w:r>
+          </w:p>
+        </w:tc>
+        <w:tc>
+          <w:tcPr>
+            <w:tcW w:type="dxa" w:w="3600"/>
+            <w:tcMar>
+              <w:top w:type="dxa" w:w="60"/>
+              <w:left w:type="dxa" w:w="90"/>
+              <w:bottom w:type="dxa" w:w="60"/>
+              <w:right w:type="dxa" w:w="90"/>
+            </w:tcMar>
+          </w:tcPr>
+          <w:p>
+            <w:pPr>
+              <w:spacing w:after="0"/>
+            </w:pPr>
+            <w:r>
+              <w:rPr>
+                <w:rFonts w:ascii="Malgun Gothic" w:cs="Malgun Gothic" w:eastAsia="Malgun Gothic" w:hAnsi="Malgun Gothic"/>
+                <w:sz w:val="17"/>
+                <w:szCs w:val="17"/>
+              </w:rPr>
+              <w:t xml:space="preserve">선택. 동네 인지용이라 3일 단기 성과는 측정이 어렵다</w:t>
+            </w:r>
+          </w:p>
+        </w:tc>
+      </w:tr>
+      <w:tr>
+        <w:trPr>
+          <w:tblHeader w:val="false"/>
+        </w:trPr>
+        <w:tc>
+          <w:tcPr>
+            <w:tcW w:type="dxa" w:w="1350"/>
+            <w:tcMar>
+              <w:top w:type="dxa" w:w="60"/>
+              <w:left w:type="dxa" w:w="90"/>
+              <w:bottom w:type="dxa" w:w="60"/>
+              <w:right w:type="dxa" w:w="90"/>
+            </w:tcMar>
+          </w:tcPr>
+          <w:p>
+            <w:pPr>
+              <w:spacing w:after="0"/>
+            </w:pPr>
+            <w:r>
+              <w:rPr>
+                <w:rFonts w:ascii="Malgun Gothic" w:cs="Malgun Gothic" w:eastAsia="Malgun Gothic" w:hAnsi="Malgun Gothic"/>
+                <w:sz w:val="17"/>
+                <w:szCs w:val="17"/>
+              </w:rPr>
+              <w:t xml:space="preserve">파워컨텐츠</w:t>
+            </w:r>
+          </w:p>
+        </w:tc>
+        <w:tc>
+          <w:tcPr>
+            <w:tcW w:type="dxa" w:w="3600"/>
+            <w:tcMar>
+              <w:top w:type="dxa" w:w="60"/>
+              <w:left w:type="dxa" w:w="90"/>
+              <w:bottom w:type="dxa" w:w="60"/>
+              <w:right w:type="dxa" w:w="90"/>
+            </w:tcMar>
+          </w:tcPr>
+          <w:p>
+            <w:pPr>
+              <w:spacing w:after="0"/>
+            </w:pPr>
+            <w:r>
+              <w:rPr>
+                <w:rFonts w:ascii="Malgun Gothic" w:cs="Malgun Gothic" w:eastAsia="Malgun Gothic" w:hAnsi="Malgun Gothic"/>
+                <w:sz w:val="17"/>
+                <w:szCs w:val="17"/>
+              </w:rPr>
+              <w:t xml:space="preserve">정보성 검색('오토바이 렌트 방법')에 블로그형 콘텐츠로 노출</w:t>
+            </w:r>
+          </w:p>
+        </w:tc>
+        <w:tc>
+          <w:tcPr>
+            <w:tcW w:type="dxa" w:w="810"/>
+            <w:tcMar>
+              <w:top w:type="dxa" w:w="60"/>
+              <w:left w:type="dxa" w:w="90"/>
+              <w:bottom w:type="dxa" w:w="60"/>
+              <w:right w:type="dxa" w:w="90"/>
+            </w:tcMar>
+          </w:tcPr>
+          <w:p>
+            <w:pPr>
+              <w:spacing w:after="0"/>
+            </w:pPr>
+            <w:r>
+              <w:rPr>
+                <w:rFonts w:ascii="Malgun Gothic" w:cs="Malgun Gothic" w:eastAsia="Malgun Gothic" w:hAnsi="Malgun Gothic"/>
+                <w:sz w:val="17"/>
+                <w:szCs w:val="17"/>
+              </w:rPr>
+              <w:t xml:space="preserve">클릭당</w:t>
+            </w:r>
+          </w:p>
+        </w:tc>
+        <w:tc>
+          <w:tcPr>
+            <w:tcW w:type="dxa" w:w="3600"/>
+            <w:tcMar>
+              <w:top w:type="dxa" w:w="60"/>
+              <w:left w:type="dxa" w:w="90"/>
+              <w:bottom w:type="dxa" w:w="60"/>
+              <w:right w:type="dxa" w:w="90"/>
+            </w:tcMar>
+          </w:tcPr>
+          <w:p>
+            <w:pPr>
+              <w:spacing w:after="0"/>
+            </w:pPr>
+            <w:r>
+              <w:rPr>
+                <w:rFonts w:ascii="Malgun Gothic" w:cs="Malgun Gothic" w:eastAsia="Malgun Gothic" w:hAnsi="Malgun Gothic"/>
+                <w:sz w:val="17"/>
+                <w:szCs w:val="17"/>
+              </w:rPr>
+              <w:t xml:space="preserve">안 씀. 콘텐츠 제작·검수 시간이 필요</w:t>
+            </w:r>
+          </w:p>
+        </w:tc>
+      </w:tr>
+      <w:tr>
+        <w:trPr>
+          <w:tblHeader w:val="false"/>
+        </w:trPr>
+        <w:tc>
+          <w:tcPr>
+            <w:tcW w:type="dxa" w:w="1350"/>
+            <w:tcMar>
+              <w:top w:type="dxa" w:w="60"/>
+              <w:left w:type="dxa" w:w="90"/>
+              <w:bottom w:type="dxa" w:w="60"/>
+              <w:right w:type="dxa" w:w="90"/>
+            </w:tcMar>
+          </w:tcPr>
+          <w:p>
+            <w:pPr>
+              <w:spacing w:after="0"/>
+            </w:pPr>
+            <w:r>
+              <w:rPr>
+                <w:rFonts w:ascii="Malgun Gothic" w:cs="Malgun Gothic" w:eastAsia="Malgun Gothic" w:hAnsi="Malgun Gothic"/>
+                <w:sz w:val="17"/>
+                <w:szCs w:val="17"/>
+              </w:rPr>
+              <w:t xml:space="preserve">브랜드검색</w:t>
+            </w:r>
+          </w:p>
+        </w:tc>
+        <w:tc>
+          <w:tcPr>
+            <w:tcW w:type="dxa" w:w="3600"/>
+            <w:tcMar>
+              <w:top w:type="dxa" w:w="60"/>
+              <w:left w:type="dxa" w:w="90"/>
+              <w:bottom w:type="dxa" w:w="60"/>
+              <w:right w:type="dxa" w:w="90"/>
+            </w:tcMar>
+          </w:tcPr>
+          <w:p>
+            <w:pPr>
+              <w:spacing w:after="0"/>
+            </w:pPr>
+            <w:r>
+              <w:rPr>
+                <w:rFonts w:ascii="Malgun Gothic" w:cs="Malgun Gothic" w:eastAsia="Malgun Gothic" w:hAnsi="Malgun Gothic"/>
+                <w:sz w:val="17"/>
+                <w:szCs w:val="17"/>
+              </w:rPr>
+              <w:t xml:space="preserve">'아르테파인' 검색 시 상단 이미지형 영역</w:t>
+            </w:r>
+          </w:p>
+        </w:tc>
+        <w:tc>
+          <w:tcPr>
+            <w:tcW w:type="dxa" w:w="810"/>
+            <w:tcMar>
+              <w:top w:type="dxa" w:w="60"/>
+              <w:left w:type="dxa" w:w="90"/>
+              <w:bottom w:type="dxa" w:w="60"/>
+              <w:right w:type="dxa" w:w="90"/>
+            </w:tcMar>
+          </w:tcPr>
+          <w:p>
+            <w:pPr>
+              <w:spacing w:after="0"/>
+            </w:pPr>
+            <w:r>
+              <w:rPr>
+                <w:rFonts w:ascii="Malgun Gothic" w:cs="Malgun Gothic" w:eastAsia="Malgun Gothic" w:hAnsi="Malgun Gothic"/>
+                <w:sz w:val="17"/>
+                <w:szCs w:val="17"/>
+              </w:rPr>
+              <w:t xml:space="preserve">기간 계약</w:t>
+            </w:r>
+          </w:p>
+        </w:tc>
+        <w:tc>
+          <w:tcPr>
+            <w:tcW w:type="dxa" w:w="3600"/>
+            <w:tcMar>
+              <w:top w:type="dxa" w:w="60"/>
+              <w:left w:type="dxa" w:w="90"/>
+              <w:bottom w:type="dxa" w:w="60"/>
+              <w:right w:type="dxa" w:w="90"/>
+            </w:tcMar>
+          </w:tcPr>
+          <w:p>
+            <w:pPr>
+              <w:spacing w:after="0"/>
+            </w:pPr>
+            <w:r>
+              <w:rPr>
+                <w:rFonts w:ascii="Malgun Gothic" w:cs="Malgun Gothic" w:eastAsia="Malgun Gothic" w:hAnsi="Malgun Gothic"/>
+                <w:sz w:val="17"/>
+                <w:szCs w:val="17"/>
+              </w:rPr>
+              <w:t xml:space="preserve">안 씀. 사전 심사·계약 기간이 필요</w:t>
+            </w:r>
+          </w:p>
+        </w:tc>
+      </w:tr>
+      <w:tr>
+        <w:trPr>
+          <w:tblHeader w:val="false"/>
+        </w:trPr>
+        <w:tc>
+          <w:tcPr>
+            <w:tcW w:type="dxa" w:w="1350"/>
+            <w:tcMar>
+              <w:top w:type="dxa" w:w="60"/>
+              <w:left w:type="dxa" w:w="90"/>
+              <w:bottom w:type="dxa" w:w="60"/>
+              <w:right w:type="dxa" w:w="90"/>
+            </w:tcMar>
+          </w:tcPr>
+          <w:p>
+            <w:pPr>
+              <w:spacing w:after="0"/>
+            </w:pPr>
+            <w:r>
+              <w:rPr>
+                <w:rFonts w:ascii="Malgun Gothic" w:cs="Malgun Gothic" w:eastAsia="Malgun Gothic" w:hAnsi="Malgun Gothic"/>
+                <w:sz w:val="17"/>
+                <w:szCs w:val="17"/>
+              </w:rPr>
+              <w:t xml:space="preserve">성과형 디스플레이(GFA)</w:t>
+            </w:r>
+          </w:p>
+        </w:tc>
+        <w:tc>
+          <w:tcPr>
+            <w:tcW w:type="dxa" w:w="3600"/>
+            <w:tcMar>
+              <w:top w:type="dxa" w:w="60"/>
+              <w:left w:type="dxa" w:w="90"/>
+              <w:bottom w:type="dxa" w:w="60"/>
+              <w:right w:type="dxa" w:w="90"/>
+            </w:tcMar>
+          </w:tcPr>
+          <w:p>
+            <w:pPr>
+              <w:spacing w:after="0"/>
+            </w:pPr>
+            <w:r>
+              <w:rPr>
+                <w:rFonts w:ascii="Malgun Gothic" w:cs="Malgun Gothic" w:eastAsia="Malgun Gothic" w:hAnsi="Malgun Gothic"/>
+                <w:sz w:val="17"/>
+                <w:szCs w:val="17"/>
+              </w:rPr>
+              <w:t xml:space="preserve">네이버 메인·스마트채널·밴드 등 배너</w:t>
+            </w:r>
+          </w:p>
+        </w:tc>
+        <w:tc>
+          <w:tcPr>
+            <w:tcW w:type="dxa" w:w="810"/>
+            <w:tcMar>
+              <w:top w:type="dxa" w:w="60"/>
+              <w:left w:type="dxa" w:w="90"/>
+              <w:bottom w:type="dxa" w:w="60"/>
+              <w:right w:type="dxa" w:w="90"/>
+            </w:tcMar>
+          </w:tcPr>
+          <w:p>
+            <w:pPr>
+              <w:spacing w:after="0"/>
+            </w:pPr>
+            <w:r>
+              <w:rPr>
+                <w:rFonts w:ascii="Malgun Gothic" w:cs="Malgun Gothic" w:eastAsia="Malgun Gothic" w:hAnsi="Malgun Gothic"/>
+                <w:sz w:val="17"/>
+                <w:szCs w:val="17"/>
+              </w:rPr>
+              <w:t xml:space="preserve">노출·클릭</w:t>
+            </w:r>
+          </w:p>
+        </w:tc>
+        <w:tc>
+          <w:tcPr>
+            <w:tcW w:type="dxa" w:w="3600"/>
+            <w:tcMar>
+              <w:top w:type="dxa" w:w="60"/>
+              <w:left w:type="dxa" w:w="90"/>
+              <w:bottom w:type="dxa" w:w="60"/>
+              <w:right w:type="dxa" w:w="90"/>
+            </w:tcMar>
+          </w:tcPr>
+          <w:p>
+            <w:pPr>
+              <w:spacing w:after="0"/>
+            </w:pPr>
+            <w:r>
+              <w:rPr>
+                <w:rFonts w:ascii="Malgun Gothic" w:cs="Malgun Gothic" w:eastAsia="Malgun Gothic" w:hAnsi="Malgun Gothic"/>
+                <w:sz w:val="17"/>
+                <w:szCs w:val="17"/>
+              </w:rPr>
+              <w:t xml:space="preserve">안 씀. 메타와 역할이 겹치고 검수 시간이 필요</w:t>
+            </w:r>
+          </w:p>
+        </w:tc>
+      </w:tr>
+      <w:tr>
+        <w:trPr>
+          <w:tblHeader w:val="false"/>
+        </w:trPr>
+        <w:tc>
+          <w:tcPr>
+            <w:tcW w:type="dxa" w:w="1350"/>
+            <w:tcMar>
+              <w:top w:type="dxa" w:w="60"/>
+              <w:left w:type="dxa" w:w="90"/>
+              <w:bottom w:type="dxa" w:w="60"/>
+              <w:right w:type="dxa" w:w="90"/>
+            </w:tcMar>
+          </w:tcPr>
+          <w:p>
+            <w:pPr>
+              <w:spacing w:after="0"/>
+            </w:pPr>
+            <w:r>
+              <w:rPr>
+                <w:rFonts w:ascii="Malgun Gothic" w:cs="Malgun Gothic" w:eastAsia="Malgun Gothic" w:hAnsi="Malgun Gothic"/>
+                <w:sz w:val="17"/>
+                <w:szCs w:val="17"/>
+              </w:rPr>
+              <w:t xml:space="preserve">스마트플레이스 소식 (무료)</w:t>
+            </w:r>
+          </w:p>
+        </w:tc>
+        <w:tc>
+          <w:tcPr>
+            <w:tcW w:type="dxa" w:w="3600"/>
+            <w:tcMar>
+              <w:top w:type="dxa" w:w="60"/>
+              <w:left w:type="dxa" w:w="90"/>
+              <w:bottom w:type="dxa" w:w="60"/>
+              <w:right w:type="dxa" w:w="90"/>
+            </w:tcMar>
+          </w:tcPr>
+          <w:p>
+            <w:pPr>
+              <w:spacing w:after="0"/>
+            </w:pPr>
+            <w:r>
+              <w:rPr>
+                <w:rFonts w:ascii="Malgun Gothic" w:cs="Malgun Gothic" w:eastAsia="Malgun Gothic" w:hAnsi="Malgun Gothic"/>
+                <w:sz w:val="17"/>
+                <w:szCs w:val="17"/>
+              </w:rPr>
+              <w:t xml:space="preserve">플레이스 업체 페이지 '소식' 탭</w:t>
+            </w:r>
+          </w:p>
+        </w:tc>
+        <w:tc>
+          <w:tcPr>
+            <w:tcW w:type="dxa" w:w="810"/>
+            <w:tcMar>
+              <w:top w:type="dxa" w:w="60"/>
+              <w:left w:type="dxa" w:w="90"/>
+              <w:bottom w:type="dxa" w:w="60"/>
+              <w:right w:type="dxa" w:w="90"/>
+            </w:tcMar>
+          </w:tcPr>
+          <w:p>
+            <w:pPr>
+              <w:spacing w:after="0"/>
+            </w:pPr>
+            <w:r>
+              <w:rPr>
+                <w:rFonts w:ascii="Malgun Gothic" w:cs="Malgun Gothic" w:eastAsia="Malgun Gothic" w:hAnsi="Malgun Gothic"/>
+                <w:sz w:val="17"/>
+                <w:szCs w:val="17"/>
+              </w:rPr>
+              <w:t xml:space="preserve">무료</w:t>
+            </w:r>
+          </w:p>
+        </w:tc>
+        <w:tc>
+          <w:tcPr>
+            <w:tcW w:type="dxa" w:w="3600"/>
+            <w:tcMar>
+              <w:top w:type="dxa" w:w="60"/>
+              <w:left w:type="dxa" w:w="90"/>
+              <w:bottom w:type="dxa" w:w="60"/>
+              <w:right w:type="dxa" w:w="90"/>
+            </w:tcMar>
+          </w:tcPr>
+          <w:p>
+            <w:pPr>
+              <w:spacing w:after="0"/>
+            </w:pPr>
+            <w:r>
+              <w:rPr>
+                <w:rFonts w:ascii="Malgun Gothic" w:cs="Malgun Gothic" w:eastAsia="Malgun Gothic" w:hAnsi="Malgun Gothic"/>
+                <w:b/>
+                <w:bCs/>
+                <w:sz w:val="17"/>
+                <w:szCs w:val="17"/>
+              </w:rPr>
+              <w:t xml:space="preserve">씀.</w:t>
+            </w:r>
+            <w:r>
+              <w:rPr>
+                <w:rFonts w:ascii="Malgun Gothic" w:cs="Malgun Gothic" w:eastAsia="Malgun Gothic" w:hAnsi="Malgun Gothic"/>
+                <w:sz w:val="17"/>
+                <w:szCs w:val="17"/>
+              </w:rPr>
+              <w:t xml:space="preserve"> 오퍼 카드와 링크를 올린다</w:t>
+            </w:r>
+          </w:p>
+        </w:tc>
+      </w:tr>
+    </w:tbl>
+    <w:p>
+      <w:pPr>
+        <w:spacing w:after="80"/>
+      </w:pPr>
+    </w:p>
+    <w:p>
+      <w:pPr>
+        <w:pStyle w:val="ListParagraph"/>
+        <w:numPr>
+          <w:ilvl w:val="0"/>
+          <w:numId w:val="2"/>
+        </w:numPr>
+        <w:spacing w:after="50"/>
+      </w:pPr>
+      <w:r>
+        <w:rPr>
+          <w:rFonts w:ascii="Malgun Gothic" w:cs="Malgun Gothic" w:eastAsia="Malgun Gothic" w:hAnsi="Malgun Gothic"/>
+          <w:sz w:val="20"/>
+          <w:szCs w:val="20"/>
+        </w:rPr>
+        <w:t xml:space="preserve">상품별 최소 예산·심사 기간은 네이버 광고 관리 화면에서 등록할 때 확인한다.</w:t>
+      </w:r>
+    </w:p>
+    <w:p>
+      <w:pPr>
+        <w:pStyle w:val="ListParagraph"/>
+        <w:numPr>
+          <w:ilvl w:val="0"/>
+          <w:numId w:val="2"/>
+        </w:numPr>
+        <w:spacing w:after="50"/>
+      </w:pPr>
+      <w:r>
+        <w:rPr>
+          <w:rFonts w:ascii="Malgun Gothic" w:cs="Malgun Gothic" w:eastAsia="Malgun Gothic" w:hAnsi="Malgun Gothic"/>
+          <w:sz w:val="20"/>
+          <w:szCs w:val="20"/>
+        </w:rPr>
+        <w:t xml:space="preserve">파워링크 문안 — 제목: 한글날엔 한 시간 더 · 바이크 3시간 46,000원 / 설명: 3시간 이상 시승 1시간 무료 · 125cc~리터급 20대 · 평일 밤 12시까지 픽업</w:t>
+      </w:r>
+    </w:p>
+    <w:p>
+      <w:pPr>
+        <w:pStyle w:val="ListParagraph"/>
+        <w:numPr>
+          <w:ilvl w:val="0"/>
+          <w:numId w:val="2"/>
+        </w:numPr>
+        <w:spacing w:after="50"/>
+      </w:pPr>
+      <w:r>
+        <w:rPr>
+          <w:rFonts w:ascii="Malgun Gothic" w:cs="Malgun Gothic" w:eastAsia="Malgun Gothic" w:hAnsi="Malgun Gothic"/>
+          <w:sz w:val="20"/>
+          <w:szCs w:val="20"/>
+        </w:rPr>
+        <w:t xml:space="preserve">파워링크는 클릭당 1,000원을 넘는 키워드를 하나씩 끈다. 체크포인트 2 미달 시 네이버 전체를 하루 8만원(파워링크 5 + 플레이스 3)으로 올린다.</w:t>
+      </w:r>
     </w:p>
     <w:p>
       <w:pPr>
@@ -9099,7 +10104,7 @@
           <w:sz w:val="28"/>
           <w:szCs w:val="28"/>
         </w:rPr>
-        <w:t xml:space="preserve">7. 매일 볼 숫자</w:t>
+        <w:t xml:space="preserve">8. 매일 볼 숫자</w:t>
       </w:r>
     </w:p>
     <w:tbl>
@@ -9285,7 +10290,7 @@
                 <w:sz w:val="17"/>
                 <w:szCs w:val="17"/>
               </w:rPr>
-              <w:t xml:space="preserve">120h+</w:t>
+              <w:t xml:space="preserve">110h+</w:t>
             </w:r>
           </w:p>
         </w:tc>
@@ -9309,7 +10314,7 @@
                 <w:sz w:val="17"/>
                 <w:szCs w:val="17"/>
               </w:rPr>
-              <w:t xml:space="preserve">200h+</w:t>
+              <w:t xml:space="preserve">180h+</w:t>
             </w:r>
           </w:p>
         </w:tc>
@@ -9333,7 +10338,7 @@
                 <w:sz w:val="17"/>
                 <w:szCs w:val="17"/>
               </w:rPr>
-              <w:t xml:space="preserve">300h+</w:t>
+              <w:t xml:space="preserve">270h+</w:t>
             </w:r>
           </w:p>
         </w:tc>
@@ -9410,7 +10415,7 @@
                 <w:sz w:val="17"/>
                 <w:szCs w:val="17"/>
               </w:rPr>
-              <w:t xml:space="preserve">15건+</w:t>
+              <w:t xml:space="preserve">12건+</w:t>
             </w:r>
           </w:p>
         </w:tc>
@@ -9434,7 +10439,7 @@
                 <w:sz w:val="17"/>
                 <w:szCs w:val="17"/>
               </w:rPr>
-              <w:t xml:space="preserve">25건+</w:t>
+              <w:t xml:space="preserve">20건+</w:t>
             </w:r>
           </w:p>
         </w:tc>
@@ -9737,7 +10742,7 @@
                 <w:sz w:val="17"/>
                 <w:szCs w:val="17"/>
               </w:rPr>
-              <w:t xml:space="preserve">약 390만+ (중간값 기준 10/9까지)</w:t>
+              <w:t xml:space="preserve">약 365만+ (중간값 기준 10/9까지)</w:t>
             </w:r>
           </w:p>
         </w:tc>
@@ -9823,6 +10828,67 @@
           <w:szCs w:val="16"/>
         </w:rPr>
         <w:t xml:space="preserve">hangul-1009-ig-onehour-1080x1350.png</w:t>
+      </w:r>
+    </w:p>
+    <w:p>
+      <w:pPr>
+        <w:spacing w:after="80"/>
+        <w:jc w:val="center"/>
+      </w:pPr>
+      <w:r>
+        <w:drawing>
+          <wp:inline distT="0" distB="0" distL="0" distR="0">
+            <wp:extent cx="2409825" cy="4286250"/>
+            <wp:effectExtent t="0" r="0" b="0" l="0"/>
+            <wp:docPr id="1" name="" descr="" title=""/>
+            <wp:cNvGraphicFramePr>
+              <a:graphicFrameLocks xmlns:a="http://schemas.openxmlformats.org/drawingml/2006/main" noChangeAspect="1"/>
+            </wp:cNvGraphicFramePr>
+            <a:graphic xmlns:a="http://schemas.openxmlformats.org/drawingml/2006/main">
+              <a:graphicData uri="http://schemas.openxmlformats.org/drawingml/2006/picture">
+                <pic:pic xmlns:pic="http://schemas.openxmlformats.org/drawingml/2006/picture">
+                  <pic:nvPicPr>
+                    <pic:cNvPr id="0" name="" descr=""/>
+                    <pic:cNvPicPr>
+                      <a:picLocks noChangeAspect="1" noChangeArrowheads="1"/>
+                    </pic:cNvPicPr>
+                  </pic:nvPicPr>
+                  <pic:blipFill>
+                    <a:blip r:embed="rId8" cstate="none"/>
+                    <a:srcRect/>
+                    <a:stretch>
+                      <a:fillRect/>
+                    </a:stretch>
+                  </pic:blipFill>
+                  <pic:spPr bwMode="auto">
+                    <a:xfrm>
+                      <a:off x="0" y="0"/>
+                      <a:ext cx="2409825" cy="4286250"/>
+                    </a:xfrm>
+                    <a:prstGeom prst="rect">
+                      <a:avLst/>
+                    </a:prstGeom>
+                  </pic:spPr>
+                </pic:pic>
+              </a:graphicData>
+            </a:graphic>
+          </wp:inline>
+        </w:drawing>
+      </w:r>
+    </w:p>
+    <w:p>
+      <w:pPr>
+        <w:spacing w:after="200"/>
+        <w:jc w:val="center"/>
+      </w:pPr>
+      <w:r>
+        <w:rPr>
+          <w:rFonts w:ascii="Malgun Gothic" w:cs="Malgun Gothic" w:eastAsia="Malgun Gothic" w:hAnsi="Malgun Gothic"/>
+          <w:color w:val="78716C"/>
+          <w:sz w:val="16"/>
+          <w:szCs w:val="16"/>
+        </w:rPr>
+        <w:t xml:space="preserve">hangul-1009-ig-onehour-story-1080x1920.png</w:t>
       </w:r>
     </w:p>
     <w:sectPr>

--- a/crm/output/용산_한글날_시승오퍼_실행계획_1006-1009.docx
+++ b/crm/output/용산_한글날_시승오퍼_실행계획_1006-1009.docx
@@ -5452,7 +5452,41 @@
                 <w:sz w:val="17"/>
                 <w:szCs w:val="17"/>
               </w:rPr>
-              <w:t xml:space="preserve">인스타 피드 "한글날엔 한 시간 더" 카드 게시 + 스토리</w:t>
+              <w:t xml:space="preserve">인스타 피드 "한글날엔 한 시간 더" 포스터(</w:t>
+            </w:r>
+            <w:r>
+              <w:rPr>
+                <w:rFonts w:ascii="Consolas" w:cs="Consolas" w:eastAsia="Consolas" w:hAnsi="Consolas"/>
+                <w:color w:val="7C2D12"/>
+                <w:sz w:val="17"/>
+                <w:szCs w:val="17"/>
+              </w:rPr>
+              <w:t xml:space="preserve">hangul-1009-poster-feed</w:t>
+            </w:r>
+            <w:r>
+              <w:rPr>
+                <w:rFonts w:ascii="Malgun Gothic" w:cs="Malgun Gothic" w:eastAsia="Malgun Gothic" w:hAnsi="Malgun Gothic"/>
+                <w:sz w:val="17"/>
+                <w:szCs w:val="17"/>
+              </w:rPr>
+              <w:t xml:space="preserve">) 게시 + 스토리(</w:t>
+            </w:r>
+            <w:r>
+              <w:rPr>
+                <w:rFonts w:ascii="Consolas" w:cs="Consolas" w:eastAsia="Consolas" w:hAnsi="Consolas"/>
+                <w:color w:val="7C2D12"/>
+                <w:sz w:val="17"/>
+                <w:szCs w:val="17"/>
+              </w:rPr>
+              <w:t xml:space="preserve">hangul-1009-poster-story</w:t>
+            </w:r>
+            <w:r>
+              <w:rPr>
+                <w:rFonts w:ascii="Malgun Gothic" w:cs="Malgun Gothic" w:eastAsia="Malgun Gothic" w:hAnsi="Malgun Gothic"/>
+                <w:sz w:val="17"/>
+                <w:szCs w:val="17"/>
+              </w:rPr>
+              <w:t xml:space="preserve">)</w:t>
             </w:r>
           </w:p>
         </w:tc>
@@ -8747,15 +8781,15 @@
                 <w:sz w:val="17"/>
                 <w:szCs w:val="17"/>
               </w:rPr>
-              <w:t xml:space="preserve">designs/hangul-1009/export/hangul-1009-ig-onehour-1080x1350.png</w:t>
-            </w:r>
-            <w:r>
-              <w:rPr>
-                <w:rFonts w:ascii="Malgun Gothic" w:cs="Malgun Gothic" w:eastAsia="Malgun Gothic" w:hAnsi="Malgun Gothic"/>
-                <w:sz w:val="17"/>
-                <w:szCs w:val="17"/>
-              </w:rPr>
-              <w:t xml:space="preserve"> (4:5)</w:t>
+              <w:t xml:space="preserve">designs/hangul-1009/export/hangul-1009-poster-feed-1080x1350.png</w:t>
+            </w:r>
+            <w:r>
+              <w:rPr>
+                <w:rFonts w:ascii="Malgun Gothic" w:cs="Malgun Gothic" w:eastAsia="Malgun Gothic" w:hAnsi="Malgun Gothic"/>
+                <w:sz w:val="17"/>
+                <w:szCs w:val="17"/>
+              </w:rPr>
+              <w:t xml:space="preserve"> (4:5, 한글 포스터형)</w:t>
             </w:r>
           </w:p>
         </w:tc>
@@ -8811,15 +8845,15 @@
                 <w:sz w:val="17"/>
                 <w:szCs w:val="17"/>
               </w:rPr>
-              <w:t xml:space="preserve">designs/hangul-1009/export/hangul-1009-ig-onehour-story-1080x1920.png</w:t>
-            </w:r>
-            <w:r>
-              <w:rPr>
-                <w:rFonts w:ascii="Malgun Gothic" w:cs="Malgun Gothic" w:eastAsia="Malgun Gothic" w:hAnsi="Malgun Gothic"/>
-                <w:sz w:val="17"/>
-                <w:szCs w:val="17"/>
-              </w:rPr>
-              <w:t xml:space="preserve"> (9:16)</w:t>
+              <w:t xml:space="preserve">designs/hangul-1009/export/hangul-1009-poster-story-1080x1920.png</w:t>
+            </w:r>
+            <w:r>
+              <w:rPr>
+                <w:rFonts w:ascii="Malgun Gothic" w:cs="Malgun Gothic" w:eastAsia="Malgun Gothic" w:hAnsi="Malgun Gothic"/>
+                <w:sz w:val="17"/>
+                <w:szCs w:val="17"/>
+              </w:rPr>
+              <w:t xml:space="preserve"> (9:16, 한글 포스터형)</w:t>
             </w:r>
           </w:p>
         </w:tc>
@@ -10827,7 +10861,7 @@
           <w:sz w:val="16"/>
           <w:szCs w:val="16"/>
         </w:rPr>
-        <w:t xml:space="preserve">hangul-1009-ig-onehour-1080x1350.png</w:t>
+        <w:t xml:space="preserve">hangul-1009-poster-feed-1080x1350.png</w:t>
       </w:r>
     </w:p>
     <w:p>
@@ -10888,7 +10922,7 @@
           <w:sz w:val="16"/>
           <w:szCs w:val="16"/>
         </w:rPr>
-        <w:t xml:space="preserve">hangul-1009-ig-onehour-story-1080x1920.png</w:t>
+        <w:t xml:space="preserve">hangul-1009-poster-story-1080x1920.png</w:t>
       </w:r>
     </w:p>
     <w:sectPr>

--- a/crm/output/용산_한글날_시승오퍼_실행계획_1006-1009.docx
+++ b/crm/output/용산_한글날_시승오퍼_실행계획_1006-1009.docx
@@ -1193,15 +1193,32 @@
                 <w:sz w:val="17"/>
                 <w:szCs w:val="17"/>
               </w:rPr>
-              <w:t xml:space="preserve">hour-1009</w:t>
-            </w:r>
-            <w:r>
-              <w:rPr>
-                <w:rFonts w:ascii="Malgun Gothic" w:cs="Malgun Gothic" w:eastAsia="Malgun Gothic" w:hAnsi="Malgun Gothic"/>
-                <w:sz w:val="17"/>
-                <w:szCs w:val="17"/>
-              </w:rPr>
-              <w:t xml:space="preserve"> (다른 코드로 만들면 아래 모든 링크의 </w:t>
+              <w:t xml:space="preserve">한글1009</w:t>
+            </w:r>
+            <w:r>
+              <w:rPr>
+                <w:rFonts w:ascii="Malgun Gothic" w:cs="Malgun Gothic" w:eastAsia="Malgun Gothic" w:hAnsi="Malgun Gothic"/>
+                <w:sz w:val="17"/>
+                <w:szCs w:val="17"/>
+              </w:rPr>
+              <w:t xml:space="preserve"> (링크에는 한글이 깨지지 않도록 </w:t>
+            </w:r>
+            <w:r>
+              <w:rPr>
+                <w:rFonts w:ascii="Consolas" w:cs="Consolas" w:eastAsia="Consolas" w:hAnsi="Consolas"/>
+                <w:color w:val="7C2D12"/>
+                <w:sz w:val="17"/>
+                <w:szCs w:val="17"/>
+              </w:rPr>
+              <w:t xml:space="preserve">%ED%95%9C%EA%B8%801009</w:t>
+            </w:r>
+            <w:r>
+              <w:rPr>
+                <w:rFonts w:ascii="Malgun Gothic" w:cs="Malgun Gothic" w:eastAsia="Malgun Gothic" w:hAnsi="Malgun Gothic"/>
+                <w:sz w:val="17"/>
+                <w:szCs w:val="17"/>
+              </w:rPr>
+              <w:t xml:space="preserve">로 인코딩해 넣었다. 다른 코드로 만들면 모든 링크의 </w:t>
             </w:r>
             <w:r>
               <w:rPr>
@@ -1643,7 +1660,7 @@
           <w:sz w:val="18"/>
           <w:szCs w:val="18"/>
         </w:rPr>
-        <w:t xml:space="preserve">promo=hour-1009</w:t>
+        <w:t xml:space="preserve">promo=%ED%95%9C%EA%B8%801009</w:t>
       </w:r>
       <w:r>
         <w:rPr>
@@ -1797,7 +1814,7 @@
                 <w:sz w:val="17"/>
                 <w:szCs w:val="17"/>
               </w:rPr>
-              <w:t xml:space="preserve">https://www.artefine.co.kr/?promo=hour-1009&amp;utm_source=sms&amp;utm_medium=lms&amp;utm_campaign=1009hangul</w:t>
+              <w:t xml:space="preserve">https://www.artefine.co.kr/?promo=%ED%95%9C%EA%B8%801009&amp;utm_source=sms&amp;utm_medium=lms&amp;utm_campaign=1009hangul</w:t>
             </w:r>
           </w:p>
         </w:tc>
@@ -1851,7 +1868,7 @@
                 <w:sz w:val="17"/>
                 <w:szCs w:val="17"/>
               </w:rPr>
-              <w:t xml:space="preserve">https://www.artefine.co.kr/?promo=hour-1009&amp;utm_source=ig&amp;utm_medium=social&amp;utm_campaign=1009hangul</w:t>
+              <w:t xml:space="preserve">https://www.artefine.co.kr/?promo=%ED%95%9C%EA%B8%801009&amp;utm_source=ig&amp;utm_medium=social&amp;utm_campaign=1009hangul</w:t>
             </w:r>
           </w:p>
         </w:tc>
@@ -1905,7 +1922,7 @@
                 <w:sz w:val="17"/>
                 <w:szCs w:val="17"/>
               </w:rPr>
-              <w:t xml:space="preserve">https://www.artefine.co.kr/?promo=hour-1009&amp;utm_source=community&amp;utm_medium=social&amp;utm_campaign=1009hangul</w:t>
+              <w:t xml:space="preserve">https://www.artefine.co.kr/?promo=%ED%95%9C%EA%B8%801009&amp;utm_source=community&amp;utm_medium=social&amp;utm_campaign=1009hangul</w:t>
             </w:r>
           </w:p>
         </w:tc>
@@ -1961,7 +1978,7 @@
                 <w:sz w:val="17"/>
                 <w:szCs w:val="17"/>
               </w:rPr>
-              <w:t xml:space="preserve">https://www.artefine.co.kr/?promo=hour-1009&amp;utm_source=meta&amp;utm_medium=paid&amp;utm_campaign=1009hangul&amp;utm_content=feed</w:t>
+              <w:t xml:space="preserve">https://www.artefine.co.kr/?promo=%ED%95%9C%EA%B8%801009&amp;utm_source=meta&amp;utm_medium=paid&amp;utm_campaign=1009hangul&amp;utm_content=feed</w:t>
             </w:r>
           </w:p>
         </w:tc>
@@ -2017,7 +2034,7 @@
                 <w:sz w:val="17"/>
                 <w:szCs w:val="17"/>
               </w:rPr>
-              <w:t xml:space="preserve">https://www.artefine.co.kr/?promo=hour-1009&amp;utm_source=meta&amp;utm_medium=paid&amp;utm_campaign=1009hangul&amp;utm_content=story</w:t>
+              <w:t xml:space="preserve">https://www.artefine.co.kr/?promo=%ED%95%9C%EA%B8%801009&amp;utm_source=meta&amp;utm_medium=paid&amp;utm_campaign=1009hangul&amp;utm_content=story</w:t>
             </w:r>
           </w:p>
         </w:tc>
@@ -2073,7 +2090,7 @@
                 <w:sz w:val="17"/>
                 <w:szCs w:val="17"/>
               </w:rPr>
-              <w:t xml:space="preserve">https://www.artefine.co.kr/?promo=hour-1009&amp;utm_source=naver&amp;utm_medium=cpc&amp;utm_campaign=1009hangul</w:t>
+              <w:t xml:space="preserve">https://www.artefine.co.kr/?promo=%ED%95%9C%EA%B8%801009&amp;utm_source=naver&amp;utm_medium=cpc&amp;utm_campaign=1009hangul</w:t>
             </w:r>
           </w:p>
         </w:tc>
@@ -4689,7 +4706,7 @@
                 <w:sz w:val="17"/>
                 <w:szCs w:val="17"/>
               </w:rPr>
-              <w:t xml:space="preserve">hour-1009</w:t>
+              <w:t xml:space="preserve">한글1009</w:t>
             </w:r>
             <w:r>
               <w:rPr>
@@ -8083,7 +8100,7 @@
                 <w:sz w:val="19"/>
                 <w:szCs w:val="19"/>
               </w:rPr>
-              <w:t xml:space="preserve">https://www.artefine.co.kr/?promo=hour-1009&amp;utm_source=sms&amp;utm_medium=lms&amp;utm_campaign=1009hangul</w:t>
+              <w:t xml:space="preserve">https://www.artefine.co.kr/?promo=%ED%95%9C%EA%B8%801009&amp;utm_source=sms&amp;utm_medium=lms&amp;utm_campaign=1009hangul</w:t>
             </w:r>
           </w:p>
           <w:p>
@@ -8289,7 +8306,7 @@
                 <w:sz w:val="19"/>
                 <w:szCs w:val="19"/>
               </w:rPr>
-              <w:t xml:space="preserve">▶ https://www.artefine.co.kr/?promo=hour-1009&amp;utm_source=sms&amp;utm_medium=lms&amp;utm_campaign=1009hangul</w:t>
+              <w:t xml:space="preserve">▶ https://www.artefine.co.kr/?promo=%ED%95%9C%EA%B8%801009&amp;utm_source=sms&amp;utm_medium=lms&amp;utm_campaign=1009hangul</w:t>
             </w:r>
           </w:p>
           <w:p>

--- a/crm/output/용산_한글날_시승오퍼_실행계획_1006-1009.docx
+++ b/crm/output/용산_한글날_시승오퍼_실행계획_1006-1009.docx
@@ -1193,32 +1193,15 @@
                 <w:sz w:val="17"/>
                 <w:szCs w:val="17"/>
               </w:rPr>
-              <w:t xml:space="preserve">한글1009</w:t>
-            </w:r>
-            <w:r>
-              <w:rPr>
-                <w:rFonts w:ascii="Malgun Gothic" w:cs="Malgun Gothic" w:eastAsia="Malgun Gothic" w:hAnsi="Malgun Gothic"/>
-                <w:sz w:val="17"/>
-                <w:szCs w:val="17"/>
-              </w:rPr>
-              <w:t xml:space="preserve"> (링크에는 한글이 깨지지 않도록 </w:t>
-            </w:r>
-            <w:r>
-              <w:rPr>
-                <w:rFonts w:ascii="Consolas" w:cs="Consolas" w:eastAsia="Consolas" w:hAnsi="Consolas"/>
-                <w:color w:val="7C2D12"/>
-                <w:sz w:val="17"/>
-                <w:szCs w:val="17"/>
-              </w:rPr>
-              <w:t xml:space="preserve">%ED%95%9C%EA%B8%801009</w:t>
-            </w:r>
-            <w:r>
-              <w:rPr>
-                <w:rFonts w:ascii="Malgun Gothic" w:cs="Malgun Gothic" w:eastAsia="Malgun Gothic" w:hAnsi="Malgun Gothic"/>
-                <w:sz w:val="17"/>
-                <w:szCs w:val="17"/>
-              </w:rPr>
-              <w:t xml:space="preserve">로 인코딩해 넣었다. 다른 코드로 만들면 모든 링크의 </w:t>
+              <w:t xml:space="preserve">hangul1009</w:t>
+            </w:r>
+            <w:r>
+              <w:rPr>
+                <w:rFonts w:ascii="Malgun Gothic" w:cs="Malgun Gothic" w:eastAsia="Malgun Gothic" w:hAnsi="Malgun Gothic"/>
+                <w:sz w:val="17"/>
+                <w:szCs w:val="17"/>
+              </w:rPr>
+              <w:t xml:space="preserve"> (10/6 등록 완료. 다른 코드로 바꾸면 모든 링크의 </w:t>
             </w:r>
             <w:r>
               <w:rPr>
@@ -1660,7 +1643,7 @@
           <w:sz w:val="18"/>
           <w:szCs w:val="18"/>
         </w:rPr>
-        <w:t xml:space="preserve">promo=%ED%95%9C%EA%B8%801009</w:t>
+        <w:t xml:space="preserve">promo=hangul1009</w:t>
       </w:r>
       <w:r>
         <w:rPr>
@@ -1814,7 +1797,7 @@
                 <w:sz w:val="17"/>
                 <w:szCs w:val="17"/>
               </w:rPr>
-              <w:t xml:space="preserve">https://www.artefine.co.kr/?promo=%ED%95%9C%EA%B8%801009&amp;utm_source=sms&amp;utm_medium=lms&amp;utm_campaign=1009hangul</w:t>
+              <w:t xml:space="preserve">https://www.artefine.co.kr/?promo=hangul1009&amp;utm_source=sms&amp;utm_medium=lms&amp;utm_campaign=1009hangul</w:t>
             </w:r>
           </w:p>
         </w:tc>
@@ -1868,7 +1851,7 @@
                 <w:sz w:val="17"/>
                 <w:szCs w:val="17"/>
               </w:rPr>
-              <w:t xml:space="preserve">https://www.artefine.co.kr/?promo=%ED%95%9C%EA%B8%801009&amp;utm_source=ig&amp;utm_medium=social&amp;utm_campaign=1009hangul</w:t>
+              <w:t xml:space="preserve">https://www.artefine.co.kr/?promo=hangul1009&amp;utm_source=ig&amp;utm_medium=social&amp;utm_campaign=1009hangul</w:t>
             </w:r>
           </w:p>
         </w:tc>
@@ -1922,7 +1905,7 @@
                 <w:sz w:val="17"/>
                 <w:szCs w:val="17"/>
               </w:rPr>
-              <w:t xml:space="preserve">https://www.artefine.co.kr/?promo=%ED%95%9C%EA%B8%801009&amp;utm_source=community&amp;utm_medium=social&amp;utm_campaign=1009hangul</w:t>
+              <w:t xml:space="preserve">https://www.artefine.co.kr/?promo=hangul1009&amp;utm_source=community&amp;utm_medium=social&amp;utm_campaign=1009hangul</w:t>
             </w:r>
           </w:p>
         </w:tc>
@@ -1978,7 +1961,7 @@
                 <w:sz w:val="17"/>
                 <w:szCs w:val="17"/>
               </w:rPr>
-              <w:t xml:space="preserve">https://www.artefine.co.kr/?promo=%ED%95%9C%EA%B8%801009&amp;utm_source=meta&amp;utm_medium=paid&amp;utm_campaign=1009hangul&amp;utm_content=feed</w:t>
+              <w:t xml:space="preserve">https://www.artefine.co.kr/?promo=hangul1009&amp;utm_source=meta&amp;utm_medium=paid&amp;utm_campaign=1009hangul&amp;utm_content=feed</w:t>
             </w:r>
           </w:p>
         </w:tc>
@@ -2034,7 +2017,7 @@
                 <w:sz w:val="17"/>
                 <w:szCs w:val="17"/>
               </w:rPr>
-              <w:t xml:space="preserve">https://www.artefine.co.kr/?promo=%ED%95%9C%EA%B8%801009&amp;utm_source=meta&amp;utm_medium=paid&amp;utm_campaign=1009hangul&amp;utm_content=story</w:t>
+              <w:t xml:space="preserve">https://www.artefine.co.kr/?promo=hangul1009&amp;utm_source=meta&amp;utm_medium=paid&amp;utm_campaign=1009hangul&amp;utm_content=story</w:t>
             </w:r>
           </w:p>
         </w:tc>
@@ -2090,7 +2073,7 @@
                 <w:sz w:val="17"/>
                 <w:szCs w:val="17"/>
               </w:rPr>
-              <w:t xml:space="preserve">https://www.artefine.co.kr/?promo=%ED%95%9C%EA%B8%801009&amp;utm_source=naver&amp;utm_medium=cpc&amp;utm_campaign=1009hangul</w:t>
+              <w:t xml:space="preserve">https://www.artefine.co.kr/?promo=hangul1009&amp;utm_source=naver&amp;utm_medium=cpc&amp;utm_campaign=1009hangul</w:t>
             </w:r>
           </w:p>
         </w:tc>
@@ -4706,7 +4689,7 @@
                 <w:sz w:val="17"/>
                 <w:szCs w:val="17"/>
               </w:rPr>
-              <w:t xml:space="preserve">한글1009</w:t>
+              <w:t xml:space="preserve">hangul1009</w:t>
             </w:r>
             <w:r>
               <w:rPr>
@@ -8100,7 +8083,7 @@
                 <w:sz w:val="19"/>
                 <w:szCs w:val="19"/>
               </w:rPr>
-              <w:t xml:space="preserve">https://www.artefine.co.kr/?promo=%ED%95%9C%EA%B8%801009&amp;utm_source=sms&amp;utm_medium=lms&amp;utm_campaign=1009hangul</w:t>
+              <w:t xml:space="preserve">https://www.artefine.co.kr/?promo=hangul1009&amp;utm_source=sms&amp;utm_medium=lms&amp;utm_campaign=1009hangul</w:t>
             </w:r>
           </w:p>
           <w:p>
@@ -8306,7 +8289,7 @@
                 <w:sz w:val="19"/>
                 <w:szCs w:val="19"/>
               </w:rPr>
-              <w:t xml:space="preserve">▶ https://www.artefine.co.kr/?promo=%ED%95%9C%EA%B8%801009&amp;utm_source=sms&amp;utm_medium=lms&amp;utm_campaign=1009hangul</w:t>
+              <w:t xml:space="preserve">▶ https://www.artefine.co.kr/?promo=hangul1009&amp;utm_source=sms&amp;utm_medium=lms&amp;utm_campaign=1009hangul</w:t>
             </w:r>
           </w:p>
           <w:p>
